--- a/Задание ДИПЛОМ.docx
+++ b/Задание ДИПЛОМ.docx
@@ -326,8 +326,29 @@
           <w:sz w:val="24"/>
           <w:szCs w:val="32"/>
         </w:rPr>
-        <w:t>Обучающегося(ейся)___</w:t>
-      </w:r>
+        <w:t>Обучающегося(</w:t>
+      </w:r>
+      <w:proofErr w:type="spellStart"/>
+      <w:r>
+        <w:rPr>
+          <w:rFonts w:ascii="Times New Roman" w:hAnsi="Times New Roman" w:cs="Times New Roman"/>
+          <w:b/>
+          <w:sz w:val="24"/>
+          <w:szCs w:val="32"/>
+        </w:rPr>
+        <w:t>ейся</w:t>
+      </w:r>
+      <w:proofErr w:type="spellEnd"/>
+      <w:r>
+        <w:rPr>
+          <w:rFonts w:ascii="Times New Roman" w:hAnsi="Times New Roman" w:cs="Times New Roman"/>
+          <w:b/>
+          <w:sz w:val="24"/>
+          <w:szCs w:val="32"/>
+        </w:rPr>
+        <w:t>)___</w:t>
+      </w:r>
+      <w:proofErr w:type="spellStart"/>
       <w:r>
         <w:rPr>
           <w:rFonts w:ascii="Times New Roman" w:hAnsi="Times New Roman" w:cs="Times New Roman"/>
@@ -336,7 +357,18 @@
           <w:szCs w:val="32"/>
           <w:u w:val="single"/>
         </w:rPr>
-        <w:t>Дворникова Даниила Витальевича</w:t>
+        <w:t>Дворникова</w:t>
+      </w:r>
+      <w:proofErr w:type="spellEnd"/>
+      <w:r>
+        <w:rPr>
+          <w:rFonts w:ascii="Times New Roman" w:hAnsi="Times New Roman" w:cs="Times New Roman"/>
+          <w:bCs/>
+          <w:sz w:val="24"/>
+          <w:szCs w:val="32"/>
+          <w:u w:val="single"/>
+        </w:rPr>
+        <w:t xml:space="preserve"> Даниила Витальевича</w:t>
       </w:r>
       <w:r>
         <w:rPr>
@@ -653,7 +685,25 @@
           <w:sz w:val="24"/>
           <w:szCs w:val="28"/>
         </w:rPr>
-        <w:t>Срок сдачи обучающимся (ейся) законченного дипломного проекта (работы)__</w:t>
+        <w:t>Срок сдачи обучающимся (</w:t>
+      </w:r>
+      <w:proofErr w:type="spellStart"/>
+      <w:r>
+        <w:rPr>
+          <w:rFonts w:ascii="Times New Roman" w:hAnsi="Times New Roman" w:cs="Times New Roman"/>
+          <w:sz w:val="24"/>
+          <w:szCs w:val="28"/>
+        </w:rPr>
+        <w:t>ейся</w:t>
+      </w:r>
+      <w:proofErr w:type="spellEnd"/>
+      <w:r>
+        <w:rPr>
+          <w:rFonts w:ascii="Times New Roman" w:hAnsi="Times New Roman" w:cs="Times New Roman"/>
+          <w:sz w:val="24"/>
+          <w:szCs w:val="28"/>
+        </w:rPr>
+        <w:t>) законченного дипломного проекта (работы)__</w:t>
       </w:r>
       <w:r>
         <w:rPr>
@@ -1869,7 +1919,15 @@
         </w:numPr>
       </w:pPr>
       <w:r>
-        <w:t>Автоматическая валидация введённых значений (проверка на арифметическую корректность и непревышение предыдущих показаний).</w:t>
+        <w:t xml:space="preserve">Автоматическая валидация введённых значений (проверка на арифметическую корректность и </w:t>
+      </w:r>
+      <w:proofErr w:type="spellStart"/>
+      <w:r>
+        <w:t>непревышение</w:t>
+      </w:r>
+      <w:proofErr w:type="spellEnd"/>
+      <w:r>
+        <w:t xml:space="preserve"> предыдущих показаний).</w:t>
       </w:r>
     </w:p>
     <w:p>
@@ -2066,11 +2124,19 @@
       <w:r>
         <w:t xml:space="preserve"> → </w:t>
       </w:r>
-      <w:r>
-        <w:rPr>
-          <w:rStyle w:val="a4"/>
-        </w:rPr>
-        <w:t>Apartment (Квартира)</w:t>
+      <w:proofErr w:type="spellStart"/>
+      <w:r>
+        <w:rPr>
+          <w:rStyle w:val="a4"/>
+        </w:rPr>
+        <w:t>Apartment</w:t>
+      </w:r>
+      <w:proofErr w:type="spellEnd"/>
+      <w:r>
+        <w:rPr>
+          <w:rStyle w:val="a4"/>
+        </w:rPr>
+        <w:t xml:space="preserve"> (Квартира)</w:t>
       </w:r>
       <w:r>
         <w:t xml:space="preserve">: связь </w:t>
@@ -2092,20 +2158,30 @@
           <w:numId w:val="7"/>
         </w:numPr>
       </w:pPr>
+      <w:proofErr w:type="spellStart"/>
       <w:r>
         <w:rPr>
           <w:rStyle w:val="a4"/>
         </w:rPr>
         <w:t>Apartment</w:t>
       </w:r>
+      <w:proofErr w:type="spellEnd"/>
       <w:r>
         <w:t xml:space="preserve"> → </w:t>
       </w:r>
-      <w:r>
-        <w:rPr>
-          <w:rStyle w:val="a4"/>
-        </w:rPr>
-        <w:t>PersonalAccount (Лицевой счёт)</w:t>
+      <w:proofErr w:type="spellStart"/>
+      <w:r>
+        <w:rPr>
+          <w:rStyle w:val="a4"/>
+        </w:rPr>
+        <w:t>PersonalAccount</w:t>
+      </w:r>
+      <w:proofErr w:type="spellEnd"/>
+      <w:r>
+        <w:rPr>
+          <w:rStyle w:val="a4"/>
+        </w:rPr>
+        <w:t xml:space="preserve"> (Лицевой счёт)</w:t>
       </w:r>
       <w:r>
         <w:t>: связь 1:1 (каждая квартира имеет ровно один лицевой счёт).</w:t>
@@ -2119,20 +2195,30 @@
           <w:numId w:val="7"/>
         </w:numPr>
       </w:pPr>
+      <w:proofErr w:type="spellStart"/>
       <w:r>
         <w:rPr>
           <w:rStyle w:val="a4"/>
         </w:rPr>
         <w:t>PersonalAccount</w:t>
       </w:r>
+      <w:proofErr w:type="spellEnd"/>
       <w:r>
         <w:t xml:space="preserve"> → </w:t>
       </w:r>
-      <w:r>
-        <w:rPr>
-          <w:rStyle w:val="a4"/>
-        </w:rPr>
-        <w:t>MeterDevice (Прибор учёта)</w:t>
+      <w:proofErr w:type="spellStart"/>
+      <w:r>
+        <w:rPr>
+          <w:rStyle w:val="a4"/>
+        </w:rPr>
+        <w:t>MeterDevice</w:t>
+      </w:r>
+      <w:proofErr w:type="spellEnd"/>
+      <w:r>
+        <w:rPr>
+          <w:rStyle w:val="a4"/>
+        </w:rPr>
+        <w:t xml:space="preserve"> (Прибор учёта)</w:t>
       </w:r>
       <w:r>
         <w:t xml:space="preserve">: связь </w:t>
@@ -2154,6 +2240,7 @@
           <w:numId w:val="7"/>
         </w:numPr>
       </w:pPr>
+      <w:proofErr w:type="spellStart"/>
       <w:r>
         <w:rPr>
           <w:rStyle w:val="a4"/>
@@ -2161,14 +2248,23 @@
         <w:lastRenderedPageBreak/>
         <w:t>MeterDevice</w:t>
       </w:r>
+      <w:proofErr w:type="spellEnd"/>
       <w:r>
         <w:t xml:space="preserve"> → </w:t>
       </w:r>
-      <w:r>
-        <w:rPr>
-          <w:rStyle w:val="a4"/>
-        </w:rPr>
-        <w:t>MeterReading (Показания)</w:t>
+      <w:proofErr w:type="spellStart"/>
+      <w:r>
+        <w:rPr>
+          <w:rStyle w:val="a4"/>
+        </w:rPr>
+        <w:t>MeterReading</w:t>
+      </w:r>
+      <w:proofErr w:type="spellEnd"/>
+      <w:r>
+        <w:rPr>
+          <w:rStyle w:val="a4"/>
+        </w:rPr>
+        <w:t xml:space="preserve"> (Показания)</w:t>
       </w:r>
       <w:r>
         <w:t xml:space="preserve">: связь </w:t>
@@ -2190,20 +2286,30 @@
           <w:numId w:val="7"/>
         </w:numPr>
       </w:pPr>
+      <w:proofErr w:type="spellStart"/>
       <w:r>
         <w:rPr>
           <w:rStyle w:val="a4"/>
         </w:rPr>
         <w:t>PersonalAccount</w:t>
       </w:r>
+      <w:proofErr w:type="spellEnd"/>
       <w:r>
         <w:t xml:space="preserve"> → </w:t>
       </w:r>
-      <w:r>
-        <w:rPr>
-          <w:rStyle w:val="a4"/>
-        </w:rPr>
-        <w:t>Request (Заявка)</w:t>
+      <w:proofErr w:type="spellStart"/>
+      <w:r>
+        <w:rPr>
+          <w:rStyle w:val="a4"/>
+        </w:rPr>
+        <w:t>Request</w:t>
+      </w:r>
+      <w:proofErr w:type="spellEnd"/>
+      <w:r>
+        <w:rPr>
+          <w:rStyle w:val="a4"/>
+        </w:rPr>
+        <w:t xml:space="preserve"> (Заявка)</w:t>
       </w:r>
       <w:r>
         <w:t xml:space="preserve">: связь </w:t>
@@ -2225,21 +2331,31 @@
           <w:numId w:val="7"/>
         </w:numPr>
       </w:pPr>
-      <w:r>
-        <w:rPr>
-          <w:rStyle w:val="a4"/>
-        </w:rPr>
-        <w:t>RequestType (Тип заявки)</w:t>
+      <w:proofErr w:type="spellStart"/>
+      <w:r>
+        <w:rPr>
+          <w:rStyle w:val="a4"/>
+        </w:rPr>
+        <w:t>RequestType</w:t>
+      </w:r>
+      <w:proofErr w:type="spellEnd"/>
+      <w:r>
+        <w:rPr>
+          <w:rStyle w:val="a4"/>
+        </w:rPr>
+        <w:t xml:space="preserve"> (Тип заявки)</w:t>
       </w:r>
       <w:r>
         <w:t xml:space="preserve"> → </w:t>
       </w:r>
+      <w:proofErr w:type="spellStart"/>
       <w:r>
         <w:rPr>
           <w:rStyle w:val="a4"/>
         </w:rPr>
         <w:t>Request</w:t>
       </w:r>
+      <w:proofErr w:type="spellEnd"/>
       <w:r>
         <w:t xml:space="preserve">: связь </w:t>
       </w:r>
@@ -2940,12 +3056,14 @@
       <w:r>
         <w:t xml:space="preserve"> (Рисунок 5) отражает статическую структуру системы. Ключевые классы: </w:t>
       </w:r>
+      <w:proofErr w:type="spellStart"/>
       <w:r>
         <w:rPr>
           <w:rStyle w:val="HTML"/>
         </w:rPr>
         <w:t>ЛицевойСчет</w:t>
       </w:r>
+      <w:proofErr w:type="spellEnd"/>
       <w:r>
         <w:t xml:space="preserve">, </w:t>
       </w:r>
@@ -2985,12 +3103,20 @@
       <w:r>
         <w:t xml:space="preserve">. Каждый класс содержит не только атрибуты, но и методы, реализующие бизнес-логику (например, </w:t>
       </w:r>
+      <w:proofErr w:type="spellStart"/>
       <w:proofErr w:type="gramStart"/>
       <w:r>
         <w:rPr>
           <w:rStyle w:val="HTML"/>
         </w:rPr>
-        <w:t>validate(</w:t>
+        <w:t>validate</w:t>
+      </w:r>
+      <w:proofErr w:type="spellEnd"/>
+      <w:r>
+        <w:rPr>
+          <w:rStyle w:val="HTML"/>
+        </w:rPr>
+        <w:t>(</w:t>
       </w:r>
       <w:proofErr w:type="gramEnd"/>
       <w:r>
@@ -3011,21 +3137,31 @@
       <w:r>
         <w:t xml:space="preserve">, </w:t>
       </w:r>
+      <w:proofErr w:type="spellStart"/>
       <w:r>
         <w:rPr>
           <w:rStyle w:val="HTML"/>
         </w:rPr>
-        <w:t>getBalance()</w:t>
+        <w:t>getBalance</w:t>
+      </w:r>
+      <w:proofErr w:type="spellEnd"/>
+      <w:r>
+        <w:rPr>
+          <w:rStyle w:val="HTML"/>
+        </w:rPr>
+        <w:t>()</w:t>
       </w:r>
       <w:r>
         <w:t xml:space="preserve"> в </w:t>
       </w:r>
+      <w:proofErr w:type="spellStart"/>
       <w:r>
         <w:rPr>
           <w:rStyle w:val="HTML"/>
         </w:rPr>
         <w:t>ЛицевойСчет</w:t>
       </w:r>
+      <w:proofErr w:type="spellEnd"/>
       <w:r>
         <w:t>).</w:t>
       </w:r>
@@ -3429,7 +3565,35 @@
         <w:rPr>
           <w:rStyle w:val="HTML"/>
         </w:rPr>
-        <w:t>Тариф × (Текущее_показание – Предыдущее_показание)</w:t>
+        <w:t>Тариф × (</w:t>
+      </w:r>
+      <w:proofErr w:type="spellStart"/>
+      <w:r>
+        <w:rPr>
+          <w:rStyle w:val="HTML"/>
+        </w:rPr>
+        <w:t>Текущее_показание</w:t>
+      </w:r>
+      <w:proofErr w:type="spellEnd"/>
+      <w:r>
+        <w:rPr>
+          <w:rStyle w:val="HTML"/>
+        </w:rPr>
+        <w:t xml:space="preserve"> – </w:t>
+      </w:r>
+      <w:proofErr w:type="spellStart"/>
+      <w:r>
+        <w:rPr>
+          <w:rStyle w:val="HTML"/>
+        </w:rPr>
+        <w:t>Предыдущее_показание</w:t>
+      </w:r>
+      <w:proofErr w:type="spellEnd"/>
+      <w:r>
+        <w:rPr>
+          <w:rStyle w:val="HTML"/>
+        </w:rPr>
+        <w:t>)</w:t>
       </w:r>
       <w:r>
         <w:t xml:space="preserve"> для счётчиков или </w:t>
@@ -3438,8 +3602,16 @@
         <w:rPr>
           <w:rStyle w:val="HTML"/>
         </w:rPr>
-        <w:t>Тариф × Норматив × Количество_проживающих</w:t>
-      </w:r>
+        <w:t xml:space="preserve">Тариф × Норматив × </w:t>
+      </w:r>
+      <w:proofErr w:type="spellStart"/>
+      <w:r>
+        <w:rPr>
+          <w:rStyle w:val="HTML"/>
+        </w:rPr>
+        <w:t>Количество_проживающих</w:t>
+      </w:r>
+      <w:proofErr w:type="spellEnd"/>
       <w:r>
         <w:t xml:space="preserve"> при отсутствии счётчика.</w:t>
       </w:r>
@@ -3565,7 +3737,15 @@
         <w:t>Надёжность:</w:t>
       </w:r>
       <w:r>
-        <w:t xml:space="preserve"> система должна обеспечивать сохранность данных при сбоях электропитания (транзакционность СУБД).</w:t>
+        <w:t xml:space="preserve"> система должна обеспечивать сохранность данных при сбоях электропитания (</w:t>
+      </w:r>
+      <w:proofErr w:type="spellStart"/>
+      <w:r>
+        <w:t>транзакционность</w:t>
+      </w:r>
+      <w:proofErr w:type="spellEnd"/>
+      <w:r>
+        <w:t xml:space="preserve"> СУБД).</w:t>
       </w:r>
     </w:p>
     <w:p>
@@ -3701,7 +3881,15 @@
         </w:numPr>
       </w:pPr>
       <w:r>
-        <w:t>СУБД: PostgreSQL 15+ (объектно-реляционная, поддержка JSONB для гибких структур, надёжные транзакции).</w:t>
+        <w:t xml:space="preserve">СУБД: </w:t>
+      </w:r>
+      <w:proofErr w:type="spellStart"/>
+      <w:r>
+        <w:t>PostgreSQL</w:t>
+      </w:r>
+      <w:proofErr w:type="spellEnd"/>
+      <w:r>
+        <w:t xml:space="preserve"> 15+ (объектно-реляционная, поддержка JSONB для гибких структур, надёжные транзакции).</w:t>
       </w:r>
     </w:p>
     <w:p>
@@ -3713,7 +3901,15 @@
         </w:numPr>
       </w:pPr>
       <w:r>
-        <w:t>Среда выполнения: Node.js / Python (Django) / Java (Spring Boot) — на выбор в зависимости от стека разработчика.</w:t>
+        <w:t>Среда выполнения: Node.js / Python (</w:t>
+      </w:r>
+      <w:proofErr w:type="spellStart"/>
+      <w:r>
+        <w:t>Django</w:t>
+      </w:r>
+      <w:proofErr w:type="spellEnd"/>
+      <w:r>
+        <w:t>) / Java (Spring Boot) — на выбор в зависимости от стека разработчика.</w:t>
       </w:r>
     </w:p>
     <w:p>
@@ -3740,7 +3936,15 @@
         </w:numPr>
       </w:pPr>
       <w:r>
-        <w:t>HTML5, CSS3, JavaScript (фреймворк Vue.js или React для создания интерактивного интерфейса).</w:t>
+        <w:t xml:space="preserve">HTML5, CSS3, JavaScript (фреймворк Vue.js или </w:t>
+      </w:r>
+      <w:proofErr w:type="spellStart"/>
+      <w:r>
+        <w:t>React</w:t>
+      </w:r>
+      <w:proofErr w:type="spellEnd"/>
+      <w:r>
+        <w:t xml:space="preserve"> для создания интерактивного интерфейса).</w:t>
       </w:r>
     </w:p>
     <w:p>
@@ -3752,7 +3956,15 @@
         </w:numPr>
       </w:pPr>
       <w:r>
-        <w:t>Библиотеки: Axios для HTTP-запросов, Chart.js для отображения графиков потребления.</w:t>
+        <w:t xml:space="preserve">Библиотеки: </w:t>
+      </w:r>
+      <w:proofErr w:type="spellStart"/>
+      <w:r>
+        <w:t>Axios</w:t>
+      </w:r>
+      <w:proofErr w:type="spellEnd"/>
+      <w:r>
+        <w:t xml:space="preserve"> для HTTP-запросов, Chart.js для отображения графиков потребления.</w:t>
       </w:r>
     </w:p>
     <w:p>
@@ -3797,7 +4009,15 @@
         </w:numPr>
       </w:pPr>
       <w:r>
-        <w:t>Система контроля версий: Git.</w:t>
+        <w:t xml:space="preserve">Система контроля версий: </w:t>
+      </w:r>
+      <w:proofErr w:type="spellStart"/>
+      <w:r>
+        <w:t>Git</w:t>
+      </w:r>
+      <w:proofErr w:type="spellEnd"/>
+      <w:r>
+        <w:t>.</w:t>
       </w:r>
     </w:p>
     <w:p>
@@ -3870,7 +4090,23 @@
         </w:numPr>
       </w:pPr>
       <w:r>
-        <w:t>Веб-сервер: Nginx (для проксирования и раздачи статики).</w:t>
+        <w:t xml:space="preserve">Веб-сервер: </w:t>
+      </w:r>
+      <w:proofErr w:type="spellStart"/>
+      <w:r>
+        <w:t>Nginx</w:t>
+      </w:r>
+      <w:proofErr w:type="spellEnd"/>
+      <w:r>
+        <w:t xml:space="preserve"> (для </w:t>
+      </w:r>
+      <w:proofErr w:type="spellStart"/>
+      <w:r>
+        <w:t>проксирования</w:t>
+      </w:r>
+      <w:proofErr w:type="spellEnd"/>
+      <w:r>
+        <w:t xml:space="preserve"> и раздачи статики).</w:t>
       </w:r>
     </w:p>
     <w:p>
@@ -3882,7 +4118,31 @@
         </w:numPr>
       </w:pPr>
       <w:r>
-        <w:t>Генератор PDF: библиотека jsPDF (клиент) или WeasyPrint / wkhtmltopdf (сервер).</w:t>
+        <w:t xml:space="preserve">Генератор PDF: библиотека </w:t>
+      </w:r>
+      <w:proofErr w:type="spellStart"/>
+      <w:r>
+        <w:t>jsPDF</w:t>
+      </w:r>
+      <w:proofErr w:type="spellEnd"/>
+      <w:r>
+        <w:t xml:space="preserve"> (клиент) или </w:t>
+      </w:r>
+      <w:proofErr w:type="spellStart"/>
+      <w:r>
+        <w:t>WeasyPrint</w:t>
+      </w:r>
+      <w:proofErr w:type="spellEnd"/>
+      <w:r>
+        <w:t xml:space="preserve"> / </w:t>
+      </w:r>
+      <w:proofErr w:type="spellStart"/>
+      <w:r>
+        <w:t>wkhtmltopdf</w:t>
+      </w:r>
+      <w:proofErr w:type="spellEnd"/>
+      <w:r>
+        <w:t xml:space="preserve"> (сервер).</w:t>
       </w:r>
     </w:p>
     <w:p>
@@ -3971,7 +4231,15 @@
         </w:numPr>
       </w:pPr>
       <w:r>
-        <w:t>Процессор: Intel Core i3 / AMD Ryzen 3 или аналог.</w:t>
+        <w:t xml:space="preserve">Процессор: Intel Core i3 / AMD </w:t>
+      </w:r>
+      <w:proofErr w:type="spellStart"/>
+      <w:r>
+        <w:t>Ryzen</w:t>
+      </w:r>
+      <w:proofErr w:type="spellEnd"/>
+      <w:r>
+        <w:t xml:space="preserve"> 3 или аналог.</w:t>
       </w:r>
     </w:p>
     <w:p>
@@ -4007,7 +4275,15 @@
         </w:numPr>
       </w:pPr>
       <w:r>
-        <w:t>Браузер: актуальные версии Google Chrome, Mozilla Firefox, Microsoft Edge.</w:t>
+        <w:t xml:space="preserve">Браузер: актуальные версии Google </w:t>
+      </w:r>
+      <w:proofErr w:type="spellStart"/>
+      <w:r>
+        <w:t>Chrome</w:t>
+      </w:r>
+      <w:proofErr w:type="spellEnd"/>
+      <w:r>
+        <w:t>, Mozilla Firefox, Microsoft Edge.</w:t>
       </w:r>
     </w:p>
     <w:p>
@@ -4031,7 +4307,15 @@
         <w:pStyle w:val="ds-markdown-paragraph"/>
       </w:pPr>
       <w:r>
-        <w:t>Прототипирование выполнено с использованием инструмента Figma (или аналога) для демонстрации основных пользовательских сценариев и визуального представления интерфейса.</w:t>
+        <w:t xml:space="preserve">Прототипирование выполнено с использованием инструмента </w:t>
+      </w:r>
+      <w:proofErr w:type="spellStart"/>
+      <w:r>
+        <w:t>Figma</w:t>
+      </w:r>
+      <w:proofErr w:type="spellEnd"/>
+      <w:r>
+        <w:t xml:space="preserve"> (или аналога) для демонстрации основных пользовательских сценариев и визуального представления интерфейса.</w:t>
       </w:r>
     </w:p>
     <w:p>
@@ -4084,7 +4368,21 @@
         <w:rPr>
           <w:rStyle w:val="a4"/>
         </w:rPr>
-        <w:t>Маршрут взаимодействия (User Flow):</w:t>
+        <w:t xml:space="preserve">Маршрут взаимодействия (User </w:t>
+      </w:r>
+      <w:proofErr w:type="spellStart"/>
+      <w:r>
+        <w:rPr>
+          <w:rStyle w:val="a4"/>
+        </w:rPr>
+        <w:t>Flow</w:t>
+      </w:r>
+      <w:proofErr w:type="spellEnd"/>
+      <w:r>
+        <w:rPr>
+          <w:rStyle w:val="a4"/>
+        </w:rPr>
+        <w:t>):</w:t>
       </w:r>
     </w:p>
     <w:p>
@@ -4146,7 +4444,21 @@
         <w:rPr>
           <w:rStyle w:val="a4"/>
         </w:rPr>
-        <w:t>Главный экран (Dashboard)</w:t>
+        <w:t>Главный экран (</w:t>
+      </w:r>
+      <w:proofErr w:type="spellStart"/>
+      <w:r>
+        <w:rPr>
+          <w:rStyle w:val="a4"/>
+        </w:rPr>
+        <w:t>Dashboard</w:t>
+      </w:r>
+      <w:proofErr w:type="spellEnd"/>
+      <w:r>
+        <w:rPr>
+          <w:rStyle w:val="a4"/>
+        </w:rPr>
+        <w:t>)</w:t>
       </w:r>
       <w:proofErr w:type="gramStart"/>
       <w:r>
@@ -4566,6 +4878,9 @@
         <w:jc w:val="center"/>
       </w:pPr>
       <w:r>
+        <w:rPr>
+          <w:noProof/>
+        </w:rPr>
         <w:drawing>
           <wp:inline distT="0" distB="0" distL="0" distR="0" wp14:anchorId="05D36E4F" wp14:editId="64A09421">
             <wp:extent cx="5735955" cy="3914309"/>
@@ -4764,6 +5079,7 @@
         <w:rPr>
           <w:b/>
           <w:bCs/>
+          <w:noProof/>
         </w:rPr>
         <w:drawing>
           <wp:inline distT="0" distB="0" distL="0" distR="0" wp14:anchorId="466C8F4A" wp14:editId="47FA652F">
@@ -4963,10 +5279,13 @@
         <w:jc w:val="center"/>
       </w:pPr>
       <w:r>
+        <w:rPr>
+          <w:noProof/>
+        </w:rPr>
         <w:drawing>
-          <wp:inline distT="0" distB="0" distL="0" distR="0" wp14:anchorId="7023FC52" wp14:editId="0E478FA5">
-            <wp:extent cx="3819525" cy="2571801"/>
-            <wp:effectExtent l="0" t="0" r="0" b="0"/>
+          <wp:inline distT="0" distB="0" distL="0" distR="0" wp14:anchorId="7023FC52" wp14:editId="2FE9EFC2">
+            <wp:extent cx="4012442" cy="2701698"/>
+            <wp:effectExtent l="0" t="0" r="7620" b="3810"/>
             <wp:docPr id="8" name="Рисунок 8"/>
             <wp:cNvGraphicFramePr>
               <a:graphicFrameLocks xmlns:a="http://schemas.openxmlformats.org/drawingml/2006/main" noChangeAspect="1"/>
@@ -4987,7 +5306,7 @@
                   <pic:spPr>
                     <a:xfrm>
                       <a:off x="0" y="0"/>
-                      <a:ext cx="3850403" cy="2592592"/>
+                      <a:ext cx="4057911" cy="2732314"/>
                     </a:xfrm>
                     <a:prstGeom prst="rect">
                       <a:avLst/>
@@ -5091,6 +5410,2827 @@
         </w:rPr>
         <w:t xml:space="preserve"> - Окно Заявок</w:t>
       </w:r>
+    </w:p>
+    <w:p>
+      <w:pPr>
+        <w:pStyle w:val="2"/>
+        <w:rPr>
+          <w:rFonts w:ascii="Times New Roman" w:hAnsi="Times New Roman" w:cs="Times New Roman"/>
+          <w:color w:val="auto"/>
+          <w:sz w:val="28"/>
+          <w:szCs w:val="28"/>
+        </w:rPr>
+      </w:pPr>
+      <w:r>
+        <w:rPr>
+          <w:rFonts w:ascii="Times New Roman" w:hAnsi="Times New Roman" w:cs="Times New Roman"/>
+          <w:color w:val="auto"/>
+          <w:sz w:val="28"/>
+          <w:szCs w:val="28"/>
+        </w:rPr>
+        <w:lastRenderedPageBreak/>
+        <w:t>2 ПРОЕКТНАЯ ЧАСТЬ</w:t>
+      </w:r>
+    </w:p>
+    <w:p>
+      <w:pPr>
+        <w:pStyle w:val="3"/>
+        <w:rPr>
+          <w:rFonts w:ascii="Times New Roman" w:hAnsi="Times New Roman" w:cs="Times New Roman"/>
+          <w:b w:val="0"/>
+          <w:bCs w:val="0"/>
+          <w:color w:val="auto"/>
+        </w:rPr>
+      </w:pPr>
+      <w:r>
+        <w:rPr>
+          <w:rFonts w:ascii="Times New Roman" w:hAnsi="Times New Roman" w:cs="Times New Roman"/>
+          <w:b w:val="0"/>
+          <w:bCs w:val="0"/>
+          <w:color w:val="auto"/>
+        </w:rPr>
+        <w:t>2.1 Проектирование базы данных</w:t>
+      </w:r>
+    </w:p>
+    <w:p>
+      <w:pPr>
+        <w:pStyle w:val="ds-markdown-paragraph"/>
+      </w:pPr>
+      <w:r>
+        <w:t>Проектирование базы данных выполнено на основе ER-диаграммы, разработанной в аналитической части (см. Рисунок 1). Целевой СУБД выбрана Microsoft SQL Server 2019, функционирующая под управлением Windows Server. Выбор обусловлен требованиями к транзакционной целостности, развитым средствам резервного копирования и тесной интеграцией с платформой .NET.</w:t>
+      </w:r>
+    </w:p>
+    <w:p>
+      <w:pPr>
+        <w:pStyle w:val="ds-markdown-paragraph"/>
+      </w:pPr>
+      <w:r>
+        <w:rPr>
+          <w:rStyle w:val="a4"/>
+        </w:rPr>
+        <w:t>2.1.1 Логическая модель базы данных</w:t>
+      </w:r>
+    </w:p>
+    <w:p>
+      <w:pPr>
+        <w:pStyle w:val="ds-markdown-paragraph"/>
+      </w:pPr>
+      <w:r>
+        <w:t xml:space="preserve">Логическая структура базы данных </w:t>
+      </w:r>
+      <w:proofErr w:type="spellStart"/>
+      <w:r>
+        <w:rPr>
+          <w:rStyle w:val="HTML"/>
+        </w:rPr>
+        <w:t>uk_management</w:t>
+      </w:r>
+      <w:proofErr w:type="spellEnd"/>
+      <w:r>
+        <w:t xml:space="preserve"> включает следующие сущности:</w:t>
+      </w:r>
+    </w:p>
+    <w:p>
+      <w:pPr>
+        <w:pStyle w:val="ds-markdown-paragraph"/>
+        <w:numPr>
+          <w:ilvl w:val="0"/>
+          <w:numId w:val="20"/>
+        </w:numPr>
+      </w:pPr>
+      <w:r>
+        <w:rPr>
+          <w:rStyle w:val="a4"/>
+        </w:rPr>
+        <w:t>House</w:t>
+      </w:r>
+      <w:r>
+        <w:t xml:space="preserve"> – многоквартирный дом (адрес, этажность, год постройки, общая площадь).</w:t>
+      </w:r>
+    </w:p>
+    <w:p>
+      <w:pPr>
+        <w:pStyle w:val="ds-markdown-paragraph"/>
+        <w:numPr>
+          <w:ilvl w:val="0"/>
+          <w:numId w:val="20"/>
+        </w:numPr>
+      </w:pPr>
+      <w:proofErr w:type="spellStart"/>
+      <w:r>
+        <w:rPr>
+          <w:rStyle w:val="a4"/>
+        </w:rPr>
+        <w:t>Apartment</w:t>
+      </w:r>
+      <w:proofErr w:type="spellEnd"/>
+      <w:r>
+        <w:t xml:space="preserve"> – квартира (номер, площадь, количество комнат), связана с домом внешним ключом </w:t>
+      </w:r>
+      <w:proofErr w:type="spellStart"/>
+      <w:r>
+        <w:rPr>
+          <w:rStyle w:val="HTML"/>
+        </w:rPr>
+        <w:t>house_id</w:t>
+      </w:r>
+      <w:proofErr w:type="spellEnd"/>
+      <w:r>
+        <w:t>.</w:t>
+      </w:r>
+    </w:p>
+    <w:p>
+      <w:pPr>
+        <w:pStyle w:val="ds-markdown-paragraph"/>
+        <w:numPr>
+          <w:ilvl w:val="0"/>
+          <w:numId w:val="20"/>
+        </w:numPr>
+      </w:pPr>
+      <w:proofErr w:type="spellStart"/>
+      <w:r>
+        <w:rPr>
+          <w:rStyle w:val="a4"/>
+        </w:rPr>
+        <w:t>PersonalAccount</w:t>
+      </w:r>
+      <w:proofErr w:type="spellEnd"/>
+      <w:r>
+        <w:t xml:space="preserve"> – лицевой счёт (ФИО собственника, контакты, дата открытия), жёстко связан с квартирой уникальным внешним ключом </w:t>
+      </w:r>
+      <w:proofErr w:type="spellStart"/>
+      <w:r>
+        <w:rPr>
+          <w:rStyle w:val="HTML"/>
+        </w:rPr>
+        <w:t>apartment_id</w:t>
+      </w:r>
+      <w:proofErr w:type="spellEnd"/>
+      <w:r>
+        <w:t>.</w:t>
+      </w:r>
+    </w:p>
+    <w:p>
+      <w:pPr>
+        <w:pStyle w:val="ds-markdown-paragraph"/>
+        <w:numPr>
+          <w:ilvl w:val="0"/>
+          <w:numId w:val="20"/>
+        </w:numPr>
+      </w:pPr>
+      <w:proofErr w:type="spellStart"/>
+      <w:r>
+        <w:rPr>
+          <w:rStyle w:val="a4"/>
+        </w:rPr>
+        <w:t>MeterDevice</w:t>
+      </w:r>
+      <w:proofErr w:type="spellEnd"/>
+      <w:r>
+        <w:t xml:space="preserve"> – прибор учёта (тип услуги: ХВС, ГВС, ЭЭ, Отопление; серийный номер; даты установки и поверки), привязан к лицевому счёту.</w:t>
+      </w:r>
+    </w:p>
+    <w:p>
+      <w:pPr>
+        <w:pStyle w:val="ds-markdown-paragraph"/>
+        <w:numPr>
+          <w:ilvl w:val="0"/>
+          <w:numId w:val="20"/>
+        </w:numPr>
+      </w:pPr>
+      <w:proofErr w:type="spellStart"/>
+      <w:r>
+        <w:rPr>
+          <w:rStyle w:val="a4"/>
+        </w:rPr>
+        <w:t>MeterReading</w:t>
+      </w:r>
+      <w:proofErr w:type="spellEnd"/>
+      <w:r>
+        <w:t xml:space="preserve"> – показание прибора (значение, дата, источник: житель/контролёр/автоматически, флаг подтверждения).</w:t>
+      </w:r>
+    </w:p>
+    <w:p>
+      <w:pPr>
+        <w:pStyle w:val="ds-markdown-paragraph"/>
+        <w:numPr>
+          <w:ilvl w:val="0"/>
+          <w:numId w:val="20"/>
+        </w:numPr>
+      </w:pPr>
+      <w:proofErr w:type="spellStart"/>
+      <w:r>
+        <w:rPr>
+          <w:rStyle w:val="a4"/>
+        </w:rPr>
+        <w:t>RequestType</w:t>
+      </w:r>
+      <w:proofErr w:type="spellEnd"/>
+      <w:r>
+        <w:t xml:space="preserve"> – справочник типов заявок (категория: сантехника, электрика и т.д.; нормативное время выполнения).</w:t>
+      </w:r>
+    </w:p>
+    <w:p>
+      <w:pPr>
+        <w:pStyle w:val="ds-markdown-paragraph"/>
+        <w:numPr>
+          <w:ilvl w:val="0"/>
+          <w:numId w:val="20"/>
+        </w:numPr>
+      </w:pPr>
+      <w:proofErr w:type="spellStart"/>
+      <w:r>
+        <w:rPr>
+          <w:rStyle w:val="a4"/>
+        </w:rPr>
+        <w:t>Request</w:t>
+      </w:r>
+      <w:proofErr w:type="spellEnd"/>
+      <w:r>
+        <w:t xml:space="preserve"> – заявка от жителя (описание, статус, назначенный мастер, оценка), связана с лицевым счётом и типом заявки.</w:t>
+      </w:r>
+    </w:p>
+    <w:p>
+      <w:pPr>
+        <w:pStyle w:val="ds-markdown-paragraph"/>
+        <w:numPr>
+          <w:ilvl w:val="0"/>
+          <w:numId w:val="20"/>
+        </w:numPr>
+      </w:pPr>
+      <w:proofErr w:type="spellStart"/>
+      <w:r>
+        <w:rPr>
+          <w:rStyle w:val="a4"/>
+        </w:rPr>
+        <w:t>Accrual</w:t>
+      </w:r>
+      <w:proofErr w:type="spellEnd"/>
+      <w:r>
+        <w:t xml:space="preserve"> – начисление за услугу (период, сумма).</w:t>
+      </w:r>
+    </w:p>
+    <w:p>
+      <w:pPr>
+        <w:pStyle w:val="ds-markdown-paragraph"/>
+        <w:numPr>
+          <w:ilvl w:val="0"/>
+          <w:numId w:val="20"/>
+        </w:numPr>
+      </w:pPr>
+      <w:proofErr w:type="spellStart"/>
+      <w:r>
+        <w:rPr>
+          <w:rStyle w:val="a4"/>
+        </w:rPr>
+        <w:t>Payment</w:t>
+      </w:r>
+      <w:proofErr w:type="spellEnd"/>
+      <w:r>
+        <w:t xml:space="preserve"> – платёж (дата, сумма, комментарий).</w:t>
+      </w:r>
+    </w:p>
+    <w:p>
+      <w:pPr>
+        <w:pStyle w:val="ds-markdown-paragraph"/>
+        <w:numPr>
+          <w:ilvl w:val="0"/>
+          <w:numId w:val="20"/>
+        </w:numPr>
+      </w:pPr>
+      <w:proofErr w:type="spellStart"/>
+      <w:r>
+        <w:rPr>
+          <w:rStyle w:val="a4"/>
+        </w:rPr>
+        <w:t>Role</w:t>
+      </w:r>
+      <w:proofErr w:type="spellEnd"/>
+      <w:r>
+        <w:t xml:space="preserve"> и </w:t>
+      </w:r>
+      <w:r>
+        <w:rPr>
+          <w:rStyle w:val="a4"/>
+        </w:rPr>
+        <w:t>User</w:t>
+      </w:r>
+      <w:r>
+        <w:t xml:space="preserve"> – роли и пользователи системы (логин, пароль в хешированном виде, роль).</w:t>
+      </w:r>
+    </w:p>
+    <w:p>
+      <w:pPr>
+        <w:pStyle w:val="ds-markdown-paragraph"/>
+      </w:pPr>
+      <w:r>
+        <w:t xml:space="preserve">Все связи, за исключением </w:t>
+      </w:r>
+      <w:proofErr w:type="spellStart"/>
+      <w:r>
+        <w:rPr>
+          <w:rStyle w:val="HTML"/>
+        </w:rPr>
+        <w:t>Request</w:t>
+      </w:r>
+      <w:proofErr w:type="spellEnd"/>
+      <w:r>
+        <w:rPr>
+          <w:rStyle w:val="HTML"/>
+        </w:rPr>
+        <w:t xml:space="preserve"> → </w:t>
+      </w:r>
+      <w:proofErr w:type="spellStart"/>
+      <w:r>
+        <w:rPr>
+          <w:rStyle w:val="HTML"/>
+        </w:rPr>
+        <w:t>RequestType</w:t>
+      </w:r>
+      <w:proofErr w:type="spellEnd"/>
+      <w:r>
+        <w:t>, настроены на каскадное удаление (</w:t>
+      </w:r>
+      <w:r>
+        <w:rPr>
+          <w:rStyle w:val="HTML"/>
+        </w:rPr>
+        <w:t>ON DELETE CASCADE</w:t>
+      </w:r>
+      <w:r>
+        <w:t>), что гарантирует автоматическое удаление зависимых записей при ликвидации лицевого счёта или дома. Логическая схема полностью нормализована до третьей нормальной формы.</w:t>
+      </w:r>
+    </w:p>
+    <w:p>
+      <w:pPr>
+        <w:pStyle w:val="ds-markdown-paragraph"/>
+      </w:pPr>
+    </w:p>
+    <w:p>
+      <w:pPr>
+        <w:pStyle w:val="ds-markdown-paragraph"/>
+      </w:pPr>
+    </w:p>
+    <w:p>
+      <w:pPr>
+        <w:pStyle w:val="ds-markdown-paragraph"/>
+      </w:pPr>
+    </w:p>
+    <w:p>
+      <w:pPr>
+        <w:pStyle w:val="ds-markdown-paragraph"/>
+      </w:pPr>
+    </w:p>
+    <w:p>
+      <w:pPr>
+        <w:pStyle w:val="ds-markdown-paragraph"/>
+      </w:pPr>
+    </w:p>
+    <w:p>
+      <w:pPr>
+        <w:pStyle w:val="ds-markdown-paragraph"/>
+      </w:pPr>
+    </w:p>
+    <w:p>
+      <w:pPr>
+        <w:pStyle w:val="ds-markdown-paragraph"/>
+      </w:pPr>
+    </w:p>
+    <w:p>
+      <w:pPr>
+        <w:pStyle w:val="ds-markdown-paragraph"/>
+      </w:pPr>
+    </w:p>
+    <w:p>
+      <w:pPr>
+        <w:pStyle w:val="ds-markdown-paragraph"/>
+      </w:pPr>
+      <w:r>
+        <w:lastRenderedPageBreak/>
+        <w:t>Физическая реализация схемы в среде Microsoft SQL Server представлена на рисунке 9.</w:t>
+      </w:r>
+    </w:p>
+    <w:p>
+      <w:pPr>
+        <w:pStyle w:val="ds-markdown-paragraph"/>
+        <w:jc w:val="center"/>
+      </w:pPr>
+      <w:r>
+        <w:drawing>
+          <wp:inline distT="0" distB="0" distL="0" distR="0" wp14:anchorId="28774081" wp14:editId="0A53CEF7">
+            <wp:extent cx="4610100" cy="2934103"/>
+            <wp:effectExtent l="0" t="0" r="0" b="0"/>
+            <wp:docPr id="9" name="Рисунок 9"/>
+            <wp:cNvGraphicFramePr>
+              <a:graphicFrameLocks xmlns:a="http://schemas.openxmlformats.org/drawingml/2006/main" noChangeAspect="1"/>
+            </wp:cNvGraphicFramePr>
+            <a:graphic xmlns:a="http://schemas.openxmlformats.org/drawingml/2006/main">
+              <a:graphicData uri="http://schemas.openxmlformats.org/drawingml/2006/picture">
+                <pic:pic xmlns:pic="http://schemas.openxmlformats.org/drawingml/2006/picture">
+                  <pic:nvPicPr>
+                    <pic:cNvPr id="1" name=""/>
+                    <pic:cNvPicPr/>
+                  </pic:nvPicPr>
+                  <pic:blipFill>
+                    <a:blip r:embed="rId14"/>
+                    <a:stretch>
+                      <a:fillRect/>
+                    </a:stretch>
+                  </pic:blipFill>
+                  <pic:spPr>
+                    <a:xfrm>
+                      <a:off x="0" y="0"/>
+                      <a:ext cx="4622191" cy="2941798"/>
+                    </a:xfrm>
+                    <a:prstGeom prst="rect">
+                      <a:avLst/>
+                    </a:prstGeom>
+                  </pic:spPr>
+                </pic:pic>
+              </a:graphicData>
+            </a:graphic>
+          </wp:inline>
+        </w:drawing>
+      </w:r>
+    </w:p>
+    <w:p>
+      <w:pPr>
+        <w:pStyle w:val="ds-markdown-paragraph"/>
+        <w:jc w:val="center"/>
+      </w:pPr>
+      <w:r>
+        <w:rPr>
+          <w:rStyle w:val="a4"/>
+        </w:rPr>
+        <w:t xml:space="preserve">Рисунок 9 – ER-диаграмма базы данных </w:t>
+      </w:r>
+      <w:proofErr w:type="spellStart"/>
+      <w:r>
+        <w:rPr>
+          <w:rStyle w:val="HTML"/>
+          <w:b/>
+          <w:bCs/>
+        </w:rPr>
+        <w:t>uk_management</w:t>
+      </w:r>
+      <w:proofErr w:type="spellEnd"/>
+      <w:r>
+        <w:rPr>
+          <w:rStyle w:val="a4"/>
+        </w:rPr>
+        <w:t xml:space="preserve"> (MS SQL Server)</w:t>
+      </w:r>
+      <w:r>
+        <w:br/>
+      </w:r>
+    </w:p>
+    <w:p>
+      <w:pPr>
+        <w:pStyle w:val="ds-markdown-paragraph"/>
+      </w:pPr>
+      <w:r>
+        <w:rPr>
+          <w:rStyle w:val="a4"/>
+        </w:rPr>
+        <w:t>2.1.2 Физическая реализация</w:t>
+      </w:r>
+    </w:p>
+    <w:p>
+      <w:pPr>
+        <w:pStyle w:val="ds-markdown-paragraph"/>
+      </w:pPr>
+      <w:r>
+        <w:t xml:space="preserve">Для каждой таблицы определены первичные ключи с </w:t>
+      </w:r>
+      <w:proofErr w:type="spellStart"/>
+      <w:r>
+        <w:t>автоинкрементом</w:t>
+      </w:r>
+      <w:proofErr w:type="spellEnd"/>
+      <w:r>
+        <w:t xml:space="preserve"> (</w:t>
+      </w:r>
+      <w:r>
+        <w:rPr>
+          <w:rStyle w:val="HTML"/>
+        </w:rPr>
+        <w:t>IDENTITY</w:t>
+      </w:r>
+      <w:r>
+        <w:t>), типы данных, значения по умолчанию и ограничения целостности. Пример конфигурации таблицы лицевых счетов показан на рисунке 10.</w:t>
+      </w:r>
+    </w:p>
+    <w:p>
+      <w:pPr>
+        <w:pStyle w:val="ds-markdown-paragraph"/>
+        <w:jc w:val="center"/>
+      </w:pPr>
+      <w:r>
+        <w:drawing>
+          <wp:inline distT="0" distB="0" distL="0" distR="0" wp14:anchorId="11CBF7EB" wp14:editId="58F2A3F9">
+            <wp:extent cx="3743847" cy="2172003"/>
+            <wp:effectExtent l="0" t="0" r="9525" b="0"/>
+            <wp:docPr id="10" name="Рисунок 10"/>
+            <wp:cNvGraphicFramePr>
+              <a:graphicFrameLocks xmlns:a="http://schemas.openxmlformats.org/drawingml/2006/main" noChangeAspect="1"/>
+            </wp:cNvGraphicFramePr>
+            <a:graphic xmlns:a="http://schemas.openxmlformats.org/drawingml/2006/main">
+              <a:graphicData uri="http://schemas.openxmlformats.org/drawingml/2006/picture">
+                <pic:pic xmlns:pic="http://schemas.openxmlformats.org/drawingml/2006/picture">
+                  <pic:nvPicPr>
+                    <pic:cNvPr id="1" name=""/>
+                    <pic:cNvPicPr/>
+                  </pic:nvPicPr>
+                  <pic:blipFill>
+                    <a:blip r:embed="rId15"/>
+                    <a:stretch>
+                      <a:fillRect/>
+                    </a:stretch>
+                  </pic:blipFill>
+                  <pic:spPr>
+                    <a:xfrm>
+                      <a:off x="0" y="0"/>
+                      <a:ext cx="3743847" cy="2172003"/>
+                    </a:xfrm>
+                    <a:prstGeom prst="rect">
+                      <a:avLst/>
+                    </a:prstGeom>
+                  </pic:spPr>
+                </pic:pic>
+              </a:graphicData>
+            </a:graphic>
+          </wp:inline>
+        </w:drawing>
+      </w:r>
+    </w:p>
+    <w:p>
+      <w:pPr>
+        <w:pStyle w:val="ds-markdown-paragraph"/>
+        <w:jc w:val="center"/>
+      </w:pPr>
+      <w:r>
+        <w:rPr>
+          <w:rStyle w:val="a4"/>
+        </w:rPr>
+        <w:t xml:space="preserve">Рисунок 10 – Окно свойств таблицы </w:t>
+      </w:r>
+      <w:proofErr w:type="spellStart"/>
+      <w:r>
+        <w:rPr>
+          <w:rStyle w:val="HTML"/>
+          <w:b/>
+          <w:bCs/>
+        </w:rPr>
+        <w:t>PersonalAccount</w:t>
+      </w:r>
+      <w:proofErr w:type="spellEnd"/>
+      <w:r>
+        <w:rPr>
+          <w:rStyle w:val="a4"/>
+        </w:rPr>
+        <w:t xml:space="preserve"> в SQL Server Management Studio</w:t>
+      </w:r>
+    </w:p>
+    <w:p>
+      <w:pPr>
+        <w:pStyle w:val="ds-markdown-paragraph"/>
+      </w:pPr>
+      <w:r>
+        <w:t xml:space="preserve">Особое внимание уделено проверочным ограничениям, которые предотвращают ввод некорректных данных на уровне СУБД. Например, допустимые статусы заявки жёстко заданы конструкцией </w:t>
+      </w:r>
+      <w:r>
+        <w:rPr>
+          <w:rStyle w:val="HTML"/>
+        </w:rPr>
+        <w:t>CHECK</w:t>
+      </w:r>
+      <w:r>
+        <w:t>.</w:t>
+      </w:r>
+    </w:p>
+    <w:p>
+      <w:pPr>
+        <w:pStyle w:val="ds-markdown-paragraph"/>
+        <w:jc w:val="center"/>
+      </w:pPr>
+      <w:r>
+        <w:lastRenderedPageBreak/>
+        <w:drawing>
+          <wp:inline distT="0" distB="0" distL="0" distR="0" wp14:anchorId="2F672E9A" wp14:editId="2473934D">
+            <wp:extent cx="3686689" cy="2638793"/>
+            <wp:effectExtent l="0" t="0" r="9525" b="9525"/>
+            <wp:docPr id="11" name="Рисунок 11"/>
+            <wp:cNvGraphicFramePr>
+              <a:graphicFrameLocks xmlns:a="http://schemas.openxmlformats.org/drawingml/2006/main" noChangeAspect="1"/>
+            </wp:cNvGraphicFramePr>
+            <a:graphic xmlns:a="http://schemas.openxmlformats.org/drawingml/2006/main">
+              <a:graphicData uri="http://schemas.openxmlformats.org/drawingml/2006/picture">
+                <pic:pic xmlns:pic="http://schemas.openxmlformats.org/drawingml/2006/picture">
+                  <pic:nvPicPr>
+                    <pic:cNvPr id="1" name=""/>
+                    <pic:cNvPicPr/>
+                  </pic:nvPicPr>
+                  <pic:blipFill>
+                    <a:blip r:embed="rId16"/>
+                    <a:stretch>
+                      <a:fillRect/>
+                    </a:stretch>
+                  </pic:blipFill>
+                  <pic:spPr>
+                    <a:xfrm>
+                      <a:off x="0" y="0"/>
+                      <a:ext cx="3686689" cy="2638793"/>
+                    </a:xfrm>
+                    <a:prstGeom prst="rect">
+                      <a:avLst/>
+                    </a:prstGeom>
+                  </pic:spPr>
+                </pic:pic>
+              </a:graphicData>
+            </a:graphic>
+          </wp:inline>
+        </w:drawing>
+      </w:r>
+    </w:p>
+    <w:p>
+      <w:pPr>
+        <w:pStyle w:val="ds-markdown-paragraph"/>
+        <w:jc w:val="center"/>
+      </w:pPr>
+      <w:r>
+        <w:rPr>
+          <w:rStyle w:val="a4"/>
+        </w:rPr>
+        <w:t xml:space="preserve">Рисунок 11 – Проверочные ограничения таблицы </w:t>
+      </w:r>
+      <w:proofErr w:type="spellStart"/>
+      <w:r>
+        <w:rPr>
+          <w:rStyle w:val="HTML"/>
+          <w:b/>
+          <w:bCs/>
+        </w:rPr>
+        <w:t>Request</w:t>
+      </w:r>
+      <w:proofErr w:type="spellEnd"/>
+      <w:r>
+        <w:br/>
+      </w:r>
+    </w:p>
+    <w:p>
+      <w:pPr>
+        <w:pStyle w:val="ds-markdown-paragraph"/>
+      </w:pPr>
+      <w:r>
+        <w:t>Аналогичные ограничения действуют для типов услуг в приборах учёта и начислениях, а также для рейтинга заявок (от 1 до 5) и допустимых источников показаний.</w:t>
+      </w:r>
+    </w:p>
+    <w:p>
+      <w:pPr>
+        <w:pStyle w:val="ds-markdown-paragraph"/>
+      </w:pPr>
+      <w:r>
+        <w:t>Физическое размещение компонентов системы отражено на диаграмме развёртывания (Рисунок 12).</w:t>
+      </w:r>
+    </w:p>
+    <w:p>
+      <w:pPr>
+        <w:pStyle w:val="ds-markdown-paragraph"/>
+        <w:jc w:val="center"/>
+      </w:pPr>
+      <w:r>
+        <w:drawing>
+          <wp:inline distT="0" distB="0" distL="0" distR="0" wp14:anchorId="3A44E6F1" wp14:editId="4C571053">
+            <wp:extent cx="2838450" cy="4174191"/>
+            <wp:effectExtent l="0" t="0" r="0" b="0"/>
+            <wp:docPr id="12" name="Рисунок 12"/>
+            <wp:cNvGraphicFramePr>
+              <a:graphicFrameLocks xmlns:a="http://schemas.openxmlformats.org/drawingml/2006/main" noChangeAspect="1"/>
+            </wp:cNvGraphicFramePr>
+            <a:graphic xmlns:a="http://schemas.openxmlformats.org/drawingml/2006/main">
+              <a:graphicData uri="http://schemas.openxmlformats.org/drawingml/2006/picture">
+                <pic:pic xmlns:pic="http://schemas.openxmlformats.org/drawingml/2006/picture">
+                  <pic:nvPicPr>
+                    <pic:cNvPr id="1" name=""/>
+                    <pic:cNvPicPr/>
+                  </pic:nvPicPr>
+                  <pic:blipFill>
+                    <a:blip r:embed="rId17"/>
+                    <a:stretch>
+                      <a:fillRect/>
+                    </a:stretch>
+                  </pic:blipFill>
+                  <pic:spPr>
+                    <a:xfrm>
+                      <a:off x="0" y="0"/>
+                      <a:ext cx="2849823" cy="4190916"/>
+                    </a:xfrm>
+                    <a:prstGeom prst="rect">
+                      <a:avLst/>
+                    </a:prstGeom>
+                  </pic:spPr>
+                </pic:pic>
+              </a:graphicData>
+            </a:graphic>
+          </wp:inline>
+        </w:drawing>
+      </w:r>
+    </w:p>
+    <w:p>
+      <w:pPr>
+        <w:pStyle w:val="ds-markdown-paragraph"/>
+        <w:jc w:val="center"/>
+      </w:pPr>
+      <w:r>
+        <w:rPr>
+          <w:rStyle w:val="a4"/>
+        </w:rPr>
+        <w:t>Рисунок 12 – Диаграмма развёртывания информационной системы</w:t>
+      </w:r>
+    </w:p>
+    <w:p>
+      <w:pPr>
+        <w:pStyle w:val="3"/>
+        <w:rPr>
+          <w:rFonts w:ascii="Times New Roman" w:hAnsi="Times New Roman" w:cs="Times New Roman"/>
+          <w:color w:val="auto"/>
+        </w:rPr>
+      </w:pPr>
+      <w:r>
+        <w:rPr>
+          <w:rFonts w:ascii="Times New Roman" w:hAnsi="Times New Roman" w:cs="Times New Roman"/>
+          <w:color w:val="auto"/>
+        </w:rPr>
+        <w:lastRenderedPageBreak/>
+        <w:t>2.2 Программная реализация информационной системы</w:t>
+      </w:r>
+    </w:p>
+    <w:p>
+      <w:pPr>
+        <w:pStyle w:val="ds-markdown-paragraph"/>
+      </w:pPr>
+      <w:r>
+        <w:t xml:space="preserve">Информационная система реализована в виде клиент-серверного веб-приложения на базе </w:t>
+      </w:r>
+      <w:hyperlink r:id="rId18" w:tgtFrame="_blank" w:history="1">
+        <w:r>
+          <w:rPr>
+            <w:rStyle w:val="a5"/>
+          </w:rPr>
+          <w:t>ASP.NET</w:t>
+        </w:r>
+      </w:hyperlink>
+      <w:r>
+        <w:t xml:space="preserve"> Core Web API и Vue.js 3.</w:t>
+      </w:r>
+    </w:p>
+    <w:p>
+      <w:pPr>
+        <w:pStyle w:val="ds-markdown-paragraph"/>
+      </w:pPr>
+      <w:r>
+        <w:rPr>
+          <w:rStyle w:val="a4"/>
+        </w:rPr>
+        <w:t>2.2.1 Архитектура приложения</w:t>
+      </w:r>
+    </w:p>
+    <w:p>
+      <w:pPr>
+        <w:pStyle w:val="ds-markdown-paragraph"/>
+      </w:pPr>
+      <w:r>
+        <w:t>Принята трёхзвенная архитектура:</w:t>
+      </w:r>
+    </w:p>
+    <w:p>
+      <w:pPr>
+        <w:pStyle w:val="ds-markdown-paragraph"/>
+        <w:numPr>
+          <w:ilvl w:val="0"/>
+          <w:numId w:val="21"/>
+        </w:numPr>
+      </w:pPr>
+      <w:r>
+        <w:rPr>
+          <w:rStyle w:val="a4"/>
+        </w:rPr>
+        <w:t>клиентский слой</w:t>
+      </w:r>
+      <w:r>
+        <w:t xml:space="preserve"> – одностраничное приложение (SPA) на Vue.js 3 с хранилищем </w:t>
+      </w:r>
+      <w:proofErr w:type="spellStart"/>
+      <w:r>
+        <w:t>Pinia</w:t>
+      </w:r>
+      <w:proofErr w:type="spellEnd"/>
+      <w:r>
+        <w:t xml:space="preserve"> и HTTP-клиентом </w:t>
+      </w:r>
+      <w:proofErr w:type="spellStart"/>
+      <w:r>
+        <w:t>Axios</w:t>
+      </w:r>
+      <w:proofErr w:type="spellEnd"/>
+      <w:r>
+        <w:t>;</w:t>
+      </w:r>
+    </w:p>
+    <w:p>
+      <w:pPr>
+        <w:pStyle w:val="ds-markdown-paragraph"/>
+        <w:numPr>
+          <w:ilvl w:val="0"/>
+          <w:numId w:val="21"/>
+        </w:numPr>
+      </w:pPr>
+      <w:r>
+        <w:rPr>
+          <w:rStyle w:val="a4"/>
+        </w:rPr>
+        <w:t>серверный слой</w:t>
+      </w:r>
+      <w:r>
+        <w:t xml:space="preserve"> – REST API на </w:t>
+      </w:r>
+      <w:hyperlink r:id="rId19" w:tgtFrame="_blank" w:history="1">
+        <w:r>
+          <w:rPr>
+            <w:rStyle w:val="a5"/>
+          </w:rPr>
+          <w:t>ASP.NET</w:t>
+        </w:r>
+      </w:hyperlink>
+      <w:r>
+        <w:t xml:space="preserve"> Core 8, использующий </w:t>
+      </w:r>
+      <w:proofErr w:type="spellStart"/>
+      <w:r>
+        <w:t>Entity</w:t>
+      </w:r>
+      <w:proofErr w:type="spellEnd"/>
+      <w:r>
+        <w:t xml:space="preserve"> Framework Core для работы с базой данных (подход Database First); аутентификация – JWT;</w:t>
+      </w:r>
+    </w:p>
+    <w:p>
+      <w:pPr>
+        <w:pStyle w:val="ds-markdown-paragraph"/>
+        <w:numPr>
+          <w:ilvl w:val="0"/>
+          <w:numId w:val="21"/>
+        </w:numPr>
+      </w:pPr>
+      <w:r>
+        <w:rPr>
+          <w:rStyle w:val="a4"/>
+        </w:rPr>
+        <w:t>слой данных</w:t>
+      </w:r>
+      <w:r>
+        <w:t xml:space="preserve"> – СУБД MS SQL Server; взаимодействие </w:t>
+      </w:r>
+      <w:proofErr w:type="spellStart"/>
+      <w:r>
+        <w:t>backend</w:t>
+      </w:r>
+      <w:proofErr w:type="spellEnd"/>
+      <w:r>
+        <w:t xml:space="preserve"> осуществляет через сгенерированный контекст </w:t>
+      </w:r>
+      <w:proofErr w:type="spellStart"/>
+      <w:r>
+        <w:rPr>
+          <w:rStyle w:val="HTML"/>
+        </w:rPr>
+        <w:t>UKManagementContext</w:t>
+      </w:r>
+      <w:proofErr w:type="spellEnd"/>
+      <w:r>
+        <w:t>.</w:t>
+      </w:r>
+    </w:p>
+    <w:p>
+      <w:pPr>
+        <w:pStyle w:val="ds-markdown-paragraph"/>
+      </w:pPr>
+      <w:r>
+        <w:t>Структура серверного проекта показана на рисунке 13.</w:t>
+      </w:r>
+    </w:p>
+    <w:p>
+      <w:pPr>
+        <w:pStyle w:val="ds-markdown-paragraph"/>
+        <w:jc w:val="center"/>
+      </w:pPr>
+      <w:r>
+        <w:drawing>
+          <wp:inline distT="0" distB="0" distL="0" distR="0" wp14:anchorId="60D7A268" wp14:editId="14A54804">
+            <wp:extent cx="2152650" cy="5416849"/>
+            <wp:effectExtent l="0" t="0" r="0" b="0"/>
+            <wp:docPr id="13" name="Рисунок 13"/>
+            <wp:cNvGraphicFramePr>
+              <a:graphicFrameLocks xmlns:a="http://schemas.openxmlformats.org/drawingml/2006/main" noChangeAspect="1"/>
+            </wp:cNvGraphicFramePr>
+            <a:graphic xmlns:a="http://schemas.openxmlformats.org/drawingml/2006/main">
+              <a:graphicData uri="http://schemas.openxmlformats.org/drawingml/2006/picture">
+                <pic:pic xmlns:pic="http://schemas.openxmlformats.org/drawingml/2006/picture">
+                  <pic:nvPicPr>
+                    <pic:cNvPr id="1" name=""/>
+                    <pic:cNvPicPr/>
+                  </pic:nvPicPr>
+                  <pic:blipFill>
+                    <a:blip r:embed="rId20"/>
+                    <a:stretch>
+                      <a:fillRect/>
+                    </a:stretch>
+                  </pic:blipFill>
+                  <pic:spPr>
+                    <a:xfrm>
+                      <a:off x="0" y="0"/>
+                      <a:ext cx="2162356" cy="5441273"/>
+                    </a:xfrm>
+                    <a:prstGeom prst="rect">
+                      <a:avLst/>
+                    </a:prstGeom>
+                  </pic:spPr>
+                </pic:pic>
+              </a:graphicData>
+            </a:graphic>
+          </wp:inline>
+        </w:drawing>
+      </w:r>
+    </w:p>
+    <w:p>
+      <w:pPr>
+        <w:pStyle w:val="ds-markdown-paragraph"/>
+        <w:jc w:val="center"/>
+      </w:pPr>
+      <w:r>
+        <w:rPr>
+          <w:rStyle w:val="a4"/>
+        </w:rPr>
+        <w:t>Рисунок 13 – Структура проекта серверной части в Visual Studio</w:t>
+      </w:r>
+      <w:r>
+        <w:br/>
+      </w:r>
+    </w:p>
+    <w:p>
+      <w:pPr>
+        <w:pStyle w:val="ds-markdown-paragraph"/>
+      </w:pPr>
+      <w:r>
+        <w:rPr>
+          <w:rStyle w:val="a4"/>
+        </w:rPr>
+        <w:lastRenderedPageBreak/>
+        <w:t>2.2.2 Функциональные модули и интерфейсы пользователя</w:t>
+      </w:r>
+    </w:p>
+    <w:p>
+      <w:pPr>
+        <w:pStyle w:val="ds-markdown-paragraph"/>
+      </w:pPr>
+      <w:r>
+        <w:rPr>
+          <w:rStyle w:val="a4"/>
+        </w:rPr>
+        <w:t>Модуль «Личный кабинет жителя»</w:t>
+      </w:r>
+      <w:r>
+        <w:br/>
+        <w:t>После успешной авторизации (логин – номер лицевого счёта, пароль) пользователь попадает на главную страницу (Рисунок 14). На ней отображаются текущий баланс, рассчитанный как разница между суммой начислений и платежей, а также последние заявки.</w:t>
+      </w:r>
+    </w:p>
+    <w:p>
+      <w:pPr>
+        <w:pStyle w:val="ds-markdown-paragraph"/>
+        <w:jc w:val="center"/>
+      </w:pPr>
+      <w:r>
+        <w:drawing>
+          <wp:inline distT="0" distB="0" distL="0" distR="0" wp14:anchorId="1345307B" wp14:editId="4CBA1B38">
+            <wp:extent cx="4505325" cy="2826002"/>
+            <wp:effectExtent l="0" t="0" r="0" b="0"/>
+            <wp:docPr id="14" name="Рисунок 14"/>
+            <wp:cNvGraphicFramePr>
+              <a:graphicFrameLocks xmlns:a="http://schemas.openxmlformats.org/drawingml/2006/main" noChangeAspect="1"/>
+            </wp:cNvGraphicFramePr>
+            <a:graphic xmlns:a="http://schemas.openxmlformats.org/drawingml/2006/main">
+              <a:graphicData uri="http://schemas.openxmlformats.org/drawingml/2006/picture">
+                <pic:pic xmlns:pic="http://schemas.openxmlformats.org/drawingml/2006/picture">
+                  <pic:nvPicPr>
+                    <pic:cNvPr id="1" name=""/>
+                    <pic:cNvPicPr/>
+                  </pic:nvPicPr>
+                  <pic:blipFill>
+                    <a:blip r:embed="rId21"/>
+                    <a:stretch>
+                      <a:fillRect/>
+                    </a:stretch>
+                  </pic:blipFill>
+                  <pic:spPr>
+                    <a:xfrm>
+                      <a:off x="0" y="0"/>
+                      <a:ext cx="4513144" cy="2830906"/>
+                    </a:xfrm>
+                    <a:prstGeom prst="rect">
+                      <a:avLst/>
+                    </a:prstGeom>
+                  </pic:spPr>
+                </pic:pic>
+              </a:graphicData>
+            </a:graphic>
+          </wp:inline>
+        </w:drawing>
+      </w:r>
+    </w:p>
+    <w:p>
+      <w:pPr>
+        <w:pStyle w:val="ds-markdown-paragraph"/>
+        <w:jc w:val="center"/>
+        <w:rPr>
+          <w:lang w:val="en-US"/>
+        </w:rPr>
+      </w:pPr>
+      <w:r>
+        <w:rPr>
+          <w:rStyle w:val="a4"/>
+        </w:rPr>
+        <w:t>Рисунок 14 – Главная страница личного кабинета жителя</w:t>
+      </w:r>
+    </w:p>
+    <w:p>
+      <w:pPr>
+        <w:pStyle w:val="ds-markdown-paragraph"/>
+      </w:pPr>
+      <w:r>
+        <w:t>Передача показаний реализована в разделе «</w:t>
+      </w:r>
+      <w:r>
+        <w:t>Передача Показаний</w:t>
+      </w:r>
+      <w:r>
+        <w:t>» (Рисунок 15). Для каждого активного прибора выводится последнее переданное значение и дата, рядом располагается поле ввода нового показания. Предусмотрена клиентская проверка: введённое значение не может быть меньше предыдущего (с учётом обнуления счётчика), иначе поле подсвечивается, а кнопка передачи блокируется.</w:t>
+      </w:r>
+    </w:p>
+    <w:p>
+      <w:pPr>
+        <w:pStyle w:val="ds-markdown-paragraph"/>
+        <w:jc w:val="center"/>
+      </w:pPr>
+      <w:r>
+        <w:drawing>
+          <wp:inline distT="0" distB="0" distL="0" distR="0" wp14:anchorId="037483C6" wp14:editId="01024E24">
+            <wp:extent cx="4962525" cy="2796626"/>
+            <wp:effectExtent l="0" t="0" r="0" b="3810"/>
+            <wp:docPr id="16" name="Рисунок 16"/>
+            <wp:cNvGraphicFramePr>
+              <a:graphicFrameLocks xmlns:a="http://schemas.openxmlformats.org/drawingml/2006/main" noChangeAspect="1"/>
+            </wp:cNvGraphicFramePr>
+            <a:graphic xmlns:a="http://schemas.openxmlformats.org/drawingml/2006/main">
+              <a:graphicData uri="http://schemas.openxmlformats.org/drawingml/2006/picture">
+                <pic:pic xmlns:pic="http://schemas.openxmlformats.org/drawingml/2006/picture">
+                  <pic:nvPicPr>
+                    <pic:cNvPr id="1" name=""/>
+                    <pic:cNvPicPr/>
+                  </pic:nvPicPr>
+                  <pic:blipFill>
+                    <a:blip r:embed="rId22"/>
+                    <a:stretch>
+                      <a:fillRect/>
+                    </a:stretch>
+                  </pic:blipFill>
+                  <pic:spPr>
+                    <a:xfrm>
+                      <a:off x="0" y="0"/>
+                      <a:ext cx="4971412" cy="2801634"/>
+                    </a:xfrm>
+                    <a:prstGeom prst="rect">
+                      <a:avLst/>
+                    </a:prstGeom>
+                  </pic:spPr>
+                </pic:pic>
+              </a:graphicData>
+            </a:graphic>
+          </wp:inline>
+        </w:drawing>
+      </w:r>
+    </w:p>
+    <w:p>
+      <w:pPr>
+        <w:pStyle w:val="ds-markdown-paragraph"/>
+        <w:jc w:val="center"/>
+      </w:pPr>
+      <w:r>
+        <w:rPr>
+          <w:rStyle w:val="a4"/>
+        </w:rPr>
+        <w:t>Рисунок 15 – Страница «Приборы учёта» с формой ввода показаний</w:t>
+      </w:r>
+      <w:r>
+        <w:br/>
+      </w:r>
+    </w:p>
+    <w:p>
+      <w:pPr>
+        <w:pStyle w:val="ds-markdown-paragraph"/>
+      </w:pPr>
+      <w:r>
+        <w:lastRenderedPageBreak/>
+        <w:t xml:space="preserve">Введённые жителем показания попадают в базу с флагом </w:t>
+      </w:r>
+      <w:proofErr w:type="spellStart"/>
+      <w:r>
+        <w:rPr>
+          <w:rStyle w:val="HTML"/>
+        </w:rPr>
+        <w:t>confirmed</w:t>
+      </w:r>
+      <w:proofErr w:type="spellEnd"/>
+      <w:r>
+        <w:rPr>
+          <w:rStyle w:val="HTML"/>
+        </w:rPr>
+        <w:t xml:space="preserve"> = 0</w:t>
+      </w:r>
+      <w:r>
+        <w:t>. Для повышения достоверности данных предусмотрен интерфейс подтверждения показаний оператором. Диспетчер или бухгалтер может просмотреть все неподтверждённые записи и подтвердить их одним нажатием, после чего показания используются в расчётах.</w:t>
+      </w:r>
+      <w:r>
+        <w:br/>
+      </w:r>
+    </w:p>
+    <w:p>
+      <w:pPr>
+        <w:pStyle w:val="ds-markdown-paragraph"/>
+      </w:pPr>
+      <w:r>
+        <w:rPr>
+          <w:rStyle w:val="a4"/>
+        </w:rPr>
+        <w:t>Модуль диспетчеризации заявок</w:t>
+      </w:r>
+      <w:r>
+        <w:br/>
+        <w:t>Рабочее место диспетчера (Рисунок 1</w:t>
+      </w:r>
+      <w:r>
+        <w:t>6</w:t>
+      </w:r>
+      <w:r>
+        <w:t>) содержит журнал заявок с фильтрацией по статусу, адресу дома и дате. Каждая запись отражает тип проблемы, описание, текущий статус и назначенного исполнителя.</w:t>
+      </w:r>
+    </w:p>
+    <w:p>
+      <w:pPr>
+        <w:pStyle w:val="ds-markdown-paragraph"/>
+        <w:jc w:val="center"/>
+      </w:pPr>
+      <w:r>
+        <w:drawing>
+          <wp:inline distT="0" distB="0" distL="0" distR="0" wp14:anchorId="3F4FCFD1" wp14:editId="4503CCED">
+            <wp:extent cx="3619500" cy="2422801"/>
+            <wp:effectExtent l="0" t="0" r="0" b="0"/>
+            <wp:docPr id="17" name="Рисунок 17"/>
+            <wp:cNvGraphicFramePr>
+              <a:graphicFrameLocks xmlns:a="http://schemas.openxmlformats.org/drawingml/2006/main" noChangeAspect="1"/>
+            </wp:cNvGraphicFramePr>
+            <a:graphic xmlns:a="http://schemas.openxmlformats.org/drawingml/2006/main">
+              <a:graphicData uri="http://schemas.openxmlformats.org/drawingml/2006/picture">
+                <pic:pic xmlns:pic="http://schemas.openxmlformats.org/drawingml/2006/picture">
+                  <pic:nvPicPr>
+                    <pic:cNvPr id="1" name=""/>
+                    <pic:cNvPicPr/>
+                  </pic:nvPicPr>
+                  <pic:blipFill>
+                    <a:blip r:embed="rId23"/>
+                    <a:stretch>
+                      <a:fillRect/>
+                    </a:stretch>
+                  </pic:blipFill>
+                  <pic:spPr>
+                    <a:xfrm>
+                      <a:off x="0" y="0"/>
+                      <a:ext cx="3651919" cy="2444501"/>
+                    </a:xfrm>
+                    <a:prstGeom prst="rect">
+                      <a:avLst/>
+                    </a:prstGeom>
+                  </pic:spPr>
+                </pic:pic>
+              </a:graphicData>
+            </a:graphic>
+          </wp:inline>
+        </w:drawing>
+      </w:r>
+    </w:p>
+    <w:p>
+      <w:pPr>
+        <w:pStyle w:val="ds-markdown-paragraph"/>
+        <w:jc w:val="center"/>
+        <w:rPr>
+          <w:rStyle w:val="a4"/>
+        </w:rPr>
+      </w:pPr>
+      <w:r>
+        <w:rPr>
+          <w:rStyle w:val="a4"/>
+        </w:rPr>
+        <w:t>Рисунок 1</w:t>
+      </w:r>
+      <w:r>
+        <w:rPr>
+          <w:rStyle w:val="a4"/>
+        </w:rPr>
+        <w:t>6</w:t>
+      </w:r>
+      <w:r>
+        <w:rPr>
+          <w:rStyle w:val="a4"/>
+        </w:rPr>
+        <w:t xml:space="preserve"> – Журнал заявок (панель диспетчера)</w:t>
+      </w:r>
+    </w:p>
+    <w:p>
+      <w:pPr>
+        <w:pStyle w:val="ds-markdown-paragraph"/>
+        <w:rPr>
+          <w:rStyle w:val="a4"/>
+          <w:b w:val="0"/>
+          <w:bCs w:val="0"/>
+        </w:rPr>
+      </w:pPr>
+      <w:r>
+        <w:rPr>
+          <w:rStyle w:val="a4"/>
+          <w:b w:val="0"/>
+          <w:bCs w:val="0"/>
+        </w:rPr>
+        <w:t xml:space="preserve">На окне заявок (Рисунок 16) при нажатии кнопки «Создать заявку» откроется </w:t>
+      </w:r>
+      <w:proofErr w:type="gramStart"/>
+      <w:r>
+        <w:rPr>
+          <w:rStyle w:val="a4"/>
+          <w:b w:val="0"/>
+          <w:bCs w:val="0"/>
+        </w:rPr>
+        <w:t>окно создания заявки (Рисунок 17)</w:t>
+      </w:r>
+      <w:proofErr w:type="gramEnd"/>
+      <w:r>
+        <w:rPr>
+          <w:rStyle w:val="a4"/>
+          <w:b w:val="0"/>
+          <w:bCs w:val="0"/>
+        </w:rPr>
+        <w:t xml:space="preserve"> в котором выбирается лицевой счет после выбора создается заявка</w:t>
+      </w:r>
+      <w:r>
+        <w:rPr>
+          <w:rStyle w:val="a4"/>
+          <w:b w:val="0"/>
+          <w:bCs w:val="0"/>
+        </w:rPr>
+        <w:t xml:space="preserve"> в ней нужно указать тип заявки и описание проблемы.</w:t>
+      </w:r>
+    </w:p>
+    <w:p>
+      <w:pPr>
+        <w:pStyle w:val="ds-markdown-paragraph"/>
+        <w:jc w:val="center"/>
+      </w:pPr>
+      <w:r>
+        <w:drawing>
+          <wp:inline distT="0" distB="0" distL="0" distR="0" wp14:anchorId="3E807FF2" wp14:editId="5F277536">
+            <wp:extent cx="3305175" cy="2672703"/>
+            <wp:effectExtent l="0" t="0" r="0" b="0"/>
+            <wp:docPr id="19" name="Рисунок 19"/>
+            <wp:cNvGraphicFramePr>
+              <a:graphicFrameLocks xmlns:a="http://schemas.openxmlformats.org/drawingml/2006/main" noChangeAspect="1"/>
+            </wp:cNvGraphicFramePr>
+            <a:graphic xmlns:a="http://schemas.openxmlformats.org/drawingml/2006/main">
+              <a:graphicData uri="http://schemas.openxmlformats.org/drawingml/2006/picture">
+                <pic:pic xmlns:pic="http://schemas.openxmlformats.org/drawingml/2006/picture">
+                  <pic:nvPicPr>
+                    <pic:cNvPr id="1" name=""/>
+                    <pic:cNvPicPr/>
+                  </pic:nvPicPr>
+                  <pic:blipFill>
+                    <a:blip r:embed="rId24"/>
+                    <a:stretch>
+                      <a:fillRect/>
+                    </a:stretch>
+                  </pic:blipFill>
+                  <pic:spPr>
+                    <a:xfrm>
+                      <a:off x="0" y="0"/>
+                      <a:ext cx="3313999" cy="2679839"/>
+                    </a:xfrm>
+                    <a:prstGeom prst="rect">
+                      <a:avLst/>
+                    </a:prstGeom>
+                  </pic:spPr>
+                </pic:pic>
+              </a:graphicData>
+            </a:graphic>
+          </wp:inline>
+        </w:drawing>
+      </w:r>
+    </w:p>
+    <w:p>
+      <w:pPr>
+        <w:pStyle w:val="ds-markdown-paragraph"/>
+        <w:jc w:val="center"/>
+        <w:rPr>
+          <w:b/>
+          <w:bCs/>
+        </w:rPr>
+      </w:pPr>
+      <w:r>
+        <w:rPr>
+          <w:b/>
+          <w:bCs/>
+        </w:rPr>
+        <w:t>Рисунок 17 – окно создания заявки</w:t>
+      </w:r>
+      <w:r>
+        <w:rPr>
+          <w:b/>
+          <w:bCs/>
+        </w:rPr>
+        <w:br/>
+      </w:r>
+    </w:p>
+    <w:p>
+      <w:pPr>
+        <w:pStyle w:val="3"/>
+        <w:rPr>
+          <w:rFonts w:ascii="Times New Roman" w:hAnsi="Times New Roman" w:cs="Times New Roman"/>
+          <w:color w:val="auto"/>
+        </w:rPr>
+      </w:pPr>
+      <w:r>
+        <w:rPr>
+          <w:rFonts w:ascii="Times New Roman" w:hAnsi="Times New Roman" w:cs="Times New Roman"/>
+          <w:color w:val="auto"/>
+        </w:rPr>
+        <w:lastRenderedPageBreak/>
+        <w:t>2.3 Алгоритм работы приложения</w:t>
+      </w:r>
+    </w:p>
+    <w:p>
+      <w:pPr>
+        <w:pStyle w:val="ds-markdown-paragraph"/>
+      </w:pPr>
+      <w:r>
+        <w:t>В данном разделе описаны ключевые алгоритмы, реализованные в системе.</w:t>
+      </w:r>
+    </w:p>
+    <w:p>
+      <w:pPr>
+        <w:pStyle w:val="ds-markdown-paragraph"/>
+      </w:pPr>
+      <w:r>
+        <w:rPr>
+          <w:rStyle w:val="a4"/>
+        </w:rPr>
+        <w:t>2.3.1 Передача показаний жителем</w:t>
+      </w:r>
+      <w:r>
+        <w:br/>
+        <w:t xml:space="preserve">Алгоритм (Рисунок </w:t>
+      </w:r>
+      <w:r>
+        <w:t>18</w:t>
+      </w:r>
+      <w:r>
+        <w:t>) включает:</w:t>
+      </w:r>
+    </w:p>
+    <w:p>
+      <w:pPr>
+        <w:pStyle w:val="ds-markdown-paragraph"/>
+        <w:numPr>
+          <w:ilvl w:val="0"/>
+          <w:numId w:val="22"/>
+        </w:numPr>
+      </w:pPr>
+      <w:r>
+        <w:t>Выбор прибора учёта из списка.</w:t>
+      </w:r>
+    </w:p>
+    <w:p>
+      <w:pPr>
+        <w:pStyle w:val="ds-markdown-paragraph"/>
+        <w:numPr>
+          <w:ilvl w:val="0"/>
+          <w:numId w:val="22"/>
+        </w:numPr>
+      </w:pPr>
+      <w:r>
+        <w:t>Ввод нового значения.</w:t>
+      </w:r>
+    </w:p>
+    <w:p>
+      <w:pPr>
+        <w:pStyle w:val="ds-markdown-paragraph"/>
+        <w:numPr>
+          <w:ilvl w:val="0"/>
+          <w:numId w:val="22"/>
+        </w:numPr>
+      </w:pPr>
+      <w:r>
+        <w:t>Клиентскую валидацию (проверка, что значение не меньше последнего, кроме случаев обнуления счётчика).</w:t>
+      </w:r>
+    </w:p>
+    <w:p>
+      <w:pPr>
+        <w:pStyle w:val="ds-markdown-paragraph"/>
+        <w:numPr>
+          <w:ilvl w:val="0"/>
+          <w:numId w:val="22"/>
+        </w:numPr>
+      </w:pPr>
+      <w:r>
+        <w:t>Отправку POST-запроса на сервер.</w:t>
+      </w:r>
+    </w:p>
+    <w:p>
+      <w:pPr>
+        <w:pStyle w:val="ds-markdown-paragraph"/>
+        <w:numPr>
+          <w:ilvl w:val="0"/>
+          <w:numId w:val="22"/>
+        </w:numPr>
+      </w:pPr>
+      <w:r>
+        <w:t xml:space="preserve">Серверную проверку с учётом всех предыдущих показаний и сохранение записи с флагом </w:t>
+      </w:r>
+      <w:proofErr w:type="spellStart"/>
+      <w:r>
+        <w:rPr>
+          <w:rStyle w:val="HTML"/>
+        </w:rPr>
+        <w:t>confirmed</w:t>
+      </w:r>
+      <w:proofErr w:type="spellEnd"/>
+      <w:r>
+        <w:rPr>
+          <w:rStyle w:val="HTML"/>
+        </w:rPr>
+        <w:t xml:space="preserve"> = 0</w:t>
+      </w:r>
+      <w:r>
+        <w:t>.</w:t>
+      </w:r>
+    </w:p>
+    <w:p>
+      <w:pPr>
+        <w:pStyle w:val="ds-markdown-paragraph"/>
+        <w:numPr>
+          <w:ilvl w:val="0"/>
+          <w:numId w:val="22"/>
+        </w:numPr>
+      </w:pPr>
+      <w:r>
+        <w:t>Возврат подтверждения или ошибки.</w:t>
+      </w:r>
+    </w:p>
+    <w:p>
+      <w:pPr>
+        <w:pStyle w:val="ds-markdown-paragraph"/>
+        <w:numPr>
+          <w:ilvl w:val="0"/>
+          <w:numId w:val="22"/>
+        </w:numPr>
+        <w:jc w:val="center"/>
+      </w:pPr>
+      <w:r>
+        <w:drawing>
+          <wp:inline distT="0" distB="0" distL="0" distR="0" wp14:anchorId="7E8C7342" wp14:editId="25F33980">
+            <wp:extent cx="3876675" cy="3911070"/>
+            <wp:effectExtent l="0" t="0" r="0" b="0"/>
+            <wp:docPr id="20" name="Рисунок 20"/>
+            <wp:cNvGraphicFramePr>
+              <a:graphicFrameLocks xmlns:a="http://schemas.openxmlformats.org/drawingml/2006/main" noChangeAspect="1"/>
+            </wp:cNvGraphicFramePr>
+            <a:graphic xmlns:a="http://schemas.openxmlformats.org/drawingml/2006/main">
+              <a:graphicData uri="http://schemas.openxmlformats.org/drawingml/2006/picture">
+                <pic:pic xmlns:pic="http://schemas.openxmlformats.org/drawingml/2006/picture">
+                  <pic:nvPicPr>
+                    <pic:cNvPr id="1" name=""/>
+                    <pic:cNvPicPr/>
+                  </pic:nvPicPr>
+                  <pic:blipFill>
+                    <a:blip r:embed="rId25"/>
+                    <a:stretch>
+                      <a:fillRect/>
+                    </a:stretch>
+                  </pic:blipFill>
+                  <pic:spPr>
+                    <a:xfrm>
+                      <a:off x="0" y="0"/>
+                      <a:ext cx="3881327" cy="3915763"/>
+                    </a:xfrm>
+                    <a:prstGeom prst="rect">
+                      <a:avLst/>
+                    </a:prstGeom>
+                  </pic:spPr>
+                </pic:pic>
+              </a:graphicData>
+            </a:graphic>
+          </wp:inline>
+        </w:drawing>
+      </w:r>
+    </w:p>
+    <w:p>
+      <w:pPr>
+        <w:pStyle w:val="ds-markdown-paragraph"/>
+        <w:jc w:val="center"/>
+      </w:pPr>
+      <w:r>
+        <w:rPr>
+          <w:rStyle w:val="a4"/>
+        </w:rPr>
+        <w:t xml:space="preserve">Рисунок </w:t>
+      </w:r>
+      <w:r>
+        <w:rPr>
+          <w:rStyle w:val="a4"/>
+        </w:rPr>
+        <w:t>18</w:t>
+      </w:r>
+      <w:r>
+        <w:rPr>
+          <w:rStyle w:val="a4"/>
+        </w:rPr>
+        <w:t xml:space="preserve"> – Блок-схема алгоритма передачи показаний жителем</w:t>
+      </w:r>
+    </w:p>
+    <w:p>
+      <w:pPr>
+        <w:pStyle w:val="ds-markdown-paragraph"/>
+      </w:pPr>
+      <w:r>
+        <w:rPr>
+          <w:rStyle w:val="a4"/>
+        </w:rPr>
+        <w:t>2.3.2 Расчёт квартплаты</w:t>
+      </w:r>
+      <w:r>
+        <w:br/>
+        <w:t xml:space="preserve">Процедура расчёта (Рисунок </w:t>
+      </w:r>
+      <w:r>
+        <w:t>19</w:t>
+      </w:r>
+      <w:r>
+        <w:t>) инициируется бухгалтером за определённый месяц. Для каждого активного лицевого счёта:</w:t>
+      </w:r>
+    </w:p>
+    <w:p>
+      <w:pPr>
+        <w:pStyle w:val="ds-markdown-paragraph"/>
+        <w:numPr>
+          <w:ilvl w:val="0"/>
+          <w:numId w:val="23"/>
+        </w:numPr>
+      </w:pPr>
+      <w:r>
+        <w:t>Определяется набор услуг и действующие тарифы.</w:t>
+      </w:r>
+    </w:p>
+    <w:p>
+      <w:pPr>
+        <w:pStyle w:val="ds-markdown-paragraph"/>
+        <w:numPr>
+          <w:ilvl w:val="0"/>
+          <w:numId w:val="23"/>
+        </w:numPr>
+      </w:pPr>
+      <w:r>
+        <w:t>При наличии активного прибора учёта с подтверждёнными показаниями вычисляется объём потребления как разность текущего и предыдущего значений; иначе применяется норматив.</w:t>
+      </w:r>
+    </w:p>
+    <w:p>
+      <w:pPr>
+        <w:pStyle w:val="ds-markdown-paragraph"/>
+        <w:numPr>
+          <w:ilvl w:val="0"/>
+          <w:numId w:val="23"/>
+        </w:numPr>
+      </w:pPr>
+      <w:r>
+        <w:t xml:space="preserve">Создаётся запись в таблице </w:t>
+      </w:r>
+      <w:proofErr w:type="spellStart"/>
+      <w:r>
+        <w:rPr>
+          <w:rStyle w:val="HTML"/>
+        </w:rPr>
+        <w:t>Accrual</w:t>
+      </w:r>
+      <w:proofErr w:type="spellEnd"/>
+      <w:r>
+        <w:t>. Все операции выполняются в рамках одной транзакции.</w:t>
+      </w:r>
+    </w:p>
+    <w:p>
+      <w:pPr>
+        <w:pStyle w:val="ds-markdown-paragraph"/>
+        <w:jc w:val="center"/>
+        <w:rPr>
+          <w:rStyle w:val="a4"/>
+        </w:rPr>
+      </w:pPr>
+      <w:r>
+        <w:rPr>
+          <w:rStyle w:val="a4"/>
+        </w:rPr>
+        <w:lastRenderedPageBreak/>
+        <w:drawing>
+          <wp:inline distT="0" distB="0" distL="0" distR="0" wp14:anchorId="298C43F2" wp14:editId="2B14F54A">
+            <wp:extent cx="4276725" cy="4662567"/>
+            <wp:effectExtent l="0" t="0" r="0" b="5080"/>
+            <wp:docPr id="21" name="Рисунок 21"/>
+            <wp:cNvGraphicFramePr>
+              <a:graphicFrameLocks xmlns:a="http://schemas.openxmlformats.org/drawingml/2006/main" noChangeAspect="1"/>
+            </wp:cNvGraphicFramePr>
+            <a:graphic xmlns:a="http://schemas.openxmlformats.org/drawingml/2006/main">
+              <a:graphicData uri="http://schemas.openxmlformats.org/drawingml/2006/picture">
+                <pic:pic xmlns:pic="http://schemas.openxmlformats.org/drawingml/2006/picture">
+                  <pic:nvPicPr>
+                    <pic:cNvPr id="1" name=""/>
+                    <pic:cNvPicPr/>
+                  </pic:nvPicPr>
+                  <pic:blipFill>
+                    <a:blip r:embed="rId26"/>
+                    <a:stretch>
+                      <a:fillRect/>
+                    </a:stretch>
+                  </pic:blipFill>
+                  <pic:spPr>
+                    <a:xfrm>
+                      <a:off x="0" y="0"/>
+                      <a:ext cx="4286970" cy="4673736"/>
+                    </a:xfrm>
+                    <a:prstGeom prst="rect">
+                      <a:avLst/>
+                    </a:prstGeom>
+                  </pic:spPr>
+                </pic:pic>
+              </a:graphicData>
+            </a:graphic>
+          </wp:inline>
+        </w:drawing>
+      </w:r>
+    </w:p>
+    <w:p>
+      <w:pPr>
+        <w:pStyle w:val="ds-markdown-paragraph"/>
+        <w:jc w:val="center"/>
+      </w:pPr>
+      <w:r>
+        <w:rPr>
+          <w:rStyle w:val="a4"/>
+        </w:rPr>
+        <w:t xml:space="preserve">Рисунок </w:t>
+      </w:r>
+      <w:r>
+        <w:rPr>
+          <w:rStyle w:val="a4"/>
+        </w:rPr>
+        <w:t>19</w:t>
+      </w:r>
+      <w:r>
+        <w:rPr>
+          <w:rStyle w:val="a4"/>
+        </w:rPr>
+        <w:t xml:space="preserve"> – Блок-схема расчёта квартплаты</w:t>
+      </w:r>
+      <w:r>
+        <w:br/>
+      </w:r>
+    </w:p>
+    <w:p>
+      <w:pPr>
+        <w:pStyle w:val="ds-markdown-paragraph"/>
+      </w:pPr>
+      <w:r>
+        <w:rPr>
+          <w:rStyle w:val="a4"/>
+        </w:rPr>
+        <w:t>2.3.3 Жизненный цикл заявки</w:t>
+      </w:r>
+      <w:r>
+        <w:br/>
+        <w:t>Состояния заявки и допустимые переходы отражены на диаграмме состояний (Рисунок 2</w:t>
+      </w:r>
+      <w:r>
+        <w:t>0</w:t>
+      </w:r>
+      <w:r>
+        <w:t>). Основные переходы:</w:t>
+      </w:r>
+    </w:p>
+    <w:p>
+      <w:pPr>
+        <w:pStyle w:val="ds-markdown-paragraph"/>
+        <w:numPr>
+          <w:ilvl w:val="0"/>
+          <w:numId w:val="24"/>
+        </w:numPr>
+      </w:pPr>
+      <w:r>
+        <w:t>Новая → Назначена (диспетчер указывает исполнителя);</w:t>
+      </w:r>
+    </w:p>
+    <w:p>
+      <w:pPr>
+        <w:pStyle w:val="ds-markdown-paragraph"/>
+        <w:numPr>
+          <w:ilvl w:val="0"/>
+          <w:numId w:val="24"/>
+        </w:numPr>
+      </w:pPr>
+      <w:r>
+        <w:t>Назначена → В работе (мастер принимает заявку);</w:t>
+      </w:r>
+    </w:p>
+    <w:p>
+      <w:pPr>
+        <w:pStyle w:val="ds-markdown-paragraph"/>
+        <w:numPr>
+          <w:ilvl w:val="0"/>
+          <w:numId w:val="24"/>
+        </w:numPr>
+      </w:pPr>
+      <w:r>
+        <w:t>В работе → Выполнена (фиксируется время завершения);</w:t>
+      </w:r>
+    </w:p>
+    <w:p>
+      <w:pPr>
+        <w:pStyle w:val="ds-markdown-paragraph"/>
+        <w:numPr>
+          <w:ilvl w:val="0"/>
+          <w:numId w:val="24"/>
+        </w:numPr>
+      </w:pPr>
+      <w:r>
+        <w:t>Выполнена → Закрыта (диспетчер проверяет, добавляет комментарий и оценку);</w:t>
+      </w:r>
+    </w:p>
+    <w:p>
+      <w:pPr>
+        <w:pStyle w:val="ds-markdown-paragraph"/>
+        <w:numPr>
+          <w:ilvl w:val="0"/>
+          <w:numId w:val="24"/>
+        </w:numPr>
+      </w:pPr>
+      <w:r>
+        <w:t>из любого активного статуса возможен переход в «Отклонена».</w:t>
+      </w:r>
+    </w:p>
+    <w:p>
+      <w:pPr>
+        <w:pStyle w:val="ds-markdown-paragraph"/>
+        <w:ind w:left="720"/>
+        <w:jc w:val="center"/>
+      </w:pPr>
+      <w:r>
+        <w:lastRenderedPageBreak/>
+        <w:drawing>
+          <wp:inline distT="0" distB="0" distL="0" distR="0" wp14:anchorId="69629C55" wp14:editId="146FAA35">
+            <wp:extent cx="4034217" cy="2390775"/>
+            <wp:effectExtent l="0" t="0" r="4445" b="0"/>
+            <wp:docPr id="22" name="Рисунок 22"/>
+            <wp:cNvGraphicFramePr>
+              <a:graphicFrameLocks xmlns:a="http://schemas.openxmlformats.org/drawingml/2006/main" noChangeAspect="1"/>
+            </wp:cNvGraphicFramePr>
+            <a:graphic xmlns:a="http://schemas.openxmlformats.org/drawingml/2006/main">
+              <a:graphicData uri="http://schemas.openxmlformats.org/drawingml/2006/picture">
+                <pic:pic xmlns:pic="http://schemas.openxmlformats.org/drawingml/2006/picture">
+                  <pic:nvPicPr>
+                    <pic:cNvPr id="1" name=""/>
+                    <pic:cNvPicPr/>
+                  </pic:nvPicPr>
+                  <pic:blipFill>
+                    <a:blip r:embed="rId27"/>
+                    <a:stretch>
+                      <a:fillRect/>
+                    </a:stretch>
+                  </pic:blipFill>
+                  <pic:spPr>
+                    <a:xfrm>
+                      <a:off x="0" y="0"/>
+                      <a:ext cx="4035974" cy="2391816"/>
+                    </a:xfrm>
+                    <a:prstGeom prst="rect">
+                      <a:avLst/>
+                    </a:prstGeom>
+                  </pic:spPr>
+                </pic:pic>
+              </a:graphicData>
+            </a:graphic>
+          </wp:inline>
+        </w:drawing>
+      </w:r>
+    </w:p>
+    <w:p>
+      <w:pPr>
+        <w:pStyle w:val="ds-markdown-paragraph"/>
+        <w:jc w:val="center"/>
+      </w:pPr>
+      <w:r>
+        <w:rPr>
+          <w:rStyle w:val="a4"/>
+        </w:rPr>
+        <w:t>Рисунок 2</w:t>
+      </w:r>
+      <w:r>
+        <w:rPr>
+          <w:rStyle w:val="a4"/>
+        </w:rPr>
+        <w:t>0</w:t>
+      </w:r>
+      <w:r>
+        <w:rPr>
+          <w:rStyle w:val="a4"/>
+        </w:rPr>
+        <w:t xml:space="preserve"> – Диаграмма состояний заявки</w:t>
+      </w:r>
+      <w:r>
+        <w:br/>
+      </w:r>
+    </w:p>
+    <w:p>
+      <w:pPr>
+        <w:pStyle w:val="ds-markdown-paragraph"/>
+      </w:pPr>
+      <w:r>
+        <w:t>Работа серверной валидации показаний проиллюстрирована на примере отладки в среде разработки (Рисунок 2</w:t>
+      </w:r>
+      <w:r>
+        <w:t>1</w:t>
+      </w:r>
+      <w:r>
+        <w:t>).</w:t>
+      </w:r>
+    </w:p>
+    <w:p>
+      <w:pPr>
+        <w:pStyle w:val="ds-markdown-paragraph"/>
+        <w:jc w:val="center"/>
+      </w:pPr>
+      <w:r>
+        <w:drawing>
+          <wp:inline distT="0" distB="0" distL="0" distR="0" wp14:anchorId="4AA7CAB0" wp14:editId="15FB655A">
+            <wp:extent cx="4600575" cy="4703381"/>
+            <wp:effectExtent l="0" t="0" r="0" b="2540"/>
+            <wp:docPr id="23" name="Рисунок 23"/>
+            <wp:cNvGraphicFramePr>
+              <a:graphicFrameLocks xmlns:a="http://schemas.openxmlformats.org/drawingml/2006/main" noChangeAspect="1"/>
+            </wp:cNvGraphicFramePr>
+            <a:graphic xmlns:a="http://schemas.openxmlformats.org/drawingml/2006/main">
+              <a:graphicData uri="http://schemas.openxmlformats.org/drawingml/2006/picture">
+                <pic:pic xmlns:pic="http://schemas.openxmlformats.org/drawingml/2006/picture">
+                  <pic:nvPicPr>
+                    <pic:cNvPr id="1" name=""/>
+                    <pic:cNvPicPr/>
+                  </pic:nvPicPr>
+                  <pic:blipFill>
+                    <a:blip r:embed="rId28"/>
+                    <a:stretch>
+                      <a:fillRect/>
+                    </a:stretch>
+                  </pic:blipFill>
+                  <pic:spPr>
+                    <a:xfrm>
+                      <a:off x="0" y="0"/>
+                      <a:ext cx="4606933" cy="4709881"/>
+                    </a:xfrm>
+                    <a:prstGeom prst="rect">
+                      <a:avLst/>
+                    </a:prstGeom>
+                  </pic:spPr>
+                </pic:pic>
+              </a:graphicData>
+            </a:graphic>
+          </wp:inline>
+        </w:drawing>
+      </w:r>
+    </w:p>
+    <w:p>
+      <w:pPr>
+        <w:pStyle w:val="ds-markdown-paragraph"/>
+        <w:jc w:val="center"/>
+      </w:pPr>
+      <w:r>
+        <w:rPr>
+          <w:rStyle w:val="a4"/>
+        </w:rPr>
+        <w:t>Рисунок 2</w:t>
+      </w:r>
+      <w:r>
+        <w:rPr>
+          <w:rStyle w:val="a4"/>
+        </w:rPr>
+        <w:t>1</w:t>
+      </w:r>
+      <w:r>
+        <w:rPr>
+          <w:rStyle w:val="a4"/>
+        </w:rPr>
+        <w:t xml:space="preserve"> – Отладка серверной валидации показаний в Visual Studio</w:t>
+      </w:r>
+      <w:r>
+        <w:br/>
+      </w:r>
+    </w:p>
+    <w:p/>
+    <w:p>
+      <w:pPr>
+        <w:pStyle w:val="3"/>
+      </w:pPr>
+      <w:r>
+        <w:lastRenderedPageBreak/>
+        <w:t>2.4 Защита и сохранность данных</w:t>
+      </w:r>
+    </w:p>
+    <w:p>
+      <w:pPr>
+        <w:pStyle w:val="ds-markdown-paragraph"/>
+      </w:pPr>
+      <w:r>
+        <w:t>Обеспечение безопасности и целостности данных реализовано на нескольких уровнях.</w:t>
+      </w:r>
+    </w:p>
+    <w:p>
+      <w:pPr>
+        <w:pStyle w:val="ds-markdown-paragraph"/>
+      </w:pPr>
+      <w:r>
+        <w:rPr>
+          <w:rStyle w:val="a4"/>
+        </w:rPr>
+        <w:t>2.4.1 Аутентификация и авторизация</w:t>
+      </w:r>
+      <w:r>
+        <w:br/>
+        <w:t xml:space="preserve">Доступ ко всем защищённым </w:t>
+      </w:r>
+      <w:proofErr w:type="spellStart"/>
+      <w:r>
+        <w:t>эндпоинтам</w:t>
+      </w:r>
+      <w:proofErr w:type="spellEnd"/>
+      <w:r>
+        <w:t xml:space="preserve"> API предоставляется только при наличии валидного JWT-токена. В токен включена роль пользователя (</w:t>
+      </w:r>
+      <w:proofErr w:type="spellStart"/>
+      <w:r>
+        <w:rPr>
+          <w:rStyle w:val="HTML"/>
+        </w:rPr>
+        <w:t>RoleName</w:t>
+      </w:r>
+      <w:proofErr w:type="spellEnd"/>
+      <w:r>
+        <w:t xml:space="preserve">), на основании которой контроллеры </w:t>
+      </w:r>
+      <w:hyperlink r:id="rId29" w:tgtFrame="_blank" w:history="1">
+        <w:r>
+          <w:rPr>
+            <w:rStyle w:val="a5"/>
+          </w:rPr>
+          <w:t>ASP.NET</w:t>
+        </w:r>
+      </w:hyperlink>
+      <w:r>
+        <w:t xml:space="preserve"> Core ограничивают доступ с помощью атрибутов </w:t>
+      </w:r>
+      <w:r>
+        <w:rPr>
+          <w:rStyle w:val="HTML"/>
+        </w:rPr>
+        <w:t>[</w:t>
+      </w:r>
+      <w:proofErr w:type="spellStart"/>
+      <w:proofErr w:type="gramStart"/>
+      <w:r>
+        <w:rPr>
+          <w:rStyle w:val="HTML"/>
+        </w:rPr>
+        <w:t>Authorize</w:t>
+      </w:r>
+      <w:proofErr w:type="spellEnd"/>
+      <w:r>
+        <w:rPr>
+          <w:rStyle w:val="HTML"/>
+        </w:rPr>
+        <w:t>(</w:t>
+      </w:r>
+      <w:proofErr w:type="spellStart"/>
+      <w:proofErr w:type="gramEnd"/>
+      <w:r>
+        <w:rPr>
+          <w:rStyle w:val="HTML"/>
+        </w:rPr>
+        <w:t>Roles</w:t>
+      </w:r>
+      <w:proofErr w:type="spellEnd"/>
+      <w:r>
+        <w:rPr>
+          <w:rStyle w:val="HTML"/>
+        </w:rPr>
+        <w:t xml:space="preserve"> = "...")]</w:t>
+      </w:r>
+      <w:r>
+        <w:t xml:space="preserve"> (Рисунок 2</w:t>
+      </w:r>
+      <w:r>
+        <w:t>2</w:t>
+      </w:r>
+      <w:r>
+        <w:t>).</w:t>
+      </w:r>
+    </w:p>
+    <w:p>
+      <w:pPr>
+        <w:pStyle w:val="ds-markdown-paragraph"/>
+        <w:jc w:val="center"/>
+      </w:pPr>
+      <w:r>
+        <w:drawing>
+          <wp:inline distT="0" distB="0" distL="0" distR="0" wp14:anchorId="0161CE50" wp14:editId="2034815F">
+            <wp:extent cx="4334480" cy="4715533"/>
+            <wp:effectExtent l="0" t="0" r="9525" b="8890"/>
+            <wp:docPr id="24" name="Рисунок 24"/>
+            <wp:cNvGraphicFramePr>
+              <a:graphicFrameLocks xmlns:a="http://schemas.openxmlformats.org/drawingml/2006/main" noChangeAspect="1"/>
+            </wp:cNvGraphicFramePr>
+            <a:graphic xmlns:a="http://schemas.openxmlformats.org/drawingml/2006/main">
+              <a:graphicData uri="http://schemas.openxmlformats.org/drawingml/2006/picture">
+                <pic:pic xmlns:pic="http://schemas.openxmlformats.org/drawingml/2006/picture">
+                  <pic:nvPicPr>
+                    <pic:cNvPr id="1" name=""/>
+                    <pic:cNvPicPr/>
+                  </pic:nvPicPr>
+                  <pic:blipFill>
+                    <a:blip r:embed="rId30"/>
+                    <a:stretch>
+                      <a:fillRect/>
+                    </a:stretch>
+                  </pic:blipFill>
+                  <pic:spPr>
+                    <a:xfrm>
+                      <a:off x="0" y="0"/>
+                      <a:ext cx="4334480" cy="4715533"/>
+                    </a:xfrm>
+                    <a:prstGeom prst="rect">
+                      <a:avLst/>
+                    </a:prstGeom>
+                  </pic:spPr>
+                </pic:pic>
+              </a:graphicData>
+            </a:graphic>
+          </wp:inline>
+        </w:drawing>
+      </w:r>
+    </w:p>
+    <w:p>
+      <w:pPr>
+        <w:pStyle w:val="ds-markdown-paragraph"/>
+        <w:rPr>
+          <w:lang w:val="en-US"/>
+        </w:rPr>
+      </w:pPr>
+      <w:r>
+        <w:rPr>
+          <w:rStyle w:val="a4"/>
+        </w:rPr>
+        <w:t>Рисунок 2</w:t>
+      </w:r>
+      <w:r>
+        <w:rPr>
+          <w:rStyle w:val="a4"/>
+        </w:rPr>
+        <w:t>2</w:t>
+      </w:r>
+      <w:r>
+        <w:rPr>
+          <w:rStyle w:val="a4"/>
+        </w:rPr>
+        <w:t xml:space="preserve"> – Настройка авторизации на основе ролей в </w:t>
+      </w:r>
+      <w:hyperlink r:id="rId31" w:tgtFrame="_blank" w:history="1">
+        <w:r>
+          <w:rPr>
+            <w:rStyle w:val="a5"/>
+            <w:b/>
+            <w:bCs/>
+          </w:rPr>
+          <w:t>ASP.NET</w:t>
+        </w:r>
+      </w:hyperlink>
+      <w:r>
+        <w:rPr>
+          <w:rStyle w:val="a4"/>
+        </w:rPr>
+        <w:t xml:space="preserve"> Core</w:t>
+      </w:r>
+      <w:r>
+        <w:br/>
+      </w:r>
+    </w:p>
+    <w:p>
+      <w:pPr>
+        <w:pStyle w:val="ds-markdown-paragraph"/>
+      </w:pPr>
+      <w:r>
+        <w:t xml:space="preserve">Пароли пользователей хранятся в таблице </w:t>
+      </w:r>
+      <w:r>
+        <w:rPr>
+          <w:rStyle w:val="HTML"/>
+        </w:rPr>
+        <w:t>User</w:t>
+      </w:r>
+      <w:r>
+        <w:t xml:space="preserve"> исключительно в хешированном виде (</w:t>
+      </w:r>
+      <w:proofErr w:type="spellStart"/>
+      <w:r>
+        <w:t>bcrypt</w:t>
+      </w:r>
+      <w:proofErr w:type="spellEnd"/>
+      <w:r>
+        <w:t>).</w:t>
+      </w:r>
+    </w:p>
+    <w:p>
+      <w:pPr>
+        <w:pStyle w:val="ds-markdown-paragraph"/>
+      </w:pPr>
+    </w:p>
+    <w:p>
+      <w:pPr>
+        <w:pStyle w:val="ds-markdown-paragraph"/>
+      </w:pPr>
+    </w:p>
+    <w:p>
+      <w:pPr>
+        <w:pStyle w:val="ds-markdown-paragraph"/>
+      </w:pPr>
+    </w:p>
+    <w:p>
+      <w:pPr>
+        <w:pStyle w:val="ds-markdown-paragraph"/>
+      </w:pPr>
+    </w:p>
+    <w:p>
+      <w:pPr>
+        <w:pStyle w:val="ds-markdown-paragraph"/>
+      </w:pPr>
+      <w:r>
+        <w:rPr>
+          <w:rStyle w:val="a4"/>
+        </w:rPr>
+        <w:lastRenderedPageBreak/>
+        <w:t>2.4.2 Целостность и отказоустойчивость</w:t>
+      </w:r>
+      <w:r>
+        <w:br/>
+        <w:t>Ссылочная целостность поддерживается внешними ключами с каскадным удалением. Дополнительные проверочные ограничения (</w:t>
+      </w:r>
+      <w:r>
+        <w:rPr>
+          <w:rStyle w:val="HTML"/>
+        </w:rPr>
+        <w:t>CHECK</w:t>
+      </w:r>
+      <w:r>
+        <w:t>) на уровне таблиц (Рисунок 2</w:t>
+      </w:r>
+      <w:r>
+        <w:t>3</w:t>
+      </w:r>
+      <w:r>
+        <w:t>) гарантируют допустимость значений полей, таких как тип услуги или статус заявки.</w:t>
+      </w:r>
+    </w:p>
+    <w:p>
+      <w:pPr>
+        <w:pStyle w:val="ds-markdown-paragraph"/>
+        <w:jc w:val="center"/>
+      </w:pPr>
+      <w:r>
+        <w:drawing>
+          <wp:inline distT="0" distB="0" distL="0" distR="0" wp14:anchorId="221BC66C" wp14:editId="07D3CAD2">
+            <wp:extent cx="5048250" cy="2085675"/>
+            <wp:effectExtent l="0" t="0" r="0" b="0"/>
+            <wp:docPr id="25" name="Рисунок 25"/>
+            <wp:cNvGraphicFramePr>
+              <a:graphicFrameLocks xmlns:a="http://schemas.openxmlformats.org/drawingml/2006/main" noChangeAspect="1"/>
+            </wp:cNvGraphicFramePr>
+            <a:graphic xmlns:a="http://schemas.openxmlformats.org/drawingml/2006/main">
+              <a:graphicData uri="http://schemas.openxmlformats.org/drawingml/2006/picture">
+                <pic:pic xmlns:pic="http://schemas.openxmlformats.org/drawingml/2006/picture">
+                  <pic:nvPicPr>
+                    <pic:cNvPr id="1" name=""/>
+                    <pic:cNvPicPr/>
+                  </pic:nvPicPr>
+                  <pic:blipFill>
+                    <a:blip r:embed="rId32"/>
+                    <a:stretch>
+                      <a:fillRect/>
+                    </a:stretch>
+                  </pic:blipFill>
+                  <pic:spPr>
+                    <a:xfrm>
+                      <a:off x="0" y="0"/>
+                      <a:ext cx="5054186" cy="2088127"/>
+                    </a:xfrm>
+                    <a:prstGeom prst="rect">
+                      <a:avLst/>
+                    </a:prstGeom>
+                  </pic:spPr>
+                </pic:pic>
+              </a:graphicData>
+            </a:graphic>
+          </wp:inline>
+        </w:drawing>
+      </w:r>
+    </w:p>
+    <w:p>
+      <w:pPr>
+        <w:pStyle w:val="ds-markdown-paragraph"/>
+        <w:jc w:val="center"/>
+      </w:pPr>
+      <w:r>
+        <w:rPr>
+          <w:rStyle w:val="a4"/>
+        </w:rPr>
+        <w:t>Рисунок 2</w:t>
+      </w:r>
+      <w:r>
+        <w:rPr>
+          <w:rStyle w:val="a4"/>
+        </w:rPr>
+        <w:t>3</w:t>
+      </w:r>
+      <w:r>
+        <w:rPr>
+          <w:rStyle w:val="a4"/>
+        </w:rPr>
+        <w:t xml:space="preserve"> – Настройка проверочных ограничений в SSMS</w:t>
+      </w:r>
+      <w:r>
+        <w:br/>
+      </w:r>
+    </w:p>
+    <w:p>
+      <w:pPr>
+        <w:pStyle w:val="ds-markdown-paragraph"/>
+      </w:pPr>
+      <w:r>
+        <w:t>Все финансовые операции и изменения показаний выполняются внутри транзакций с откатом при сбоях.</w:t>
+      </w:r>
+    </w:p>
+    <w:p>
+      <w:pPr>
+        <w:pStyle w:val="ds-markdown-paragraph"/>
+      </w:pPr>
+      <w:r>
+        <w:t>Резервное копирование базы данных организовано штатными средствами SQL Server Agent (Рисунок 29). Настроены ежедневное полное, дифференциальное каждые 4 часа и резервное копирование журнала транзакций каждые 30 минут, что позволяет восстановить данные на любой момент времени.</w:t>
+      </w:r>
+    </w:p>
+    <w:p>
+      <w:pPr>
+        <w:pStyle w:val="ds-markdown-paragraph"/>
+      </w:pPr>
+      <w:r>
+        <w:rPr>
+          <w:rStyle w:val="a4"/>
+        </w:rPr>
+        <w:t>Рисунок 29 – План обслуживания SQL Server: резервное копирование БД</w:t>
+      </w:r>
+      <w:r>
+        <w:br/>
+      </w:r>
+      <w:r>
+        <w:rPr>
+          <w:rStyle w:val="a6"/>
+        </w:rPr>
+        <w:t xml:space="preserve">(Окно SQL Server Agent с расписанием заданий Full, </w:t>
+      </w:r>
+      <w:proofErr w:type="spellStart"/>
+      <w:r>
+        <w:rPr>
+          <w:rStyle w:val="a6"/>
+        </w:rPr>
+        <w:t>Differential</w:t>
+      </w:r>
+      <w:proofErr w:type="spellEnd"/>
+      <w:r>
+        <w:rPr>
+          <w:rStyle w:val="a6"/>
+        </w:rPr>
+        <w:t xml:space="preserve">, </w:t>
+      </w:r>
+      <w:proofErr w:type="spellStart"/>
+      <w:r>
+        <w:rPr>
+          <w:rStyle w:val="a6"/>
+        </w:rPr>
+        <w:t>Log</w:t>
+      </w:r>
+      <w:proofErr w:type="spellEnd"/>
+      <w:r>
+        <w:rPr>
+          <w:rStyle w:val="a6"/>
+        </w:rPr>
+        <w:t xml:space="preserve"> </w:t>
+      </w:r>
+      <w:proofErr w:type="spellStart"/>
+      <w:r>
+        <w:rPr>
+          <w:rStyle w:val="a6"/>
+        </w:rPr>
+        <w:t>Backup</w:t>
+      </w:r>
+      <w:proofErr w:type="spellEnd"/>
+      <w:r>
+        <w:rPr>
+          <w:rStyle w:val="a6"/>
+        </w:rPr>
+        <w:t>)</w:t>
+      </w:r>
+    </w:p>
+    <w:p>
+      <w:pPr>
+        <w:pStyle w:val="ds-markdown-paragraph"/>
+      </w:pPr>
+      <w:r>
+        <w:rPr>
+          <w:rStyle w:val="a4"/>
+        </w:rPr>
+        <w:t>2.4.3 Аудит действий пользователей</w:t>
+      </w:r>
+      <w:r>
+        <w:br/>
+        <w:t xml:space="preserve">Все значимые операции (изменение статуса заявки, редактирование лицевого счёта, подтверждение показаний) протоколируются в таблице </w:t>
+      </w:r>
+      <w:proofErr w:type="spellStart"/>
+      <w:r>
+        <w:rPr>
+          <w:rStyle w:val="HTML"/>
+        </w:rPr>
+        <w:t>AuditLog</w:t>
+      </w:r>
+      <w:proofErr w:type="spellEnd"/>
+      <w:r>
+        <w:t xml:space="preserve"> (Рисунок 30). Для каждой записи фиксируется пользователь, тип действия, дата и затрагиваемая запись.</w:t>
+      </w:r>
+    </w:p>
+    <w:p>
+      <w:pPr>
+        <w:pStyle w:val="ds-markdown-paragraph"/>
+      </w:pPr>
+      <w:r>
+        <w:rPr>
+          <w:rStyle w:val="a4"/>
+        </w:rPr>
+        <w:t>Рисунок 30 – Журнал аудита действий пользователей</w:t>
+      </w:r>
+      <w:r>
+        <w:br/>
+      </w:r>
+      <w:r>
+        <w:rPr>
+          <w:rStyle w:val="a6"/>
+        </w:rPr>
+        <w:t xml:space="preserve">(Открытая таблица </w:t>
+      </w:r>
+      <w:proofErr w:type="spellStart"/>
+      <w:r>
+        <w:rPr>
+          <w:rStyle w:val="a6"/>
+        </w:rPr>
+        <w:t>AuditLog</w:t>
+      </w:r>
+      <w:proofErr w:type="spellEnd"/>
+      <w:r>
+        <w:rPr>
+          <w:rStyle w:val="a6"/>
+        </w:rPr>
+        <w:t xml:space="preserve"> с примерами записей об изменении заявок)</w:t>
+      </w:r>
+    </w:p>
+    <w:p>
+      <w:pPr>
+        <w:pStyle w:val="ds-markdown-paragraph"/>
+      </w:pPr>
+      <w:r>
+        <w:rPr>
+          <w:rStyle w:val="a4"/>
+        </w:rPr>
+        <w:t>2.4.4 Соответствие требованиям 152-ФЗ</w:t>
+      </w:r>
+      <w:r>
+        <w:br/>
+        <w:t>В интерфейсе личного кабинета жителя реализована форма согласия на обработку персональных данных (Рисунок 31). Предусмотрена возможность выгрузки или удаления ПД по запросу субъекта.</w:t>
+      </w:r>
+    </w:p>
+    <w:p>
+      <w:pPr>
+        <w:pStyle w:val="ds-markdown-paragraph"/>
+      </w:pPr>
+      <w:r>
+        <w:rPr>
+          <w:rStyle w:val="a4"/>
+        </w:rPr>
+        <w:t>Рисунок 31 – Личный кабинет: согласие на обработку персональных данных</w:t>
+      </w:r>
+      <w:r>
+        <w:br/>
+      </w:r>
+      <w:r>
+        <w:rPr>
+          <w:rStyle w:val="a6"/>
+        </w:rPr>
+        <w:t>(Чек-бокс с текстом согласия и ссылкой на политику конфиденциальности)</w:t>
+      </w:r>
+    </w:p>
+    <w:p>
+      <w:pPr>
+        <w:tabs>
+          <w:tab w:val="left" w:pos="284"/>
+        </w:tabs>
+        <w:spacing w:after="0" w:line="240" w:lineRule="auto"/>
+        <w:rPr>
+          <w:rFonts w:ascii="Times New Roman" w:hAnsi="Times New Roman" w:cs="Times New Roman"/>
+          <w:sz w:val="24"/>
+          <w:szCs w:val="28"/>
+        </w:rPr>
+      </w:pPr>
+    </w:p>
+    <w:p>
+      <w:pPr>
+        <w:tabs>
+          <w:tab w:val="left" w:pos="284"/>
+        </w:tabs>
+        <w:spacing w:after="0" w:line="240" w:lineRule="auto"/>
+        <w:rPr>
+          <w:rFonts w:ascii="Times New Roman" w:hAnsi="Times New Roman" w:cs="Times New Roman"/>
+          <w:sz w:val="24"/>
+          <w:szCs w:val="28"/>
+        </w:rPr>
+      </w:pPr>
+    </w:p>
+    <w:p>
+      <w:pPr>
+        <w:tabs>
+          <w:tab w:val="left" w:pos="284"/>
+        </w:tabs>
+        <w:spacing w:after="0" w:line="240" w:lineRule="auto"/>
+        <w:rPr>
+          <w:rFonts w:ascii="Times New Roman" w:hAnsi="Times New Roman" w:cs="Times New Roman"/>
+          <w:sz w:val="24"/>
+          <w:szCs w:val="28"/>
+        </w:rPr>
+      </w:pPr>
+    </w:p>
+    <w:p>
+      <w:pPr>
+        <w:tabs>
+          <w:tab w:val="left" w:pos="284"/>
+        </w:tabs>
+        <w:spacing w:after="0" w:line="240" w:lineRule="auto"/>
+        <w:rPr>
+          <w:rFonts w:ascii="Times New Roman" w:hAnsi="Times New Roman" w:cs="Times New Roman"/>
+          <w:sz w:val="24"/>
+          <w:szCs w:val="28"/>
+        </w:rPr>
+      </w:pPr>
+    </w:p>
+    <w:p>
+      <w:pPr>
+        <w:tabs>
+          <w:tab w:val="left" w:pos="284"/>
+        </w:tabs>
+        <w:spacing w:after="0" w:line="240" w:lineRule="auto"/>
+        <w:rPr>
+          <w:rFonts w:ascii="Times New Roman" w:hAnsi="Times New Roman" w:cs="Times New Roman"/>
+          <w:sz w:val="24"/>
+          <w:szCs w:val="28"/>
+        </w:rPr>
+      </w:pPr>
+    </w:p>
+    <w:p>
+      <w:pPr>
+        <w:tabs>
+          <w:tab w:val="left" w:pos="284"/>
+        </w:tabs>
+        <w:spacing w:after="0" w:line="240" w:lineRule="auto"/>
+        <w:rPr>
+          <w:rFonts w:ascii="Times New Roman" w:hAnsi="Times New Roman" w:cs="Times New Roman"/>
+          <w:sz w:val="24"/>
+          <w:szCs w:val="28"/>
+        </w:rPr>
+      </w:pPr>
+    </w:p>
+    <w:p>
+      <w:pPr>
+        <w:tabs>
+          <w:tab w:val="left" w:pos="284"/>
+        </w:tabs>
+        <w:spacing w:after="0" w:line="240" w:lineRule="auto"/>
+        <w:rPr>
+          <w:rFonts w:ascii="Times New Roman" w:hAnsi="Times New Roman" w:cs="Times New Roman"/>
+          <w:sz w:val="24"/>
+          <w:szCs w:val="28"/>
+        </w:rPr>
+      </w:pPr>
+    </w:p>
+    <w:p>
+      <w:pPr>
+        <w:tabs>
+          <w:tab w:val="left" w:pos="284"/>
+        </w:tabs>
+        <w:spacing w:after="0" w:line="240" w:lineRule="auto"/>
+        <w:rPr>
+          <w:rFonts w:ascii="Times New Roman" w:hAnsi="Times New Roman" w:cs="Times New Roman"/>
+          <w:sz w:val="24"/>
+          <w:szCs w:val="28"/>
+        </w:rPr>
+      </w:pPr>
+    </w:p>
+    <w:p>
+      <w:pPr>
+        <w:tabs>
+          <w:tab w:val="left" w:pos="284"/>
+        </w:tabs>
+        <w:spacing w:after="0" w:line="240" w:lineRule="auto"/>
+        <w:rPr>
+          <w:rFonts w:ascii="Times New Roman" w:hAnsi="Times New Roman" w:cs="Times New Roman"/>
+          <w:sz w:val="24"/>
+          <w:szCs w:val="28"/>
+        </w:rPr>
+      </w:pPr>
+    </w:p>
+    <w:p>
+      <w:pPr>
+        <w:tabs>
+          <w:tab w:val="left" w:pos="284"/>
+        </w:tabs>
+        <w:spacing w:after="0" w:line="240" w:lineRule="auto"/>
+        <w:rPr>
+          <w:rFonts w:ascii="Times New Roman" w:hAnsi="Times New Roman" w:cs="Times New Roman"/>
+          <w:sz w:val="24"/>
+          <w:szCs w:val="28"/>
+        </w:rPr>
+      </w:pPr>
+    </w:p>
+    <w:p>
+      <w:pPr>
+        <w:tabs>
+          <w:tab w:val="left" w:pos="284"/>
+        </w:tabs>
+        <w:spacing w:after="0" w:line="240" w:lineRule="auto"/>
+        <w:rPr>
+          <w:rFonts w:ascii="Times New Roman" w:hAnsi="Times New Roman" w:cs="Times New Roman"/>
+          <w:sz w:val="24"/>
+          <w:szCs w:val="28"/>
+        </w:rPr>
+      </w:pPr>
+    </w:p>
+    <w:p>
+      <w:pPr>
+        <w:tabs>
+          <w:tab w:val="left" w:pos="284"/>
+        </w:tabs>
+        <w:spacing w:after="0" w:line="240" w:lineRule="auto"/>
+        <w:rPr>
+          <w:rFonts w:ascii="Times New Roman" w:hAnsi="Times New Roman" w:cs="Times New Roman"/>
+          <w:sz w:val="24"/>
+          <w:szCs w:val="28"/>
+        </w:rPr>
+      </w:pPr>
+    </w:p>
+    <w:p>
+      <w:pPr>
+        <w:tabs>
+          <w:tab w:val="left" w:pos="284"/>
+        </w:tabs>
+        <w:spacing w:after="0" w:line="240" w:lineRule="auto"/>
+        <w:rPr>
+          <w:rFonts w:ascii="Times New Roman" w:hAnsi="Times New Roman" w:cs="Times New Roman"/>
+          <w:sz w:val="24"/>
+          <w:szCs w:val="28"/>
+        </w:rPr>
+      </w:pPr>
+    </w:p>
+    <w:p>
+      <w:pPr>
+        <w:tabs>
+          <w:tab w:val="left" w:pos="284"/>
+        </w:tabs>
+        <w:spacing w:after="0" w:line="240" w:lineRule="auto"/>
+        <w:rPr>
+          <w:rFonts w:ascii="Times New Roman" w:hAnsi="Times New Roman" w:cs="Times New Roman"/>
+          <w:sz w:val="24"/>
+          <w:szCs w:val="28"/>
+        </w:rPr>
+      </w:pPr>
+    </w:p>
+    <w:p>
+      <w:pPr>
+        <w:tabs>
+          <w:tab w:val="left" w:pos="284"/>
+        </w:tabs>
+        <w:spacing w:after="0" w:line="240" w:lineRule="auto"/>
+        <w:rPr>
+          <w:rFonts w:ascii="Times New Roman" w:hAnsi="Times New Roman" w:cs="Times New Roman"/>
+          <w:sz w:val="24"/>
+          <w:szCs w:val="28"/>
+        </w:rPr>
+      </w:pPr>
+    </w:p>
+    <w:p>
+      <w:pPr>
+        <w:tabs>
+          <w:tab w:val="left" w:pos="284"/>
+        </w:tabs>
+        <w:spacing w:after="0" w:line="240" w:lineRule="auto"/>
+        <w:rPr>
+          <w:rFonts w:ascii="Times New Roman" w:hAnsi="Times New Roman" w:cs="Times New Roman"/>
+          <w:sz w:val="24"/>
+          <w:szCs w:val="28"/>
+        </w:rPr>
+      </w:pPr>
+    </w:p>
+    <w:p>
+      <w:pPr>
+        <w:tabs>
+          <w:tab w:val="left" w:pos="284"/>
+        </w:tabs>
+        <w:spacing w:after="0" w:line="240" w:lineRule="auto"/>
+        <w:rPr>
+          <w:rFonts w:ascii="Times New Roman" w:hAnsi="Times New Roman" w:cs="Times New Roman"/>
+          <w:sz w:val="24"/>
+          <w:szCs w:val="28"/>
+        </w:rPr>
+      </w:pPr>
+    </w:p>
+    <w:p>
+      <w:pPr>
+        <w:tabs>
+          <w:tab w:val="left" w:pos="284"/>
+        </w:tabs>
+        <w:spacing w:after="0" w:line="240" w:lineRule="auto"/>
+        <w:rPr>
+          <w:rFonts w:ascii="Times New Roman" w:hAnsi="Times New Roman" w:cs="Times New Roman"/>
+          <w:sz w:val="24"/>
+          <w:szCs w:val="28"/>
+        </w:rPr>
+      </w:pPr>
+    </w:p>
+    <w:p>
+      <w:pPr>
+        <w:tabs>
+          <w:tab w:val="left" w:pos="284"/>
+        </w:tabs>
+        <w:spacing w:after="0" w:line="240" w:lineRule="auto"/>
+        <w:rPr>
+          <w:rFonts w:ascii="Times New Roman" w:hAnsi="Times New Roman" w:cs="Times New Roman"/>
+          <w:sz w:val="24"/>
+          <w:szCs w:val="28"/>
+        </w:rPr>
+      </w:pPr>
+    </w:p>
+    <w:p>
+      <w:pPr>
+        <w:tabs>
+          <w:tab w:val="left" w:pos="284"/>
+        </w:tabs>
+        <w:spacing w:after="0" w:line="240" w:lineRule="auto"/>
+        <w:rPr>
+          <w:rFonts w:ascii="Times New Roman" w:hAnsi="Times New Roman" w:cs="Times New Roman"/>
+          <w:sz w:val="24"/>
+          <w:szCs w:val="28"/>
+        </w:rPr>
+      </w:pPr>
+    </w:p>
+    <w:p>
+      <w:pPr>
+        <w:tabs>
+          <w:tab w:val="left" w:pos="284"/>
+        </w:tabs>
+        <w:spacing w:after="0" w:line="240" w:lineRule="auto"/>
+        <w:rPr>
+          <w:rFonts w:ascii="Times New Roman" w:hAnsi="Times New Roman" w:cs="Times New Roman"/>
+          <w:sz w:val="24"/>
+          <w:szCs w:val="28"/>
+        </w:rPr>
+      </w:pPr>
+    </w:p>
+    <w:p>
+      <w:pPr>
+        <w:tabs>
+          <w:tab w:val="left" w:pos="284"/>
+        </w:tabs>
+        <w:spacing w:after="0" w:line="240" w:lineRule="auto"/>
+        <w:rPr>
+          <w:rFonts w:ascii="Times New Roman" w:hAnsi="Times New Roman" w:cs="Times New Roman"/>
+          <w:sz w:val="24"/>
+          <w:szCs w:val="28"/>
+        </w:rPr>
+      </w:pPr>
+    </w:p>
+    <w:p>
+      <w:pPr>
+        <w:tabs>
+          <w:tab w:val="left" w:pos="284"/>
+        </w:tabs>
+        <w:spacing w:after="0" w:line="240" w:lineRule="auto"/>
+        <w:rPr>
+          <w:rFonts w:ascii="Times New Roman" w:hAnsi="Times New Roman" w:cs="Times New Roman"/>
+          <w:sz w:val="24"/>
+          <w:szCs w:val="28"/>
+        </w:rPr>
+      </w:pPr>
+    </w:p>
+    <w:p>
+      <w:pPr>
+        <w:tabs>
+          <w:tab w:val="left" w:pos="284"/>
+        </w:tabs>
+        <w:spacing w:after="0" w:line="240" w:lineRule="auto"/>
+        <w:rPr>
+          <w:rFonts w:ascii="Times New Roman" w:hAnsi="Times New Roman" w:cs="Times New Roman"/>
+          <w:sz w:val="24"/>
+          <w:szCs w:val="28"/>
+        </w:rPr>
+      </w:pPr>
+    </w:p>
+    <w:p>
+      <w:pPr>
+        <w:tabs>
+          <w:tab w:val="left" w:pos="284"/>
+        </w:tabs>
+        <w:spacing w:after="0" w:line="240" w:lineRule="auto"/>
+        <w:rPr>
+          <w:rFonts w:ascii="Times New Roman" w:hAnsi="Times New Roman" w:cs="Times New Roman"/>
+          <w:sz w:val="24"/>
+          <w:szCs w:val="28"/>
+        </w:rPr>
+      </w:pPr>
+    </w:p>
+    <w:p>
+      <w:pPr>
+        <w:tabs>
+          <w:tab w:val="left" w:pos="284"/>
+        </w:tabs>
+        <w:spacing w:after="0" w:line="240" w:lineRule="auto"/>
+        <w:rPr>
+          <w:rFonts w:ascii="Times New Roman" w:hAnsi="Times New Roman" w:cs="Times New Roman"/>
+          <w:sz w:val="24"/>
+          <w:szCs w:val="28"/>
+        </w:rPr>
+      </w:pPr>
+    </w:p>
+    <w:p>
+      <w:pPr>
+        <w:tabs>
+          <w:tab w:val="left" w:pos="284"/>
+        </w:tabs>
+        <w:spacing w:after="0" w:line="240" w:lineRule="auto"/>
+        <w:rPr>
+          <w:rFonts w:ascii="Times New Roman" w:hAnsi="Times New Roman" w:cs="Times New Roman"/>
+          <w:sz w:val="24"/>
+          <w:szCs w:val="28"/>
+        </w:rPr>
+      </w:pPr>
+    </w:p>
+    <w:p>
+      <w:pPr>
+        <w:tabs>
+          <w:tab w:val="left" w:pos="284"/>
+        </w:tabs>
+        <w:spacing w:after="0" w:line="240" w:lineRule="auto"/>
+        <w:rPr>
+          <w:rFonts w:ascii="Times New Roman" w:hAnsi="Times New Roman" w:cs="Times New Roman"/>
+          <w:sz w:val="24"/>
+          <w:szCs w:val="28"/>
+        </w:rPr>
+      </w:pPr>
     </w:p>
     <w:p>
       <w:pPr>
@@ -6359,6 +9499,155 @@
     </w:lvl>
   </w:abstractNum>
   <w:abstractNum w:abstractNumId="7" w15:restartNumberingAfterBreak="0">
+    <w:nsid w:val="1B6118DC"/>
+    <w:multiLevelType w:val="multilevel"/>
+    <w:tmpl w:val="C6C4013E"/>
+    <w:lvl w:ilvl="0">
+      <w:start w:val="1"/>
+      <w:numFmt w:val="bullet"/>
+      <w:lvlText w:val=""/>
+      <w:lvlJc w:val="left"/>
+      <w:pPr>
+        <w:tabs>
+          <w:tab w:val="num" w:pos="720"/>
+        </w:tabs>
+        <w:ind w:left="720" w:hanging="360"/>
+      </w:pPr>
+      <w:rPr>
+        <w:rFonts w:ascii="Symbol" w:hAnsi="Symbol" w:hint="default"/>
+        <w:sz w:val="20"/>
+      </w:rPr>
+    </w:lvl>
+    <w:lvl w:ilvl="1" w:tentative="1">
+      <w:start w:val="1"/>
+      <w:numFmt w:val="bullet"/>
+      <w:lvlText w:val="o"/>
+      <w:lvlJc w:val="left"/>
+      <w:pPr>
+        <w:tabs>
+          <w:tab w:val="num" w:pos="1440"/>
+        </w:tabs>
+        <w:ind w:left="1440" w:hanging="360"/>
+      </w:pPr>
+      <w:rPr>
+        <w:rFonts w:ascii="Courier New" w:hAnsi="Courier New" w:hint="default"/>
+        <w:sz w:val="20"/>
+      </w:rPr>
+    </w:lvl>
+    <w:lvl w:ilvl="2" w:tentative="1">
+      <w:start w:val="1"/>
+      <w:numFmt w:val="bullet"/>
+      <w:lvlText w:val=""/>
+      <w:lvlJc w:val="left"/>
+      <w:pPr>
+        <w:tabs>
+          <w:tab w:val="num" w:pos="2160"/>
+        </w:tabs>
+        <w:ind w:left="2160" w:hanging="360"/>
+      </w:pPr>
+      <w:rPr>
+        <w:rFonts w:ascii="Wingdings" w:hAnsi="Wingdings" w:hint="default"/>
+        <w:sz w:val="20"/>
+      </w:rPr>
+    </w:lvl>
+    <w:lvl w:ilvl="3" w:tentative="1">
+      <w:start w:val="1"/>
+      <w:numFmt w:val="bullet"/>
+      <w:lvlText w:val=""/>
+      <w:lvlJc w:val="left"/>
+      <w:pPr>
+        <w:tabs>
+          <w:tab w:val="num" w:pos="2880"/>
+        </w:tabs>
+        <w:ind w:left="2880" w:hanging="360"/>
+      </w:pPr>
+      <w:rPr>
+        <w:rFonts w:ascii="Wingdings" w:hAnsi="Wingdings" w:hint="default"/>
+        <w:sz w:val="20"/>
+      </w:rPr>
+    </w:lvl>
+    <w:lvl w:ilvl="4" w:tentative="1">
+      <w:start w:val="1"/>
+      <w:numFmt w:val="bullet"/>
+      <w:lvlText w:val=""/>
+      <w:lvlJc w:val="left"/>
+      <w:pPr>
+        <w:tabs>
+          <w:tab w:val="num" w:pos="3600"/>
+        </w:tabs>
+        <w:ind w:left="3600" w:hanging="360"/>
+      </w:pPr>
+      <w:rPr>
+        <w:rFonts w:ascii="Wingdings" w:hAnsi="Wingdings" w:hint="default"/>
+        <w:sz w:val="20"/>
+      </w:rPr>
+    </w:lvl>
+    <w:lvl w:ilvl="5" w:tentative="1">
+      <w:start w:val="1"/>
+      <w:numFmt w:val="bullet"/>
+      <w:lvlText w:val=""/>
+      <w:lvlJc w:val="left"/>
+      <w:pPr>
+        <w:tabs>
+          <w:tab w:val="num" w:pos="4320"/>
+        </w:tabs>
+        <w:ind w:left="4320" w:hanging="360"/>
+      </w:pPr>
+      <w:rPr>
+        <w:rFonts w:ascii="Wingdings" w:hAnsi="Wingdings" w:hint="default"/>
+        <w:sz w:val="20"/>
+      </w:rPr>
+    </w:lvl>
+    <w:lvl w:ilvl="6" w:tentative="1">
+      <w:start w:val="1"/>
+      <w:numFmt w:val="bullet"/>
+      <w:lvlText w:val=""/>
+      <w:lvlJc w:val="left"/>
+      <w:pPr>
+        <w:tabs>
+          <w:tab w:val="num" w:pos="5040"/>
+        </w:tabs>
+        <w:ind w:left="5040" w:hanging="360"/>
+      </w:pPr>
+      <w:rPr>
+        <w:rFonts w:ascii="Wingdings" w:hAnsi="Wingdings" w:hint="default"/>
+        <w:sz w:val="20"/>
+      </w:rPr>
+    </w:lvl>
+    <w:lvl w:ilvl="7" w:tentative="1">
+      <w:start w:val="1"/>
+      <w:numFmt w:val="bullet"/>
+      <w:lvlText w:val=""/>
+      <w:lvlJc w:val="left"/>
+      <w:pPr>
+        <w:tabs>
+          <w:tab w:val="num" w:pos="5760"/>
+        </w:tabs>
+        <w:ind w:left="5760" w:hanging="360"/>
+      </w:pPr>
+      <w:rPr>
+        <w:rFonts w:ascii="Wingdings" w:hAnsi="Wingdings" w:hint="default"/>
+        <w:sz w:val="20"/>
+      </w:rPr>
+    </w:lvl>
+    <w:lvl w:ilvl="8" w:tentative="1">
+      <w:start w:val="1"/>
+      <w:numFmt w:val="bullet"/>
+      <w:lvlText w:val=""/>
+      <w:lvlJc w:val="left"/>
+      <w:pPr>
+        <w:tabs>
+          <w:tab w:val="num" w:pos="6480"/>
+        </w:tabs>
+        <w:ind w:left="6480" w:hanging="360"/>
+      </w:pPr>
+      <w:rPr>
+        <w:rFonts w:ascii="Wingdings" w:hAnsi="Wingdings" w:hint="default"/>
+        <w:sz w:val="20"/>
+      </w:rPr>
+    </w:lvl>
+  </w:abstractNum>
+  <w:abstractNum w:abstractNumId="8" w15:restartNumberingAfterBreak="0">
     <w:nsid w:val="1E637433"/>
     <w:multiLevelType w:val="multilevel"/>
     <w:tmpl w:val="22E6389A"/>
@@ -6507,7 +9796,7 @@
       </w:rPr>
     </w:lvl>
   </w:abstractNum>
-  <w:abstractNum w:abstractNumId="8" w15:restartNumberingAfterBreak="0">
+  <w:abstractNum w:abstractNumId="9" w15:restartNumberingAfterBreak="0">
     <w:nsid w:val="22FF4A8D"/>
     <w:multiLevelType w:val="multilevel"/>
     <w:tmpl w:val="94F03722"/>
@@ -6656,7 +9945,7 @@
       </w:rPr>
     </w:lvl>
   </w:abstractNum>
-  <w:abstractNum w:abstractNumId="9" w15:restartNumberingAfterBreak="0">
+  <w:abstractNum w:abstractNumId="10" w15:restartNumberingAfterBreak="0">
     <w:nsid w:val="298801E7"/>
     <w:multiLevelType w:val="multilevel"/>
     <w:tmpl w:val="66146E8A"/>
@@ -6805,7 +10094,7 @@
       </w:rPr>
     </w:lvl>
   </w:abstractNum>
-  <w:abstractNum w:abstractNumId="10" w15:restartNumberingAfterBreak="0">
+  <w:abstractNum w:abstractNumId="11" w15:restartNumberingAfterBreak="0">
     <w:nsid w:val="2BF75503"/>
     <w:multiLevelType w:val="multilevel"/>
     <w:tmpl w:val="228E0466"/>
@@ -6954,7 +10243,7 @@
       </w:rPr>
     </w:lvl>
   </w:abstractNum>
-  <w:abstractNum w:abstractNumId="11" w15:restartNumberingAfterBreak="0">
+  <w:abstractNum w:abstractNumId="12" w15:restartNumberingAfterBreak="0">
     <w:nsid w:val="37DC3325"/>
     <w:multiLevelType w:val="multilevel"/>
     <w:tmpl w:val="AC50E5C6"/>
@@ -7103,7 +10392,156 @@
       </w:rPr>
     </w:lvl>
   </w:abstractNum>
-  <w:abstractNum w:abstractNumId="12" w15:restartNumberingAfterBreak="0">
+  <w:abstractNum w:abstractNumId="13" w15:restartNumberingAfterBreak="0">
+    <w:nsid w:val="39D67F51"/>
+    <w:multiLevelType w:val="multilevel"/>
+    <w:tmpl w:val="1B46D356"/>
+    <w:lvl w:ilvl="0">
+      <w:start w:val="1"/>
+      <w:numFmt w:val="bullet"/>
+      <w:lvlText w:val=""/>
+      <w:lvlJc w:val="left"/>
+      <w:pPr>
+        <w:tabs>
+          <w:tab w:val="num" w:pos="720"/>
+        </w:tabs>
+        <w:ind w:left="720" w:hanging="360"/>
+      </w:pPr>
+      <w:rPr>
+        <w:rFonts w:ascii="Symbol" w:hAnsi="Symbol" w:hint="default"/>
+        <w:sz w:val="20"/>
+      </w:rPr>
+    </w:lvl>
+    <w:lvl w:ilvl="1" w:tentative="1">
+      <w:start w:val="1"/>
+      <w:numFmt w:val="bullet"/>
+      <w:lvlText w:val="o"/>
+      <w:lvlJc w:val="left"/>
+      <w:pPr>
+        <w:tabs>
+          <w:tab w:val="num" w:pos="1440"/>
+        </w:tabs>
+        <w:ind w:left="1440" w:hanging="360"/>
+      </w:pPr>
+      <w:rPr>
+        <w:rFonts w:ascii="Courier New" w:hAnsi="Courier New" w:hint="default"/>
+        <w:sz w:val="20"/>
+      </w:rPr>
+    </w:lvl>
+    <w:lvl w:ilvl="2" w:tentative="1">
+      <w:start w:val="1"/>
+      <w:numFmt w:val="bullet"/>
+      <w:lvlText w:val=""/>
+      <w:lvlJc w:val="left"/>
+      <w:pPr>
+        <w:tabs>
+          <w:tab w:val="num" w:pos="2160"/>
+        </w:tabs>
+        <w:ind w:left="2160" w:hanging="360"/>
+      </w:pPr>
+      <w:rPr>
+        <w:rFonts w:ascii="Wingdings" w:hAnsi="Wingdings" w:hint="default"/>
+        <w:sz w:val="20"/>
+      </w:rPr>
+    </w:lvl>
+    <w:lvl w:ilvl="3" w:tentative="1">
+      <w:start w:val="1"/>
+      <w:numFmt w:val="bullet"/>
+      <w:lvlText w:val=""/>
+      <w:lvlJc w:val="left"/>
+      <w:pPr>
+        <w:tabs>
+          <w:tab w:val="num" w:pos="2880"/>
+        </w:tabs>
+        <w:ind w:left="2880" w:hanging="360"/>
+      </w:pPr>
+      <w:rPr>
+        <w:rFonts w:ascii="Wingdings" w:hAnsi="Wingdings" w:hint="default"/>
+        <w:sz w:val="20"/>
+      </w:rPr>
+    </w:lvl>
+    <w:lvl w:ilvl="4" w:tentative="1">
+      <w:start w:val="1"/>
+      <w:numFmt w:val="bullet"/>
+      <w:lvlText w:val=""/>
+      <w:lvlJc w:val="left"/>
+      <w:pPr>
+        <w:tabs>
+          <w:tab w:val="num" w:pos="3600"/>
+        </w:tabs>
+        <w:ind w:left="3600" w:hanging="360"/>
+      </w:pPr>
+      <w:rPr>
+        <w:rFonts w:ascii="Wingdings" w:hAnsi="Wingdings" w:hint="default"/>
+        <w:sz w:val="20"/>
+      </w:rPr>
+    </w:lvl>
+    <w:lvl w:ilvl="5" w:tentative="1">
+      <w:start w:val="1"/>
+      <w:numFmt w:val="bullet"/>
+      <w:lvlText w:val=""/>
+      <w:lvlJc w:val="left"/>
+      <w:pPr>
+        <w:tabs>
+          <w:tab w:val="num" w:pos="4320"/>
+        </w:tabs>
+        <w:ind w:left="4320" w:hanging="360"/>
+      </w:pPr>
+      <w:rPr>
+        <w:rFonts w:ascii="Wingdings" w:hAnsi="Wingdings" w:hint="default"/>
+        <w:sz w:val="20"/>
+      </w:rPr>
+    </w:lvl>
+    <w:lvl w:ilvl="6" w:tentative="1">
+      <w:start w:val="1"/>
+      <w:numFmt w:val="bullet"/>
+      <w:lvlText w:val=""/>
+      <w:lvlJc w:val="left"/>
+      <w:pPr>
+        <w:tabs>
+          <w:tab w:val="num" w:pos="5040"/>
+        </w:tabs>
+        <w:ind w:left="5040" w:hanging="360"/>
+      </w:pPr>
+      <w:rPr>
+        <w:rFonts w:ascii="Wingdings" w:hAnsi="Wingdings" w:hint="default"/>
+        <w:sz w:val="20"/>
+      </w:rPr>
+    </w:lvl>
+    <w:lvl w:ilvl="7" w:tentative="1">
+      <w:start w:val="1"/>
+      <w:numFmt w:val="bullet"/>
+      <w:lvlText w:val=""/>
+      <w:lvlJc w:val="left"/>
+      <w:pPr>
+        <w:tabs>
+          <w:tab w:val="num" w:pos="5760"/>
+        </w:tabs>
+        <w:ind w:left="5760" w:hanging="360"/>
+      </w:pPr>
+      <w:rPr>
+        <w:rFonts w:ascii="Wingdings" w:hAnsi="Wingdings" w:hint="default"/>
+        <w:sz w:val="20"/>
+      </w:rPr>
+    </w:lvl>
+    <w:lvl w:ilvl="8" w:tentative="1">
+      <w:start w:val="1"/>
+      <w:numFmt w:val="bullet"/>
+      <w:lvlText w:val=""/>
+      <w:lvlJc w:val="left"/>
+      <w:pPr>
+        <w:tabs>
+          <w:tab w:val="num" w:pos="6480"/>
+        </w:tabs>
+        <w:ind w:left="6480" w:hanging="360"/>
+      </w:pPr>
+      <w:rPr>
+        <w:rFonts w:ascii="Wingdings" w:hAnsi="Wingdings" w:hint="default"/>
+        <w:sz w:val="20"/>
+      </w:rPr>
+    </w:lvl>
+  </w:abstractNum>
+  <w:abstractNum w:abstractNumId="14" w15:restartNumberingAfterBreak="0">
     <w:nsid w:val="3CEA2810"/>
     <w:multiLevelType w:val="multilevel"/>
     <w:tmpl w:val="2BD05878"/>
@@ -7252,7 +10690,7 @@
       </w:rPr>
     </w:lvl>
   </w:abstractNum>
-  <w:abstractNum w:abstractNumId="13" w15:restartNumberingAfterBreak="0">
+  <w:abstractNum w:abstractNumId="15" w15:restartNumberingAfterBreak="0">
     <w:nsid w:val="45423AAD"/>
     <w:multiLevelType w:val="multilevel"/>
     <w:tmpl w:val="8738EDE2"/>
@@ -7401,7 +10839,156 @@
       </w:rPr>
     </w:lvl>
   </w:abstractNum>
-  <w:abstractNum w:abstractNumId="14" w15:restartNumberingAfterBreak="0">
+  <w:abstractNum w:abstractNumId="16" w15:restartNumberingAfterBreak="0">
+    <w:nsid w:val="4E683606"/>
+    <w:multiLevelType w:val="multilevel"/>
+    <w:tmpl w:val="61A44F54"/>
+    <w:lvl w:ilvl="0">
+      <w:start w:val="1"/>
+      <w:numFmt w:val="bullet"/>
+      <w:lvlText w:val=""/>
+      <w:lvlJc w:val="left"/>
+      <w:pPr>
+        <w:tabs>
+          <w:tab w:val="num" w:pos="720"/>
+        </w:tabs>
+        <w:ind w:left="720" w:hanging="360"/>
+      </w:pPr>
+      <w:rPr>
+        <w:rFonts w:ascii="Symbol" w:hAnsi="Symbol" w:hint="default"/>
+        <w:sz w:val="20"/>
+      </w:rPr>
+    </w:lvl>
+    <w:lvl w:ilvl="1" w:tentative="1">
+      <w:start w:val="1"/>
+      <w:numFmt w:val="bullet"/>
+      <w:lvlText w:val="o"/>
+      <w:lvlJc w:val="left"/>
+      <w:pPr>
+        <w:tabs>
+          <w:tab w:val="num" w:pos="1440"/>
+        </w:tabs>
+        <w:ind w:left="1440" w:hanging="360"/>
+      </w:pPr>
+      <w:rPr>
+        <w:rFonts w:ascii="Courier New" w:hAnsi="Courier New" w:hint="default"/>
+        <w:sz w:val="20"/>
+      </w:rPr>
+    </w:lvl>
+    <w:lvl w:ilvl="2" w:tentative="1">
+      <w:start w:val="1"/>
+      <w:numFmt w:val="bullet"/>
+      <w:lvlText w:val=""/>
+      <w:lvlJc w:val="left"/>
+      <w:pPr>
+        <w:tabs>
+          <w:tab w:val="num" w:pos="2160"/>
+        </w:tabs>
+        <w:ind w:left="2160" w:hanging="360"/>
+      </w:pPr>
+      <w:rPr>
+        <w:rFonts w:ascii="Wingdings" w:hAnsi="Wingdings" w:hint="default"/>
+        <w:sz w:val="20"/>
+      </w:rPr>
+    </w:lvl>
+    <w:lvl w:ilvl="3" w:tentative="1">
+      <w:start w:val="1"/>
+      <w:numFmt w:val="bullet"/>
+      <w:lvlText w:val=""/>
+      <w:lvlJc w:val="left"/>
+      <w:pPr>
+        <w:tabs>
+          <w:tab w:val="num" w:pos="2880"/>
+        </w:tabs>
+        <w:ind w:left="2880" w:hanging="360"/>
+      </w:pPr>
+      <w:rPr>
+        <w:rFonts w:ascii="Wingdings" w:hAnsi="Wingdings" w:hint="default"/>
+        <w:sz w:val="20"/>
+      </w:rPr>
+    </w:lvl>
+    <w:lvl w:ilvl="4" w:tentative="1">
+      <w:start w:val="1"/>
+      <w:numFmt w:val="bullet"/>
+      <w:lvlText w:val=""/>
+      <w:lvlJc w:val="left"/>
+      <w:pPr>
+        <w:tabs>
+          <w:tab w:val="num" w:pos="3600"/>
+        </w:tabs>
+        <w:ind w:left="3600" w:hanging="360"/>
+      </w:pPr>
+      <w:rPr>
+        <w:rFonts w:ascii="Wingdings" w:hAnsi="Wingdings" w:hint="default"/>
+        <w:sz w:val="20"/>
+      </w:rPr>
+    </w:lvl>
+    <w:lvl w:ilvl="5" w:tentative="1">
+      <w:start w:val="1"/>
+      <w:numFmt w:val="bullet"/>
+      <w:lvlText w:val=""/>
+      <w:lvlJc w:val="left"/>
+      <w:pPr>
+        <w:tabs>
+          <w:tab w:val="num" w:pos="4320"/>
+        </w:tabs>
+        <w:ind w:left="4320" w:hanging="360"/>
+      </w:pPr>
+      <w:rPr>
+        <w:rFonts w:ascii="Wingdings" w:hAnsi="Wingdings" w:hint="default"/>
+        <w:sz w:val="20"/>
+      </w:rPr>
+    </w:lvl>
+    <w:lvl w:ilvl="6" w:tentative="1">
+      <w:start w:val="1"/>
+      <w:numFmt w:val="bullet"/>
+      <w:lvlText w:val=""/>
+      <w:lvlJc w:val="left"/>
+      <w:pPr>
+        <w:tabs>
+          <w:tab w:val="num" w:pos="5040"/>
+        </w:tabs>
+        <w:ind w:left="5040" w:hanging="360"/>
+      </w:pPr>
+      <w:rPr>
+        <w:rFonts w:ascii="Wingdings" w:hAnsi="Wingdings" w:hint="default"/>
+        <w:sz w:val="20"/>
+      </w:rPr>
+    </w:lvl>
+    <w:lvl w:ilvl="7" w:tentative="1">
+      <w:start w:val="1"/>
+      <w:numFmt w:val="bullet"/>
+      <w:lvlText w:val=""/>
+      <w:lvlJc w:val="left"/>
+      <w:pPr>
+        <w:tabs>
+          <w:tab w:val="num" w:pos="5760"/>
+        </w:tabs>
+        <w:ind w:left="5760" w:hanging="360"/>
+      </w:pPr>
+      <w:rPr>
+        <w:rFonts w:ascii="Wingdings" w:hAnsi="Wingdings" w:hint="default"/>
+        <w:sz w:val="20"/>
+      </w:rPr>
+    </w:lvl>
+    <w:lvl w:ilvl="8" w:tentative="1">
+      <w:start w:val="1"/>
+      <w:numFmt w:val="bullet"/>
+      <w:lvlText w:val=""/>
+      <w:lvlJc w:val="left"/>
+      <w:pPr>
+        <w:tabs>
+          <w:tab w:val="num" w:pos="6480"/>
+        </w:tabs>
+        <w:ind w:left="6480" w:hanging="360"/>
+      </w:pPr>
+      <w:rPr>
+        <w:rFonts w:ascii="Wingdings" w:hAnsi="Wingdings" w:hint="default"/>
+        <w:sz w:val="20"/>
+      </w:rPr>
+    </w:lvl>
+  </w:abstractNum>
+  <w:abstractNum w:abstractNumId="17" w15:restartNumberingAfterBreak="0">
     <w:nsid w:val="52426A99"/>
     <w:multiLevelType w:val="multilevel"/>
     <w:tmpl w:val="717E8B3E"/>
@@ -7550,7 +11137,7 @@
       </w:rPr>
     </w:lvl>
   </w:abstractNum>
-  <w:abstractNum w:abstractNumId="15" w15:restartNumberingAfterBreak="0">
+  <w:abstractNum w:abstractNumId="18" w15:restartNumberingAfterBreak="0">
     <w:nsid w:val="55F27F16"/>
     <w:multiLevelType w:val="hybridMultilevel"/>
     <w:tmpl w:val="FEC685CA"/>
@@ -7639,7 +11226,156 @@
       </w:pPr>
     </w:lvl>
   </w:abstractNum>
-  <w:abstractNum w:abstractNumId="16" w15:restartNumberingAfterBreak="0">
+  <w:abstractNum w:abstractNumId="19" w15:restartNumberingAfterBreak="0">
+    <w:nsid w:val="5F532C7C"/>
+    <w:multiLevelType w:val="multilevel"/>
+    <w:tmpl w:val="8B9C5C02"/>
+    <w:lvl w:ilvl="0">
+      <w:start w:val="1"/>
+      <w:numFmt w:val="bullet"/>
+      <w:lvlText w:val=""/>
+      <w:lvlJc w:val="left"/>
+      <w:pPr>
+        <w:tabs>
+          <w:tab w:val="num" w:pos="720"/>
+        </w:tabs>
+        <w:ind w:left="720" w:hanging="360"/>
+      </w:pPr>
+      <w:rPr>
+        <w:rFonts w:ascii="Symbol" w:hAnsi="Symbol" w:hint="default"/>
+        <w:sz w:val="20"/>
+      </w:rPr>
+    </w:lvl>
+    <w:lvl w:ilvl="1" w:tentative="1">
+      <w:start w:val="1"/>
+      <w:numFmt w:val="bullet"/>
+      <w:lvlText w:val="o"/>
+      <w:lvlJc w:val="left"/>
+      <w:pPr>
+        <w:tabs>
+          <w:tab w:val="num" w:pos="1440"/>
+        </w:tabs>
+        <w:ind w:left="1440" w:hanging="360"/>
+      </w:pPr>
+      <w:rPr>
+        <w:rFonts w:ascii="Courier New" w:hAnsi="Courier New" w:hint="default"/>
+        <w:sz w:val="20"/>
+      </w:rPr>
+    </w:lvl>
+    <w:lvl w:ilvl="2" w:tentative="1">
+      <w:start w:val="1"/>
+      <w:numFmt w:val="bullet"/>
+      <w:lvlText w:val=""/>
+      <w:lvlJc w:val="left"/>
+      <w:pPr>
+        <w:tabs>
+          <w:tab w:val="num" w:pos="2160"/>
+        </w:tabs>
+        <w:ind w:left="2160" w:hanging="360"/>
+      </w:pPr>
+      <w:rPr>
+        <w:rFonts w:ascii="Wingdings" w:hAnsi="Wingdings" w:hint="default"/>
+        <w:sz w:val="20"/>
+      </w:rPr>
+    </w:lvl>
+    <w:lvl w:ilvl="3" w:tentative="1">
+      <w:start w:val="1"/>
+      <w:numFmt w:val="bullet"/>
+      <w:lvlText w:val=""/>
+      <w:lvlJc w:val="left"/>
+      <w:pPr>
+        <w:tabs>
+          <w:tab w:val="num" w:pos="2880"/>
+        </w:tabs>
+        <w:ind w:left="2880" w:hanging="360"/>
+      </w:pPr>
+      <w:rPr>
+        <w:rFonts w:ascii="Wingdings" w:hAnsi="Wingdings" w:hint="default"/>
+        <w:sz w:val="20"/>
+      </w:rPr>
+    </w:lvl>
+    <w:lvl w:ilvl="4" w:tentative="1">
+      <w:start w:val="1"/>
+      <w:numFmt w:val="bullet"/>
+      <w:lvlText w:val=""/>
+      <w:lvlJc w:val="left"/>
+      <w:pPr>
+        <w:tabs>
+          <w:tab w:val="num" w:pos="3600"/>
+        </w:tabs>
+        <w:ind w:left="3600" w:hanging="360"/>
+      </w:pPr>
+      <w:rPr>
+        <w:rFonts w:ascii="Wingdings" w:hAnsi="Wingdings" w:hint="default"/>
+        <w:sz w:val="20"/>
+      </w:rPr>
+    </w:lvl>
+    <w:lvl w:ilvl="5" w:tentative="1">
+      <w:start w:val="1"/>
+      <w:numFmt w:val="bullet"/>
+      <w:lvlText w:val=""/>
+      <w:lvlJc w:val="left"/>
+      <w:pPr>
+        <w:tabs>
+          <w:tab w:val="num" w:pos="4320"/>
+        </w:tabs>
+        <w:ind w:left="4320" w:hanging="360"/>
+      </w:pPr>
+      <w:rPr>
+        <w:rFonts w:ascii="Wingdings" w:hAnsi="Wingdings" w:hint="default"/>
+        <w:sz w:val="20"/>
+      </w:rPr>
+    </w:lvl>
+    <w:lvl w:ilvl="6" w:tentative="1">
+      <w:start w:val="1"/>
+      <w:numFmt w:val="bullet"/>
+      <w:lvlText w:val=""/>
+      <w:lvlJc w:val="left"/>
+      <w:pPr>
+        <w:tabs>
+          <w:tab w:val="num" w:pos="5040"/>
+        </w:tabs>
+        <w:ind w:left="5040" w:hanging="360"/>
+      </w:pPr>
+      <w:rPr>
+        <w:rFonts w:ascii="Wingdings" w:hAnsi="Wingdings" w:hint="default"/>
+        <w:sz w:val="20"/>
+      </w:rPr>
+    </w:lvl>
+    <w:lvl w:ilvl="7" w:tentative="1">
+      <w:start w:val="1"/>
+      <w:numFmt w:val="bullet"/>
+      <w:lvlText w:val=""/>
+      <w:lvlJc w:val="left"/>
+      <w:pPr>
+        <w:tabs>
+          <w:tab w:val="num" w:pos="5760"/>
+        </w:tabs>
+        <w:ind w:left="5760" w:hanging="360"/>
+      </w:pPr>
+      <w:rPr>
+        <w:rFonts w:ascii="Wingdings" w:hAnsi="Wingdings" w:hint="default"/>
+        <w:sz w:val="20"/>
+      </w:rPr>
+    </w:lvl>
+    <w:lvl w:ilvl="8" w:tentative="1">
+      <w:start w:val="1"/>
+      <w:numFmt w:val="bullet"/>
+      <w:lvlText w:val=""/>
+      <w:lvlJc w:val="left"/>
+      <w:pPr>
+        <w:tabs>
+          <w:tab w:val="num" w:pos="6480"/>
+        </w:tabs>
+        <w:ind w:left="6480" w:hanging="360"/>
+      </w:pPr>
+      <w:rPr>
+        <w:rFonts w:ascii="Wingdings" w:hAnsi="Wingdings" w:hint="default"/>
+        <w:sz w:val="20"/>
+      </w:rPr>
+    </w:lvl>
+  </w:abstractNum>
+  <w:abstractNum w:abstractNumId="20" w15:restartNumberingAfterBreak="0">
     <w:nsid w:val="65DA1813"/>
     <w:multiLevelType w:val="multilevel"/>
     <w:tmpl w:val="AD10C60A"/>
@@ -7752,7 +11488,7 @@
       </w:pPr>
     </w:lvl>
   </w:abstractNum>
-  <w:abstractNum w:abstractNumId="17" w15:restartNumberingAfterBreak="0">
+  <w:abstractNum w:abstractNumId="21" w15:restartNumberingAfterBreak="0">
     <w:nsid w:val="6EB90092"/>
     <w:multiLevelType w:val="multilevel"/>
     <w:tmpl w:val="22848B98"/>
@@ -7901,7 +11637,7 @@
       </w:rPr>
     </w:lvl>
   </w:abstractNum>
-  <w:abstractNum w:abstractNumId="18" w15:restartNumberingAfterBreak="0">
+  <w:abstractNum w:abstractNumId="22" w15:restartNumberingAfterBreak="0">
     <w:nsid w:val="7D975106"/>
     <w:multiLevelType w:val="multilevel"/>
     <w:tmpl w:val="190E7FB8"/>
@@ -8046,17 +11782,130 @@
       </w:rPr>
     </w:lvl>
   </w:abstractNum>
+  <w:abstractNum w:abstractNumId="23" w15:restartNumberingAfterBreak="0">
+    <w:nsid w:val="7E8A4361"/>
+    <w:multiLevelType w:val="multilevel"/>
+    <w:tmpl w:val="1F6CBABE"/>
+    <w:lvl w:ilvl="0">
+      <w:start w:val="1"/>
+      <w:numFmt w:val="decimal"/>
+      <w:lvlText w:val="%1."/>
+      <w:lvlJc w:val="left"/>
+      <w:pPr>
+        <w:tabs>
+          <w:tab w:val="num" w:pos="720"/>
+        </w:tabs>
+        <w:ind w:left="720" w:hanging="360"/>
+      </w:pPr>
+    </w:lvl>
+    <w:lvl w:ilvl="1" w:tentative="1">
+      <w:start w:val="1"/>
+      <w:numFmt w:val="decimal"/>
+      <w:lvlText w:val="%2."/>
+      <w:lvlJc w:val="left"/>
+      <w:pPr>
+        <w:tabs>
+          <w:tab w:val="num" w:pos="1440"/>
+        </w:tabs>
+        <w:ind w:left="1440" w:hanging="360"/>
+      </w:pPr>
+    </w:lvl>
+    <w:lvl w:ilvl="2" w:tentative="1">
+      <w:start w:val="1"/>
+      <w:numFmt w:val="decimal"/>
+      <w:lvlText w:val="%3."/>
+      <w:lvlJc w:val="left"/>
+      <w:pPr>
+        <w:tabs>
+          <w:tab w:val="num" w:pos="2160"/>
+        </w:tabs>
+        <w:ind w:left="2160" w:hanging="360"/>
+      </w:pPr>
+    </w:lvl>
+    <w:lvl w:ilvl="3" w:tentative="1">
+      <w:start w:val="1"/>
+      <w:numFmt w:val="decimal"/>
+      <w:lvlText w:val="%4."/>
+      <w:lvlJc w:val="left"/>
+      <w:pPr>
+        <w:tabs>
+          <w:tab w:val="num" w:pos="2880"/>
+        </w:tabs>
+        <w:ind w:left="2880" w:hanging="360"/>
+      </w:pPr>
+    </w:lvl>
+    <w:lvl w:ilvl="4" w:tentative="1">
+      <w:start w:val="1"/>
+      <w:numFmt w:val="decimal"/>
+      <w:lvlText w:val="%5."/>
+      <w:lvlJc w:val="left"/>
+      <w:pPr>
+        <w:tabs>
+          <w:tab w:val="num" w:pos="3600"/>
+        </w:tabs>
+        <w:ind w:left="3600" w:hanging="360"/>
+      </w:pPr>
+    </w:lvl>
+    <w:lvl w:ilvl="5" w:tentative="1">
+      <w:start w:val="1"/>
+      <w:numFmt w:val="decimal"/>
+      <w:lvlText w:val="%6."/>
+      <w:lvlJc w:val="left"/>
+      <w:pPr>
+        <w:tabs>
+          <w:tab w:val="num" w:pos="4320"/>
+        </w:tabs>
+        <w:ind w:left="4320" w:hanging="360"/>
+      </w:pPr>
+    </w:lvl>
+    <w:lvl w:ilvl="6" w:tentative="1">
+      <w:start w:val="1"/>
+      <w:numFmt w:val="decimal"/>
+      <w:lvlText w:val="%7."/>
+      <w:lvlJc w:val="left"/>
+      <w:pPr>
+        <w:tabs>
+          <w:tab w:val="num" w:pos="5040"/>
+        </w:tabs>
+        <w:ind w:left="5040" w:hanging="360"/>
+      </w:pPr>
+    </w:lvl>
+    <w:lvl w:ilvl="7" w:tentative="1">
+      <w:start w:val="1"/>
+      <w:numFmt w:val="decimal"/>
+      <w:lvlText w:val="%8."/>
+      <w:lvlJc w:val="left"/>
+      <w:pPr>
+        <w:tabs>
+          <w:tab w:val="num" w:pos="5760"/>
+        </w:tabs>
+        <w:ind w:left="5760" w:hanging="360"/>
+      </w:pPr>
+    </w:lvl>
+    <w:lvl w:ilvl="8" w:tentative="1">
+      <w:start w:val="1"/>
+      <w:numFmt w:val="decimal"/>
+      <w:lvlText w:val="%9."/>
+      <w:lvlJc w:val="left"/>
+      <w:pPr>
+        <w:tabs>
+          <w:tab w:val="num" w:pos="6480"/>
+        </w:tabs>
+        <w:ind w:left="6480" w:hanging="360"/>
+      </w:pPr>
+    </w:lvl>
+  </w:abstractNum>
   <w:num w:numId="1">
-    <w:abstractNumId w:val="15"/>
+    <w:abstractNumId w:val="18"/>
   </w:num>
   <w:num w:numId="2">
     <w:abstractNumId w:val="0"/>
   </w:num>
   <w:num w:numId="3">
-    <w:abstractNumId w:val="13"/>
+    <w:abstractNumId w:val="15"/>
   </w:num>
   <w:num w:numId="4">
-    <w:abstractNumId w:val="14"/>
+    <w:abstractNumId w:val="17"/>
   </w:num>
   <w:num w:numId="5">
     <w:abstractNumId w:val="4"/>
@@ -8068,31 +11917,31 @@
     <w:abstractNumId w:val="3"/>
   </w:num>
   <w:num w:numId="8">
-    <w:abstractNumId w:val="18"/>
+    <w:abstractNumId w:val="22"/>
   </w:num>
   <w:num w:numId="9">
+    <w:abstractNumId w:val="9"/>
+  </w:num>
+  <w:num w:numId="10">
+    <w:abstractNumId w:val="14"/>
+  </w:num>
+  <w:num w:numId="11">
+    <w:abstractNumId w:val="10"/>
+  </w:num>
+  <w:num w:numId="12">
     <w:abstractNumId w:val="8"/>
   </w:num>
-  <w:num w:numId="10">
+  <w:num w:numId="13">
+    <w:abstractNumId w:val="21"/>
+  </w:num>
+  <w:num w:numId="14">
+    <w:abstractNumId w:val="20"/>
+  </w:num>
+  <w:num w:numId="15">
     <w:abstractNumId w:val="12"/>
   </w:num>
-  <w:num w:numId="11">
-    <w:abstractNumId w:val="9"/>
-  </w:num>
-  <w:num w:numId="12">
-    <w:abstractNumId w:val="7"/>
-  </w:num>
-  <w:num w:numId="13">
-    <w:abstractNumId w:val="17"/>
-  </w:num>
-  <w:num w:numId="14">
-    <w:abstractNumId w:val="16"/>
-  </w:num>
-  <w:num w:numId="15">
+  <w:num w:numId="16">
     <w:abstractNumId w:val="11"/>
-  </w:num>
-  <w:num w:numId="16">
-    <w:abstractNumId w:val="10"/>
   </w:num>
   <w:num w:numId="17">
     <w:abstractNumId w:val="6"/>
@@ -8102,6 +11951,21 @@
   </w:num>
   <w:num w:numId="19">
     <w:abstractNumId w:val="5"/>
+  </w:num>
+  <w:num w:numId="20">
+    <w:abstractNumId w:val="13"/>
+  </w:num>
+  <w:num w:numId="21">
+    <w:abstractNumId w:val="7"/>
+  </w:num>
+  <w:num w:numId="22">
+    <w:abstractNumId w:val="23"/>
+  </w:num>
+  <w:num w:numId="23">
+    <w:abstractNumId w:val="16"/>
+  </w:num>
+  <w:num w:numId="24">
+    <w:abstractNumId w:val="19"/>
   </w:num>
 </w:numbering>
 </file>
@@ -8506,6 +12370,29 @@
     <w:qFormat/>
     <w:rsid w:val="00363128"/>
   </w:style>
+  <w:style w:type="paragraph" w:styleId="2">
+    <w:name w:val="heading 2"/>
+    <w:basedOn w:val="a"/>
+    <w:next w:val="a"/>
+    <w:link w:val="20"/>
+    <w:uiPriority w:val="9"/>
+    <w:semiHidden/>
+    <w:unhideWhenUsed/>
+    <w:qFormat/>
+    <w:rsid w:val="00AF4198"/>
+    <w:pPr>
+      <w:keepNext/>
+      <w:keepLines/>
+      <w:spacing w:before="40" w:after="0"/>
+      <w:outlineLvl w:val="1"/>
+    </w:pPr>
+    <w:rPr>
+      <w:rFonts w:asciiTheme="majorHAnsi" w:eastAsiaTheme="majorEastAsia" w:hAnsiTheme="majorHAnsi" w:cstheme="majorBidi"/>
+      <w:color w:val="365F91" w:themeColor="accent1" w:themeShade="BF"/>
+      <w:sz w:val="26"/>
+      <w:szCs w:val="26"/>
+    </w:rPr>
+  </w:style>
   <w:style w:type="paragraph" w:styleId="3">
     <w:name w:val="heading 3"/>
     <w:basedOn w:val="a"/>
@@ -8708,6 +12595,20 @@
       <w:color w:val="1F497D" w:themeColor="text2"/>
       <w:sz w:val="18"/>
       <w:szCs w:val="18"/>
+    </w:rPr>
+  </w:style>
+  <w:style w:type="character" w:customStyle="1" w:styleId="20">
+    <w:name w:val="Заголовок 2 Знак"/>
+    <w:basedOn w:val="a0"/>
+    <w:link w:val="2"/>
+    <w:uiPriority w:val="9"/>
+    <w:semiHidden/>
+    <w:rsid w:val="00AF4198"/>
+    <w:rPr>
+      <w:rFonts w:asciiTheme="majorHAnsi" w:eastAsiaTheme="majorEastAsia" w:hAnsiTheme="majorHAnsi" w:cstheme="majorBidi"/>
+      <w:color w:val="365F91" w:themeColor="accent1" w:themeShade="BF"/>
+      <w:sz w:val="26"/>
+      <w:szCs w:val="26"/>
     </w:rPr>
   </w:style>
 </w:styles>

--- a/Задание ДИПЛОМ.docx
+++ b/Задание ДИПЛОМ.docx
@@ -7357,8 +7357,16 @@
     <w:p>
       <w:pPr>
         <w:pStyle w:val="3"/>
-      </w:pPr>
-      <w:r>
+        <w:rPr>
+          <w:rFonts w:ascii="Times New Roman" w:hAnsi="Times New Roman" w:cs="Times New Roman"/>
+          <w:color w:val="auto"/>
+        </w:rPr>
+      </w:pPr>
+      <w:r>
+        <w:rPr>
+          <w:rFonts w:ascii="Times New Roman" w:hAnsi="Times New Roman" w:cs="Times New Roman"/>
+          <w:color w:val="auto"/>
+        </w:rPr>
         <w:lastRenderedPageBreak/>
         <w:t>2.4 Защита и сохранность данных</w:t>
       </w:r>
@@ -7714,6 +7722,50 @@
     <w:p>
       <w:pPr>
         <w:pStyle w:val="ds-markdown-paragraph"/>
+        <w:jc w:val="center"/>
+      </w:pPr>
+      <w:r>
+        <w:drawing>
+          <wp:inline distT="0" distB="0" distL="0" distR="0" wp14:anchorId="7D80BFAC" wp14:editId="4AA7D2C7">
+            <wp:extent cx="3829050" cy="3569551"/>
+            <wp:effectExtent l="0" t="0" r="0" b="0"/>
+            <wp:docPr id="26" name="Рисунок 26"/>
+            <wp:cNvGraphicFramePr>
+              <a:graphicFrameLocks xmlns:a="http://schemas.openxmlformats.org/drawingml/2006/main" noChangeAspect="1"/>
+            </wp:cNvGraphicFramePr>
+            <a:graphic xmlns:a="http://schemas.openxmlformats.org/drawingml/2006/main">
+              <a:graphicData uri="http://schemas.openxmlformats.org/drawingml/2006/picture">
+                <pic:pic xmlns:pic="http://schemas.openxmlformats.org/drawingml/2006/picture">
+                  <pic:nvPicPr>
+                    <pic:cNvPr id="1" name=""/>
+                    <pic:cNvPicPr/>
+                  </pic:nvPicPr>
+                  <pic:blipFill>
+                    <a:blip r:embed="rId33"/>
+                    <a:stretch>
+                      <a:fillRect/>
+                    </a:stretch>
+                  </pic:blipFill>
+                  <pic:spPr>
+                    <a:xfrm>
+                      <a:off x="0" y="0"/>
+                      <a:ext cx="3834084" cy="3574244"/>
+                    </a:xfrm>
+                    <a:prstGeom prst="rect">
+                      <a:avLst/>
+                    </a:prstGeom>
+                  </pic:spPr>
+                </pic:pic>
+              </a:graphicData>
+            </a:graphic>
+          </wp:inline>
+        </w:drawing>
+      </w:r>
+    </w:p>
+    <w:p>
+      <w:pPr>
+        <w:pStyle w:val="ds-markdown-paragraph"/>
+        <w:jc w:val="center"/>
       </w:pPr>
       <w:r>
         <w:rPr>
@@ -7724,63 +7776,16 @@
       <w:r>
         <w:br/>
       </w:r>
-      <w:r>
-        <w:rPr>
-          <w:rStyle w:val="a6"/>
-        </w:rPr>
-        <w:t xml:space="preserve">(Окно SQL Server Agent с расписанием заданий Full, </w:t>
-      </w:r>
-      <w:proofErr w:type="spellStart"/>
-      <w:r>
-        <w:rPr>
-          <w:rStyle w:val="a6"/>
-        </w:rPr>
-        <w:t>Differential</w:t>
-      </w:r>
-      <w:proofErr w:type="spellEnd"/>
-      <w:r>
-        <w:rPr>
-          <w:rStyle w:val="a6"/>
-        </w:rPr>
-        <w:t xml:space="preserve">, </w:t>
-      </w:r>
-      <w:proofErr w:type="spellStart"/>
-      <w:r>
-        <w:rPr>
-          <w:rStyle w:val="a6"/>
-        </w:rPr>
-        <w:t>Log</w:t>
-      </w:r>
-      <w:proofErr w:type="spellEnd"/>
-      <w:r>
-        <w:rPr>
-          <w:rStyle w:val="a6"/>
-        </w:rPr>
-        <w:t xml:space="preserve"> </w:t>
-      </w:r>
-      <w:proofErr w:type="spellStart"/>
-      <w:r>
-        <w:rPr>
-          <w:rStyle w:val="a6"/>
-        </w:rPr>
-        <w:t>Backup</w:t>
-      </w:r>
-      <w:proofErr w:type="spellEnd"/>
-      <w:r>
-        <w:rPr>
-          <w:rStyle w:val="a6"/>
-        </w:rPr>
-        <w:t>)</w:t>
-      </w:r>
-    </w:p>
-    <w:p>
-      <w:pPr>
-        <w:pStyle w:val="ds-markdown-paragraph"/>
-      </w:pPr>
-      <w:r>
-        <w:rPr>
-          <w:rStyle w:val="a4"/>
-        </w:rPr>
+    </w:p>
+    <w:p>
+      <w:pPr>
+        <w:pStyle w:val="ds-markdown-paragraph"/>
+      </w:pPr>
+      <w:r>
+        <w:rPr>
+          <w:rStyle w:val="a4"/>
+        </w:rPr>
+        <w:lastRenderedPageBreak/>
         <w:t>2.4.3 Аудит действий пользователей</w:t>
       </w:r>
       <w:r>
@@ -7802,6 +7807,50 @@
     <w:p>
       <w:pPr>
         <w:pStyle w:val="ds-markdown-paragraph"/>
+        <w:jc w:val="center"/>
+      </w:pPr>
+      <w:r>
+        <w:drawing>
+          <wp:inline distT="0" distB="0" distL="0" distR="0" wp14:anchorId="7ED851B3" wp14:editId="4BC34C38">
+            <wp:extent cx="3658111" cy="1952898"/>
+            <wp:effectExtent l="0" t="0" r="0" b="9525"/>
+            <wp:docPr id="27" name="Рисунок 27"/>
+            <wp:cNvGraphicFramePr>
+              <a:graphicFrameLocks xmlns:a="http://schemas.openxmlformats.org/drawingml/2006/main" noChangeAspect="1"/>
+            </wp:cNvGraphicFramePr>
+            <a:graphic xmlns:a="http://schemas.openxmlformats.org/drawingml/2006/main">
+              <a:graphicData uri="http://schemas.openxmlformats.org/drawingml/2006/picture">
+                <pic:pic xmlns:pic="http://schemas.openxmlformats.org/drawingml/2006/picture">
+                  <pic:nvPicPr>
+                    <pic:cNvPr id="1" name=""/>
+                    <pic:cNvPicPr/>
+                  </pic:nvPicPr>
+                  <pic:blipFill>
+                    <a:blip r:embed="rId34"/>
+                    <a:stretch>
+                      <a:fillRect/>
+                    </a:stretch>
+                  </pic:blipFill>
+                  <pic:spPr>
+                    <a:xfrm>
+                      <a:off x="0" y="0"/>
+                      <a:ext cx="3658111" cy="1952898"/>
+                    </a:xfrm>
+                    <a:prstGeom prst="rect">
+                      <a:avLst/>
+                    </a:prstGeom>
+                  </pic:spPr>
+                </pic:pic>
+              </a:graphicData>
+            </a:graphic>
+          </wp:inline>
+        </w:drawing>
+      </w:r>
+    </w:p>
+    <w:p>
+      <w:pPr>
+        <w:pStyle w:val="ds-markdown-paragraph"/>
+        <w:jc w:val="center"/>
       </w:pPr>
       <w:r>
         <w:rPr>
@@ -7812,61 +7861,1600 @@
       <w:r>
         <w:br/>
       </w:r>
-      <w:r>
-        <w:rPr>
-          <w:rStyle w:val="a6"/>
-        </w:rPr>
-        <w:t xml:space="preserve">(Открытая таблица </w:t>
+    </w:p>
+    <w:p>
+      <w:pPr>
+        <w:tabs>
+          <w:tab w:val="left" w:pos="284"/>
+        </w:tabs>
+        <w:spacing w:after="0" w:line="240" w:lineRule="auto"/>
+        <w:rPr>
+          <w:rFonts w:ascii="Times New Roman" w:hAnsi="Times New Roman" w:cs="Times New Roman"/>
+          <w:sz w:val="24"/>
+          <w:szCs w:val="28"/>
+        </w:rPr>
+      </w:pPr>
+    </w:p>
+    <w:p>
+      <w:pPr>
+        <w:tabs>
+          <w:tab w:val="left" w:pos="284"/>
+        </w:tabs>
+        <w:spacing w:after="0" w:line="240" w:lineRule="auto"/>
+        <w:rPr>
+          <w:rFonts w:ascii="Times New Roman" w:hAnsi="Times New Roman" w:cs="Times New Roman"/>
+          <w:sz w:val="24"/>
+          <w:szCs w:val="28"/>
+        </w:rPr>
+      </w:pPr>
+    </w:p>
+    <w:p>
+      <w:pPr>
+        <w:tabs>
+          <w:tab w:val="left" w:pos="284"/>
+        </w:tabs>
+        <w:spacing w:after="0" w:line="240" w:lineRule="auto"/>
+        <w:rPr>
+          <w:rFonts w:ascii="Times New Roman" w:hAnsi="Times New Roman" w:cs="Times New Roman"/>
+          <w:sz w:val="24"/>
+          <w:szCs w:val="28"/>
+        </w:rPr>
+      </w:pPr>
+    </w:p>
+    <w:p>
+      <w:pPr>
+        <w:tabs>
+          <w:tab w:val="left" w:pos="284"/>
+        </w:tabs>
+        <w:spacing w:after="0" w:line="240" w:lineRule="auto"/>
+        <w:rPr>
+          <w:rFonts w:ascii="Times New Roman" w:hAnsi="Times New Roman" w:cs="Times New Roman"/>
+          <w:sz w:val="24"/>
+          <w:szCs w:val="28"/>
+        </w:rPr>
+      </w:pPr>
+    </w:p>
+    <w:p>
+      <w:pPr>
+        <w:tabs>
+          <w:tab w:val="left" w:pos="284"/>
+        </w:tabs>
+        <w:spacing w:after="0" w:line="240" w:lineRule="auto"/>
+        <w:rPr>
+          <w:rFonts w:ascii="Times New Roman" w:hAnsi="Times New Roman" w:cs="Times New Roman"/>
+          <w:sz w:val="24"/>
+          <w:szCs w:val="28"/>
+        </w:rPr>
+      </w:pPr>
+    </w:p>
+    <w:p>
+      <w:pPr>
+        <w:tabs>
+          <w:tab w:val="left" w:pos="284"/>
+        </w:tabs>
+        <w:spacing w:after="0" w:line="240" w:lineRule="auto"/>
+        <w:rPr>
+          <w:rFonts w:ascii="Times New Roman" w:hAnsi="Times New Roman" w:cs="Times New Roman"/>
+          <w:sz w:val="24"/>
+          <w:szCs w:val="28"/>
+        </w:rPr>
+      </w:pPr>
+    </w:p>
+    <w:p>
+      <w:pPr>
+        <w:tabs>
+          <w:tab w:val="left" w:pos="284"/>
+        </w:tabs>
+        <w:spacing w:after="0" w:line="240" w:lineRule="auto"/>
+        <w:rPr>
+          <w:rFonts w:ascii="Times New Roman" w:hAnsi="Times New Roman" w:cs="Times New Roman"/>
+          <w:sz w:val="24"/>
+          <w:szCs w:val="28"/>
+        </w:rPr>
+      </w:pPr>
+    </w:p>
+    <w:p>
+      <w:pPr>
+        <w:tabs>
+          <w:tab w:val="left" w:pos="284"/>
+        </w:tabs>
+        <w:spacing w:after="0" w:line="240" w:lineRule="auto"/>
+        <w:rPr>
+          <w:rFonts w:ascii="Times New Roman" w:hAnsi="Times New Roman" w:cs="Times New Roman"/>
+          <w:sz w:val="24"/>
+          <w:szCs w:val="28"/>
+        </w:rPr>
+      </w:pPr>
+    </w:p>
+    <w:p>
+      <w:pPr>
+        <w:tabs>
+          <w:tab w:val="left" w:pos="284"/>
+        </w:tabs>
+        <w:spacing w:after="0" w:line="240" w:lineRule="auto"/>
+        <w:rPr>
+          <w:rFonts w:ascii="Times New Roman" w:hAnsi="Times New Roman" w:cs="Times New Roman"/>
+          <w:sz w:val="24"/>
+          <w:szCs w:val="28"/>
+        </w:rPr>
+      </w:pPr>
+    </w:p>
+    <w:p>
+      <w:pPr>
+        <w:tabs>
+          <w:tab w:val="left" w:pos="284"/>
+        </w:tabs>
+        <w:spacing w:after="0" w:line="240" w:lineRule="auto"/>
+        <w:rPr>
+          <w:rFonts w:ascii="Times New Roman" w:hAnsi="Times New Roman" w:cs="Times New Roman"/>
+          <w:sz w:val="24"/>
+          <w:szCs w:val="28"/>
+        </w:rPr>
+      </w:pPr>
+    </w:p>
+    <w:p>
+      <w:pPr>
+        <w:tabs>
+          <w:tab w:val="left" w:pos="284"/>
+        </w:tabs>
+        <w:spacing w:after="0" w:line="240" w:lineRule="auto"/>
+        <w:rPr>
+          <w:rFonts w:ascii="Times New Roman" w:hAnsi="Times New Roman" w:cs="Times New Roman"/>
+          <w:sz w:val="24"/>
+          <w:szCs w:val="28"/>
+        </w:rPr>
+      </w:pPr>
+    </w:p>
+    <w:p>
+      <w:pPr>
+        <w:tabs>
+          <w:tab w:val="left" w:pos="284"/>
+        </w:tabs>
+        <w:spacing w:after="0" w:line="240" w:lineRule="auto"/>
+        <w:rPr>
+          <w:rFonts w:ascii="Times New Roman" w:hAnsi="Times New Roman" w:cs="Times New Roman"/>
+          <w:sz w:val="24"/>
+          <w:szCs w:val="28"/>
+        </w:rPr>
+      </w:pPr>
+    </w:p>
+    <w:p>
+      <w:pPr>
+        <w:tabs>
+          <w:tab w:val="left" w:pos="284"/>
+        </w:tabs>
+        <w:spacing w:after="0" w:line="240" w:lineRule="auto"/>
+        <w:rPr>
+          <w:rFonts w:ascii="Times New Roman" w:hAnsi="Times New Roman" w:cs="Times New Roman"/>
+          <w:sz w:val="24"/>
+          <w:szCs w:val="28"/>
+        </w:rPr>
+      </w:pPr>
+    </w:p>
+    <w:p>
+      <w:pPr>
+        <w:tabs>
+          <w:tab w:val="left" w:pos="284"/>
+        </w:tabs>
+        <w:spacing w:after="0" w:line="240" w:lineRule="auto"/>
+        <w:rPr>
+          <w:rFonts w:ascii="Times New Roman" w:hAnsi="Times New Roman" w:cs="Times New Roman"/>
+          <w:sz w:val="24"/>
+          <w:szCs w:val="28"/>
+        </w:rPr>
+      </w:pPr>
+    </w:p>
+    <w:p>
+      <w:pPr>
+        <w:tabs>
+          <w:tab w:val="left" w:pos="284"/>
+        </w:tabs>
+        <w:spacing w:after="0" w:line="240" w:lineRule="auto"/>
+        <w:rPr>
+          <w:rFonts w:ascii="Times New Roman" w:hAnsi="Times New Roman" w:cs="Times New Roman"/>
+          <w:sz w:val="24"/>
+          <w:szCs w:val="28"/>
+        </w:rPr>
+      </w:pPr>
+    </w:p>
+    <w:p>
+      <w:pPr>
+        <w:tabs>
+          <w:tab w:val="left" w:pos="284"/>
+        </w:tabs>
+        <w:spacing w:after="0" w:line="240" w:lineRule="auto"/>
+        <w:rPr>
+          <w:rFonts w:ascii="Times New Roman" w:hAnsi="Times New Roman" w:cs="Times New Roman"/>
+          <w:sz w:val="24"/>
+          <w:szCs w:val="28"/>
+        </w:rPr>
+      </w:pPr>
+    </w:p>
+    <w:p>
+      <w:pPr>
+        <w:tabs>
+          <w:tab w:val="left" w:pos="284"/>
+        </w:tabs>
+        <w:spacing w:after="0" w:line="240" w:lineRule="auto"/>
+        <w:rPr>
+          <w:rFonts w:ascii="Times New Roman" w:hAnsi="Times New Roman" w:cs="Times New Roman"/>
+          <w:sz w:val="24"/>
+          <w:szCs w:val="28"/>
+        </w:rPr>
+      </w:pPr>
+    </w:p>
+    <w:p>
+      <w:pPr>
+        <w:tabs>
+          <w:tab w:val="left" w:pos="284"/>
+        </w:tabs>
+        <w:spacing w:after="0" w:line="240" w:lineRule="auto"/>
+        <w:rPr>
+          <w:rFonts w:ascii="Times New Roman" w:hAnsi="Times New Roman" w:cs="Times New Roman"/>
+          <w:sz w:val="24"/>
+          <w:szCs w:val="28"/>
+        </w:rPr>
+      </w:pPr>
+    </w:p>
+    <w:p>
+      <w:pPr>
+        <w:tabs>
+          <w:tab w:val="left" w:pos="284"/>
+        </w:tabs>
+        <w:spacing w:after="0" w:line="240" w:lineRule="auto"/>
+        <w:rPr>
+          <w:rFonts w:ascii="Times New Roman" w:hAnsi="Times New Roman" w:cs="Times New Roman"/>
+          <w:sz w:val="24"/>
+          <w:szCs w:val="28"/>
+        </w:rPr>
+      </w:pPr>
+    </w:p>
+    <w:p>
+      <w:pPr>
+        <w:tabs>
+          <w:tab w:val="left" w:pos="284"/>
+        </w:tabs>
+        <w:spacing w:after="0" w:line="240" w:lineRule="auto"/>
+        <w:rPr>
+          <w:rFonts w:ascii="Times New Roman" w:hAnsi="Times New Roman" w:cs="Times New Roman"/>
+          <w:sz w:val="24"/>
+          <w:szCs w:val="28"/>
+        </w:rPr>
+      </w:pPr>
+    </w:p>
+    <w:p>
+      <w:pPr>
+        <w:tabs>
+          <w:tab w:val="left" w:pos="284"/>
+        </w:tabs>
+        <w:spacing w:after="0" w:line="240" w:lineRule="auto"/>
+        <w:rPr>
+          <w:rFonts w:ascii="Times New Roman" w:hAnsi="Times New Roman" w:cs="Times New Roman"/>
+          <w:sz w:val="24"/>
+          <w:szCs w:val="28"/>
+        </w:rPr>
+      </w:pPr>
+    </w:p>
+    <w:p>
+      <w:pPr>
+        <w:tabs>
+          <w:tab w:val="left" w:pos="284"/>
+        </w:tabs>
+        <w:spacing w:after="0" w:line="240" w:lineRule="auto"/>
+        <w:rPr>
+          <w:rFonts w:ascii="Times New Roman" w:hAnsi="Times New Roman" w:cs="Times New Roman"/>
+          <w:sz w:val="24"/>
+          <w:szCs w:val="28"/>
+        </w:rPr>
+      </w:pPr>
+    </w:p>
+    <w:p>
+      <w:pPr>
+        <w:tabs>
+          <w:tab w:val="left" w:pos="284"/>
+        </w:tabs>
+        <w:spacing w:after="0" w:line="240" w:lineRule="auto"/>
+        <w:rPr>
+          <w:rFonts w:ascii="Times New Roman" w:hAnsi="Times New Roman" w:cs="Times New Roman"/>
+          <w:sz w:val="24"/>
+          <w:szCs w:val="28"/>
+        </w:rPr>
+      </w:pPr>
+    </w:p>
+    <w:p>
+      <w:pPr>
+        <w:tabs>
+          <w:tab w:val="left" w:pos="284"/>
+        </w:tabs>
+        <w:spacing w:after="0" w:line="240" w:lineRule="auto"/>
+        <w:rPr>
+          <w:rFonts w:ascii="Times New Roman" w:hAnsi="Times New Roman" w:cs="Times New Roman"/>
+          <w:sz w:val="24"/>
+          <w:szCs w:val="28"/>
+        </w:rPr>
+      </w:pPr>
+    </w:p>
+    <w:p>
+      <w:pPr>
+        <w:tabs>
+          <w:tab w:val="left" w:pos="284"/>
+        </w:tabs>
+        <w:spacing w:after="0" w:line="240" w:lineRule="auto"/>
+        <w:rPr>
+          <w:rFonts w:ascii="Times New Roman" w:hAnsi="Times New Roman" w:cs="Times New Roman"/>
+          <w:sz w:val="24"/>
+          <w:szCs w:val="28"/>
+        </w:rPr>
+      </w:pPr>
+    </w:p>
+    <w:p>
+      <w:pPr>
+        <w:tabs>
+          <w:tab w:val="left" w:pos="284"/>
+        </w:tabs>
+        <w:spacing w:after="0" w:line="240" w:lineRule="auto"/>
+        <w:rPr>
+          <w:rFonts w:ascii="Times New Roman" w:hAnsi="Times New Roman" w:cs="Times New Roman"/>
+          <w:sz w:val="24"/>
+          <w:szCs w:val="28"/>
+        </w:rPr>
+      </w:pPr>
+    </w:p>
+    <w:p>
+      <w:pPr>
+        <w:tabs>
+          <w:tab w:val="left" w:pos="284"/>
+        </w:tabs>
+        <w:spacing w:after="0" w:line="240" w:lineRule="auto"/>
+        <w:rPr>
+          <w:rFonts w:ascii="Times New Roman" w:hAnsi="Times New Roman" w:cs="Times New Roman"/>
+          <w:sz w:val="24"/>
+          <w:szCs w:val="28"/>
+        </w:rPr>
+      </w:pPr>
+    </w:p>
+    <w:p>
+      <w:pPr>
+        <w:tabs>
+          <w:tab w:val="left" w:pos="284"/>
+        </w:tabs>
+        <w:spacing w:after="0" w:line="240" w:lineRule="auto"/>
+        <w:rPr>
+          <w:rFonts w:ascii="Times New Roman" w:hAnsi="Times New Roman" w:cs="Times New Roman"/>
+          <w:sz w:val="24"/>
+          <w:szCs w:val="28"/>
+        </w:rPr>
+      </w:pPr>
+    </w:p>
+    <w:p>
+      <w:pPr>
+        <w:tabs>
+          <w:tab w:val="left" w:pos="284"/>
+        </w:tabs>
+        <w:spacing w:after="0" w:line="240" w:lineRule="auto"/>
+        <w:rPr>
+          <w:rFonts w:ascii="Times New Roman" w:hAnsi="Times New Roman" w:cs="Times New Roman"/>
+          <w:sz w:val="24"/>
+          <w:szCs w:val="28"/>
+        </w:rPr>
+      </w:pPr>
+    </w:p>
+    <w:p>
+      <w:pPr>
+        <w:tabs>
+          <w:tab w:val="left" w:pos="284"/>
+        </w:tabs>
+        <w:spacing w:after="0" w:line="240" w:lineRule="auto"/>
+        <w:rPr>
+          <w:rFonts w:ascii="Times New Roman" w:hAnsi="Times New Roman" w:cs="Times New Roman"/>
+          <w:sz w:val="24"/>
+          <w:szCs w:val="28"/>
+        </w:rPr>
+      </w:pPr>
+    </w:p>
+    <w:p>
+      <w:pPr>
+        <w:tabs>
+          <w:tab w:val="left" w:pos="284"/>
+        </w:tabs>
+        <w:spacing w:after="0" w:line="240" w:lineRule="auto"/>
+        <w:rPr>
+          <w:rFonts w:ascii="Times New Roman" w:hAnsi="Times New Roman" w:cs="Times New Roman"/>
+          <w:sz w:val="24"/>
+          <w:szCs w:val="28"/>
+        </w:rPr>
+      </w:pPr>
+    </w:p>
+    <w:p>
+      <w:pPr>
+        <w:tabs>
+          <w:tab w:val="left" w:pos="284"/>
+        </w:tabs>
+        <w:spacing w:after="0" w:line="240" w:lineRule="auto"/>
+        <w:rPr>
+          <w:rFonts w:ascii="Times New Roman" w:hAnsi="Times New Roman" w:cs="Times New Roman"/>
+          <w:sz w:val="24"/>
+          <w:szCs w:val="28"/>
+        </w:rPr>
+      </w:pPr>
+    </w:p>
+    <w:p>
+      <w:pPr>
+        <w:pStyle w:val="2"/>
+        <w:rPr>
+          <w:rFonts w:ascii="Times New Roman" w:hAnsi="Times New Roman" w:cs="Times New Roman"/>
+          <w:color w:val="auto"/>
+        </w:rPr>
+      </w:pPr>
+      <w:r>
+        <w:rPr>
+          <w:rFonts w:ascii="Times New Roman" w:hAnsi="Times New Roman" w:cs="Times New Roman"/>
+          <w:color w:val="auto"/>
+        </w:rPr>
+        <w:lastRenderedPageBreak/>
+        <w:t>ЗАКЛЮЧЕНИЕ</w:t>
+      </w:r>
+    </w:p>
+    <w:p>
+      <w:pPr>
+        <w:pStyle w:val="ds-markdown-paragraph"/>
+      </w:pPr>
+      <w:r>
+        <w:t>В ходе выполнения дипломного проекта разработана информационная система «Управление многоквартирным домом» для автоматизации деятельности управляющей компании в сфере жилищно-коммунального хозяйства. Система реализована в виде клиент-серверного веб-приложения и обеспечивает ведение единой базы данных объектов управления, регистрацию и обработку заявок от жителей, сбор и подтверждение показаний приборов учёта, расчёт квартплаты, а также формирование платёжных документов и аналитической отчётности.</w:t>
+      </w:r>
+    </w:p>
+    <w:p>
+      <w:pPr>
+        <w:pStyle w:val="ds-markdown-paragraph"/>
+      </w:pPr>
+      <w:r>
+        <w:t>На первом этапе выполнен анализ предметной области: выделены основные субъекты и объекты управления, описаны ключевые бизнес-процессы, сформулированы функциональные и нефункциональные требования. С использованием методологий IDEF0, DFD и UML построены модели системы, определена структура данных и разработаны прототипы пользовательского интерфейса.</w:t>
+      </w:r>
+    </w:p>
+    <w:p>
+      <w:pPr>
+        <w:pStyle w:val="ds-markdown-paragraph"/>
+      </w:pPr>
+      <w:r>
+        <w:t xml:space="preserve">Практическая реализация выполнена в среде разработки Visual Studio с использованием современных технологий. Серверная часть построена на платформе </w:t>
+      </w:r>
+      <w:hyperlink r:id="rId35" w:tgtFrame="_blank" w:history="1">
+        <w:r>
+          <w:rPr>
+            <w:rStyle w:val="a5"/>
+            <w:b/>
+            <w:bCs/>
+          </w:rPr>
+          <w:t>ASP.NET</w:t>
+        </w:r>
+      </w:hyperlink>
+      <w:r>
+        <w:rPr>
+          <w:rStyle w:val="a4"/>
+        </w:rPr>
+        <w:t xml:space="preserve"> Core 8</w:t>
+      </w:r>
+      <w:r>
+        <w:t xml:space="preserve"> с применением </w:t>
       </w:r>
       <w:proofErr w:type="spellStart"/>
       <w:r>
         <w:rPr>
-          <w:rStyle w:val="a6"/>
-        </w:rPr>
-        <w:t>AuditLog</w:t>
+          <w:rStyle w:val="a4"/>
+        </w:rPr>
+        <w:t>Entity</w:t>
       </w:r>
       <w:proofErr w:type="spellEnd"/>
       <w:r>
         <w:rPr>
-          <w:rStyle w:val="a6"/>
-        </w:rPr>
-        <w:t xml:space="preserve"> с примерами записей об изменении заявок)</w:t>
-      </w:r>
-    </w:p>
-    <w:p>
-      <w:pPr>
-        <w:pStyle w:val="ds-markdown-paragraph"/>
-      </w:pPr>
-      <w:r>
-        <w:rPr>
-          <w:rStyle w:val="a4"/>
-        </w:rPr>
-        <w:t>2.4.4 Соответствие требованиям 152-ФЗ</w:t>
-      </w:r>
-      <w:r>
-        <w:br/>
-        <w:t>В интерфейсе личного кабинета жителя реализована форма согласия на обработку персональных данных (Рисунок 31). Предусмотрена возможность выгрузки или удаления ПД по запросу субъекта.</w:t>
-      </w:r>
-    </w:p>
-    <w:p>
-      <w:pPr>
-        <w:pStyle w:val="ds-markdown-paragraph"/>
-      </w:pPr>
-      <w:r>
-        <w:rPr>
-          <w:rStyle w:val="a4"/>
-        </w:rPr>
-        <w:t>Рисунок 31 – Личный кабинет: согласие на обработку персональных данных</w:t>
-      </w:r>
-      <w:r>
-        <w:br/>
-      </w:r>
-      <w:r>
-        <w:rPr>
-          <w:rStyle w:val="a6"/>
-        </w:rPr>
-        <w:t>(Чек-бокс с текстом согласия и ссылкой на политику конфиденциальности)</w:t>
-      </w:r>
+          <w:rStyle w:val="a4"/>
+        </w:rPr>
+        <w:t xml:space="preserve"> Framework Core</w:t>
+      </w:r>
+      <w:r>
+        <w:t xml:space="preserve"> для взаимодействия с базой данных (подход Database First). Клиентская часть реализована как одностраничное приложение на </w:t>
+      </w:r>
+      <w:r>
+        <w:rPr>
+          <w:rStyle w:val="a4"/>
+        </w:rPr>
+        <w:t>Vue.js 3</w:t>
+      </w:r>
+      <w:r>
+        <w:t xml:space="preserve"> с хранилищем </w:t>
+      </w:r>
+      <w:proofErr w:type="spellStart"/>
+      <w:r>
+        <w:rPr>
+          <w:rStyle w:val="a4"/>
+        </w:rPr>
+        <w:t>Pinia</w:t>
+      </w:r>
+      <w:proofErr w:type="spellEnd"/>
+      <w:r>
+        <w:t xml:space="preserve"> и HTTP-клиентом </w:t>
+      </w:r>
+      <w:proofErr w:type="spellStart"/>
+      <w:r>
+        <w:rPr>
+          <w:rStyle w:val="a4"/>
+        </w:rPr>
+        <w:t>Axios</w:t>
+      </w:r>
+      <w:proofErr w:type="spellEnd"/>
+      <w:r>
+        <w:t>. Взаимодействие между клиентом и сервером осуществляется через REST API с аутентификацией на основе JWT-токенов.</w:t>
+      </w:r>
+    </w:p>
+    <w:p>
+      <w:pPr>
+        <w:pStyle w:val="ds-markdown-paragraph"/>
+      </w:pPr>
+      <w:r>
+        <w:t xml:space="preserve">База данных </w:t>
+      </w:r>
+      <w:proofErr w:type="spellStart"/>
+      <w:r>
+        <w:rPr>
+          <w:rStyle w:val="a4"/>
+        </w:rPr>
+        <w:t>uk_management</w:t>
+      </w:r>
+      <w:proofErr w:type="spellEnd"/>
+      <w:r>
+        <w:t xml:space="preserve"> спроектирована и развёрнута в среде </w:t>
+      </w:r>
+      <w:r>
+        <w:rPr>
+          <w:rStyle w:val="a4"/>
+        </w:rPr>
+        <w:t>Microsoft SQL Server 2019</w:t>
+      </w:r>
+      <w:r>
+        <w:t>. Физическая схема включает десять таблиц с обеспечением ссылочной целостности через внешние ключи с каскадным удалением и набором проверочных ограничений, что гарантирует корректность и непротиворечивость данных.</w:t>
+      </w:r>
+    </w:p>
+    <w:p>
+      <w:pPr>
+        <w:pStyle w:val="ds-markdown-paragraph"/>
+      </w:pPr>
+      <w:r>
+        <w:t>Программная реализация охватывает все основные модули:</w:t>
+      </w:r>
+    </w:p>
+    <w:p>
+      <w:pPr>
+        <w:pStyle w:val="ds-markdown-paragraph"/>
+        <w:numPr>
+          <w:ilvl w:val="0"/>
+          <w:numId w:val="25"/>
+        </w:numPr>
+      </w:pPr>
+      <w:r>
+        <w:t>управление жилым фондом и лицевыми счетами;</w:t>
+      </w:r>
+    </w:p>
+    <w:p>
+      <w:pPr>
+        <w:pStyle w:val="ds-markdown-paragraph"/>
+        <w:numPr>
+          <w:ilvl w:val="0"/>
+          <w:numId w:val="25"/>
+        </w:numPr>
+      </w:pPr>
+      <w:r>
+        <w:t>диспетчеризация заявок с отслеживанием жизненного цикла и истории статусов;</w:t>
+      </w:r>
+    </w:p>
+    <w:p>
+      <w:pPr>
+        <w:pStyle w:val="ds-markdown-paragraph"/>
+        <w:numPr>
+          <w:ilvl w:val="0"/>
+          <w:numId w:val="25"/>
+        </w:numPr>
+      </w:pPr>
+      <w:r>
+        <w:t>учёт показаний приборов учёта с двухуровневой валидацией (клиентская и серверная);</w:t>
+      </w:r>
+    </w:p>
+    <w:p>
+      <w:pPr>
+        <w:pStyle w:val="ds-markdown-paragraph"/>
+        <w:numPr>
+          <w:ilvl w:val="0"/>
+          <w:numId w:val="25"/>
+        </w:numPr>
+      </w:pPr>
+      <w:r>
+        <w:t>автоматизированный расчёт начислений с учётом тарифов и нормативов;</w:t>
+      </w:r>
+    </w:p>
+    <w:p>
+      <w:pPr>
+        <w:pStyle w:val="ds-markdown-paragraph"/>
+        <w:numPr>
+          <w:ilvl w:val="0"/>
+          <w:numId w:val="25"/>
+        </w:numPr>
+      </w:pPr>
+      <w:r>
+        <w:t>формирование электронных квитанций (PDF);</w:t>
+      </w:r>
+    </w:p>
+    <w:p>
+      <w:pPr>
+        <w:pStyle w:val="ds-markdown-paragraph"/>
+        <w:numPr>
+          <w:ilvl w:val="0"/>
+          <w:numId w:val="25"/>
+        </w:numPr>
+      </w:pPr>
+      <w:r>
+        <w:t>построение аналитических отчётов для персонала управляющей компании.</w:t>
+      </w:r>
+    </w:p>
+    <w:p>
+      <w:pPr>
+        <w:pStyle w:val="ds-markdown-paragraph"/>
+      </w:pPr>
+      <w:r>
+        <w:t>Особое внимание уделено вопросам безопасности: реализована ролевая модель доступа (житель, диспетчер, бухгалтер, администратор), пароли хранятся в хешированном виде, передача данных защищена протоколом HTTPS. На уровне базы данных настроено резервное копирование и ведение аудита действий пользователей.</w:t>
+      </w:r>
+    </w:p>
+    <w:p>
+      <w:pPr>
+        <w:pStyle w:val="ds-markdown-paragraph"/>
+      </w:pPr>
+      <w:r>
+        <w:t>Разработанная система полностью готова к внедрению в деятельность управляющей компании. Она позволяет ускорить обработку обращений граждан, повысить точность расчётов за жилищно-коммунальные услуги и сократить трудозатраты персонала. В перспективе система может быть расширена модулями интеграции с платёжными шлюзами, мобильным приложением для жителей и личным кабинетом для ресурсоснабжающих организаций.</w:t>
+      </w:r>
+    </w:p>
+    <w:p>
+      <w:pPr>
+        <w:pStyle w:val="ds-markdown-paragraph"/>
+      </w:pPr>
+      <w:r>
+        <w:t xml:space="preserve">Все поставленные задачи решены в полном объёме. Результаты дипломного проектирования имеют практическую ценность и могут быть использованы как в </w:t>
+      </w:r>
+      <w:r>
+        <w:lastRenderedPageBreak/>
+        <w:t>реальной деятельности организаций ЖКХ, так и в учебном процессе для подготовки специалистов по направлению «Информационные системы и программирование».</w:t>
+      </w:r>
+    </w:p>
+    <w:p/>
+    <w:p>
+      <w:pPr>
+        <w:pStyle w:val="2"/>
+        <w:rPr>
+          <w:rFonts w:ascii="Times New Roman" w:hAnsi="Times New Roman" w:cs="Times New Roman"/>
+          <w:color w:val="auto"/>
+        </w:rPr>
+      </w:pPr>
+      <w:r>
+        <w:rPr>
+          <w:rFonts w:ascii="Times New Roman" w:hAnsi="Times New Roman" w:cs="Times New Roman"/>
+          <w:color w:val="auto"/>
+        </w:rPr>
+        <w:t>СПИСОК ИСПОЛЬЗОВАННЫХ ИСТОЧНИКОВ</w:t>
+      </w:r>
+    </w:p>
+    <w:p>
+      <w:pPr>
+        <w:pStyle w:val="ds-markdown-paragraph"/>
+        <w:numPr>
+          <w:ilvl w:val="0"/>
+          <w:numId w:val="26"/>
+        </w:numPr>
+      </w:pPr>
+      <w:r>
+        <w:t xml:space="preserve">Федеральный закон от 27.07.2006 № 152-ФЗ «О персональных данных» (ред. от 06.02.2024). – </w:t>
+      </w:r>
+      <w:proofErr w:type="gramStart"/>
+      <w:r>
+        <w:t>Текст :</w:t>
+      </w:r>
+      <w:proofErr w:type="gramEnd"/>
+      <w:r>
+        <w:t xml:space="preserve"> электронный // КонсультантПлюс. – URL: </w:t>
+      </w:r>
+      <w:hyperlink r:id="rId36" w:tgtFrame="_blank" w:history="1">
+        <w:r>
+          <w:rPr>
+            <w:rStyle w:val="a5"/>
+          </w:rPr>
+          <w:t>http://www.consultant.ru/document/cons_doc_LAW_61801/</w:t>
+        </w:r>
+      </w:hyperlink>
+      <w:r>
+        <w:t xml:space="preserve"> (дата обращения: 12.05.2026).</w:t>
+      </w:r>
+    </w:p>
+    <w:p>
+      <w:pPr>
+        <w:pStyle w:val="ds-markdown-paragraph"/>
+        <w:numPr>
+          <w:ilvl w:val="0"/>
+          <w:numId w:val="26"/>
+        </w:numPr>
+      </w:pPr>
+      <w:r>
+        <w:t xml:space="preserve">ГОСТ 34.602-89. Информационная технология. Комплекс стандартов на автоматизированные системы. Техническое задание на создание автоматизированной системы. – </w:t>
+      </w:r>
+      <w:proofErr w:type="spellStart"/>
+      <w:r>
+        <w:t>Введ</w:t>
+      </w:r>
+      <w:proofErr w:type="spellEnd"/>
+      <w:r>
+        <w:t xml:space="preserve">. 1990-01-01. – </w:t>
+      </w:r>
+      <w:proofErr w:type="gramStart"/>
+      <w:r>
+        <w:t>Москва :</w:t>
+      </w:r>
+      <w:proofErr w:type="gramEnd"/>
+      <w:r>
+        <w:t xml:space="preserve"> </w:t>
+      </w:r>
+      <w:proofErr w:type="spellStart"/>
+      <w:r>
+        <w:t>Стандартинформ</w:t>
+      </w:r>
+      <w:proofErr w:type="spellEnd"/>
+      <w:r>
+        <w:t>, 2005. – 12 с.</w:t>
+      </w:r>
+    </w:p>
+    <w:p>
+      <w:pPr>
+        <w:pStyle w:val="ds-markdown-paragraph"/>
+        <w:numPr>
+          <w:ilvl w:val="0"/>
+          <w:numId w:val="26"/>
+        </w:numPr>
+      </w:pPr>
+      <w:r>
+        <w:t xml:space="preserve">ГОСТ Р ИСО/МЭК 12207-2010. Информационная технология. Системная и программная инженерия. Процессы жизненного цикла программных средств. – </w:t>
+      </w:r>
+      <w:proofErr w:type="spellStart"/>
+      <w:r>
+        <w:t>Введ</w:t>
+      </w:r>
+      <w:proofErr w:type="spellEnd"/>
+      <w:r>
+        <w:t xml:space="preserve">. 2012-03-01. – </w:t>
+      </w:r>
+      <w:proofErr w:type="gramStart"/>
+      <w:r>
+        <w:t>Москва :</w:t>
+      </w:r>
+      <w:proofErr w:type="gramEnd"/>
+      <w:r>
+        <w:t xml:space="preserve"> </w:t>
+      </w:r>
+      <w:proofErr w:type="spellStart"/>
+      <w:r>
+        <w:t>Стандартинформ</w:t>
+      </w:r>
+      <w:proofErr w:type="spellEnd"/>
+      <w:r>
+        <w:t>, 2011. – 105 с.</w:t>
+      </w:r>
+    </w:p>
+    <w:p>
+      <w:pPr>
+        <w:pStyle w:val="ds-markdown-paragraph"/>
+        <w:numPr>
+          <w:ilvl w:val="0"/>
+          <w:numId w:val="26"/>
+        </w:numPr>
+      </w:pPr>
+      <w:proofErr w:type="spellStart"/>
+      <w:r>
+        <w:t>Вендров</w:t>
+      </w:r>
+      <w:proofErr w:type="spellEnd"/>
+      <w:r>
+        <w:t xml:space="preserve">, А. М. Проектирование программного </w:t>
+      </w:r>
+      <w:proofErr w:type="gramStart"/>
+      <w:r>
+        <w:t>обеспечения :</w:t>
+      </w:r>
+      <w:proofErr w:type="gramEnd"/>
+      <w:r>
+        <w:t xml:space="preserve"> учебное пособие / А. М. </w:t>
+      </w:r>
+      <w:proofErr w:type="spellStart"/>
+      <w:r>
+        <w:t>Вендров</w:t>
+      </w:r>
+      <w:proofErr w:type="spellEnd"/>
+      <w:r>
+        <w:t xml:space="preserve">. – </w:t>
+      </w:r>
+      <w:proofErr w:type="gramStart"/>
+      <w:r>
+        <w:t>Москва :</w:t>
+      </w:r>
+      <w:proofErr w:type="gramEnd"/>
+      <w:r>
+        <w:t xml:space="preserve"> Финансы и статистика, 2018. – 416 с. – ISBN 978-5-279-03580-6.</w:t>
+      </w:r>
+    </w:p>
+    <w:p>
+      <w:pPr>
+        <w:pStyle w:val="ds-markdown-paragraph"/>
+        <w:numPr>
+          <w:ilvl w:val="0"/>
+          <w:numId w:val="26"/>
+        </w:numPr>
+      </w:pPr>
+      <w:r>
+        <w:t xml:space="preserve">Маклаков, С. В. </w:t>
+      </w:r>
+      <w:proofErr w:type="spellStart"/>
+      <w:r>
+        <w:t>BPwin</w:t>
+      </w:r>
+      <w:proofErr w:type="spellEnd"/>
+      <w:r>
+        <w:t xml:space="preserve"> и </w:t>
+      </w:r>
+      <w:proofErr w:type="spellStart"/>
+      <w:r>
+        <w:t>ERwin</w:t>
+      </w:r>
+      <w:proofErr w:type="spellEnd"/>
+      <w:r>
+        <w:t xml:space="preserve">. CASE-средства разработки информационных </w:t>
+      </w:r>
+      <w:proofErr w:type="gramStart"/>
+      <w:r>
+        <w:t>систем :</w:t>
+      </w:r>
+      <w:proofErr w:type="gramEnd"/>
+      <w:r>
+        <w:t xml:space="preserve"> учебное пособие / С. В. Маклаков. – </w:t>
+      </w:r>
+      <w:proofErr w:type="gramStart"/>
+      <w:r>
+        <w:t>Москва :</w:t>
+      </w:r>
+      <w:proofErr w:type="gramEnd"/>
+      <w:r>
+        <w:t xml:space="preserve"> Диалог-МИФИ, 2001. – 304 с. – ISBN 5-86404-155-1.</w:t>
+      </w:r>
+    </w:p>
+    <w:p>
+      <w:pPr>
+        <w:pStyle w:val="ds-markdown-paragraph"/>
+        <w:numPr>
+          <w:ilvl w:val="0"/>
+          <w:numId w:val="26"/>
+        </w:numPr>
+      </w:pPr>
+      <w:proofErr w:type="spellStart"/>
+      <w:r>
+        <w:t>Дейт</w:t>
+      </w:r>
+      <w:proofErr w:type="spellEnd"/>
+      <w:r>
+        <w:t xml:space="preserve">, К. Дж. Введение в системы баз данных / К. Дж. </w:t>
+      </w:r>
+      <w:proofErr w:type="spellStart"/>
+      <w:proofErr w:type="gramStart"/>
+      <w:r>
+        <w:t>Дейт</w:t>
+      </w:r>
+      <w:proofErr w:type="spellEnd"/>
+      <w:r>
+        <w:t xml:space="preserve"> ;</w:t>
+      </w:r>
+      <w:proofErr w:type="gramEnd"/>
+      <w:r>
+        <w:t xml:space="preserve"> пер. с англ. – 8-е изд. – Москва : Вильямс, 2016. – 1328 с. – ISBN 978-5-8459-2076-2.</w:t>
+      </w:r>
+    </w:p>
+    <w:p>
+      <w:pPr>
+        <w:pStyle w:val="ds-markdown-paragraph"/>
+        <w:numPr>
+          <w:ilvl w:val="0"/>
+          <w:numId w:val="26"/>
+        </w:numPr>
+      </w:pPr>
+      <w:r>
+        <w:t>Петкович</w:t>
+      </w:r>
+      <w:r>
+        <w:rPr>
+          <w:lang w:val="en-US"/>
+        </w:rPr>
+        <w:t xml:space="preserve">, </w:t>
+      </w:r>
+      <w:r>
+        <w:t>Д</w:t>
+      </w:r>
+      <w:r>
+        <w:rPr>
+          <w:lang w:val="en-US"/>
+        </w:rPr>
+        <w:t xml:space="preserve">. Microsoft SQL Server 2019. </w:t>
+      </w:r>
+      <w:r>
+        <w:t xml:space="preserve">Руководство для начинающих / Д. </w:t>
+      </w:r>
+      <w:proofErr w:type="gramStart"/>
+      <w:r>
+        <w:t>Петкович ;</w:t>
+      </w:r>
+      <w:proofErr w:type="gramEnd"/>
+      <w:r>
+        <w:t xml:space="preserve"> пер. с англ. – Санкт-Петербург : БХВ-Петербург, 2020. – 528 с. – ISBN 978-5-9775-4073-8.</w:t>
+      </w:r>
+    </w:p>
+    <w:p>
+      <w:pPr>
+        <w:pStyle w:val="ds-markdown-paragraph"/>
+        <w:numPr>
+          <w:ilvl w:val="0"/>
+          <w:numId w:val="26"/>
+        </w:numPr>
+      </w:pPr>
+      <w:r>
+        <w:t xml:space="preserve">Рихтер, Дж. CLR </w:t>
+      </w:r>
+      <w:proofErr w:type="spellStart"/>
+      <w:r>
+        <w:t>via</w:t>
+      </w:r>
+      <w:proofErr w:type="spellEnd"/>
+      <w:r>
+        <w:t xml:space="preserve"> C#. Программирование на платформе Microsoft .NET Framework 4.5 / Дж. </w:t>
+      </w:r>
+      <w:proofErr w:type="gramStart"/>
+      <w:r>
+        <w:t>Рихтер ;</w:t>
+      </w:r>
+      <w:proofErr w:type="gramEnd"/>
+      <w:r>
+        <w:t xml:space="preserve"> пер. с англ. – 4-е изд. – Санкт-Петербург : Питер, 2020. – 896 с. – ISBN 978-5-4461-1590-7.</w:t>
+      </w:r>
+    </w:p>
+    <w:p>
+      <w:pPr>
+        <w:pStyle w:val="ds-markdown-paragraph"/>
+        <w:numPr>
+          <w:ilvl w:val="0"/>
+          <w:numId w:val="26"/>
+        </w:numPr>
+      </w:pPr>
+      <w:r>
+        <w:t xml:space="preserve">Фримен, А. </w:t>
+      </w:r>
+      <w:hyperlink r:id="rId37" w:tgtFrame="_blank" w:history="1">
+        <w:r>
+          <w:rPr>
+            <w:rStyle w:val="a5"/>
+          </w:rPr>
+          <w:t>ASP.NET</w:t>
+        </w:r>
+      </w:hyperlink>
+      <w:r>
+        <w:t xml:space="preserve"> Core MVC с примерами на C# / А. </w:t>
+      </w:r>
+      <w:proofErr w:type="gramStart"/>
+      <w:r>
+        <w:t>Фримен ;</w:t>
+      </w:r>
+      <w:proofErr w:type="gramEnd"/>
+      <w:r>
+        <w:t xml:space="preserve"> пер. с англ. – Москва : Вильямс, 2021. – 1040 с. – ISBN 978-5-907365-18-3.</w:t>
+      </w:r>
+    </w:p>
+    <w:p>
+      <w:pPr>
+        <w:pStyle w:val="ds-markdown-paragraph"/>
+        <w:numPr>
+          <w:ilvl w:val="0"/>
+          <w:numId w:val="26"/>
+        </w:numPr>
+      </w:pPr>
+      <w:proofErr w:type="spellStart"/>
+      <w:r>
+        <w:t>Лок</w:t>
+      </w:r>
+      <w:proofErr w:type="spellEnd"/>
+      <w:r>
+        <w:t xml:space="preserve">, Э. </w:t>
+      </w:r>
+      <w:hyperlink r:id="rId38" w:tgtFrame="_blank" w:history="1">
+        <w:r>
+          <w:rPr>
+            <w:rStyle w:val="a5"/>
+          </w:rPr>
+          <w:t>ASP.NET</w:t>
+        </w:r>
+      </w:hyperlink>
+      <w:r>
+        <w:t xml:space="preserve"> Core в действии / Э. </w:t>
+      </w:r>
+      <w:proofErr w:type="spellStart"/>
+      <w:proofErr w:type="gramStart"/>
+      <w:r>
+        <w:t>Лок</w:t>
+      </w:r>
+      <w:proofErr w:type="spellEnd"/>
+      <w:r>
+        <w:t xml:space="preserve"> ;</w:t>
+      </w:r>
+      <w:proofErr w:type="gramEnd"/>
+      <w:r>
+        <w:t xml:space="preserve"> пер. с англ. – Москва : ДМК Пресс, 2022. – 700 с. – ISBN 978-5-93700-135-1.</w:t>
+      </w:r>
+    </w:p>
+    <w:p>
+      <w:pPr>
+        <w:pStyle w:val="ds-markdown-paragraph"/>
+        <w:numPr>
+          <w:ilvl w:val="0"/>
+          <w:numId w:val="26"/>
+        </w:numPr>
+      </w:pPr>
+      <w:proofErr w:type="spellStart"/>
+      <w:r>
+        <w:t>Хэнсон</w:t>
+      </w:r>
+      <w:proofErr w:type="spellEnd"/>
+      <w:r>
+        <w:t xml:space="preserve">, Д. Vue.js 3. Быстрый старт / Д. </w:t>
+      </w:r>
+      <w:proofErr w:type="spellStart"/>
+      <w:proofErr w:type="gramStart"/>
+      <w:r>
+        <w:t>Хэнсон</w:t>
+      </w:r>
+      <w:proofErr w:type="spellEnd"/>
+      <w:r>
+        <w:t xml:space="preserve"> ;</w:t>
+      </w:r>
+      <w:proofErr w:type="gramEnd"/>
+      <w:r>
+        <w:t xml:space="preserve"> пер. с англ. – Санкт-Петербург : Питер, 2023. – 384 с. – ISBN 978-5-4461-2075-8.</w:t>
+      </w:r>
+    </w:p>
+    <w:p>
+      <w:pPr>
+        <w:pStyle w:val="ds-markdown-paragraph"/>
+        <w:numPr>
+          <w:ilvl w:val="0"/>
+          <w:numId w:val="26"/>
+        </w:numPr>
+      </w:pPr>
+      <w:proofErr w:type="spellStart"/>
+      <w:r>
+        <w:t>Флэнаган</w:t>
+      </w:r>
+      <w:proofErr w:type="spellEnd"/>
+      <w:r>
+        <w:t xml:space="preserve">, Д. JavaScript. Полное руководство / Д. </w:t>
+      </w:r>
+      <w:proofErr w:type="spellStart"/>
+      <w:proofErr w:type="gramStart"/>
+      <w:r>
+        <w:t>Флэнаган</w:t>
+      </w:r>
+      <w:proofErr w:type="spellEnd"/>
+      <w:r>
+        <w:t xml:space="preserve"> ;</w:t>
+      </w:r>
+      <w:proofErr w:type="gramEnd"/>
+      <w:r>
+        <w:t xml:space="preserve"> пер. с англ. – 7-е изд. – Санкт-Петербург : Питер, 2021. – 1072 с. – ISBN 978-5-4461-1876-5.</w:t>
+      </w:r>
+    </w:p>
+    <w:p>
+      <w:pPr>
+        <w:pStyle w:val="ds-markdown-paragraph"/>
+        <w:numPr>
+          <w:ilvl w:val="0"/>
+          <w:numId w:val="26"/>
+        </w:numPr>
+      </w:pPr>
+      <w:proofErr w:type="spellStart"/>
+      <w:r>
+        <w:t>Клеппман</w:t>
+      </w:r>
+      <w:proofErr w:type="spellEnd"/>
+      <w:r>
+        <w:t xml:space="preserve">, М. Высоконагруженные приложения. Программирование, масштабирование, поддержка / М. </w:t>
+      </w:r>
+      <w:proofErr w:type="spellStart"/>
+      <w:proofErr w:type="gramStart"/>
+      <w:r>
+        <w:t>Клеппман</w:t>
+      </w:r>
+      <w:proofErr w:type="spellEnd"/>
+      <w:r>
+        <w:t xml:space="preserve"> ;</w:t>
+      </w:r>
+      <w:proofErr w:type="gramEnd"/>
+      <w:r>
+        <w:t xml:space="preserve"> пер. с англ. – Санкт-Петербург : Питер, 2022. – 640 с. – ISBN 978-5-4461-1626-3.</w:t>
+      </w:r>
+    </w:p>
+    <w:p>
+      <w:pPr>
+        <w:pStyle w:val="ds-markdown-paragraph"/>
+        <w:numPr>
+          <w:ilvl w:val="0"/>
+          <w:numId w:val="26"/>
+        </w:numPr>
+      </w:pPr>
+      <w:proofErr w:type="spellStart"/>
+      <w:r>
+        <w:t>Чамберс</w:t>
+      </w:r>
+      <w:proofErr w:type="spellEnd"/>
+      <w:r>
+        <w:rPr>
+          <w:lang w:val="en-US"/>
+        </w:rPr>
+        <w:t xml:space="preserve">, </w:t>
+      </w:r>
+      <w:r>
+        <w:t>Д</w:t>
+      </w:r>
+      <w:r>
+        <w:rPr>
+          <w:lang w:val="en-US"/>
+        </w:rPr>
+        <w:t xml:space="preserve">. </w:t>
+      </w:r>
+      <w:hyperlink r:id="rId39" w:tgtFrame="_blank" w:history="1">
+        <w:r>
+          <w:rPr>
+            <w:rStyle w:val="a5"/>
+            <w:lang w:val="en-US"/>
+          </w:rPr>
+          <w:t>ASP.NET</w:t>
+        </w:r>
+      </w:hyperlink>
+      <w:r>
+        <w:rPr>
+          <w:lang w:val="en-US"/>
+        </w:rPr>
+        <w:t xml:space="preserve"> Core. </w:t>
+      </w:r>
+      <w:r>
+        <w:t xml:space="preserve">Разработка веб-приложений / Д. </w:t>
+      </w:r>
+      <w:proofErr w:type="spellStart"/>
+      <w:r>
+        <w:t>Чамберс</w:t>
+      </w:r>
+      <w:proofErr w:type="spellEnd"/>
+      <w:r>
+        <w:t xml:space="preserve">, Д. </w:t>
+      </w:r>
+      <w:proofErr w:type="spellStart"/>
+      <w:r>
+        <w:t>Пэкстон</w:t>
+      </w:r>
+      <w:proofErr w:type="spellEnd"/>
+      <w:r>
+        <w:t xml:space="preserve">. – </w:t>
+      </w:r>
+      <w:proofErr w:type="gramStart"/>
+      <w:r>
+        <w:t>Москва :</w:t>
+      </w:r>
+      <w:proofErr w:type="gramEnd"/>
+      <w:r>
+        <w:t xml:space="preserve"> Вильямс, 2021. – 640 с. – ISBN 978-5-907144-72-5.</w:t>
+      </w:r>
+    </w:p>
+    <w:p>
+      <w:pPr>
+        <w:pStyle w:val="ds-markdown-paragraph"/>
+        <w:numPr>
+          <w:ilvl w:val="0"/>
+          <w:numId w:val="26"/>
+        </w:numPr>
+      </w:pPr>
+      <w:r>
+        <w:t xml:space="preserve">Кузнецов, С. Д. Базы данных. Модели и </w:t>
+      </w:r>
+      <w:proofErr w:type="gramStart"/>
+      <w:r>
+        <w:t>языки :</w:t>
+      </w:r>
+      <w:proofErr w:type="gramEnd"/>
+      <w:r>
+        <w:t xml:space="preserve"> учебник / С. Д. Кузнецов. – </w:t>
+      </w:r>
+      <w:proofErr w:type="gramStart"/>
+      <w:r>
+        <w:t>Москва :</w:t>
+      </w:r>
+      <w:proofErr w:type="gramEnd"/>
+      <w:r>
+        <w:t xml:space="preserve"> Бином-Пресс, 2008. – 720 с. – ISBN 978-5-9518-0247-6.</w:t>
+      </w:r>
+    </w:p>
+    <w:p>
+      <w:pPr>
+        <w:pStyle w:val="ds-markdown-paragraph"/>
+        <w:numPr>
+          <w:ilvl w:val="0"/>
+          <w:numId w:val="26"/>
+        </w:numPr>
+      </w:pPr>
+      <w:proofErr w:type="spellStart"/>
+      <w:r>
+        <w:t>Диго</w:t>
+      </w:r>
+      <w:proofErr w:type="spellEnd"/>
+      <w:r>
+        <w:t xml:space="preserve">, С. М. Базы данных: проектирование и </w:t>
+      </w:r>
+      <w:proofErr w:type="gramStart"/>
+      <w:r>
+        <w:t>использование :</w:t>
+      </w:r>
+      <w:proofErr w:type="gramEnd"/>
+      <w:r>
+        <w:t xml:space="preserve"> учебник / С. М. </w:t>
+      </w:r>
+      <w:proofErr w:type="spellStart"/>
+      <w:r>
+        <w:t>Диго</w:t>
+      </w:r>
+      <w:proofErr w:type="spellEnd"/>
+      <w:r>
+        <w:t xml:space="preserve">. – </w:t>
+      </w:r>
+      <w:proofErr w:type="gramStart"/>
+      <w:r>
+        <w:t>Москва :</w:t>
+      </w:r>
+      <w:proofErr w:type="gramEnd"/>
+      <w:r>
+        <w:t xml:space="preserve"> Финансы и статистика, 2005. – 592 с. – ISBN 5-279-02787-9.</w:t>
+      </w:r>
+    </w:p>
+    <w:p>
+      <w:pPr>
+        <w:pStyle w:val="ds-markdown-paragraph"/>
+        <w:numPr>
+          <w:ilvl w:val="0"/>
+          <w:numId w:val="26"/>
+        </w:numPr>
+      </w:pPr>
+      <w:r>
+        <w:t xml:space="preserve">Официальная документация Microsoft по </w:t>
+      </w:r>
+      <w:hyperlink r:id="rId40" w:tgtFrame="_blank" w:history="1">
+        <w:r>
+          <w:rPr>
+            <w:rStyle w:val="a5"/>
+          </w:rPr>
+          <w:t>ASP.NET</w:t>
+        </w:r>
+      </w:hyperlink>
+      <w:r>
+        <w:t xml:space="preserve"> Core. – </w:t>
+      </w:r>
+      <w:proofErr w:type="gramStart"/>
+      <w:r>
+        <w:t>Текст :</w:t>
+      </w:r>
+      <w:proofErr w:type="gramEnd"/>
+      <w:r>
+        <w:t xml:space="preserve"> электронный // Microsoft </w:t>
+      </w:r>
+      <w:proofErr w:type="spellStart"/>
+      <w:r>
+        <w:t>Learn</w:t>
+      </w:r>
+      <w:proofErr w:type="spellEnd"/>
+      <w:r>
+        <w:t xml:space="preserve">. – 2025. – URL: </w:t>
+      </w:r>
+      <w:hyperlink r:id="rId41" w:tgtFrame="_blank" w:history="1">
+        <w:r>
+          <w:rPr>
+            <w:rStyle w:val="a5"/>
+          </w:rPr>
+          <w:t>https://learn.microsoft.com/ru-ru/aspnet/core/</w:t>
+        </w:r>
+      </w:hyperlink>
+      <w:r>
+        <w:t xml:space="preserve"> (дата обращения: 10.05.2026).</w:t>
+      </w:r>
+    </w:p>
+    <w:p>
+      <w:pPr>
+        <w:pStyle w:val="ds-markdown-paragraph"/>
+        <w:numPr>
+          <w:ilvl w:val="0"/>
+          <w:numId w:val="26"/>
+        </w:numPr>
+      </w:pPr>
+      <w:r>
+        <w:lastRenderedPageBreak/>
+        <w:t xml:space="preserve">Официальное руководство по Vue.js 3. – </w:t>
+      </w:r>
+      <w:proofErr w:type="gramStart"/>
+      <w:r>
+        <w:t>Текст :</w:t>
+      </w:r>
+      <w:proofErr w:type="gramEnd"/>
+      <w:r>
+        <w:t xml:space="preserve"> электронный // Vue.js. – 2025. – URL: </w:t>
+      </w:r>
+      <w:hyperlink r:id="rId42" w:tgtFrame="_blank" w:history="1">
+        <w:r>
+          <w:rPr>
+            <w:rStyle w:val="a5"/>
+          </w:rPr>
+          <w:t>https://ru.vuejs.org/guide/introduction.html</w:t>
+        </w:r>
+      </w:hyperlink>
+      <w:r>
+        <w:t xml:space="preserve"> (дата обращения: 10.05.2026).</w:t>
+      </w:r>
+    </w:p>
+    <w:p>
+      <w:pPr>
+        <w:pStyle w:val="ds-markdown-paragraph"/>
+        <w:numPr>
+          <w:ilvl w:val="0"/>
+          <w:numId w:val="26"/>
+        </w:numPr>
+      </w:pPr>
+      <w:r>
+        <w:t xml:space="preserve">Документация по </w:t>
+      </w:r>
+      <w:proofErr w:type="spellStart"/>
+      <w:r>
+        <w:t>Entity</w:t>
+      </w:r>
+      <w:proofErr w:type="spellEnd"/>
+      <w:r>
+        <w:t xml:space="preserve"> Framework Core. – </w:t>
+      </w:r>
+      <w:proofErr w:type="gramStart"/>
+      <w:r>
+        <w:t>Текст :</w:t>
+      </w:r>
+      <w:proofErr w:type="gramEnd"/>
+      <w:r>
+        <w:t xml:space="preserve"> электронный // Microsoft </w:t>
+      </w:r>
+      <w:proofErr w:type="spellStart"/>
+      <w:r>
+        <w:t>Learn</w:t>
+      </w:r>
+      <w:proofErr w:type="spellEnd"/>
+      <w:r>
+        <w:t xml:space="preserve">. – 2025. – URL: </w:t>
+      </w:r>
+      <w:hyperlink r:id="rId43" w:tgtFrame="_blank" w:history="1">
+        <w:r>
+          <w:rPr>
+            <w:rStyle w:val="a5"/>
+          </w:rPr>
+          <w:t>https://learn.microsoft.com/ru-ru/ef/core/</w:t>
+        </w:r>
+      </w:hyperlink>
+      <w:r>
+        <w:t xml:space="preserve"> (дата обращения: 10.05.2026).</w:t>
+      </w:r>
+    </w:p>
+    <w:p>
+      <w:pPr>
+        <w:pStyle w:val="ds-markdown-paragraph"/>
+        <w:numPr>
+          <w:ilvl w:val="0"/>
+          <w:numId w:val="26"/>
+        </w:numPr>
+      </w:pPr>
+      <w:r>
+        <w:t xml:space="preserve">Документация по </w:t>
+      </w:r>
+      <w:proofErr w:type="spellStart"/>
+      <w:r>
+        <w:t>Pinia</w:t>
+      </w:r>
+      <w:proofErr w:type="spellEnd"/>
+      <w:r>
+        <w:t xml:space="preserve"> (менеджер состояний для Vue.js). – </w:t>
+      </w:r>
+      <w:proofErr w:type="gramStart"/>
+      <w:r>
+        <w:t>Текст :</w:t>
+      </w:r>
+      <w:proofErr w:type="gramEnd"/>
+      <w:r>
+        <w:t xml:space="preserve"> электронный // </w:t>
+      </w:r>
+      <w:proofErr w:type="spellStart"/>
+      <w:r>
+        <w:t>Pinia</w:t>
+      </w:r>
+      <w:proofErr w:type="spellEnd"/>
+      <w:r>
+        <w:t xml:space="preserve">. – 2025. – URL: </w:t>
+      </w:r>
+      <w:hyperlink r:id="rId44" w:tgtFrame="_blank" w:history="1">
+        <w:r>
+          <w:rPr>
+            <w:rStyle w:val="a5"/>
+          </w:rPr>
+          <w:t>https://pinia.vuejs.org/</w:t>
+        </w:r>
+      </w:hyperlink>
+      <w:r>
+        <w:t xml:space="preserve"> (дата обращения: 10.05.2026).</w:t>
+      </w:r>
+    </w:p>
+    <w:p>
+      <w:pPr>
+        <w:pStyle w:val="ds-markdown-paragraph"/>
+        <w:numPr>
+          <w:ilvl w:val="0"/>
+          <w:numId w:val="26"/>
+        </w:numPr>
+      </w:pPr>
+      <w:r>
+        <w:t>Методические указания по выполнению и защите выпускной квалификационной работы для студентов специальности 09.02.07 «Информационные системы и программирование» / Югорский государственный университет, Многопрофильный колледж. – Ханты-Мансийск, 2025. – 42 с.</w:t>
+      </w:r>
+    </w:p>
+    <w:p>
+      <w:pPr>
+        <w:tabs>
+          <w:tab w:val="left" w:pos="284"/>
+        </w:tabs>
+        <w:spacing w:after="0" w:line="240" w:lineRule="auto"/>
+        <w:rPr>
+          <w:rFonts w:ascii="Times New Roman" w:hAnsi="Times New Roman" w:cs="Times New Roman"/>
+          <w:sz w:val="24"/>
+          <w:szCs w:val="28"/>
+        </w:rPr>
+      </w:pPr>
+    </w:p>
+    <w:p>
+      <w:pPr>
+        <w:tabs>
+          <w:tab w:val="left" w:pos="284"/>
+        </w:tabs>
+        <w:spacing w:after="0" w:line="240" w:lineRule="auto"/>
+        <w:rPr>
+          <w:rFonts w:ascii="Times New Roman" w:hAnsi="Times New Roman" w:cs="Times New Roman"/>
+          <w:sz w:val="24"/>
+          <w:szCs w:val="28"/>
+        </w:rPr>
+      </w:pPr>
+    </w:p>
+    <w:p>
+      <w:pPr>
+        <w:tabs>
+          <w:tab w:val="left" w:pos="284"/>
+        </w:tabs>
+        <w:spacing w:after="0" w:line="240" w:lineRule="auto"/>
+        <w:rPr>
+          <w:rFonts w:ascii="Times New Roman" w:hAnsi="Times New Roman" w:cs="Times New Roman"/>
+          <w:sz w:val="24"/>
+          <w:szCs w:val="28"/>
+        </w:rPr>
+      </w:pPr>
+    </w:p>
+    <w:p>
+      <w:pPr>
+        <w:tabs>
+          <w:tab w:val="left" w:pos="284"/>
+        </w:tabs>
+        <w:spacing w:after="0" w:line="240" w:lineRule="auto"/>
+        <w:rPr>
+          <w:rFonts w:ascii="Times New Roman" w:hAnsi="Times New Roman" w:cs="Times New Roman"/>
+          <w:sz w:val="24"/>
+          <w:szCs w:val="28"/>
+        </w:rPr>
+      </w:pPr>
+    </w:p>
+    <w:p>
+      <w:pPr>
+        <w:tabs>
+          <w:tab w:val="left" w:pos="284"/>
+        </w:tabs>
+        <w:spacing w:after="0" w:line="240" w:lineRule="auto"/>
+        <w:rPr>
+          <w:rFonts w:ascii="Times New Roman" w:hAnsi="Times New Roman" w:cs="Times New Roman"/>
+          <w:sz w:val="24"/>
+          <w:szCs w:val="28"/>
+        </w:rPr>
+      </w:pPr>
+    </w:p>
+    <w:p>
+      <w:pPr>
+        <w:tabs>
+          <w:tab w:val="left" w:pos="284"/>
+        </w:tabs>
+        <w:spacing w:after="0" w:line="240" w:lineRule="auto"/>
+        <w:rPr>
+          <w:rFonts w:ascii="Times New Roman" w:hAnsi="Times New Roman" w:cs="Times New Roman"/>
+          <w:sz w:val="24"/>
+          <w:szCs w:val="28"/>
+        </w:rPr>
+      </w:pPr>
+    </w:p>
+    <w:p>
+      <w:pPr>
+        <w:tabs>
+          <w:tab w:val="left" w:pos="284"/>
+        </w:tabs>
+        <w:spacing w:after="0" w:line="240" w:lineRule="auto"/>
+        <w:rPr>
+          <w:rFonts w:ascii="Times New Roman" w:hAnsi="Times New Roman" w:cs="Times New Roman"/>
+          <w:sz w:val="24"/>
+          <w:szCs w:val="28"/>
+        </w:rPr>
+      </w:pPr>
+    </w:p>
+    <w:p>
+      <w:pPr>
+        <w:tabs>
+          <w:tab w:val="left" w:pos="284"/>
+        </w:tabs>
+        <w:spacing w:after="0" w:line="240" w:lineRule="auto"/>
+        <w:rPr>
+          <w:rFonts w:ascii="Times New Roman" w:hAnsi="Times New Roman" w:cs="Times New Roman"/>
+          <w:sz w:val="24"/>
+          <w:szCs w:val="28"/>
+        </w:rPr>
+      </w:pPr>
+    </w:p>
+    <w:p>
+      <w:pPr>
+        <w:tabs>
+          <w:tab w:val="left" w:pos="284"/>
+        </w:tabs>
+        <w:spacing w:after="0" w:line="240" w:lineRule="auto"/>
+        <w:rPr>
+          <w:rFonts w:ascii="Times New Roman" w:hAnsi="Times New Roman" w:cs="Times New Roman"/>
+          <w:sz w:val="24"/>
+          <w:szCs w:val="28"/>
+        </w:rPr>
+      </w:pPr>
+    </w:p>
+    <w:p>
+      <w:pPr>
+        <w:tabs>
+          <w:tab w:val="left" w:pos="284"/>
+        </w:tabs>
+        <w:spacing w:after="0" w:line="240" w:lineRule="auto"/>
+        <w:rPr>
+          <w:rFonts w:ascii="Times New Roman" w:hAnsi="Times New Roman" w:cs="Times New Roman"/>
+          <w:sz w:val="24"/>
+          <w:szCs w:val="28"/>
+        </w:rPr>
+      </w:pPr>
+    </w:p>
+    <w:p>
+      <w:pPr>
+        <w:tabs>
+          <w:tab w:val="left" w:pos="284"/>
+        </w:tabs>
+        <w:spacing w:after="0" w:line="240" w:lineRule="auto"/>
+        <w:rPr>
+          <w:rFonts w:ascii="Times New Roman" w:hAnsi="Times New Roman" w:cs="Times New Roman"/>
+          <w:sz w:val="24"/>
+          <w:szCs w:val="28"/>
+        </w:rPr>
+      </w:pPr>
     </w:p>
     <w:p>
       <w:pPr>
@@ -8282,6 +9870,7 @@
           <w:sz w:val="24"/>
           <w:szCs w:val="28"/>
         </w:rPr>
+        <w:lastRenderedPageBreak/>
         <w:t>Дата выдачи задания «____</w:t>
       </w:r>
       <w:proofErr w:type="gramStart"/>
@@ -9499,6 +11088,119 @@
     </w:lvl>
   </w:abstractNum>
   <w:abstractNum w:abstractNumId="7" w15:restartNumberingAfterBreak="0">
+    <w:nsid w:val="18D565EE"/>
+    <w:multiLevelType w:val="multilevel"/>
+    <w:tmpl w:val="5DB44A12"/>
+    <w:lvl w:ilvl="0">
+      <w:start w:val="1"/>
+      <w:numFmt w:val="decimal"/>
+      <w:lvlText w:val="%1."/>
+      <w:lvlJc w:val="left"/>
+      <w:pPr>
+        <w:tabs>
+          <w:tab w:val="num" w:pos="720"/>
+        </w:tabs>
+        <w:ind w:left="720" w:hanging="360"/>
+      </w:pPr>
+    </w:lvl>
+    <w:lvl w:ilvl="1" w:tentative="1">
+      <w:start w:val="1"/>
+      <w:numFmt w:val="decimal"/>
+      <w:lvlText w:val="%2."/>
+      <w:lvlJc w:val="left"/>
+      <w:pPr>
+        <w:tabs>
+          <w:tab w:val="num" w:pos="1440"/>
+        </w:tabs>
+        <w:ind w:left="1440" w:hanging="360"/>
+      </w:pPr>
+    </w:lvl>
+    <w:lvl w:ilvl="2" w:tentative="1">
+      <w:start w:val="1"/>
+      <w:numFmt w:val="decimal"/>
+      <w:lvlText w:val="%3."/>
+      <w:lvlJc w:val="left"/>
+      <w:pPr>
+        <w:tabs>
+          <w:tab w:val="num" w:pos="2160"/>
+        </w:tabs>
+        <w:ind w:left="2160" w:hanging="360"/>
+      </w:pPr>
+    </w:lvl>
+    <w:lvl w:ilvl="3" w:tentative="1">
+      <w:start w:val="1"/>
+      <w:numFmt w:val="decimal"/>
+      <w:lvlText w:val="%4."/>
+      <w:lvlJc w:val="left"/>
+      <w:pPr>
+        <w:tabs>
+          <w:tab w:val="num" w:pos="2880"/>
+        </w:tabs>
+        <w:ind w:left="2880" w:hanging="360"/>
+      </w:pPr>
+    </w:lvl>
+    <w:lvl w:ilvl="4" w:tentative="1">
+      <w:start w:val="1"/>
+      <w:numFmt w:val="decimal"/>
+      <w:lvlText w:val="%5."/>
+      <w:lvlJc w:val="left"/>
+      <w:pPr>
+        <w:tabs>
+          <w:tab w:val="num" w:pos="3600"/>
+        </w:tabs>
+        <w:ind w:left="3600" w:hanging="360"/>
+      </w:pPr>
+    </w:lvl>
+    <w:lvl w:ilvl="5" w:tentative="1">
+      <w:start w:val="1"/>
+      <w:numFmt w:val="decimal"/>
+      <w:lvlText w:val="%6."/>
+      <w:lvlJc w:val="left"/>
+      <w:pPr>
+        <w:tabs>
+          <w:tab w:val="num" w:pos="4320"/>
+        </w:tabs>
+        <w:ind w:left="4320" w:hanging="360"/>
+      </w:pPr>
+    </w:lvl>
+    <w:lvl w:ilvl="6" w:tentative="1">
+      <w:start w:val="1"/>
+      <w:numFmt w:val="decimal"/>
+      <w:lvlText w:val="%7."/>
+      <w:lvlJc w:val="left"/>
+      <w:pPr>
+        <w:tabs>
+          <w:tab w:val="num" w:pos="5040"/>
+        </w:tabs>
+        <w:ind w:left="5040" w:hanging="360"/>
+      </w:pPr>
+    </w:lvl>
+    <w:lvl w:ilvl="7" w:tentative="1">
+      <w:start w:val="1"/>
+      <w:numFmt w:val="decimal"/>
+      <w:lvlText w:val="%8."/>
+      <w:lvlJc w:val="left"/>
+      <w:pPr>
+        <w:tabs>
+          <w:tab w:val="num" w:pos="5760"/>
+        </w:tabs>
+        <w:ind w:left="5760" w:hanging="360"/>
+      </w:pPr>
+    </w:lvl>
+    <w:lvl w:ilvl="8" w:tentative="1">
+      <w:start w:val="1"/>
+      <w:numFmt w:val="decimal"/>
+      <w:lvlText w:val="%9."/>
+      <w:lvlJc w:val="left"/>
+      <w:pPr>
+        <w:tabs>
+          <w:tab w:val="num" w:pos="6480"/>
+        </w:tabs>
+        <w:ind w:left="6480" w:hanging="360"/>
+      </w:pPr>
+    </w:lvl>
+  </w:abstractNum>
+  <w:abstractNum w:abstractNumId="8" w15:restartNumberingAfterBreak="0">
     <w:nsid w:val="1B6118DC"/>
     <w:multiLevelType w:val="multilevel"/>
     <w:tmpl w:val="C6C4013E"/>
@@ -9647,7 +11349,7 @@
       </w:rPr>
     </w:lvl>
   </w:abstractNum>
-  <w:abstractNum w:abstractNumId="8" w15:restartNumberingAfterBreak="0">
+  <w:abstractNum w:abstractNumId="9" w15:restartNumberingAfterBreak="0">
     <w:nsid w:val="1E637433"/>
     <w:multiLevelType w:val="multilevel"/>
     <w:tmpl w:val="22E6389A"/>
@@ -9796,7 +11498,7 @@
       </w:rPr>
     </w:lvl>
   </w:abstractNum>
-  <w:abstractNum w:abstractNumId="9" w15:restartNumberingAfterBreak="0">
+  <w:abstractNum w:abstractNumId="10" w15:restartNumberingAfterBreak="0">
     <w:nsid w:val="22FF4A8D"/>
     <w:multiLevelType w:val="multilevel"/>
     <w:tmpl w:val="94F03722"/>
@@ -9945,7 +11647,7 @@
       </w:rPr>
     </w:lvl>
   </w:abstractNum>
-  <w:abstractNum w:abstractNumId="10" w15:restartNumberingAfterBreak="0">
+  <w:abstractNum w:abstractNumId="11" w15:restartNumberingAfterBreak="0">
     <w:nsid w:val="298801E7"/>
     <w:multiLevelType w:val="multilevel"/>
     <w:tmpl w:val="66146E8A"/>
@@ -10094,7 +11796,7 @@
       </w:rPr>
     </w:lvl>
   </w:abstractNum>
-  <w:abstractNum w:abstractNumId="11" w15:restartNumberingAfterBreak="0">
+  <w:abstractNum w:abstractNumId="12" w15:restartNumberingAfterBreak="0">
     <w:nsid w:val="2BF75503"/>
     <w:multiLevelType w:val="multilevel"/>
     <w:tmpl w:val="228E0466"/>
@@ -10243,7 +11945,156 @@
       </w:rPr>
     </w:lvl>
   </w:abstractNum>
-  <w:abstractNum w:abstractNumId="12" w15:restartNumberingAfterBreak="0">
+  <w:abstractNum w:abstractNumId="13" w15:restartNumberingAfterBreak="0">
+    <w:nsid w:val="2CA45A74"/>
+    <w:multiLevelType w:val="multilevel"/>
+    <w:tmpl w:val="AD08A096"/>
+    <w:lvl w:ilvl="0">
+      <w:start w:val="1"/>
+      <w:numFmt w:val="bullet"/>
+      <w:lvlText w:val=""/>
+      <w:lvlJc w:val="left"/>
+      <w:pPr>
+        <w:tabs>
+          <w:tab w:val="num" w:pos="720"/>
+        </w:tabs>
+        <w:ind w:left="720" w:hanging="360"/>
+      </w:pPr>
+      <w:rPr>
+        <w:rFonts w:ascii="Symbol" w:hAnsi="Symbol" w:hint="default"/>
+        <w:sz w:val="20"/>
+      </w:rPr>
+    </w:lvl>
+    <w:lvl w:ilvl="1" w:tentative="1">
+      <w:start w:val="1"/>
+      <w:numFmt w:val="bullet"/>
+      <w:lvlText w:val="o"/>
+      <w:lvlJc w:val="left"/>
+      <w:pPr>
+        <w:tabs>
+          <w:tab w:val="num" w:pos="1440"/>
+        </w:tabs>
+        <w:ind w:left="1440" w:hanging="360"/>
+      </w:pPr>
+      <w:rPr>
+        <w:rFonts w:ascii="Courier New" w:hAnsi="Courier New" w:hint="default"/>
+        <w:sz w:val="20"/>
+      </w:rPr>
+    </w:lvl>
+    <w:lvl w:ilvl="2" w:tentative="1">
+      <w:start w:val="1"/>
+      <w:numFmt w:val="bullet"/>
+      <w:lvlText w:val=""/>
+      <w:lvlJc w:val="left"/>
+      <w:pPr>
+        <w:tabs>
+          <w:tab w:val="num" w:pos="2160"/>
+        </w:tabs>
+        <w:ind w:left="2160" w:hanging="360"/>
+      </w:pPr>
+      <w:rPr>
+        <w:rFonts w:ascii="Wingdings" w:hAnsi="Wingdings" w:hint="default"/>
+        <w:sz w:val="20"/>
+      </w:rPr>
+    </w:lvl>
+    <w:lvl w:ilvl="3" w:tentative="1">
+      <w:start w:val="1"/>
+      <w:numFmt w:val="bullet"/>
+      <w:lvlText w:val=""/>
+      <w:lvlJc w:val="left"/>
+      <w:pPr>
+        <w:tabs>
+          <w:tab w:val="num" w:pos="2880"/>
+        </w:tabs>
+        <w:ind w:left="2880" w:hanging="360"/>
+      </w:pPr>
+      <w:rPr>
+        <w:rFonts w:ascii="Wingdings" w:hAnsi="Wingdings" w:hint="default"/>
+        <w:sz w:val="20"/>
+      </w:rPr>
+    </w:lvl>
+    <w:lvl w:ilvl="4" w:tentative="1">
+      <w:start w:val="1"/>
+      <w:numFmt w:val="bullet"/>
+      <w:lvlText w:val=""/>
+      <w:lvlJc w:val="left"/>
+      <w:pPr>
+        <w:tabs>
+          <w:tab w:val="num" w:pos="3600"/>
+        </w:tabs>
+        <w:ind w:left="3600" w:hanging="360"/>
+      </w:pPr>
+      <w:rPr>
+        <w:rFonts w:ascii="Wingdings" w:hAnsi="Wingdings" w:hint="default"/>
+        <w:sz w:val="20"/>
+      </w:rPr>
+    </w:lvl>
+    <w:lvl w:ilvl="5" w:tentative="1">
+      <w:start w:val="1"/>
+      <w:numFmt w:val="bullet"/>
+      <w:lvlText w:val=""/>
+      <w:lvlJc w:val="left"/>
+      <w:pPr>
+        <w:tabs>
+          <w:tab w:val="num" w:pos="4320"/>
+        </w:tabs>
+        <w:ind w:left="4320" w:hanging="360"/>
+      </w:pPr>
+      <w:rPr>
+        <w:rFonts w:ascii="Wingdings" w:hAnsi="Wingdings" w:hint="default"/>
+        <w:sz w:val="20"/>
+      </w:rPr>
+    </w:lvl>
+    <w:lvl w:ilvl="6" w:tentative="1">
+      <w:start w:val="1"/>
+      <w:numFmt w:val="bullet"/>
+      <w:lvlText w:val=""/>
+      <w:lvlJc w:val="left"/>
+      <w:pPr>
+        <w:tabs>
+          <w:tab w:val="num" w:pos="5040"/>
+        </w:tabs>
+        <w:ind w:left="5040" w:hanging="360"/>
+      </w:pPr>
+      <w:rPr>
+        <w:rFonts w:ascii="Wingdings" w:hAnsi="Wingdings" w:hint="default"/>
+        <w:sz w:val="20"/>
+      </w:rPr>
+    </w:lvl>
+    <w:lvl w:ilvl="7" w:tentative="1">
+      <w:start w:val="1"/>
+      <w:numFmt w:val="bullet"/>
+      <w:lvlText w:val=""/>
+      <w:lvlJc w:val="left"/>
+      <w:pPr>
+        <w:tabs>
+          <w:tab w:val="num" w:pos="5760"/>
+        </w:tabs>
+        <w:ind w:left="5760" w:hanging="360"/>
+      </w:pPr>
+      <w:rPr>
+        <w:rFonts w:ascii="Wingdings" w:hAnsi="Wingdings" w:hint="default"/>
+        <w:sz w:val="20"/>
+      </w:rPr>
+    </w:lvl>
+    <w:lvl w:ilvl="8" w:tentative="1">
+      <w:start w:val="1"/>
+      <w:numFmt w:val="bullet"/>
+      <w:lvlText w:val=""/>
+      <w:lvlJc w:val="left"/>
+      <w:pPr>
+        <w:tabs>
+          <w:tab w:val="num" w:pos="6480"/>
+        </w:tabs>
+        <w:ind w:left="6480" w:hanging="360"/>
+      </w:pPr>
+      <w:rPr>
+        <w:rFonts w:ascii="Wingdings" w:hAnsi="Wingdings" w:hint="default"/>
+        <w:sz w:val="20"/>
+      </w:rPr>
+    </w:lvl>
+  </w:abstractNum>
+  <w:abstractNum w:abstractNumId="14" w15:restartNumberingAfterBreak="0">
     <w:nsid w:val="37DC3325"/>
     <w:multiLevelType w:val="multilevel"/>
     <w:tmpl w:val="AC50E5C6"/>
@@ -10392,7 +12243,7 @@
       </w:rPr>
     </w:lvl>
   </w:abstractNum>
-  <w:abstractNum w:abstractNumId="13" w15:restartNumberingAfterBreak="0">
+  <w:abstractNum w:abstractNumId="15" w15:restartNumberingAfterBreak="0">
     <w:nsid w:val="39D67F51"/>
     <w:multiLevelType w:val="multilevel"/>
     <w:tmpl w:val="1B46D356"/>
@@ -10541,7 +12392,7 @@
       </w:rPr>
     </w:lvl>
   </w:abstractNum>
-  <w:abstractNum w:abstractNumId="14" w15:restartNumberingAfterBreak="0">
+  <w:abstractNum w:abstractNumId="16" w15:restartNumberingAfterBreak="0">
     <w:nsid w:val="3CEA2810"/>
     <w:multiLevelType w:val="multilevel"/>
     <w:tmpl w:val="2BD05878"/>
@@ -10690,7 +12541,7 @@
       </w:rPr>
     </w:lvl>
   </w:abstractNum>
-  <w:abstractNum w:abstractNumId="15" w15:restartNumberingAfterBreak="0">
+  <w:abstractNum w:abstractNumId="17" w15:restartNumberingAfterBreak="0">
     <w:nsid w:val="45423AAD"/>
     <w:multiLevelType w:val="multilevel"/>
     <w:tmpl w:val="8738EDE2"/>
@@ -10839,7 +12690,7 @@
       </w:rPr>
     </w:lvl>
   </w:abstractNum>
-  <w:abstractNum w:abstractNumId="16" w15:restartNumberingAfterBreak="0">
+  <w:abstractNum w:abstractNumId="18" w15:restartNumberingAfterBreak="0">
     <w:nsid w:val="4E683606"/>
     <w:multiLevelType w:val="multilevel"/>
     <w:tmpl w:val="61A44F54"/>
@@ -10988,7 +12839,7 @@
       </w:rPr>
     </w:lvl>
   </w:abstractNum>
-  <w:abstractNum w:abstractNumId="17" w15:restartNumberingAfterBreak="0">
+  <w:abstractNum w:abstractNumId="19" w15:restartNumberingAfterBreak="0">
     <w:nsid w:val="52426A99"/>
     <w:multiLevelType w:val="multilevel"/>
     <w:tmpl w:val="717E8B3E"/>
@@ -11137,7 +12988,7 @@
       </w:rPr>
     </w:lvl>
   </w:abstractNum>
-  <w:abstractNum w:abstractNumId="18" w15:restartNumberingAfterBreak="0">
+  <w:abstractNum w:abstractNumId="20" w15:restartNumberingAfterBreak="0">
     <w:nsid w:val="55F27F16"/>
     <w:multiLevelType w:val="hybridMultilevel"/>
     <w:tmpl w:val="FEC685CA"/>
@@ -11226,7 +13077,7 @@
       </w:pPr>
     </w:lvl>
   </w:abstractNum>
-  <w:abstractNum w:abstractNumId="19" w15:restartNumberingAfterBreak="0">
+  <w:abstractNum w:abstractNumId="21" w15:restartNumberingAfterBreak="0">
     <w:nsid w:val="5F532C7C"/>
     <w:multiLevelType w:val="multilevel"/>
     <w:tmpl w:val="8B9C5C02"/>
@@ -11375,7 +13226,7 @@
       </w:rPr>
     </w:lvl>
   </w:abstractNum>
-  <w:abstractNum w:abstractNumId="20" w15:restartNumberingAfterBreak="0">
+  <w:abstractNum w:abstractNumId="22" w15:restartNumberingAfterBreak="0">
     <w:nsid w:val="65DA1813"/>
     <w:multiLevelType w:val="multilevel"/>
     <w:tmpl w:val="AD10C60A"/>
@@ -11488,7 +13339,7 @@
       </w:pPr>
     </w:lvl>
   </w:abstractNum>
-  <w:abstractNum w:abstractNumId="21" w15:restartNumberingAfterBreak="0">
+  <w:abstractNum w:abstractNumId="23" w15:restartNumberingAfterBreak="0">
     <w:nsid w:val="6EB90092"/>
     <w:multiLevelType w:val="multilevel"/>
     <w:tmpl w:val="22848B98"/>
@@ -11637,7 +13488,7 @@
       </w:rPr>
     </w:lvl>
   </w:abstractNum>
-  <w:abstractNum w:abstractNumId="22" w15:restartNumberingAfterBreak="0">
+  <w:abstractNum w:abstractNumId="24" w15:restartNumberingAfterBreak="0">
     <w:nsid w:val="7D975106"/>
     <w:multiLevelType w:val="multilevel"/>
     <w:tmpl w:val="190E7FB8"/>
@@ -11782,7 +13633,7 @@
       </w:rPr>
     </w:lvl>
   </w:abstractNum>
-  <w:abstractNum w:abstractNumId="23" w15:restartNumberingAfterBreak="0">
+  <w:abstractNum w:abstractNumId="25" w15:restartNumberingAfterBreak="0">
     <w:nsid w:val="7E8A4361"/>
     <w:multiLevelType w:val="multilevel"/>
     <w:tmpl w:val="1F6CBABE"/>
@@ -11896,16 +13747,16 @@
     </w:lvl>
   </w:abstractNum>
   <w:num w:numId="1">
-    <w:abstractNumId w:val="18"/>
+    <w:abstractNumId w:val="20"/>
   </w:num>
   <w:num w:numId="2">
     <w:abstractNumId w:val="0"/>
   </w:num>
   <w:num w:numId="3">
-    <w:abstractNumId w:val="15"/>
+    <w:abstractNumId w:val="17"/>
   </w:num>
   <w:num w:numId="4">
-    <w:abstractNumId w:val="17"/>
+    <w:abstractNumId w:val="19"/>
   </w:num>
   <w:num w:numId="5">
     <w:abstractNumId w:val="4"/>
@@ -11917,31 +13768,31 @@
     <w:abstractNumId w:val="3"/>
   </w:num>
   <w:num w:numId="8">
+    <w:abstractNumId w:val="24"/>
+  </w:num>
+  <w:num w:numId="9">
+    <w:abstractNumId w:val="10"/>
+  </w:num>
+  <w:num w:numId="10">
+    <w:abstractNumId w:val="16"/>
+  </w:num>
+  <w:num w:numId="11">
+    <w:abstractNumId w:val="11"/>
+  </w:num>
+  <w:num w:numId="12">
+    <w:abstractNumId w:val="9"/>
+  </w:num>
+  <w:num w:numId="13">
+    <w:abstractNumId w:val="23"/>
+  </w:num>
+  <w:num w:numId="14">
     <w:abstractNumId w:val="22"/>
   </w:num>
-  <w:num w:numId="9">
-    <w:abstractNumId w:val="9"/>
-  </w:num>
-  <w:num w:numId="10">
+  <w:num w:numId="15">
     <w:abstractNumId w:val="14"/>
   </w:num>
-  <w:num w:numId="11">
-    <w:abstractNumId w:val="10"/>
-  </w:num>
-  <w:num w:numId="12">
-    <w:abstractNumId w:val="8"/>
-  </w:num>
-  <w:num w:numId="13">
-    <w:abstractNumId w:val="21"/>
-  </w:num>
-  <w:num w:numId="14">
-    <w:abstractNumId w:val="20"/>
-  </w:num>
-  <w:num w:numId="15">
+  <w:num w:numId="16">
     <w:abstractNumId w:val="12"/>
-  </w:num>
-  <w:num w:numId="16">
-    <w:abstractNumId w:val="11"/>
   </w:num>
   <w:num w:numId="17">
     <w:abstractNumId w:val="6"/>
@@ -11953,19 +13804,25 @@
     <w:abstractNumId w:val="5"/>
   </w:num>
   <w:num w:numId="20">
+    <w:abstractNumId w:val="15"/>
+  </w:num>
+  <w:num w:numId="21">
+    <w:abstractNumId w:val="8"/>
+  </w:num>
+  <w:num w:numId="22">
+    <w:abstractNumId w:val="25"/>
+  </w:num>
+  <w:num w:numId="23">
+    <w:abstractNumId w:val="18"/>
+  </w:num>
+  <w:num w:numId="24">
+    <w:abstractNumId w:val="21"/>
+  </w:num>
+  <w:num w:numId="25">
     <w:abstractNumId w:val="13"/>
   </w:num>
-  <w:num w:numId="21">
+  <w:num w:numId="26">
     <w:abstractNumId w:val="7"/>
-  </w:num>
-  <w:num w:numId="22">
-    <w:abstractNumId w:val="23"/>
-  </w:num>
-  <w:num w:numId="23">
-    <w:abstractNumId w:val="16"/>
-  </w:num>
-  <w:num w:numId="24">
-    <w:abstractNumId w:val="19"/>
   </w:num>
 </w:numbering>
 </file>

--- a/Задание ДИПЛОМ.docx
+++ b/Задание ДИПЛОМ.docx
@@ -1367,7 +1367,6 @@
           <w:bCs/>
           <w:sz w:val="28"/>
           <w:szCs w:val="28"/>
-          <w:lang w:val="en-US"/>
         </w:rPr>
       </w:pPr>
       <w:r>
@@ -2101,21 +2100,6 @@
     </w:p>
     <w:p>
       <w:pPr>
-        <w:tabs>
-          <w:tab w:val="left" w:pos="284"/>
-        </w:tabs>
-        <w:spacing w:after="0" w:line="360" w:lineRule="auto"/>
-        <w:ind w:firstLine="709"/>
-        <w:jc w:val="both"/>
-        <w:rPr>
-          <w:rFonts w:ascii="Times New Roman" w:hAnsi="Times New Roman" w:cs="Times New Roman"/>
-          <w:sz w:val="28"/>
-          <w:szCs w:val="28"/>
-        </w:rPr>
-      </w:pPr>
-    </w:p>
-    <w:p>
-      <w:pPr>
         <w:pStyle w:val="3"/>
         <w:spacing w:line="360" w:lineRule="auto"/>
         <w:ind w:firstLine="709"/>
@@ -2132,6 +2116,7 @@
           <w:color w:val="000000" w:themeColor="text1"/>
           <w:szCs w:val="28"/>
         </w:rPr>
+        <w:lastRenderedPageBreak/>
         <w:t>1. Анализ предметной области (п. 1.1)</w:t>
       </w:r>
     </w:p>
@@ -2208,7 +2193,7 @@
           <w:szCs w:val="28"/>
           <w:lang w:eastAsia="ru-RU"/>
         </w:rPr>
-        <w:t xml:space="preserve"> Ключевыми участниками бизнес-процессов выступают три основные группы субъектов. Во-первых, жители (собственники и наниматели жилых помещений) — конечные потребители жилищно-коммунальных услуг, выступающие в роли заказчиков обслуживания, плательщиков и инициаторов обращений по техническому состоянию общего имущества. Их взаимодействие с УК носит регулярный характер и включает передачу показаний приборов учёта, оплату начислений, подачу заявок на устранение неисправностей и получение разъяснений по расчётным документам. Во-вторых, персонал управляющей компании — сотрудники, обеспечивающие оперативное управление и учёт. В их число входят: диспетчеры (приём, регистрация и маршрутизация заявок, контроль сроков исполнения); бухгалтеры-расчётчики (формирование начислений, учёт </w:t>
+        <w:t xml:space="preserve"> Ключевыми участниками бизнес-процессов выступают три основные группы субъектов. Во-первых, жители (собственники и наниматели жилых помещений) — конечные потребители жилищно-коммунальных услуг, выступающие в роли заказчиков обслуживания, плательщиков и инициаторов обращений по техническому состоянию общего имущества. Их взаимодействие с УК носит регулярный характер и включает передачу показаний приборов учёта, оплату начислений, подачу заявок на устранение неисправностей и получение разъяснений по расчётным документам. Во-вторых, персонал управляющей компании — сотрудники, обеспечивающие оперативное управление и учёт. В их число входят: диспетчеры (приём, регистрация и маршрутизация заявок, контроль сроков исполнения); бухгалтеры-расчётчики (формирование начислений, учёт платежей, работа с задолженностью, подготовка отчётности); инженеры и </w:t>
       </w:r>
       <w:r>
         <w:rPr>
@@ -2218,7 +2203,7 @@
           <w:lang w:eastAsia="ru-RU"/>
         </w:rPr>
         <w:lastRenderedPageBreak/>
-        <w:t>платежей, работа с задолженностью, подготовка отчётности); инженеры и технические специалисты (контроль состояния инженерных сетей, приёмка выполненных работ, верификация показаний приборов учёта); руководящий состав (стратегическое планирование, контроль KPI, взаимодействие с надзорными органами и РСО). В-третьих, внешние контрагенты — ресурсоснабжающие организации (РСО), осуществляющие поставку воды, электроэнергии, тепла и газа; подрядные предприятия, привлекаемые для выполнения ремонтно-восстановительных работ; органы государственного жилищного надзора и администрации муниципальных образований, осуществляющие контроль за соблюдением лицензионных требований и нормативов качества услуг.</w:t>
+        <w:t>технические специалисты (контроль состояния инженерных сетей, приёмка выполненных работ, верификация показаний приборов учёта); руководящий состав (стратегическое планирование, контроль KPI, взаимодействие с надзорными органами и РСО). В-третьих, внешние контрагенты — ресурсоснабжающие организации (РСО), осуществляющие поставку воды, электроэнергии, тепла и газа; подрядные предприятия, привлекаемые для выполнения ремонтно-восстановительных работ; органы государственного жилищного надзора и администрации муниципальных образований, осуществляющие контроль за соблюдением лицензионных требований и нормативов качества услуг.</w:t>
       </w:r>
     </w:p>
     <w:p>
@@ -2251,7 +2236,7 @@
           <w:szCs w:val="28"/>
           <w:lang w:eastAsia="ru-RU"/>
         </w:rPr>
-        <w:t xml:space="preserve"> Информационное сопровождение деятельности УК базируется на работе со строго структурированным набором сущностей. Центральным объектом учётной системы является многоквартирный дом (МКД), описываемый архитектурно-планировочными характеристиками (адрес, этажность, год ввода в эксплуатацию, площадь общего имущества, состав инженерных систем). Каждый МКД структурируется на отдельные квартиры — обособленные помещения, являющиеся объектами прав собственности и единицами учёта потребления ресурсов. К каждой квартире привязывается лицевой счёт — уникальный финансово-учётный регистр, содержащий сведения о собственнике, составе зарегистрированных лиц, установленных приборах учёта, применённых тарифах, начислениях, платежах и остатке задолженности. Приборы учёта (ИПУ и ОДПУ) выступают техническими средствами коммерческого учёта потребления воды, электроэнергии, тепловой энергии и газа. Каждый прибор характеризуется типом ресурса, серийным номером, классом точности, датами установки, межповерочного интервала и гарантийного срока. Заявка на обслуживание — формализованное обращение жителя или сотрудника УК, фиксирующее факт возникновения неисправности или потребности в техническом обслуживании, содержащее описание проблемы, категорию </w:t>
+        <w:t xml:space="preserve"> Информационное сопровождение деятельности УК базируется на работе со строго структурированным набором сущностей. Центральным объектом учётной системы является многоквартирный дом (МКД), описываемый архитектурно-планировочными характеристиками (адрес, этажность, год ввода в эксплуатацию, площадь общего имущества, состав инженерных систем). Каждый МКД структурируется на отдельные квартиры — обособленные помещения, являющиеся объектами прав собственности и единицами учёта потребления ресурсов. К каждой квартире привязывается лицевой счёт — уникальный финансово-учётный регистр, содержащий сведения о собственнике, составе зарегистрированных лиц, установленных приборах учёта, применённых тарифах, начислениях, платежах и остатке задолженности. Приборы учёта (ИПУ и ОДПУ) выступают техническими средствами коммерческого учёта потребления воды, электроэнергии, тепловой энергии и газа. Каждый прибор характеризуется типом ресурса, серийным номером, классом точности, датами установки, межповерочного интервала и гарантийного срока. Заявка на обслуживание — формализованное обращение жителя или сотрудника УК, фиксирующее факт возникновения неисправности или потребности в техническом обслуживании, содержащее описание проблемы, категорию срочности, привязку к объекту (квартира/общедомовое имущество), статус </w:t>
       </w:r>
       <w:r>
         <w:rPr>
@@ -2261,7 +2246,7 @@
           <w:lang w:eastAsia="ru-RU"/>
         </w:rPr>
         <w:lastRenderedPageBreak/>
-        <w:t>срочности, привязку к объекту (квартира/общедомовое имущество), статус исполнения, назначенного исполнителя и историю изменений. Платёж и начисление — финансово-расчётные объекты, обеспечивающие движение денежных средств: начисление формируется на основании тарифов, нормативов или показаний ИПУ за расчётный период, платёж фиксирует факт поступления средств от жителя через банковские каналы, кассу УК или онлайн-эквайринг, обеспечивая актуализацию сальдо лицевого счёта.</w:t>
+        <w:t>исполнения, назначенного исполнителя и историю изменений. Платёж и начисление — финансово-расчётные объекты, обеспечивающие движение денежных средств: начисление формируется на основании тарифов, нормативов или показаний ИПУ за расчётный период, платёж фиксирует факт поступления средств от жителя через банковские каналы, кассу УК или онлайн-эквайринг, обеспечивая актуализацию сальдо лицевого счёта.</w:t>
       </w:r>
     </w:p>
     <w:p>
@@ -2294,7 +2279,7 @@
           <w:szCs w:val="28"/>
           <w:lang w:eastAsia="ru-RU"/>
         </w:rPr>
-        <w:t xml:space="preserve"> Деятельность УК структурируется вокруг шести ключевых сквозных процессов. Процесс регистрации лицевых счетов и собственников инициируется при сдаче дома застройщиком, смене собственника или изменении состава зарегистрированных лиц. Он включает сбор правоустанавливающих документов, верификацию сведений в ЕГРН, открытие финансового регистра, привязку приборов учёта и информирование жителя о порядке взаимодействия. Процесс приёма и диспетчеризации заявок охватывает полный жизненный цикл обращения: от фиксации заявки по телефону, через личный кабинет или мобильное приложение до назначения исполнителя, контроля выезда, фиксации факта выполнения работ, закрытия заявки с получением оценки качества от заявителя и формирования статистики для анализа нагрузки на персонал. Процесс учёта показаний приборов учёта обеспечивает коммерческий контроль потребления ресурсов. Он включает сбор данных от жителей (самостоятельный ввод в установленные сроки), контрольные замеры сотрудниками УК, обработку показаний с валидацией на арифметическую корректность и физическую правдоподобность, а также формирование базы для расчётов. Процесс расчёта и начисления квартплаты является ядром финансовой деятельности УК. Он реализуется ежемесячно и включает определение расчётного периода, применение актуальных тарифов и нормативов, расчёт объёмов потребления на основании подтверждённых показаний или нормативов, учёт перерасчётов, льгот, субсидий и пени за просрочку платежей. Процесс формирования квитанций и контроля оплат </w:t>
+        <w:t xml:space="preserve"> Деятельность УК структурируется вокруг шести ключевых сквозных процессов. Процесс регистрации лицевых счетов и собственников инициируется при сдаче дома застройщиком, смене собственника или изменении состава зарегистрированных лиц. Он включает сбор правоустанавливающих документов, верификацию сведений в ЕГРН, открытие финансового регистра, привязку приборов учёта и информирование жителя о порядке взаимодействия. Процесс приёма и диспетчеризации заявок охватывает полный жизненный цикл обращения: от фиксации заявки по телефону, через личный кабинет или мобильное приложение до назначения исполнителя, контроля выезда, фиксации факта выполнения работ, закрытия заявки с получением оценки качества от заявителя и формирования статистики для анализа нагрузки на персонал. Процесс учёта показаний приборов учёта обеспечивает коммерческий контроль потребления ресурсов. Он включает сбор данных от жителей (самостоятельный ввод в установленные сроки), контрольные замеры сотрудниками УК, обработку показаний с валидацией на арифметическую корректность и физическую правдоподобность, а также формирование базы для расчётов. Процесс расчёта и начисления квартплаты является ядром финансовой деятельности УК. Он реализуется ежемесячно и включает определение расчётного периода, применение актуальных тарифов и нормативов, расчёт объёмов потребления на основании подтверждённых показаний или нормативов, учёт перерасчётов, льгот, субсидий и пени за просрочку платежей. Процесс формирования квитанций и контроля оплат обеспечивает документальное оформление расчётов, генерацию платёжных </w:t>
       </w:r>
       <w:r>
         <w:rPr>
@@ -2304,7 +2289,7 @@
           <w:lang w:eastAsia="ru-RU"/>
         </w:rPr>
         <w:lastRenderedPageBreak/>
-        <w:t>обеспечивает документальное оформление расчётов, генерацию платёжных документов, приём оплат, сверку с выписками банков, формирование актов сверки и работу с дебиторской задолженностью вплоть до досудебного урегулирования. Процесс составления отчётности перед РСО и администрацией закрывает учётный цикл, включая подготовку актов выполненных работ, сводок по объёмам потребления, отчётов по исполнению заявок, финансовой отчётности и сведений для интеграции с ГИС ЖКХ.</w:t>
+        <w:t>документов, приём оплат, сверку с выписками банков, формирование актов сверки и работу с дебиторской задолженностью вплоть до досудебного урегулирования. Процесс составления отчётности перед РСО и администрацией закрывает учётный цикл, включая подготовку актов выполненных работ, сводок по объёмам потребления, отчётов по исполнению заявок, финансовой отчётности и сведений для интеграции с ГИС ЖКХ.</w:t>
       </w:r>
     </w:p>
     <w:p>
@@ -2406,47 +2391,29 @@
     </w:p>
     <w:p>
       <w:pPr>
-        <w:spacing w:line="360" w:lineRule="auto"/>
-        <w:ind w:firstLine="709"/>
-        <w:jc w:val="both"/>
-        <w:rPr>
-          <w:rFonts w:ascii="Times New Roman" w:hAnsi="Times New Roman" w:cs="Times New Roman"/>
-          <w:sz w:val="28"/>
-          <w:szCs w:val="28"/>
-        </w:rPr>
-      </w:pPr>
-    </w:p>
-    <w:p>
-      <w:pPr>
         <w:pStyle w:val="ds-markdown-paragraph"/>
         <w:spacing w:line="360" w:lineRule="auto"/>
         <w:ind w:firstLine="709"/>
         <w:jc w:val="both"/>
         <w:rPr>
-          <w:b/>
-          <w:bCs/>
-          <w:sz w:val="28"/>
-          <w:szCs w:val="28"/>
-        </w:rPr>
-      </w:pPr>
-      <w:r>
-        <w:rPr>
-          <w:b/>
-          <w:bCs/>
-          <w:sz w:val="28"/>
-          <w:szCs w:val="28"/>
-        </w:rPr>
-        <w:t xml:space="preserve">Цель разработки заключается в создании интегрированной информационной системы (ИС), обеспечивающей сквозную автоматизацию ключевых бизнес-процессов управляющей компании (УК) в сфере жилищно-коммунального хозяйства. Система должна объединить разрозненные учётные процедуры, диспетчерское обслуживание, коммерческий учёт ресурсов, расчётно-кассовые операции и формирование регламентированной отчётности в единой цифровой среде. Реализация ИС направлена на минимизацию ручного труда, исключение дублирования данных, снижение вероятности человеческих ошибок при начислениях, обеспечение прозрачности финансовых расчётов для жителей, а также на формирование технологической основы для последующей интеграции с федеральными платформами (ГИС ЖКХ, ЕПД) и внешними платёжными агрегаторами. </w:t>
-      </w:r>
-      <w:r>
-        <w:rPr>
-          <w:b/>
-          <w:bCs/>
+          <w:sz w:val="28"/>
+          <w:szCs w:val="28"/>
+        </w:rPr>
+      </w:pPr>
+      <w:r>
+        <w:rPr>
+          <w:sz w:val="28"/>
+          <w:szCs w:val="28"/>
+        </w:rPr>
+        <w:t xml:space="preserve">Цель разработки заключается в создании интегрированной информационной системы (ИС), обеспечивающей сквозную автоматизацию ключевых бизнес-процессов управляющей компании (УК) в сфере жилищно-коммунального хозяйства. Система должна объединить разрозненные учётные процедуры, диспетчерское обслуживание, коммерческий учёт ресурсов, расчётно-кассовые операции и формирование регламентированной отчётности в единой цифровой среде. Реализация ИС направлена на минимизацию ручного труда, исключение дублирования данных, снижение вероятности человеческих ошибок при начислениях, обеспечение прозрачности финансовых расчётов для жителей, а также на формирование технологической основы для последующей интеграции с федеральными платформами (ГИС ЖКХ, ЕПД) и внешними платёжными агрегаторами. Ожидаемым результатом является повышение операционной эффективности УК, сокращение времени обработки обращений на 35–40%, снижение доли </w:t>
+      </w:r>
+      <w:r>
+        <w:rPr>
           <w:sz w:val="28"/>
           <w:szCs w:val="28"/>
         </w:rPr>
         <w:lastRenderedPageBreak/>
-        <w:t>Ожидаемым результатом является повышение операционной эффективности УК, сокращение времени обработки обращений на 35–40%, снижение доли расчётных ошибок до уровня &lt;0,8% и обеспечение соответствия деятельности компании требованиям Жилищного кодекса РФ, Постановления Правительства № 354 и Федерального закона № 152-ФЗ.</w:t>
+        <w:t>расчётных ошибок до уровня &lt;0,8% и обеспечение соответствия деятельности компании требованиям Жилищного кодекса РФ, Постановления Правительства № 354 и Федерального закона № 152-ФЗ.</w:t>
       </w:r>
     </w:p>
     <w:p>
@@ -2456,16 +2423,12 @@
         <w:ind w:firstLine="709"/>
         <w:jc w:val="both"/>
         <w:rPr>
-          <w:b/>
-          <w:bCs/>
-          <w:sz w:val="28"/>
-          <w:szCs w:val="28"/>
-        </w:rPr>
-      </w:pPr>
-      <w:r>
-        <w:rPr>
-          <w:b/>
-          <w:bCs/>
+          <w:sz w:val="28"/>
+          <w:szCs w:val="28"/>
+        </w:rPr>
+      </w:pPr>
+      <w:r>
+        <w:rPr>
           <w:sz w:val="28"/>
           <w:szCs w:val="28"/>
         </w:rPr>
@@ -2483,16 +2446,12 @@
         <w:ind w:firstLine="709"/>
         <w:jc w:val="both"/>
         <w:rPr>
-          <w:b/>
-          <w:bCs/>
-          <w:sz w:val="28"/>
-          <w:szCs w:val="28"/>
-        </w:rPr>
-      </w:pPr>
-      <w:r>
-        <w:rPr>
-          <w:b/>
-          <w:bCs/>
+          <w:sz w:val="28"/>
+          <w:szCs w:val="28"/>
+        </w:rPr>
+      </w:pPr>
+      <w:r>
+        <w:rPr>
           <w:sz w:val="28"/>
           <w:szCs w:val="28"/>
         </w:rPr>
@@ -2510,16 +2469,12 @@
         <w:ind w:firstLine="709"/>
         <w:jc w:val="both"/>
         <w:rPr>
-          <w:b/>
-          <w:bCs/>
-          <w:sz w:val="28"/>
-          <w:szCs w:val="28"/>
-        </w:rPr>
-      </w:pPr>
-      <w:r>
-        <w:rPr>
-          <w:b/>
-          <w:bCs/>
+          <w:sz w:val="28"/>
+          <w:szCs w:val="28"/>
+        </w:rPr>
+      </w:pPr>
+      <w:r>
+        <w:rPr>
           <w:sz w:val="28"/>
           <w:szCs w:val="28"/>
         </w:rPr>
@@ -2528,8 +2483,6 @@
       <w:proofErr w:type="spellStart"/>
       <w:r>
         <w:rPr>
-          <w:b/>
-          <w:bCs/>
           <w:sz w:val="28"/>
           <w:szCs w:val="28"/>
         </w:rPr>
@@ -2538,8 +2491,6 @@
       <w:proofErr w:type="spellEnd"/>
       <w:r>
         <w:rPr>
-          <w:b/>
-          <w:bCs/>
           <w:sz w:val="28"/>
           <w:szCs w:val="28"/>
         </w:rPr>
@@ -2557,16 +2508,12 @@
         <w:ind w:firstLine="709"/>
         <w:jc w:val="both"/>
         <w:rPr>
-          <w:b/>
-          <w:bCs/>
-          <w:sz w:val="28"/>
-          <w:szCs w:val="28"/>
-        </w:rPr>
-      </w:pPr>
-      <w:r>
-        <w:rPr>
-          <w:b/>
-          <w:bCs/>
+          <w:sz w:val="28"/>
+          <w:szCs w:val="28"/>
+        </w:rPr>
+      </w:pPr>
+      <w:r>
+        <w:rPr>
           <w:sz w:val="28"/>
           <w:szCs w:val="28"/>
         </w:rPr>
@@ -2584,16 +2531,12 @@
         <w:ind w:firstLine="709"/>
         <w:jc w:val="both"/>
         <w:rPr>
-          <w:b/>
-          <w:bCs/>
-          <w:sz w:val="28"/>
-          <w:szCs w:val="28"/>
-        </w:rPr>
-      </w:pPr>
-      <w:r>
-        <w:rPr>
-          <w:b/>
-          <w:bCs/>
+          <w:sz w:val="28"/>
+          <w:szCs w:val="28"/>
+        </w:rPr>
+      </w:pPr>
+      <w:r>
+        <w:rPr>
           <w:sz w:val="28"/>
           <w:szCs w:val="28"/>
         </w:rPr>
@@ -2611,30 +2554,16 @@
         <w:ind w:firstLine="709"/>
         <w:jc w:val="both"/>
         <w:rPr>
-          <w:b/>
-          <w:bCs/>
-          <w:sz w:val="28"/>
-          <w:szCs w:val="28"/>
-        </w:rPr>
-      </w:pPr>
-      <w:r>
-        <w:rPr>
-          <w:b/>
-          <w:bCs/>
-          <w:sz w:val="28"/>
-          <w:szCs w:val="28"/>
-        </w:rPr>
-        <w:t xml:space="preserve">1.d. Регистрацию приборов учёта (ИПУ и ОДПУ) с указанием типа ресурса (ХВС, ГВС, ЭЭ, отопление), серийного номера, класса точности, даты установки, межповерочного интервала, статуса поверки и привязкой к конкретному </w:t>
-      </w:r>
-      <w:r>
-        <w:rPr>
-          <w:b/>
-          <w:bCs/>
-          <w:sz w:val="28"/>
-          <w:szCs w:val="28"/>
-        </w:rPr>
-        <w:lastRenderedPageBreak/>
-        <w:t>лицевому счёту. Все операции сопровождаются аудитом изменений и мягким удалением записей для сохранения исторической целостности.</w:t>
+          <w:sz w:val="28"/>
+          <w:szCs w:val="28"/>
+        </w:rPr>
+      </w:pPr>
+      <w:r>
+        <w:rPr>
+          <w:sz w:val="28"/>
+          <w:szCs w:val="28"/>
+        </w:rPr>
+        <w:t>1.d. Регистрацию приборов учёта (ИПУ и ОДПУ) с указанием типа ресурса (ХВС, ГВС, ЭЭ, отопление), серийного номера, класса точности, даты установки, межповерочного интервала, статуса поверки и привязкой к конкретному лицевому счёту. Все операции сопровождаются аудитом изменений и мягким удалением записей для сохранения исторической целостности.</w:t>
       </w:r>
     </w:p>
     <w:p>
@@ -2648,19 +2577,16 @@
         <w:ind w:firstLine="709"/>
         <w:jc w:val="both"/>
         <w:rPr>
-          <w:b/>
-          <w:bCs/>
-          <w:sz w:val="28"/>
-          <w:szCs w:val="28"/>
-        </w:rPr>
-      </w:pPr>
-      <w:r>
-        <w:rPr>
-          <w:b/>
-          <w:bCs/>
-          <w:sz w:val="28"/>
-          <w:szCs w:val="28"/>
-        </w:rPr>
+          <w:sz w:val="28"/>
+          <w:szCs w:val="28"/>
+        </w:rPr>
+      </w:pPr>
+      <w:r>
+        <w:rPr>
+          <w:sz w:val="28"/>
+          <w:szCs w:val="28"/>
+        </w:rPr>
+        <w:lastRenderedPageBreak/>
         <w:t>Диспетчеризация заявок. Система должна обеспечивать полный жизненный цикл обращения от регистрации до закрытия с контролем качества исполнения:</w:t>
       </w:r>
     </w:p>
@@ -2675,16 +2601,12 @@
         <w:ind w:firstLine="709"/>
         <w:jc w:val="both"/>
         <w:rPr>
-          <w:b/>
-          <w:bCs/>
-          <w:sz w:val="28"/>
-          <w:szCs w:val="28"/>
-        </w:rPr>
-      </w:pPr>
-      <w:r>
-        <w:rPr>
-          <w:b/>
-          <w:bCs/>
+          <w:sz w:val="28"/>
+          <w:szCs w:val="28"/>
+        </w:rPr>
+      </w:pPr>
+      <w:r>
+        <w:rPr>
           <w:sz w:val="28"/>
           <w:szCs w:val="28"/>
         </w:rPr>
@@ -2702,16 +2624,12 @@
         <w:ind w:firstLine="709"/>
         <w:jc w:val="both"/>
         <w:rPr>
-          <w:b/>
-          <w:bCs/>
-          <w:sz w:val="28"/>
-          <w:szCs w:val="28"/>
-        </w:rPr>
-      </w:pPr>
-      <w:r>
-        <w:rPr>
-          <w:b/>
-          <w:bCs/>
+          <w:sz w:val="28"/>
+          <w:szCs w:val="28"/>
+        </w:rPr>
+      </w:pPr>
+      <w:r>
+        <w:rPr>
           <w:sz w:val="28"/>
           <w:szCs w:val="28"/>
         </w:rPr>
@@ -2729,16 +2647,12 @@
         <w:ind w:firstLine="709"/>
         <w:jc w:val="both"/>
         <w:rPr>
-          <w:b/>
-          <w:bCs/>
-          <w:sz w:val="28"/>
-          <w:szCs w:val="28"/>
-        </w:rPr>
-      </w:pPr>
-      <w:r>
-        <w:rPr>
-          <w:b/>
-          <w:bCs/>
+          <w:sz w:val="28"/>
+          <w:szCs w:val="28"/>
+        </w:rPr>
+      </w:pPr>
+      <w:r>
+        <w:rPr>
           <w:sz w:val="28"/>
           <w:szCs w:val="28"/>
         </w:rPr>
@@ -2756,16 +2670,12 @@
         <w:ind w:firstLine="709"/>
         <w:jc w:val="both"/>
         <w:rPr>
-          <w:b/>
-          <w:bCs/>
-          <w:sz w:val="28"/>
-          <w:szCs w:val="28"/>
-        </w:rPr>
-      </w:pPr>
-      <w:r>
-        <w:rPr>
-          <w:b/>
-          <w:bCs/>
+          <w:sz w:val="28"/>
+          <w:szCs w:val="28"/>
+        </w:rPr>
+      </w:pPr>
+      <w:r>
+        <w:rPr>
           <w:sz w:val="28"/>
           <w:szCs w:val="28"/>
         </w:rPr>
@@ -2783,20 +2693,15 @@
         <w:ind w:firstLine="709"/>
         <w:jc w:val="both"/>
         <w:rPr>
-          <w:b/>
-          <w:bCs/>
-          <w:sz w:val="28"/>
-          <w:szCs w:val="28"/>
-        </w:rPr>
-      </w:pPr>
-      <w:r>
-        <w:rPr>
-          <w:b/>
-          <w:bCs/>
-          <w:sz w:val="28"/>
-          <w:szCs w:val="28"/>
-        </w:rPr>
-        <w:lastRenderedPageBreak/>
+          <w:sz w:val="28"/>
+          <w:szCs w:val="28"/>
+        </w:rPr>
+      </w:pPr>
+      <w:r>
+        <w:rPr>
+          <w:sz w:val="28"/>
+          <w:szCs w:val="28"/>
+        </w:rPr>
         <w:t>Учёт показаний приборов учёта. Система должна обеспечивать точный, своевременный и верифицируемый сбор данных о потреблении ресурсов:</w:t>
       </w:r>
     </w:p>
@@ -2811,19 +2716,16 @@
         <w:ind w:firstLine="709"/>
         <w:jc w:val="both"/>
         <w:rPr>
-          <w:b/>
-          <w:bCs/>
-          <w:sz w:val="28"/>
-          <w:szCs w:val="28"/>
-        </w:rPr>
-      </w:pPr>
-      <w:r>
-        <w:rPr>
-          <w:b/>
-          <w:bCs/>
-          <w:sz w:val="28"/>
-          <w:szCs w:val="28"/>
-        </w:rPr>
+          <w:sz w:val="28"/>
+          <w:szCs w:val="28"/>
+        </w:rPr>
+      </w:pPr>
+      <w:r>
+        <w:rPr>
+          <w:sz w:val="28"/>
+          <w:szCs w:val="28"/>
+        </w:rPr>
+        <w:lastRenderedPageBreak/>
         <w:t>3.a. Предоставление жителям удобного интерфейса для самостоятельного ввода текущих показаний через личный кабинет в установленные расчётные периоды, а также обеспечение функционала для контролёров УК при плановых или внеплановых обходах помещений.</w:t>
       </w:r>
     </w:p>
@@ -2838,16 +2740,12 @@
         <w:ind w:firstLine="709"/>
         <w:jc w:val="both"/>
         <w:rPr>
-          <w:b/>
-          <w:bCs/>
-          <w:sz w:val="28"/>
-          <w:szCs w:val="28"/>
-        </w:rPr>
-      </w:pPr>
-      <w:r>
-        <w:rPr>
-          <w:b/>
-          <w:bCs/>
+          <w:sz w:val="28"/>
+          <w:szCs w:val="28"/>
+        </w:rPr>
+      </w:pPr>
+      <w:r>
+        <w:rPr>
           <w:sz w:val="28"/>
           <w:szCs w:val="28"/>
         </w:rPr>
@@ -2865,16 +2763,12 @@
         <w:ind w:firstLine="709"/>
         <w:jc w:val="both"/>
         <w:rPr>
-          <w:b/>
-          <w:bCs/>
-          <w:sz w:val="28"/>
-          <w:szCs w:val="28"/>
-        </w:rPr>
-      </w:pPr>
-      <w:r>
-        <w:rPr>
-          <w:b/>
-          <w:bCs/>
+          <w:sz w:val="28"/>
+          <w:szCs w:val="28"/>
+        </w:rPr>
+      </w:pPr>
+      <w:r>
+        <w:rPr>
           <w:sz w:val="28"/>
           <w:szCs w:val="28"/>
         </w:rPr>
@@ -2892,16 +2786,12 @@
         <w:ind w:firstLine="709"/>
         <w:jc w:val="both"/>
         <w:rPr>
-          <w:b/>
-          <w:bCs/>
-          <w:sz w:val="28"/>
-          <w:szCs w:val="28"/>
-        </w:rPr>
-      </w:pPr>
-      <w:r>
-        <w:rPr>
-          <w:b/>
-          <w:bCs/>
+          <w:sz w:val="28"/>
+          <w:szCs w:val="28"/>
+        </w:rPr>
+      </w:pPr>
+      <w:r>
+        <w:rPr>
           <w:sz w:val="28"/>
           <w:szCs w:val="28"/>
         </w:rPr>
@@ -2919,16 +2809,12 @@
         <w:ind w:firstLine="709"/>
         <w:jc w:val="both"/>
         <w:rPr>
-          <w:b/>
-          <w:bCs/>
-          <w:sz w:val="28"/>
-          <w:szCs w:val="28"/>
-        </w:rPr>
-      </w:pPr>
-      <w:r>
-        <w:rPr>
-          <w:b/>
-          <w:bCs/>
+          <w:sz w:val="28"/>
+          <w:szCs w:val="28"/>
+        </w:rPr>
+      </w:pPr>
+      <w:r>
+        <w:rPr>
           <w:sz w:val="28"/>
           <w:szCs w:val="28"/>
         </w:rPr>
@@ -2946,21 +2832,24 @@
         <w:ind w:firstLine="709"/>
         <w:jc w:val="both"/>
         <w:rPr>
-          <w:b/>
-          <w:bCs/>
-          <w:sz w:val="28"/>
-          <w:szCs w:val="28"/>
-        </w:rPr>
-      </w:pPr>
-      <w:r>
-        <w:rPr>
-          <w:b/>
-          <w:bCs/>
+          <w:sz w:val="28"/>
+          <w:szCs w:val="28"/>
+        </w:rPr>
+      </w:pPr>
+      <w:r>
+        <w:rPr>
+          <w:sz w:val="28"/>
+          <w:szCs w:val="28"/>
+        </w:rPr>
+        <w:t xml:space="preserve">4.b. Формирование электронных платёжных документов (квитанций) в формате PDF с QR-кодом для быстрой оплаты через банковские приложения, детализацией начислений </w:t>
+      </w:r>
+      <w:r>
+        <w:rPr>
           <w:sz w:val="28"/>
           <w:szCs w:val="28"/>
         </w:rPr>
         <w:lastRenderedPageBreak/>
-        <w:t>4.b. Формирование электронных платёжных документов (квитанций) в формате PDF с QR-кодом для быстрой оплаты через банковские приложения, детализацией начислений по каждой услуге, указанием задолженности/переплаты и реквизитами для перечисления средств.</w:t>
+        <w:t>по каждой услуге, указанием задолженности/переплаты и реквизитами для перечисления средств.</w:t>
       </w:r>
     </w:p>
     <w:p>
@@ -2974,16 +2863,12 @@
         <w:ind w:firstLine="709"/>
         <w:jc w:val="both"/>
         <w:rPr>
-          <w:b/>
-          <w:bCs/>
-          <w:sz w:val="28"/>
-          <w:szCs w:val="28"/>
-        </w:rPr>
-      </w:pPr>
-      <w:r>
-        <w:rPr>
-          <w:b/>
-          <w:bCs/>
+          <w:sz w:val="28"/>
+          <w:szCs w:val="28"/>
+        </w:rPr>
+      </w:pPr>
+      <w:r>
+        <w:rPr>
           <w:sz w:val="28"/>
           <w:szCs w:val="28"/>
         </w:rPr>
@@ -3001,16 +2886,12 @@
         <w:ind w:firstLine="709"/>
         <w:jc w:val="both"/>
         <w:rPr>
-          <w:b/>
-          <w:bCs/>
-          <w:sz w:val="28"/>
-          <w:szCs w:val="28"/>
-        </w:rPr>
-      </w:pPr>
-      <w:r>
-        <w:rPr>
-          <w:b/>
-          <w:bCs/>
+          <w:sz w:val="28"/>
+          <w:szCs w:val="28"/>
+        </w:rPr>
+      </w:pPr>
+      <w:r>
+        <w:rPr>
           <w:sz w:val="28"/>
           <w:szCs w:val="28"/>
         </w:rPr>
@@ -3028,16 +2909,12 @@
         <w:ind w:firstLine="709"/>
         <w:jc w:val="both"/>
         <w:rPr>
-          <w:b/>
-          <w:bCs/>
-          <w:sz w:val="28"/>
-          <w:szCs w:val="28"/>
-        </w:rPr>
-      </w:pPr>
-      <w:r>
-        <w:rPr>
-          <w:b/>
-          <w:bCs/>
+          <w:sz w:val="28"/>
+          <w:szCs w:val="28"/>
+        </w:rPr>
+      </w:pPr>
+      <w:r>
+        <w:rPr>
           <w:sz w:val="28"/>
           <w:szCs w:val="28"/>
         </w:rPr>
@@ -3055,16 +2932,12 @@
         <w:ind w:firstLine="709"/>
         <w:jc w:val="both"/>
         <w:rPr>
-          <w:b/>
-          <w:bCs/>
-          <w:sz w:val="28"/>
-          <w:szCs w:val="28"/>
-        </w:rPr>
-      </w:pPr>
-      <w:r>
-        <w:rPr>
-          <w:b/>
-          <w:bCs/>
+          <w:sz w:val="28"/>
+          <w:szCs w:val="28"/>
+        </w:rPr>
+      </w:pPr>
+      <w:r>
+        <w:rPr>
           <w:sz w:val="28"/>
           <w:szCs w:val="28"/>
         </w:rPr>
@@ -3082,16 +2955,12 @@
         <w:ind w:firstLine="709"/>
         <w:jc w:val="both"/>
         <w:rPr>
-          <w:b/>
-          <w:bCs/>
-          <w:sz w:val="28"/>
-          <w:szCs w:val="28"/>
-        </w:rPr>
-      </w:pPr>
-      <w:r>
-        <w:rPr>
-          <w:b/>
-          <w:bCs/>
+          <w:sz w:val="28"/>
+          <w:szCs w:val="28"/>
+        </w:rPr>
+      </w:pPr>
+      <w:r>
+        <w:rPr>
           <w:sz w:val="28"/>
           <w:szCs w:val="28"/>
         </w:rPr>
@@ -3105,27 +2974,28 @@
         <w:ind w:firstLine="709"/>
         <w:jc w:val="both"/>
         <w:rPr>
-          <w:b/>
-          <w:bCs/>
-          <w:sz w:val="28"/>
-          <w:szCs w:val="28"/>
-        </w:rPr>
-      </w:pPr>
-      <w:r>
-        <w:rPr>
-          <w:b/>
-          <w:bCs/>
+          <w:sz w:val="28"/>
+          <w:szCs w:val="28"/>
+        </w:rPr>
+      </w:pPr>
+      <w:r>
+        <w:rPr>
+          <w:sz w:val="28"/>
+          <w:szCs w:val="28"/>
+        </w:rPr>
+        <w:t>Описание системы. Информационная система представляет собой клиент-серверное веб-приложение, построенное по трёхзвенной архитектуре с чётким разделением ответственности между слоями. Серверная часть реализована на платформе ASP.NET Core 8 и выполняет функции бизнес-</w:t>
+      </w:r>
+      <w:r>
+        <w:rPr>
           <w:sz w:val="28"/>
           <w:szCs w:val="28"/>
         </w:rPr>
         <w:lastRenderedPageBreak/>
-        <w:t xml:space="preserve">Описание системы. Информационная система представляет собой клиент-серверное веб-приложение, построенное по трёхзвенной архитектуре с чётким разделением ответственности между слоями. Серверная часть реализована на платформе ASP.NET Core 8 и выполняет функции бизнес-логики, управления транзакциями, обработки запросов, генерации отчётов и обеспечения информационной безопасности. Взаимодействие с базой данных осуществляется через ORM </w:t>
-      </w:r>
-      <w:proofErr w:type="spellStart"/>
-      <w:r>
-        <w:rPr>
-          <w:b/>
-          <w:bCs/>
+        <w:t xml:space="preserve">логики, управления транзакциями, обработки запросов, генерации отчётов и обеспечения информационной безопасности. Взаимодействие с базой данных осуществляется через ORM </w:t>
+      </w:r>
+      <w:proofErr w:type="spellStart"/>
+      <w:r>
+        <w:rPr>
           <w:sz w:val="28"/>
           <w:szCs w:val="28"/>
         </w:rPr>
@@ -3134,8 +3004,6 @@
       <w:proofErr w:type="spellEnd"/>
       <w:r>
         <w:rPr>
-          <w:b/>
-          <w:bCs/>
           <w:sz w:val="28"/>
           <w:szCs w:val="28"/>
         </w:rPr>
@@ -3144,8 +3012,6 @@
       <w:proofErr w:type="spellStart"/>
       <w:r>
         <w:rPr>
-          <w:b/>
-          <w:bCs/>
           <w:sz w:val="28"/>
           <w:szCs w:val="28"/>
         </w:rPr>
@@ -3154,8 +3020,6 @@
       <w:proofErr w:type="spellEnd"/>
       <w:r>
         <w:rPr>
-          <w:b/>
-          <w:bCs/>
           <w:sz w:val="28"/>
           <w:szCs w:val="28"/>
         </w:rPr>
@@ -3164,8 +3028,6 @@
       <w:proofErr w:type="spellStart"/>
       <w:r>
         <w:rPr>
-          <w:b/>
-          <w:bCs/>
           <w:sz w:val="28"/>
           <w:szCs w:val="28"/>
         </w:rPr>
@@ -3174,8 +3036,6 @@
       <w:proofErr w:type="spellEnd"/>
       <w:r>
         <w:rPr>
-          <w:b/>
-          <w:bCs/>
           <w:sz w:val="28"/>
           <w:szCs w:val="28"/>
         </w:rPr>
@@ -3189,16 +3049,12 @@
         <w:ind w:firstLine="709"/>
         <w:jc w:val="both"/>
         <w:rPr>
-          <w:b/>
-          <w:bCs/>
-          <w:sz w:val="28"/>
-          <w:szCs w:val="28"/>
-        </w:rPr>
-      </w:pPr>
-      <w:r>
-        <w:rPr>
-          <w:b/>
-          <w:bCs/>
+          <w:sz w:val="28"/>
+          <w:szCs w:val="28"/>
+        </w:rPr>
+      </w:pPr>
+      <w:r>
+        <w:rPr>
           <w:sz w:val="28"/>
           <w:szCs w:val="28"/>
         </w:rPr>
@@ -3207,8 +3063,6 @@
       <w:proofErr w:type="spellStart"/>
       <w:r>
         <w:rPr>
-          <w:b/>
-          <w:bCs/>
           <w:sz w:val="28"/>
           <w:szCs w:val="28"/>
         </w:rPr>
@@ -3217,8 +3071,6 @@
       <w:proofErr w:type="spellEnd"/>
       <w:r>
         <w:rPr>
-          <w:b/>
-          <w:bCs/>
           <w:sz w:val="28"/>
           <w:szCs w:val="28"/>
         </w:rPr>
@@ -3227,8 +3079,6 @@
       <w:proofErr w:type="spellStart"/>
       <w:r>
         <w:rPr>
-          <w:b/>
-          <w:bCs/>
           <w:sz w:val="28"/>
           <w:szCs w:val="28"/>
         </w:rPr>
@@ -3237,8 +3087,6 @@
       <w:proofErr w:type="spellEnd"/>
       <w:r>
         <w:rPr>
-          <w:b/>
-          <w:bCs/>
           <w:sz w:val="28"/>
           <w:szCs w:val="28"/>
         </w:rPr>
@@ -3247,8 +3095,6 @@
       <w:proofErr w:type="spellStart"/>
       <w:r>
         <w:rPr>
-          <w:b/>
-          <w:bCs/>
           <w:sz w:val="28"/>
           <w:szCs w:val="28"/>
         </w:rPr>
@@ -3257,8 +3103,6 @@
       <w:proofErr w:type="spellEnd"/>
       <w:r>
         <w:rPr>
-          <w:b/>
-          <w:bCs/>
           <w:sz w:val="28"/>
           <w:szCs w:val="28"/>
         </w:rPr>
@@ -3267,8 +3111,6 @@
       <w:proofErr w:type="spellStart"/>
       <w:r>
         <w:rPr>
-          <w:b/>
-          <w:bCs/>
           <w:sz w:val="28"/>
           <w:szCs w:val="28"/>
         </w:rPr>
@@ -3277,8 +3119,6 @@
       <w:proofErr w:type="spellEnd"/>
       <w:r>
         <w:rPr>
-          <w:b/>
-          <w:bCs/>
           <w:sz w:val="28"/>
           <w:szCs w:val="28"/>
         </w:rPr>
@@ -3292,21 +3132,24 @@
         <w:ind w:firstLine="709"/>
         <w:jc w:val="both"/>
         <w:rPr>
-          <w:b/>
-          <w:bCs/>
-          <w:sz w:val="28"/>
-          <w:szCs w:val="28"/>
-        </w:rPr>
-      </w:pPr>
-      <w:r>
-        <w:rPr>
-          <w:b/>
-          <w:bCs/>
+          <w:sz w:val="28"/>
+          <w:szCs w:val="28"/>
+        </w:rPr>
+      </w:pPr>
+      <w:r>
+        <w:rPr>
+          <w:sz w:val="28"/>
+          <w:szCs w:val="28"/>
+        </w:rPr>
+        <w:t xml:space="preserve">Система спроектирована с учётом принципов масштабируемости и отказоустойчивости: архитектура допускает горизонтальное масштабирование веб-серверов, использование пула соединений к СУБД, асинхронную обработку фоновых задач (расчёт начислений, генерация квитанций) и настройку регламентного резервного копирования базы данных. Доступ к системе осуществляется через стандартный веб-браузер, что обеспечивает кроссплатформенность, отсутствие необходимости установки </w:t>
+      </w:r>
+      <w:r>
+        <w:rPr>
           <w:sz w:val="28"/>
           <w:szCs w:val="28"/>
         </w:rPr>
         <w:lastRenderedPageBreak/>
-        <w:t>Система спроектирована с учётом принципов масштабируемости и отказоустойчивости: архитектура допускает горизонтальное масштабирование веб-серверов, использование пула соединений к СУБД, асинхронную обработку фоновых задач (расчёт начислений, генерация квитанций) и настройку регламентного резервного копирования базы данных. Доступ к системе осуществляется через стандартный веб-браузер, что обеспечивает кроссплатформенность, отсутствие необходимости установки дополнительного ПО на рабочие места пользователей и возможность удалённой работы сотрудников УК из любой точки с доступом к сети Интернет. Разработанная архитектура и функциональный состав полностью соответствуют требованиям ГОСТ 34.602-89 к техническому заданию на создание автоматизированных систем, а также отраслевым стандартам цифровой трансформации жилищно-коммунального хозяйства.</w:t>
+        <w:t>дополнительного ПО на рабочие места пользователей и возможность удалённой работы сотрудников УК из любой точки с доступом к сети Интернет. Разработанная архитектура и функциональный состав полностью соответствуют требованиям ГОСТ 34.602-89 к техническому заданию на создание автоматизированных систем, а также отраслевым стандартам цифровой трансформации жилищно-коммунального хозяйства.</w:t>
       </w:r>
     </w:p>
     <w:p>
@@ -3362,7 +3205,45 @@
           <w:sz w:val="28"/>
           <w:szCs w:val="28"/>
         </w:rPr>
-        <w:t xml:space="preserve">На этапе проектирования информационной системы применён комплексный подход к моделированию, соответствующий требованиям ГОСТ 34.602-89 «Техническое задание на создание автоматизированной системы» и рекомендациям международного стандарта ISO/IEC/IEEE 15288 «Процессы жизненного цикла систем и программного обеспечения». Моделирование выполнено с целью формализации выявленных на этапе анализа бизнес-требований, выявления скрытых функциональных и информационных зависимостей, обеспечения архитектурной непротиворечивости проектных решений и создания однозначной спецификации, выступающей основанием для последующей программной реализации, тестирования и сопровождения системы. В работе использована многоуровневая методология, интегрирующая структурные подходы для описания функциональных границ, преобразования информационных потоков и реляционной структуры данных с объектно-ориентированным моделированием для детализации статической </w:t>
+        <w:t>На этапе проектирования информационной системы применён комплексный подход к моделированию, соответствующий требованиям ГОСТ 34.602-89 «Техническое задание на создание автоматизированной системы» и рекомендациям международного стандарта ISO/IEC/IEEE 15288 «Процессы жизненного цикла систем и программного обеспечения». Моделирование выполнено с целью формализации выявленных на этапе анализа бизнес-требований, выявления скрытых функциональных и информационных зависимостей, обеспечения архитектурной непротиворечивости проектных решений и создания однозначной спецификации, выступающей основанием для последующей программной реализации, тестирования и сопровождения системы. В работе использована многоуровневая методология, интегрирующая структурные подходы для описания функциональных границ, преобразования информационных потоков и реляционной структуры данных с объектно-ориентированным моделированием для детализации статической архитектуры, динамики межкомпонентных взаимодействий и ролевых сценариев использования.</w:t>
+      </w:r>
+    </w:p>
+    <w:p>
+      <w:pPr>
+        <w:spacing w:line="360" w:lineRule="auto"/>
+        <w:ind w:firstLine="709"/>
+        <w:jc w:val="both"/>
+        <w:rPr>
+          <w:rFonts w:ascii="Times New Roman" w:hAnsi="Times New Roman" w:cs="Times New Roman"/>
+          <w:sz w:val="28"/>
+          <w:szCs w:val="28"/>
+        </w:rPr>
+      </w:pPr>
+      <w:r>
+        <w:rPr>
+          <w:rFonts w:ascii="Times New Roman" w:hAnsi="Times New Roman" w:cs="Times New Roman"/>
+          <w:sz w:val="28"/>
+          <w:szCs w:val="28"/>
+        </w:rPr>
+        <w:t xml:space="preserve">Выбор комплекса нотаций обусловлен необходимостью полного покрытия всех аспектов проектирования на разных уровнях абстракции и обеспечения сквозной </w:t>
+      </w:r>
+      <w:proofErr w:type="spellStart"/>
+      <w:r>
+        <w:rPr>
+          <w:rFonts w:ascii="Times New Roman" w:hAnsi="Times New Roman" w:cs="Times New Roman"/>
+          <w:sz w:val="28"/>
+          <w:szCs w:val="28"/>
+        </w:rPr>
+        <w:t>трассируемости</w:t>
+      </w:r>
+      <w:proofErr w:type="spellEnd"/>
+      <w:r>
+        <w:rPr>
+          <w:rFonts w:ascii="Times New Roman" w:hAnsi="Times New Roman" w:cs="Times New Roman"/>
+          <w:sz w:val="28"/>
+          <w:szCs w:val="28"/>
+        </w:rPr>
+        <w:t xml:space="preserve"> требований от бизнес-уровня до уровня реализации кода. Логическая модель данных фиксирует сущностно-связную структуру предметной области, правила нормализации, типы связей и ограничения целостности, что гарантирует отсутствие аномалий при </w:t>
       </w:r>
       <w:r>
         <w:rPr>
@@ -3371,45 +3252,7 @@
           <w:szCs w:val="28"/>
         </w:rPr>
         <w:lastRenderedPageBreak/>
-        <w:t>архитектуры, динамики межкомпонентных взаимодействий и ролевых сценариев использования.</w:t>
-      </w:r>
-    </w:p>
-    <w:p>
-      <w:pPr>
-        <w:spacing w:line="360" w:lineRule="auto"/>
-        <w:ind w:firstLine="709"/>
-        <w:jc w:val="both"/>
-        <w:rPr>
-          <w:rFonts w:ascii="Times New Roman" w:hAnsi="Times New Roman" w:cs="Times New Roman"/>
-          <w:sz w:val="28"/>
-          <w:szCs w:val="28"/>
-        </w:rPr>
-      </w:pPr>
-      <w:r>
-        <w:rPr>
-          <w:rFonts w:ascii="Times New Roman" w:hAnsi="Times New Roman" w:cs="Times New Roman"/>
-          <w:sz w:val="28"/>
-          <w:szCs w:val="28"/>
-        </w:rPr>
-        <w:t xml:space="preserve">Выбор комплекса нотаций обусловлен необходимостью полного покрытия всех аспектов проектирования на разных уровнях абстракции и обеспечения сквозной </w:t>
-      </w:r>
-      <w:proofErr w:type="spellStart"/>
-      <w:r>
-        <w:rPr>
-          <w:rFonts w:ascii="Times New Roman" w:hAnsi="Times New Roman" w:cs="Times New Roman"/>
-          <w:sz w:val="28"/>
-          <w:szCs w:val="28"/>
-        </w:rPr>
-        <w:t>трассируемости</w:t>
-      </w:r>
-      <w:proofErr w:type="spellEnd"/>
-      <w:r>
-        <w:rPr>
-          <w:rFonts w:ascii="Times New Roman" w:hAnsi="Times New Roman" w:cs="Times New Roman"/>
-          <w:sz w:val="28"/>
-          <w:szCs w:val="28"/>
-        </w:rPr>
-        <w:t xml:space="preserve"> требований от бизнес-уровня до уровня реализации кода. Логическая модель данных фиксирует сущностно-связную структуру предметной области, правила нормализации, типы связей и ограничения целостности, что гарантирует отсутствие аномалий при операциях вставки, обновления и удаления записей. Функциональные модели раскрывают механизмы трансформации входных данных в выходные результаты, выделяют управляющие воздействия, исполнительные ресурсы и накопители информации, позволяя формализовать сквозные бизнес-процессы диспетчеризации, коммерческого учёта ресурсов и расчётно-кассового обслуживания. Объектно-ориентированная модель обеспечивает трансляцию требований в программную архитектуру, определяя состав доменных классов, их атрибуты, методы, интерфейсы, а также последовательность обмена сообщениями между клиентской и серверной частями приложения. Каждый вид модели прошёл процедуру верификации на предмет полноты покрытия функциональных и нефункциональных требований, логической целостности, отсутствия циклических зависимостей и прямой </w:t>
+        <w:t xml:space="preserve">операциях вставки, обновления и удаления записей. Функциональные модели раскрывают механизмы трансформации входных данных в выходные результаты, выделяют управляющие воздействия, исполнительные ресурсы и накопители информации, позволяя формализовать сквозные бизнес-процессы диспетчеризации, коммерческого учёта ресурсов и расчётно-кассового обслуживания. Объектно-ориентированная модель обеспечивает трансляцию требований в программную архитектуру, определяя состав доменных классов, их атрибуты, методы, интерфейсы, а также последовательность обмена сообщениями между клиентской и серверной частями приложения. Каждый вид модели прошёл процедуру верификации на предмет полноты покрытия функциональных и нефункциональных требований, логической целостности, отсутствия циклических зависимостей и прямой </w:t>
       </w:r>
       <w:proofErr w:type="spellStart"/>
       <w:r>
@@ -3465,7 +3308,7 @@
           <w:sz w:val="28"/>
           <w:szCs w:val="28"/>
         </w:rPr>
-        <w:t xml:space="preserve">Дальнейшее изложение в данном разделе структурировано по трём ключевым направлениям, последовательно раскрывающим статическую, функциональную и поведенческую составляющие проектируемой информационной системы. В первом подразделе детализируется логическая структура базы данных с описанием основных сущностей, типов связей и стратегии нормализации. Во втором подразделе представлены результаты функционального моделирования с применением методологий IDEF0 и DFD, </w:t>
+        <w:t xml:space="preserve">Дальнейшее изложение в данном разделе структурировано по трём ключевым направлениям, последовательно раскрывающим статическую, функциональную и поведенческую составляющие проектируемой информационной системы. В первом подразделе детализируется логическая структура базы данных с описанием основных сущностей, типов связей и стратегии нормализации. Во втором подразделе представлены результаты функционального моделирования с применением методологий IDEF0 и DFD, отражающие декомпозицию бизнес-процессов и движение информационных потоков между внешними акторами, внутренними модулями и хранилищами данных. Третий подраздел посвящён построению объектно-ориентированной модели на основе нотации UML 2.5, включающей диаграмму вариантов использования, диаграмму классов и диаграмму последовательности, которые формализуют ролевое взаимодействие, статическую структуру программного кода и временную логику выполнения ключевых сценариев. Представленные модели согласованы между собой, прошли экспертную проверку на соответствие техническому заданию и подготовлены для последующей </w:t>
       </w:r>
       <w:r>
         <w:rPr>
@@ -3474,7 +3317,7 @@
           <w:szCs w:val="28"/>
         </w:rPr>
         <w:lastRenderedPageBreak/>
-        <w:t>отражающие декомпозицию бизнес-процессов и движение информационных потоков между внешними акторами, внутренними модулями и хранилищами данных. Третий подраздел посвящён построению объектно-ориентированной модели на основе нотации UML 2.5, включающей диаграмму вариантов использования, диаграмму классов и диаграмму последовательности, которые формализуют ролевое взаимодействие, статическую структуру программного кода и временную логику выполнения ключевых сценариев. Представленные модели согласованы между собой, прошли экспертную проверку на соответствие техническому заданию и подготовлены для последующей трансляции в физическую схему базы данных и программные компоненты клиент-серверного приложения.</w:t>
+        <w:t>трансляции в физическую схему базы данных и программные компоненты клиент-серверного приложения.</w:t>
       </w:r>
     </w:p>
     <w:p>
@@ -3485,6 +3328,8 @@
         <w:jc w:val="both"/>
         <w:rPr>
           <w:rFonts w:ascii="Times New Roman" w:hAnsi="Times New Roman" w:cs="Times New Roman"/>
+          <w:i w:val="0"/>
+          <w:iCs w:val="0"/>
           <w:color w:val="000000" w:themeColor="text1"/>
           <w:szCs w:val="28"/>
         </w:rPr>
@@ -3492,6 +3337,8 @@
       <w:r>
         <w:rPr>
           <w:rFonts w:ascii="Times New Roman" w:hAnsi="Times New Roman" w:cs="Times New Roman"/>
+          <w:i w:val="0"/>
+          <w:iCs w:val="0"/>
           <w:color w:val="000000" w:themeColor="text1"/>
           <w:szCs w:val="28"/>
         </w:rPr>
@@ -3547,15 +3394,7 @@
           <w:sz w:val="28"/>
           <w:szCs w:val="28"/>
         </w:rPr>
-        <w:t xml:space="preserve">) и правилам обязательного/опционального участия объектов, что позволяет </w:t>
-      </w:r>
-      <w:r>
-        <w:rPr>
-          <w:sz w:val="28"/>
-          <w:szCs w:val="28"/>
-        </w:rPr>
-        <w:lastRenderedPageBreak/>
-        <w:t>однозначно трактовать бизнес-правила предметной области на уровне СУБД.</w:t>
+        <w:t>) и правилам обязательного/опционального участия объектов, что позволяет однозначно трактовать бизнес-правила предметной области на уровне СУБД.</w:t>
       </w:r>
     </w:p>
     <w:p>
@@ -3700,6 +3539,7 @@
           <w:sz w:val="28"/>
           <w:szCs w:val="28"/>
         </w:rPr>
+        <w:lastRenderedPageBreak/>
         <w:t>false</w:t>
       </w:r>
       <w:proofErr w:type="spellEnd"/>
@@ -3936,15 +3776,7 @@
           <w:sz w:val="28"/>
           <w:szCs w:val="28"/>
         </w:rPr>
-        <w:t xml:space="preserve"> На одном лицевом счёте может быть зарегистрировано несколько индивидуальных приборов коммерческого учёта (холодное и горячее водоснабжение, электроэнергия, тепловая энергия). Связь обеспечивает детализацию точек потребления ресурсов с привязкой к техническим параметрам каждого счётчика (серийный номер, класс точности, дата установки, межповерочный интервал, текущий статус </w:t>
-      </w:r>
-      <w:r>
-        <w:rPr>
-          <w:sz w:val="28"/>
-          <w:szCs w:val="28"/>
-        </w:rPr>
-        <w:lastRenderedPageBreak/>
-        <w:t>эксплуатации) и позволяет вести раздельный учёт по видам коммунальных услуг.</w:t>
+        <w:t xml:space="preserve"> На одном лицевом счёте может быть зарегистрировано несколько индивидуальных приборов коммерческого учёта (холодное и горячее водоснабжение, электроэнергия, тепловая энергия). Связь обеспечивает детализацию точек потребления ресурсов с привязкой к техническим параметрам каждого счётчика (серийный номер, класс точности, дата установки, межповерочный интервал, текущий статус эксплуатации) и позволяет вести раздельный учёт по видам коммунальных услуг.</w:t>
       </w:r>
     </w:p>
     <w:p>
@@ -4104,7 +3936,15 @@
           <w:sz w:val="28"/>
           <w:szCs w:val="28"/>
         </w:rPr>
-        <w:t xml:space="preserve"> С одного лицевого счёта может поступать произвольное количество обращений в течение всего периода эксплуатации помещения. Связь фиксирует историю взаимодействия жителя с управляющей компанией, привязывает неисправности к конкретному объекту учёта и обеспечивает сквозную трассировку обращений от первичной регистрации до финального закрытия с оценкой качества выполнения работ.</w:t>
+        <w:t xml:space="preserve"> С одного лицевого счёта может поступать произвольное количество обращений в течение всего периода эксплуатации </w:t>
+      </w:r>
+      <w:r>
+        <w:rPr>
+          <w:sz w:val="28"/>
+          <w:szCs w:val="28"/>
+        </w:rPr>
+        <w:lastRenderedPageBreak/>
+        <w:t>помещения. Связь фиксирует историю взаимодействия жителя с управляющей компанией, привязывает неисправности к конкретному объекту учёта и обеспечивает сквозную трассировку обращений от первичной регистрации до финального закрытия с оценкой качества выполнения работ.</w:t>
       </w:r>
     </w:p>
     <w:p>
@@ -4175,15 +4015,7 @@
           <w:sz w:val="28"/>
           <w:szCs w:val="28"/>
         </w:rPr>
-        <w:t xml:space="preserve"> Справочная сущность классифицирует обращения по категориям (сантехника, электрика, отопление, общестроительные работы, аварийные ситуации) и содержит нормативные сроки выполнения (SLA). Использование внешнего ключа обеспечивает стандартизацию маршрутизации, автоматический расчёт метрик диспетчерской службы, </w:t>
-      </w:r>
-      <w:r>
-        <w:rPr>
-          <w:sz w:val="28"/>
-          <w:szCs w:val="28"/>
-        </w:rPr>
-        <w:lastRenderedPageBreak/>
-        <w:t>аналитическую группировку обращений по видам работ и прогнозирование нагрузки на инженерно-технический персонал.</w:t>
+        <w:t xml:space="preserve"> Справочная сущность классифицирует обращения по категориям (сантехника, электрика, отопление, общестроительные работы, аварийные ситуации) и содержит нормативные сроки выполнения (SLA). Использование внешнего ключа обеспечивает стандартизацию маршрутизации, автоматический расчёт метрик диспетчерской службы, аналитическую группировку обращений по видам работ и прогнозирование нагрузки на инженерно-технический персонал.</w:t>
       </w:r>
     </w:p>
     <w:p>
@@ -4246,9 +4078,11 @@
         <w:pStyle w:val="a7"/>
         <w:spacing w:line="360" w:lineRule="auto"/>
         <w:ind w:firstLine="709"/>
-        <w:jc w:val="both"/>
-        <w:rPr>
-          <w:rFonts w:ascii="Times New Roman" w:hAnsi="Times New Roman" w:cs="Times New Roman"/>
+        <w:jc w:val="center"/>
+        <w:rPr>
+          <w:rFonts w:ascii="Times New Roman" w:hAnsi="Times New Roman" w:cs="Times New Roman"/>
+          <w:b/>
+          <w:bCs/>
           <w:i w:val="0"/>
           <w:iCs w:val="0"/>
           <w:color w:val="auto"/>
@@ -4259,6 +4093,8 @@
       <w:r>
         <w:rPr>
           <w:rFonts w:ascii="Times New Roman" w:hAnsi="Times New Roman" w:cs="Times New Roman"/>
+          <w:b/>
+          <w:bCs/>
           <w:i w:val="0"/>
           <w:iCs w:val="0"/>
           <w:color w:val="auto"/>
@@ -4270,6 +4106,8 @@
       <w:r>
         <w:rPr>
           <w:rFonts w:ascii="Times New Roman" w:hAnsi="Times New Roman" w:cs="Times New Roman"/>
+          <w:b/>
+          <w:bCs/>
           <w:i w:val="0"/>
           <w:iCs w:val="0"/>
           <w:color w:val="auto"/>
@@ -4281,6 +4119,8 @@
       <w:r>
         <w:rPr>
           <w:rFonts w:ascii="Times New Roman" w:hAnsi="Times New Roman" w:cs="Times New Roman"/>
+          <w:b/>
+          <w:bCs/>
           <w:i w:val="0"/>
           <w:iCs w:val="0"/>
           <w:color w:val="auto"/>
@@ -4292,6 +4132,8 @@
       <w:r>
         <w:rPr>
           <w:rFonts w:ascii="Times New Roman" w:hAnsi="Times New Roman" w:cs="Times New Roman"/>
+          <w:b/>
+          <w:bCs/>
           <w:i w:val="0"/>
           <w:iCs w:val="0"/>
           <w:color w:val="auto"/>
@@ -4303,6 +4145,8 @@
       <w:r>
         <w:rPr>
           <w:rFonts w:ascii="Times New Roman" w:hAnsi="Times New Roman" w:cs="Times New Roman"/>
+          <w:b/>
+          <w:bCs/>
           <w:i w:val="0"/>
           <w:iCs w:val="0"/>
           <w:noProof/>
@@ -4315,6 +4159,8 @@
       <w:r>
         <w:rPr>
           <w:rFonts w:ascii="Times New Roman" w:hAnsi="Times New Roman" w:cs="Times New Roman"/>
+          <w:b/>
+          <w:bCs/>
           <w:i w:val="0"/>
           <w:iCs w:val="0"/>
           <w:color w:val="auto"/>
@@ -4326,6 +4172,8 @@
       <w:r>
         <w:rPr>
           <w:rFonts w:ascii="Times New Roman" w:hAnsi="Times New Roman" w:cs="Times New Roman"/>
+          <w:b/>
+          <w:bCs/>
           <w:i w:val="0"/>
           <w:iCs w:val="0"/>
           <w:color w:val="auto"/>
@@ -4337,6 +4185,8 @@
       <w:r>
         <w:rPr>
           <w:rFonts w:ascii="Times New Roman" w:hAnsi="Times New Roman" w:cs="Times New Roman"/>
+          <w:b/>
+          <w:bCs/>
           <w:i w:val="0"/>
           <w:iCs w:val="0"/>
           <w:color w:val="auto"/>
@@ -4349,6 +4199,8 @@
       <w:r>
         <w:rPr>
           <w:rFonts w:ascii="Times New Roman" w:hAnsi="Times New Roman" w:cs="Times New Roman"/>
+          <w:b/>
+          <w:bCs/>
           <w:i w:val="0"/>
           <w:iCs w:val="0"/>
           <w:color w:val="auto"/>
@@ -4375,7 +4227,16 @@
           <w:sz w:val="28"/>
           <w:szCs w:val="28"/>
         </w:rPr>
-        <w:t xml:space="preserve">Для обеспечения ссылочной целостности и оптимизации производительности в модель введены суррогатные первичные ключи типа INT </w:t>
+        <w:t xml:space="preserve">Для обеспечения ссылочной целостности и оптимизации производительности в модель введены суррогатные первичные ключи типа </w:t>
+      </w:r>
+      <w:r>
+        <w:rPr>
+          <w:rFonts w:ascii="Times New Roman" w:hAnsi="Times New Roman" w:cs="Times New Roman"/>
+          <w:sz w:val="28"/>
+          <w:szCs w:val="28"/>
+        </w:rPr>
+        <w:lastRenderedPageBreak/>
+        <w:t xml:space="preserve">INT </w:t>
       </w:r>
       <w:proofErr w:type="gramStart"/>
       <w:r>
@@ -4519,16 +4380,7 @@
           <w:sz w:val="28"/>
           <w:szCs w:val="28"/>
         </w:rPr>
-        <w:t xml:space="preserve"> </w:t>
-      </w:r>
-      <w:r>
-        <w:rPr>
-          <w:rFonts w:ascii="Times New Roman" w:hAnsi="Times New Roman" w:cs="Times New Roman"/>
-          <w:sz w:val="28"/>
-          <w:szCs w:val="28"/>
-        </w:rPr>
-        <w:lastRenderedPageBreak/>
-        <w:t xml:space="preserve">и </w:t>
+        <w:t xml:space="preserve"> и </w:t>
       </w:r>
       <w:proofErr w:type="spellStart"/>
       <w:r>
@@ -4593,6 +4445,8 @@
         <w:jc w:val="both"/>
         <w:rPr>
           <w:rFonts w:ascii="Times New Roman" w:hAnsi="Times New Roman" w:cs="Times New Roman"/>
+          <w:i w:val="0"/>
+          <w:iCs w:val="0"/>
           <w:color w:val="000000" w:themeColor="text1"/>
           <w:szCs w:val="28"/>
         </w:rPr>
@@ -4600,6 +4454,8 @@
       <w:r>
         <w:rPr>
           <w:rFonts w:ascii="Times New Roman" w:hAnsi="Times New Roman" w:cs="Times New Roman"/>
+          <w:i w:val="0"/>
+          <w:iCs w:val="0"/>
           <w:color w:val="000000" w:themeColor="text1"/>
           <w:szCs w:val="28"/>
         </w:rPr>
@@ -4614,16 +4470,12 @@
         <w:ind w:firstLine="709"/>
         <w:jc w:val="both"/>
         <w:rPr>
-          <w:b/>
-          <w:bCs/>
-          <w:sz w:val="28"/>
-          <w:szCs w:val="28"/>
-        </w:rPr>
-      </w:pPr>
-      <w:r>
-        <w:rPr>
-          <w:b/>
-          <w:bCs/>
+          <w:sz w:val="28"/>
+          <w:szCs w:val="28"/>
+        </w:rPr>
+      </w:pPr>
+      <w:r>
+        <w:rPr>
           <w:sz w:val="28"/>
           <w:szCs w:val="28"/>
         </w:rPr>
@@ -4632,8 +4484,6 @@
       <w:proofErr w:type="spellStart"/>
       <w:r>
         <w:rPr>
-          <w:b/>
-          <w:bCs/>
           <w:sz w:val="28"/>
           <w:szCs w:val="28"/>
         </w:rPr>
@@ -4642,8 +4492,6 @@
       <w:proofErr w:type="spellEnd"/>
       <w:r>
         <w:rPr>
-          <w:b/>
-          <w:bCs/>
           <w:sz w:val="28"/>
           <w:szCs w:val="28"/>
         </w:rPr>
@@ -4652,8 +4500,6 @@
       <w:proofErr w:type="spellStart"/>
       <w:r>
         <w:rPr>
-          <w:b/>
-          <w:bCs/>
           <w:sz w:val="28"/>
           <w:szCs w:val="28"/>
         </w:rPr>
@@ -4662,8 +4508,6 @@
       <w:proofErr w:type="spellEnd"/>
       <w:r>
         <w:rPr>
-          <w:b/>
-          <w:bCs/>
           <w:sz w:val="28"/>
           <w:szCs w:val="28"/>
         </w:rPr>
@@ -4672,8 +4516,6 @@
       <w:proofErr w:type="spellStart"/>
       <w:r>
         <w:rPr>
-          <w:b/>
-          <w:bCs/>
           <w:sz w:val="28"/>
           <w:szCs w:val="28"/>
         </w:rPr>
@@ -4682,8 +4524,6 @@
       <w:proofErr w:type="spellEnd"/>
       <w:r>
         <w:rPr>
-          <w:b/>
-          <w:bCs/>
           <w:sz w:val="28"/>
           <w:szCs w:val="28"/>
         </w:rPr>
@@ -4692,8 +4532,6 @@
       <w:proofErr w:type="spellStart"/>
       <w:r>
         <w:rPr>
-          <w:b/>
-          <w:bCs/>
           <w:sz w:val="28"/>
           <w:szCs w:val="28"/>
         </w:rPr>
@@ -4702,8 +4540,6 @@
       <w:proofErr w:type="spellEnd"/>
       <w:r>
         <w:rPr>
-          <w:b/>
-          <w:bCs/>
           <w:sz w:val="28"/>
           <w:szCs w:val="28"/>
         </w:rPr>
@@ -4712,8 +4548,6 @@
       <w:proofErr w:type="spellStart"/>
       <w:r>
         <w:rPr>
-          <w:b/>
-          <w:bCs/>
           <w:sz w:val="28"/>
           <w:szCs w:val="28"/>
         </w:rPr>
@@ -4722,8 +4556,6 @@
       <w:proofErr w:type="spellEnd"/>
       <w:r>
         <w:rPr>
-          <w:b/>
-          <w:bCs/>
           <w:sz w:val="28"/>
           <w:szCs w:val="28"/>
         </w:rPr>
@@ -4732,8 +4564,6 @@
       <w:proofErr w:type="spellStart"/>
       <w:r>
         <w:rPr>
-          <w:b/>
-          <w:bCs/>
           <w:sz w:val="28"/>
           <w:szCs w:val="28"/>
         </w:rPr>
@@ -4742,18 +4572,22 @@
       <w:proofErr w:type="spellEnd"/>
       <w:r>
         <w:rPr>
-          <w:b/>
-          <w:bCs/>
-          <w:sz w:val="28"/>
-          <w:szCs w:val="28"/>
-        </w:rPr>
-        <w:t xml:space="preserve">) для детализации движения данных между процессами, внешними сущностями и накопителями. Использование двух взаимодополняющих нотаций обусловлено необходимостью обеспечения сквозной </w:t>
-      </w:r>
-      <w:proofErr w:type="spellStart"/>
-      <w:r>
-        <w:rPr>
-          <w:b/>
-          <w:bCs/>
+          <w:sz w:val="28"/>
+          <w:szCs w:val="28"/>
+        </w:rPr>
+        <w:t xml:space="preserve">) для детализации движения данных между процессами, внешними сущностями и накопителями. Использование двух взаимодополняющих </w:t>
+      </w:r>
+      <w:r>
+        <w:rPr>
+          <w:sz w:val="28"/>
+          <w:szCs w:val="28"/>
+        </w:rPr>
+        <w:lastRenderedPageBreak/>
+        <w:t xml:space="preserve">нотаций обусловлено необходимостью обеспечения сквозной </w:t>
+      </w:r>
+      <w:proofErr w:type="spellStart"/>
+      <w:r>
+        <w:rPr>
           <w:sz w:val="28"/>
           <w:szCs w:val="28"/>
         </w:rPr>
@@ -4762,22 +4596,10 @@
       <w:proofErr w:type="spellEnd"/>
       <w:r>
         <w:rPr>
-          <w:b/>
-          <w:bCs/>
-          <w:sz w:val="28"/>
-          <w:szCs w:val="28"/>
-        </w:rPr>
-        <w:t xml:space="preserve"> требований: IDEF0 фиксирует границы системы, правила управления и исполнительные ресурсы, а DFD раскрывает преобразование информационных потоков на уровне атомарных операций, что гарантирует непротиворечивость архитектуры, исключает дублирование функций и упрощает последующую разработку API-контрактов и модульной структуры приложения. Все диаграммы разработаны в соответствии с требованиями ГОСТ 34.602-89 к техническому проектированию автоматизированных систем, прошли верификацию на предмет балансировки потоков, отсутствия циклических зависимостей и </w:t>
-      </w:r>
-      <w:r>
-        <w:rPr>
-          <w:b/>
-          <w:bCs/>
-          <w:sz w:val="28"/>
-          <w:szCs w:val="28"/>
-        </w:rPr>
-        <w:lastRenderedPageBreak/>
-        <w:t>полноты покрытия функциональных требований, сформулированных в пункте 1.4.1.</w:t>
+          <w:sz w:val="28"/>
+          <w:szCs w:val="28"/>
+        </w:rPr>
+        <w:t xml:space="preserve"> требований: IDEF0 фиксирует границы системы, правила управления и исполнительные ресурсы, а DFD раскрывает преобразование информационных потоков на уровне атомарных операций, что гарантирует непротиворечивость архитектуры, исключает дублирование функций и упрощает последующую разработку API-контрактов и модульной структуры приложения. Все диаграммы разработаны в соответствии с требованиями ГОСТ 34.602-89 к техническому проектированию автоматизированных систем, прошли верификацию на предмет балансировки потоков, отсутствия циклических зависимостей и полноты покрытия функциональных требований, сформулированных в пункте 1.4.1.</w:t>
       </w:r>
     </w:p>
     <w:p>
@@ -4788,16 +4610,12 @@
         <w:ind w:firstLine="709"/>
         <w:jc w:val="both"/>
         <w:rPr>
-          <w:b/>
-          <w:bCs/>
-          <w:sz w:val="28"/>
-          <w:szCs w:val="28"/>
-        </w:rPr>
-      </w:pPr>
-      <w:r>
-        <w:rPr>
-          <w:b/>
-          <w:bCs/>
+          <w:sz w:val="28"/>
+          <w:szCs w:val="28"/>
+        </w:rPr>
+      </w:pPr>
+      <w:r>
+        <w:rPr>
           <w:sz w:val="28"/>
           <w:szCs w:val="28"/>
         </w:rPr>
@@ -4806,8 +4624,6 @@
       <w:proofErr w:type="spellStart"/>
       <w:r>
         <w:rPr>
-          <w:b/>
-          <w:bCs/>
           <w:sz w:val="28"/>
           <w:szCs w:val="28"/>
         </w:rPr>
@@ -4816,8 +4632,6 @@
       <w:proofErr w:type="spellEnd"/>
       <w:r>
         <w:rPr>
-          <w:b/>
-          <w:bCs/>
           <w:sz w:val="28"/>
           <w:szCs w:val="28"/>
         </w:rPr>
@@ -4826,8 +4640,6 @@
       <w:proofErr w:type="spellStart"/>
       <w:r>
         <w:rPr>
-          <w:b/>
-          <w:bCs/>
           <w:sz w:val="28"/>
           <w:szCs w:val="28"/>
         </w:rPr>
@@ -4836,8 +4648,6 @@
       <w:proofErr w:type="spellEnd"/>
       <w:r>
         <w:rPr>
-          <w:b/>
-          <w:bCs/>
           <w:sz w:val="28"/>
           <w:szCs w:val="28"/>
         </w:rPr>
@@ -4846,8 +4656,6 @@
       <w:proofErr w:type="spellStart"/>
       <w:r>
         <w:rPr>
-          <w:b/>
-          <w:bCs/>
           <w:sz w:val="28"/>
           <w:szCs w:val="28"/>
         </w:rPr>
@@ -4856,8 +4664,6 @@
       <w:proofErr w:type="spellEnd"/>
       <w:r>
         <w:rPr>
-          <w:b/>
-          <w:bCs/>
           <w:sz w:val="28"/>
           <w:szCs w:val="28"/>
         </w:rPr>
@@ -4876,16 +4682,12 @@
         <w:ind w:firstLine="709"/>
         <w:jc w:val="both"/>
         <w:rPr>
-          <w:b/>
-          <w:bCs/>
-          <w:sz w:val="28"/>
-          <w:szCs w:val="28"/>
-        </w:rPr>
-      </w:pPr>
-      <w:r>
-        <w:rPr>
-          <w:b/>
-          <w:bCs/>
+          <w:sz w:val="28"/>
+          <w:szCs w:val="28"/>
+        </w:rPr>
+      </w:pPr>
+      <w:r>
+        <w:rPr>
           <w:sz w:val="28"/>
           <w:szCs w:val="28"/>
         </w:rPr>
@@ -4894,8 +4696,6 @@
       <w:proofErr w:type="spellStart"/>
       <w:r>
         <w:rPr>
-          <w:b/>
-          <w:bCs/>
           <w:sz w:val="28"/>
           <w:szCs w:val="28"/>
         </w:rPr>
@@ -4904,8 +4704,6 @@
       <w:proofErr w:type="spellEnd"/>
       <w:r>
         <w:rPr>
-          <w:b/>
-          <w:bCs/>
           <w:sz w:val="28"/>
           <w:szCs w:val="28"/>
         </w:rPr>
@@ -4924,16 +4722,12 @@
         <w:ind w:firstLine="709"/>
         <w:jc w:val="both"/>
         <w:rPr>
-          <w:b/>
-          <w:bCs/>
-          <w:sz w:val="28"/>
-          <w:szCs w:val="28"/>
-        </w:rPr>
-      </w:pPr>
-      <w:r>
-        <w:rPr>
-          <w:b/>
-          <w:bCs/>
+          <w:sz w:val="28"/>
+          <w:szCs w:val="28"/>
+        </w:rPr>
+      </w:pPr>
+      <w:r>
+        <w:rPr>
           <w:sz w:val="28"/>
           <w:szCs w:val="28"/>
         </w:rPr>
@@ -4942,8 +4736,6 @@
       <w:proofErr w:type="spellStart"/>
       <w:r>
         <w:rPr>
-          <w:b/>
-          <w:bCs/>
           <w:sz w:val="28"/>
           <w:szCs w:val="28"/>
         </w:rPr>
@@ -4952,12 +4744,18 @@
       <w:proofErr w:type="spellEnd"/>
       <w:r>
         <w:rPr>
-          <w:b/>
-          <w:bCs/>
-          <w:sz w:val="28"/>
-          <w:szCs w:val="28"/>
-        </w:rPr>
-        <w:t>): электронные платёжные квитанции в формате PDF с QR-кодами для быстрой оплаты через банковские приложения, закрытые заявки с зафиксированными временными метками выполнения и оценками качества работ со стороны жителей, аналитические отчёты по задолженности и диспетчерской нагрузке, регламентированные сводки для РСО об объёмах индивидуального и общедомового потребления, автоматические уведомления о подтверждении показаний и смене статусов обращений.</w:t>
+          <w:sz w:val="28"/>
+          <w:szCs w:val="28"/>
+        </w:rPr>
+        <w:t xml:space="preserve">): электронные платёжные квитанции в формате PDF с QR-кодами для быстрой оплаты через банковские приложения, закрытые заявки с зафиксированными временными метками выполнения и оценками качества работ со стороны жителей, </w:t>
+      </w:r>
+      <w:r>
+        <w:rPr>
+          <w:sz w:val="28"/>
+          <w:szCs w:val="28"/>
+        </w:rPr>
+        <w:lastRenderedPageBreak/>
+        <w:t>аналитические отчёты по задолженности и диспетчерской нагрузке, регламентированные сводки для РСО об объёмах индивидуального и общедомового потребления, автоматические уведомления о подтверждении показаний и смене статусов обращений.</w:t>
       </w:r>
     </w:p>
     <w:p>
@@ -4972,30 +4770,16 @@
         <w:ind w:firstLine="709"/>
         <w:jc w:val="both"/>
         <w:rPr>
-          <w:b/>
-          <w:bCs/>
-          <w:sz w:val="28"/>
-          <w:szCs w:val="28"/>
-        </w:rPr>
-      </w:pPr>
-      <w:r>
-        <w:rPr>
-          <w:b/>
-          <w:bCs/>
-          <w:sz w:val="28"/>
-          <w:szCs w:val="28"/>
-        </w:rPr>
-        <w:t xml:space="preserve">Управление (Control): нормативно-правовая база (Жилищный кодекс РФ, Постановления Правительства РФ № 354 и № 491, Федеральный закон № 152-ФЗ «О персональных данных»), </w:t>
-      </w:r>
-      <w:r>
-        <w:rPr>
-          <w:b/>
-          <w:bCs/>
-          <w:sz w:val="28"/>
-          <w:szCs w:val="28"/>
-        </w:rPr>
-        <w:lastRenderedPageBreak/>
-        <w:t>утверждённые региональные тарифы и нормативы потребления, внутренние регламенты управляющей компании, стандарты качества обслуживания (SLA), технические требования к хранению, обработке и защите персональных данных, отраслевые стандарты Минстроя России.</w:t>
+          <w:sz w:val="28"/>
+          <w:szCs w:val="28"/>
+        </w:rPr>
+      </w:pPr>
+      <w:r>
+        <w:rPr>
+          <w:sz w:val="28"/>
+          <w:szCs w:val="28"/>
+        </w:rPr>
+        <w:t>Управление (Control): нормативно-правовая база (Жилищный кодекс РФ, Постановления Правительства РФ № 354 и № 491, Федеральный закон № 152-ФЗ «О персональных данных»), утверждённые региональные тарифы и нормативы потребления, внутренние регламенты управляющей компании, стандарты качества обслуживания (SLA), технические требования к хранению, обработке и защите персональных данных, отраслевые стандарты Минстроя России.</w:t>
       </w:r>
     </w:p>
     <w:p>
@@ -5010,16 +4794,12 @@
         <w:ind w:firstLine="709"/>
         <w:jc w:val="both"/>
         <w:rPr>
-          <w:b/>
-          <w:bCs/>
-          <w:sz w:val="28"/>
-          <w:szCs w:val="28"/>
-        </w:rPr>
-      </w:pPr>
-      <w:r>
-        <w:rPr>
-          <w:b/>
-          <w:bCs/>
+          <w:sz w:val="28"/>
+          <w:szCs w:val="28"/>
+        </w:rPr>
+      </w:pPr>
+      <w:r>
+        <w:rPr>
           <w:sz w:val="28"/>
           <w:szCs w:val="28"/>
         </w:rPr>
@@ -5028,8 +4808,6 @@
       <w:proofErr w:type="spellStart"/>
       <w:r>
         <w:rPr>
-          <w:b/>
-          <w:bCs/>
           <w:sz w:val="28"/>
           <w:szCs w:val="28"/>
         </w:rPr>
@@ -5038,8 +4816,6 @@
       <w:proofErr w:type="spellEnd"/>
       <w:r>
         <w:rPr>
-          <w:b/>
-          <w:bCs/>
           <w:sz w:val="28"/>
           <w:szCs w:val="28"/>
         </w:rPr>
@@ -5048,8 +4824,6 @@
       <w:proofErr w:type="spellStart"/>
       <w:r>
         <w:rPr>
-          <w:b/>
-          <w:bCs/>
           <w:sz w:val="28"/>
           <w:szCs w:val="28"/>
         </w:rPr>
@@ -5058,8 +4832,6 @@
       <w:proofErr w:type="spellEnd"/>
       <w:r>
         <w:rPr>
-          <w:b/>
-          <w:bCs/>
           <w:sz w:val="28"/>
           <w:szCs w:val="28"/>
         </w:rPr>
@@ -5074,16 +4846,12 @@
         <w:ind w:firstLine="709"/>
         <w:jc w:val="both"/>
         <w:rPr>
-          <w:b/>
-          <w:bCs/>
-          <w:sz w:val="28"/>
-          <w:szCs w:val="28"/>
-        </w:rPr>
-      </w:pPr>
-      <w:r>
-        <w:rPr>
-          <w:b/>
-          <w:bCs/>
+          <w:sz w:val="28"/>
+          <w:szCs w:val="28"/>
+        </w:rPr>
+      </w:pPr>
+      <w:r>
+        <w:rPr>
           <w:sz w:val="28"/>
           <w:szCs w:val="28"/>
         </w:rPr>
@@ -5098,26 +4866,28 @@
         <w:ind w:firstLine="709"/>
         <w:jc w:val="both"/>
         <w:rPr>
-          <w:b/>
-          <w:bCs/>
-          <w:sz w:val="28"/>
-          <w:szCs w:val="28"/>
-        </w:rPr>
-      </w:pPr>
-      <w:r>
-        <w:rPr>
-          <w:b/>
-          <w:bCs/>
-          <w:sz w:val="28"/>
-          <w:szCs w:val="28"/>
-        </w:rPr>
-        <w:t xml:space="preserve">Декомпозиция IDEF0 (уровни A-1 – A-2) раскрывает основной функциональный блок на четыре подпроцесса, соответствующие ключевым направлениям деятельности УК: ведение жилого фонда и лицевых счетов, диспетчеризация заявок, расчётно-кассовое обслуживание и формирование отчётности. Каждый подпроцесс детализирован до уровня атомарных операций (например, «Валидация показания», «Расчёт разницы потребления», «Назначение исполнителя», «Генерация квитанции»), что обеспечивает прозрачность бизнес-логики, упрощает написание </w:t>
-      </w:r>
-      <w:proofErr w:type="spellStart"/>
-      <w:r>
-        <w:rPr>
-          <w:b/>
-          <w:bCs/>
+          <w:sz w:val="28"/>
+          <w:szCs w:val="28"/>
+        </w:rPr>
+      </w:pPr>
+      <w:r>
+        <w:rPr>
+          <w:sz w:val="28"/>
+          <w:szCs w:val="28"/>
+        </w:rPr>
+        <w:t xml:space="preserve">Декомпозиция IDEF0 (уровни A-1 – A-2) раскрывает основной функциональный блок на четыре подпроцесса, соответствующие ключевым направлениям деятельности УК: ведение жилого фонда и лицевых счетов, диспетчеризация заявок, расчётно-кассовое обслуживание и формирование отчётности. Каждый подпроцесс детализирован до уровня атомарных операций (например, «Валидация показания», «Расчёт разницы потребления», «Назначение исполнителя», «Генерация квитанции»), что обеспечивает </w:t>
+      </w:r>
+      <w:r>
+        <w:rPr>
+          <w:sz w:val="28"/>
+          <w:szCs w:val="28"/>
+        </w:rPr>
+        <w:lastRenderedPageBreak/>
+        <w:t xml:space="preserve">прозрачность бизнес-логики, упрощает написание </w:t>
+      </w:r>
+      <w:proofErr w:type="spellStart"/>
+      <w:r>
+        <w:rPr>
           <w:sz w:val="28"/>
           <w:szCs w:val="28"/>
         </w:rPr>
@@ -5126,28 +4896,14 @@
       <w:proofErr w:type="spellEnd"/>
       <w:r>
         <w:rPr>
-          <w:b/>
-          <w:bCs/>
-          <w:sz w:val="28"/>
-          <w:szCs w:val="28"/>
-        </w:rPr>
-        <w:t xml:space="preserve">-тестов на этапе программирования и позволяет точно определить границы ответственности каждого модуля серверной части. Управление каждым процессом осуществляется через регламентированные статусные модели, правила проверки данных и </w:t>
-      </w:r>
-      <w:r>
-        <w:rPr>
-          <w:b/>
-          <w:bCs/>
-          <w:sz w:val="28"/>
-          <w:szCs w:val="28"/>
-        </w:rPr>
-        <w:lastRenderedPageBreak/>
-        <w:t xml:space="preserve">конфигурационные параметры, зафиксированные в спецификациях REST API и файлах </w:t>
+          <w:sz w:val="28"/>
+          <w:szCs w:val="28"/>
+        </w:rPr>
+        <w:t xml:space="preserve">-тестов на этапе программирования и позволяет точно определить границы ответственности каждого модуля серверной части. Управление каждым процессом осуществляется через регламентированные статусные модели, правила проверки данных и конфигурационные параметры, зафиксированные в спецификациях REST API и файлах </w:t>
       </w:r>
       <w:proofErr w:type="gramStart"/>
       <w:r>
         <w:rPr>
-          <w:b/>
-          <w:bCs/>
           <w:sz w:val="28"/>
           <w:szCs w:val="28"/>
         </w:rPr>
@@ -5156,8 +4912,6 @@
       <w:proofErr w:type="spellStart"/>
       <w:r>
         <w:rPr>
-          <w:b/>
-          <w:bCs/>
           <w:sz w:val="28"/>
           <w:szCs w:val="28"/>
         </w:rPr>
@@ -5167,8 +4921,6 @@
       <w:proofErr w:type="gramEnd"/>
       <w:r>
         <w:rPr>
-          <w:b/>
-          <w:bCs/>
           <w:sz w:val="28"/>
           <w:szCs w:val="28"/>
         </w:rPr>
@@ -5183,16 +4935,12 @@
         <w:ind w:firstLine="709"/>
         <w:jc w:val="both"/>
         <w:rPr>
-          <w:b/>
-          <w:bCs/>
-          <w:sz w:val="28"/>
-          <w:szCs w:val="28"/>
-        </w:rPr>
-      </w:pPr>
-      <w:r>
-        <w:rPr>
-          <w:b/>
-          <w:bCs/>
+          <w:sz w:val="28"/>
+          <w:szCs w:val="28"/>
+        </w:rPr>
+      </w:pPr>
+      <w:r>
+        <w:rPr>
           <w:sz w:val="28"/>
           <w:szCs w:val="28"/>
         </w:rPr>
@@ -5211,16 +4959,12 @@
         <w:ind w:firstLine="709"/>
         <w:jc w:val="both"/>
         <w:rPr>
-          <w:b/>
-          <w:bCs/>
-          <w:sz w:val="28"/>
-          <w:szCs w:val="28"/>
-        </w:rPr>
-      </w:pPr>
-      <w:r>
-        <w:rPr>
-          <w:b/>
-          <w:bCs/>
+          <w:sz w:val="28"/>
+          <w:szCs w:val="28"/>
+        </w:rPr>
+      </w:pPr>
+      <w:r>
+        <w:rPr>
           <w:sz w:val="28"/>
           <w:szCs w:val="28"/>
         </w:rPr>
@@ -5229,8 +4973,6 @@
       <w:proofErr w:type="spellStart"/>
       <w:r>
         <w:rPr>
-          <w:b/>
-          <w:bCs/>
           <w:sz w:val="28"/>
           <w:szCs w:val="28"/>
         </w:rPr>
@@ -5239,12 +4981,18 @@
       <w:proofErr w:type="spellEnd"/>
       <w:r>
         <w:rPr>
-          <w:b/>
-          <w:bCs/>
-          <w:sz w:val="28"/>
-          <w:szCs w:val="28"/>
-        </w:rPr>
-        <w:t xml:space="preserve"> изменений и генерацию обновлённых справочников для расчётного модуля. Обратный поток возвращает подтверждение регистрации и учётные данные для личного кабинета.</w:t>
+          <w:sz w:val="28"/>
+          <w:szCs w:val="28"/>
+        </w:rPr>
+        <w:t xml:space="preserve"> изменений и генерацию обновлённых справочников для расчётного модуля. </w:t>
+      </w:r>
+      <w:r>
+        <w:rPr>
+          <w:sz w:val="28"/>
+          <w:szCs w:val="28"/>
+        </w:rPr>
+        <w:lastRenderedPageBreak/>
+        <w:t>Обратный поток возвращает подтверждение регистрации и учётные данные для личного кабинета.</w:t>
       </w:r>
     </w:p>
     <w:p>
@@ -5259,30 +5007,16 @@
         <w:ind w:firstLine="709"/>
         <w:jc w:val="both"/>
         <w:rPr>
-          <w:b/>
-          <w:bCs/>
-          <w:sz w:val="28"/>
-          <w:szCs w:val="28"/>
-        </w:rPr>
-      </w:pPr>
-      <w:r>
-        <w:rPr>
-          <w:b/>
-          <w:bCs/>
-          <w:sz w:val="28"/>
-          <w:szCs w:val="28"/>
-        </w:rPr>
-        <w:t xml:space="preserve">Обработка заявок и диспетчеризация (накопитель D3 «Журнал обращений»): получает обращения от жителей и сотрудников, классифицирует их по типам неисправностей, назначает исполнителей из пула штатных специалистов или </w:t>
-      </w:r>
-      <w:r>
-        <w:rPr>
-          <w:b/>
-          <w:bCs/>
-          <w:sz w:val="28"/>
-          <w:szCs w:val="28"/>
-        </w:rPr>
-        <w:lastRenderedPageBreak/>
-        <w:t>внешних подрядчиков, фиксирует переходы статусов. Обратный поток возвращает жителю уведомления о принятии заявки, назначении мастера, изменении статуса и запрос оценки качества выполнения работ.</w:t>
+          <w:sz w:val="28"/>
+          <w:szCs w:val="28"/>
+        </w:rPr>
+      </w:pPr>
+      <w:r>
+        <w:rPr>
+          <w:sz w:val="28"/>
+          <w:szCs w:val="28"/>
+        </w:rPr>
+        <w:t>Обработка заявок и диспетчеризация (накопитель D3 «Журнал обращений»): получает обращения от жителей и сотрудников, классифицирует их по типам неисправностей, назначает исполнителей из пула штатных специалистов или внешних подрядчиков, фиксирует переходы статусов. Обратный поток возвращает жителю уведомления о принятии заявки, назначении мастера, изменении статуса и запрос оценки качества выполнения работ.</w:t>
       </w:r>
     </w:p>
     <w:p>
@@ -5297,16 +5031,12 @@
         <w:ind w:firstLine="709"/>
         <w:jc w:val="both"/>
         <w:rPr>
-          <w:b/>
-          <w:bCs/>
-          <w:sz w:val="28"/>
-          <w:szCs w:val="28"/>
-        </w:rPr>
-      </w:pPr>
-      <w:r>
-        <w:rPr>
-          <w:b/>
-          <w:bCs/>
+          <w:sz w:val="28"/>
+          <w:szCs w:val="28"/>
+        </w:rPr>
+      </w:pPr>
+      <w:r>
+        <w:rPr>
           <w:sz w:val="28"/>
           <w:szCs w:val="28"/>
         </w:rPr>
@@ -5315,8 +5045,6 @@
       <w:proofErr w:type="spellStart"/>
       <w:r>
         <w:rPr>
-          <w:b/>
-          <w:bCs/>
           <w:sz w:val="28"/>
           <w:szCs w:val="28"/>
         </w:rPr>
@@ -5325,8 +5053,6 @@
       <w:proofErr w:type="spellEnd"/>
       <w:r>
         <w:rPr>
-          <w:b/>
-          <w:bCs/>
           <w:sz w:val="28"/>
           <w:szCs w:val="28"/>
         </w:rPr>
@@ -5345,16 +5071,12 @@
         <w:ind w:firstLine="709"/>
         <w:jc w:val="both"/>
         <w:rPr>
-          <w:b/>
-          <w:bCs/>
-          <w:sz w:val="28"/>
-          <w:szCs w:val="28"/>
-        </w:rPr>
-      </w:pPr>
-      <w:r>
-        <w:rPr>
-          <w:b/>
-          <w:bCs/>
+          <w:sz w:val="28"/>
+          <w:szCs w:val="28"/>
+        </w:rPr>
+      </w:pPr>
+      <w:r>
+        <w:rPr>
           <w:sz w:val="28"/>
           <w:szCs w:val="28"/>
         </w:rPr>
@@ -5363,8 +5085,6 @@
       <w:proofErr w:type="spellStart"/>
       <w:r>
         <w:rPr>
-          <w:b/>
-          <w:bCs/>
           <w:sz w:val="28"/>
           <w:szCs w:val="28"/>
         </w:rPr>
@@ -5373,8 +5093,6 @@
       <w:proofErr w:type="spellEnd"/>
       <w:r>
         <w:rPr>
-          <w:b/>
-          <w:bCs/>
           <w:sz w:val="28"/>
           <w:szCs w:val="28"/>
         </w:rPr>
@@ -5383,8 +5101,6 @@
       <w:proofErr w:type="spellStart"/>
       <w:r>
         <w:rPr>
-          <w:b/>
-          <w:bCs/>
           <w:sz w:val="28"/>
           <w:szCs w:val="28"/>
         </w:rPr>
@@ -5393,8 +5109,6 @@
       <w:proofErr w:type="spellEnd"/>
       <w:r>
         <w:rPr>
-          <w:b/>
-          <w:bCs/>
           <w:sz w:val="28"/>
           <w:szCs w:val="28"/>
         </w:rPr>
@@ -5403,8 +5117,6 @@
       <w:proofErr w:type="spellStart"/>
       <w:r>
         <w:rPr>
-          <w:b/>
-          <w:bCs/>
           <w:sz w:val="28"/>
           <w:szCs w:val="28"/>
         </w:rPr>
@@ -5413,8 +5125,6 @@
       <w:proofErr w:type="spellEnd"/>
       <w:r>
         <w:rPr>
-          <w:b/>
-          <w:bCs/>
           <w:sz w:val="28"/>
           <w:szCs w:val="28"/>
         </w:rPr>
@@ -5429,16 +5139,12 @@
         <w:ind w:firstLine="709"/>
         <w:jc w:val="both"/>
         <w:rPr>
-          <w:b/>
-          <w:bCs/>
-          <w:sz w:val="28"/>
-          <w:szCs w:val="28"/>
-        </w:rPr>
-      </w:pPr>
-      <w:r>
-        <w:rPr>
-          <w:b/>
-          <w:bCs/>
+          <w:sz w:val="28"/>
+          <w:szCs w:val="28"/>
+        </w:rPr>
+      </w:pPr>
+      <w:r>
+        <w:rPr>
           <w:sz w:val="28"/>
           <w:szCs w:val="28"/>
         </w:rPr>
@@ -5447,8 +5153,6 @@
       <w:proofErr w:type="spellStart"/>
       <w:r>
         <w:rPr>
-          <w:b/>
-          <w:bCs/>
           <w:sz w:val="28"/>
           <w:szCs w:val="28"/>
         </w:rPr>
@@ -5457,18 +5161,22 @@
       <w:proofErr w:type="spellEnd"/>
       <w:r>
         <w:rPr>
-          <w:b/>
-          <w:bCs/>
-          <w:sz w:val="28"/>
-          <w:szCs w:val="28"/>
-        </w:rPr>
-        <w:t xml:space="preserve"> уровня строго совпадают, что исключает потерю информации, гарантирует корректность проектирования и соответствует требованиям стандарта ISO/IEC/IEEE 15288. Особое внимание уделено механизмам обратной связи: отклонённые показания возвращаются на повторную валидацию с указанием причины и кодом ошибки, расхождения между начислением и оплатой инициируют автоматическую сверку с выпиской банка, нарушения сроков исполнения заявок генерируют </w:t>
-      </w:r>
-      <w:proofErr w:type="spellStart"/>
-      <w:r>
-        <w:rPr>
-          <w:b/>
-          <w:bCs/>
+          <w:sz w:val="28"/>
+          <w:szCs w:val="28"/>
+        </w:rPr>
+        <w:t xml:space="preserve"> уровня строго совпадают, что исключает потерю информации, гарантирует корректность проектирования и соответствует требованиям стандарта ISO/IEC/IEEE 15288. Особое внимание уделено механизмам обратной связи: отклонённые показания возвращаются на повторную валидацию с указанием причины и кодом ошибки, расхождения между начислением и оплатой инициируют </w:t>
+      </w:r>
+      <w:r>
+        <w:rPr>
+          <w:sz w:val="28"/>
+          <w:szCs w:val="28"/>
+        </w:rPr>
+        <w:lastRenderedPageBreak/>
+        <w:t xml:space="preserve">автоматическую сверку с выпиской банка, нарушения сроков исполнения заявок генерируют </w:t>
+      </w:r>
+      <w:proofErr w:type="spellStart"/>
+      <w:r>
+        <w:rPr>
           <w:sz w:val="28"/>
           <w:szCs w:val="28"/>
         </w:rPr>
@@ -5477,28 +5185,14 @@
       <w:proofErr w:type="spellEnd"/>
       <w:r>
         <w:rPr>
-          <w:b/>
-          <w:bCs/>
-          <w:sz w:val="28"/>
-          <w:szCs w:val="28"/>
-        </w:rPr>
-        <w:t xml:space="preserve"> уведомления старшему диспетчеру и фиксируются в журнале аудита. </w:t>
-      </w:r>
-      <w:r>
-        <w:rPr>
-          <w:b/>
-          <w:bCs/>
-          <w:sz w:val="28"/>
-          <w:szCs w:val="28"/>
-        </w:rPr>
-        <w:lastRenderedPageBreak/>
-        <w:t xml:space="preserve">Каждый процесс DFD напрямую </w:t>
-      </w:r>
-      <w:proofErr w:type="spellStart"/>
-      <w:r>
-        <w:rPr>
-          <w:b/>
-          <w:bCs/>
+          <w:sz w:val="28"/>
+          <w:szCs w:val="28"/>
+        </w:rPr>
+        <w:t xml:space="preserve"> уведомления старшему диспетчеру и фиксируются в журнале аудита. Каждый процесс DFD напрямую </w:t>
+      </w:r>
+      <w:proofErr w:type="spellStart"/>
+      <w:r>
+        <w:rPr>
           <w:sz w:val="28"/>
           <w:szCs w:val="28"/>
         </w:rPr>
@@ -5507,8 +5201,6 @@
       <w:proofErr w:type="spellEnd"/>
       <w:r>
         <w:rPr>
-          <w:b/>
-          <w:bCs/>
           <w:sz w:val="28"/>
           <w:szCs w:val="28"/>
         </w:rPr>
@@ -5517,8 +5209,6 @@
       <w:proofErr w:type="spellStart"/>
       <w:r>
         <w:rPr>
-          <w:b/>
-          <w:bCs/>
           <w:sz w:val="28"/>
           <w:szCs w:val="28"/>
         </w:rPr>
@@ -5527,8 +5217,6 @@
       <w:proofErr w:type="spellEnd"/>
       <w:r>
         <w:rPr>
-          <w:b/>
-          <w:bCs/>
           <w:sz w:val="28"/>
           <w:szCs w:val="28"/>
         </w:rPr>
@@ -5537,8 +5225,6 @@
       <w:proofErr w:type="spellStart"/>
       <w:r>
         <w:rPr>
-          <w:b/>
-          <w:bCs/>
           <w:sz w:val="28"/>
           <w:szCs w:val="28"/>
         </w:rPr>
@@ -5547,8 +5233,6 @@
       <w:proofErr w:type="spellEnd"/>
       <w:r>
         <w:rPr>
-          <w:b/>
-          <w:bCs/>
           <w:sz w:val="28"/>
           <w:szCs w:val="28"/>
         </w:rPr>
@@ -5557,8 +5241,6 @@
       <w:proofErr w:type="spellStart"/>
       <w:r>
         <w:rPr>
-          <w:b/>
-          <w:bCs/>
           <w:sz w:val="28"/>
           <w:szCs w:val="28"/>
         </w:rPr>
@@ -5567,8 +5249,6 @@
       <w:proofErr w:type="spellEnd"/>
       <w:r>
         <w:rPr>
-          <w:b/>
-          <w:bCs/>
           <w:sz w:val="28"/>
           <w:szCs w:val="28"/>
         </w:rPr>
@@ -5577,8 +5257,6 @@
       <w:proofErr w:type="spellStart"/>
       <w:r>
         <w:rPr>
-          <w:b/>
-          <w:bCs/>
           <w:sz w:val="28"/>
           <w:szCs w:val="28"/>
         </w:rPr>
@@ -5587,8 +5265,6 @@
       <w:proofErr w:type="spellEnd"/>
       <w:r>
         <w:rPr>
-          <w:b/>
-          <w:bCs/>
           <w:sz w:val="28"/>
           <w:szCs w:val="28"/>
         </w:rPr>
@@ -5597,8 +5273,6 @@
       <w:proofErr w:type="spellStart"/>
       <w:r>
         <w:rPr>
-          <w:b/>
-          <w:bCs/>
           <w:sz w:val="28"/>
           <w:szCs w:val="28"/>
         </w:rPr>
@@ -5607,8 +5281,6 @@
       <w:proofErr w:type="spellEnd"/>
       <w:r>
         <w:rPr>
-          <w:b/>
-          <w:bCs/>
           <w:sz w:val="28"/>
           <w:szCs w:val="28"/>
         </w:rPr>
@@ -5617,8 +5289,6 @@
       <w:proofErr w:type="spellStart"/>
       <w:r>
         <w:rPr>
-          <w:b/>
-          <w:bCs/>
           <w:sz w:val="28"/>
           <w:szCs w:val="28"/>
         </w:rPr>
@@ -5627,8 +5297,6 @@
       <w:proofErr w:type="spellEnd"/>
       <w:r>
         <w:rPr>
-          <w:b/>
-          <w:bCs/>
           <w:sz w:val="28"/>
           <w:szCs w:val="28"/>
         </w:rPr>
@@ -5637,8 +5305,6 @@
       <w:proofErr w:type="spellStart"/>
       <w:r>
         <w:rPr>
-          <w:b/>
-          <w:bCs/>
           <w:sz w:val="28"/>
           <w:szCs w:val="28"/>
         </w:rPr>
@@ -5647,8 +5313,6 @@
       <w:proofErr w:type="spellEnd"/>
       <w:r>
         <w:rPr>
-          <w:b/>
-          <w:bCs/>
           <w:sz w:val="28"/>
           <w:szCs w:val="28"/>
         </w:rPr>
@@ -5657,8 +5321,6 @@
       <w:proofErr w:type="spellStart"/>
       <w:r>
         <w:rPr>
-          <w:b/>
-          <w:bCs/>
           <w:sz w:val="28"/>
           <w:szCs w:val="28"/>
         </w:rPr>
@@ -5667,8 +5329,6 @@
       <w:proofErr w:type="spellEnd"/>
       <w:r>
         <w:rPr>
-          <w:b/>
-          <w:bCs/>
           <w:sz w:val="28"/>
           <w:szCs w:val="28"/>
         </w:rPr>
@@ -5677,8 +5337,6 @@
       <w:proofErr w:type="spellStart"/>
       <w:r>
         <w:rPr>
-          <w:b/>
-          <w:bCs/>
           <w:sz w:val="28"/>
           <w:szCs w:val="28"/>
         </w:rPr>
@@ -5687,8 +5345,6 @@
       <w:proofErr w:type="spellEnd"/>
       <w:r>
         <w:rPr>
-          <w:b/>
-          <w:bCs/>
           <w:sz w:val="28"/>
           <w:szCs w:val="28"/>
         </w:rPr>
@@ -5697,8 +5353,6 @@
       <w:proofErr w:type="spellStart"/>
       <w:r>
         <w:rPr>
-          <w:b/>
-          <w:bCs/>
           <w:sz w:val="28"/>
           <w:szCs w:val="28"/>
         </w:rPr>
@@ -5707,8 +5361,6 @@
       <w:proofErr w:type="spellEnd"/>
       <w:r>
         <w:rPr>
-          <w:b/>
-          <w:bCs/>
           <w:sz w:val="28"/>
           <w:szCs w:val="28"/>
         </w:rPr>
@@ -5717,8 +5369,6 @@
       <w:proofErr w:type="spellStart"/>
       <w:r>
         <w:rPr>
-          <w:b/>
-          <w:bCs/>
           <w:sz w:val="28"/>
           <w:szCs w:val="28"/>
         </w:rPr>
@@ -5727,8 +5377,6 @@
       <w:proofErr w:type="spellEnd"/>
       <w:r>
         <w:rPr>
-          <w:b/>
-          <w:bCs/>
           <w:sz w:val="28"/>
           <w:szCs w:val="28"/>
         </w:rPr>
@@ -5737,8 +5385,6 @@
       <w:proofErr w:type="spellStart"/>
       <w:r>
         <w:rPr>
-          <w:b/>
-          <w:bCs/>
           <w:sz w:val="28"/>
           <w:szCs w:val="28"/>
         </w:rPr>
@@ -5747,8 +5393,6 @@
       <w:proofErr w:type="spellEnd"/>
       <w:r>
         <w:rPr>
-          <w:b/>
-          <w:bCs/>
           <w:sz w:val="28"/>
           <w:szCs w:val="28"/>
         </w:rPr>
@@ -5757,8 +5401,6 @@
       <w:proofErr w:type="spellStart"/>
       <w:r>
         <w:rPr>
-          <w:b/>
-          <w:bCs/>
           <w:sz w:val="28"/>
           <w:szCs w:val="28"/>
         </w:rPr>
@@ -5767,8 +5409,6 @@
       <w:proofErr w:type="spellEnd"/>
       <w:r>
         <w:rPr>
-          <w:b/>
-          <w:bCs/>
           <w:sz w:val="28"/>
           <w:szCs w:val="28"/>
         </w:rPr>
@@ -5777,8 +5417,6 @@
       <w:proofErr w:type="spellStart"/>
       <w:r>
         <w:rPr>
-          <w:b/>
-          <w:bCs/>
           <w:sz w:val="28"/>
           <w:szCs w:val="28"/>
         </w:rPr>
@@ -5787,8 +5425,6 @@
       <w:proofErr w:type="spellEnd"/>
       <w:r>
         <w:rPr>
-          <w:b/>
-          <w:bCs/>
           <w:sz w:val="28"/>
           <w:szCs w:val="28"/>
         </w:rPr>
@@ -5797,8 +5433,6 @@
       <w:proofErr w:type="spellStart"/>
       <w:r>
         <w:rPr>
-          <w:b/>
-          <w:bCs/>
           <w:sz w:val="28"/>
           <w:szCs w:val="28"/>
         </w:rPr>
@@ -5807,8 +5441,6 @@
       <w:proofErr w:type="spellEnd"/>
       <w:r>
         <w:rPr>
-          <w:b/>
-          <w:bCs/>
           <w:sz w:val="28"/>
           <w:szCs w:val="28"/>
         </w:rPr>
@@ -5817,8 +5449,6 @@
       <w:proofErr w:type="spellStart"/>
       <w:r>
         <w:rPr>
-          <w:b/>
-          <w:bCs/>
           <w:sz w:val="28"/>
           <w:szCs w:val="28"/>
         </w:rPr>
@@ -5827,8 +5457,6 @@
       <w:proofErr w:type="spellEnd"/>
       <w:r>
         <w:rPr>
-          <w:b/>
-          <w:bCs/>
           <w:sz w:val="28"/>
           <w:szCs w:val="28"/>
         </w:rPr>
@@ -5837,8 +5465,6 @@
       <w:proofErr w:type="spellStart"/>
       <w:r>
         <w:rPr>
-          <w:b/>
-          <w:bCs/>
           <w:sz w:val="28"/>
           <w:szCs w:val="28"/>
         </w:rPr>
@@ -5847,8 +5473,6 @@
       <w:proofErr w:type="spellEnd"/>
       <w:r>
         <w:rPr>
-          <w:b/>
-          <w:bCs/>
           <w:sz w:val="28"/>
           <w:szCs w:val="28"/>
         </w:rPr>
@@ -5857,8 +5481,6 @@
       <w:proofErr w:type="spellStart"/>
       <w:r>
         <w:rPr>
-          <w:b/>
-          <w:bCs/>
           <w:sz w:val="28"/>
           <w:szCs w:val="28"/>
         </w:rPr>
@@ -5867,8 +5489,6 @@
       <w:proofErr w:type="spellEnd"/>
       <w:r>
         <w:rPr>
-          <w:b/>
-          <w:bCs/>
           <w:sz w:val="28"/>
           <w:szCs w:val="28"/>
         </w:rPr>
@@ -5883,30 +5503,24 @@
         <w:ind w:firstLine="709"/>
         <w:jc w:val="both"/>
         <w:rPr>
-          <w:b/>
-          <w:bCs/>
-          <w:sz w:val="28"/>
-          <w:szCs w:val="28"/>
-        </w:rPr>
-      </w:pPr>
-      <w:r>
-        <w:rPr>
-          <w:b/>
-          <w:bCs/>
-          <w:sz w:val="28"/>
-          <w:szCs w:val="28"/>
-        </w:rPr>
-        <w:t xml:space="preserve">Интеграция моделей IDEF0 и DFD позволила сформировать однозначную спецификацию функциональной архитектуры, исключающую конфликтующие потоки данных, «серые зоны» в ответственности ролей и избыточные операции. Результаты функционального моделирования согласованы с матрицей требований, верифицированы методом экспертной оценки и переданы в качестве основы для разработки объектно-ориентированных диаграмм UML (пункт 1.3.3), проектирования базы данных (раздел 2.1) и последующей программной реализации модулей информационной системы. Все модели соответствуют принципам модульности, слабой связности компонентов и высокой когезии внутри функциональных блоков, что гарантирует масштабируемость архитектуры, упрощает сопровождение системы в процессе эксплуатации и обеспечивает готовность к интеграции с </w:t>
-      </w:r>
-      <w:r>
-        <w:rPr>
-          <w:b/>
-          <w:bCs/>
+          <w:sz w:val="28"/>
+          <w:szCs w:val="28"/>
+        </w:rPr>
+      </w:pPr>
+      <w:r>
+        <w:rPr>
+          <w:sz w:val="28"/>
+          <w:szCs w:val="28"/>
+        </w:rPr>
+        <w:t xml:space="preserve">Интеграция моделей IDEF0 и DFD позволила сформировать однозначную спецификацию функциональной архитектуры, исключающую конфликтующие потоки данных, «серые зоны» в ответственности ролей и избыточные операции. Результаты функционального моделирования согласованы с матрицей требований, верифицированы методом экспертной оценки и переданы в качестве основы для разработки объектно-ориентированных диаграмм UML (пункт 1.3.3), проектирования базы данных (раздел 2.1) и последующей программной реализации модулей информационной системы. Все модели соответствуют принципам модульности, слабой связности компонентов и высокой когезии внутри функциональных блоков, что гарантирует масштабируемость архитектуры, упрощает сопровождение системы в процессе эксплуатации и обеспечивает </w:t>
+      </w:r>
+      <w:r>
+        <w:rPr>
           <w:sz w:val="28"/>
           <w:szCs w:val="28"/>
         </w:rPr>
         <w:lastRenderedPageBreak/>
-        <w:t>внешними платформами (ГИС ЖКХ, АСКУЭ, платёжные агрегаторы) на последующих этапах развития продукта.</w:t>
+        <w:t>готовность к интеграции с внешними платформами (ГИС ЖКХ, АСКУЭ, платёжные агрегаторы) на последующих этапах развития продукта.</w:t>
       </w:r>
     </w:p>
     <w:p>
@@ -17348,7 +16962,7 @@
         <w:pStyle w:val="ds-markdown-paragraph"/>
         <w:spacing w:line="360" w:lineRule="auto"/>
         <w:ind w:firstLine="709"/>
-        <w:jc w:val="both"/>
+        <w:jc w:val="center"/>
         <w:rPr>
           <w:sz w:val="28"/>
           <w:szCs w:val="28"/>
@@ -17646,26 +17260,6 @@
         <w:ind w:firstLine="709"/>
         <w:jc w:val="both"/>
         <w:rPr>
-          <w:sz w:val="28"/>
-          <w:szCs w:val="28"/>
-        </w:rPr>
-      </w:pPr>
-      <w:r>
-        <w:rPr>
-          <w:rStyle w:val="a4"/>
-          <w:sz w:val="28"/>
-          <w:szCs w:val="28"/>
-        </w:rPr>
-        <w:t>2.2.1 Архитектура приложения</w:t>
-      </w:r>
-    </w:p>
-    <w:p>
-      <w:pPr>
-        <w:pStyle w:val="ds-markdown-paragraph"/>
-        <w:spacing w:line="360" w:lineRule="auto"/>
-        <w:ind w:firstLine="709"/>
-        <w:jc w:val="both"/>
-        <w:rPr>
           <w:b/>
           <w:bCs/>
           <w:sz w:val="28"/>
@@ -17735,7 +17329,6 @@
           <w:sz w:val="28"/>
           <w:szCs w:val="28"/>
         </w:rPr>
-        <w:lastRenderedPageBreak/>
         <w:t>Клиентский слой (</w:t>
       </w:r>
       <w:proofErr w:type="spellStart"/>
@@ -17783,7 +17376,15 @@
           <w:sz w:val="28"/>
           <w:szCs w:val="28"/>
         </w:rPr>
-        <w:t xml:space="preserve"> реализован как одностраничное веб-приложение (Single Page Application, SPA) на базе фреймворка Vue.js 3 с использованием </w:t>
+        <w:t xml:space="preserve"> реализован как одностраничное веб-приложение (Single Page Application, SPA) на базе фреймворка Vue.js 3 с </w:t>
+      </w:r>
+      <w:r>
+        <w:rPr>
+          <w:sz w:val="28"/>
+          <w:szCs w:val="28"/>
+        </w:rPr>
+        <w:lastRenderedPageBreak/>
+        <w:t xml:space="preserve">использованием </w:t>
       </w:r>
       <w:proofErr w:type="spellStart"/>
       <w:r>
@@ -18359,7 +17960,7 @@
           <w:sz w:val="28"/>
           <w:szCs w:val="28"/>
         </w:rPr>
-        <w:t xml:space="preserve"> API, </w:t>
+        <w:t xml:space="preserve"> API, обеспечивающего стандартизированный обмен данными по протоколу HTTPS в формате JSON. Архитектура серверной части следует принципам чистой </w:t>
       </w:r>
       <w:r>
         <w:rPr>
@@ -18367,7 +17968,7 @@
           <w:szCs w:val="28"/>
         </w:rPr>
         <w:lastRenderedPageBreak/>
-        <w:t>обеспечивающего стандартизированный обмен данными по протоколу HTTPS в формате JSON. Архитектура серверной части следует принципам чистой архитектуры (</w:t>
+        <w:t>архитектуры (</w:t>
       </w:r>
       <w:proofErr w:type="spellStart"/>
       <w:r>
@@ -18825,32 +18426,39 @@
           <w:sz w:val="28"/>
           <w:szCs w:val="28"/>
         </w:rPr>
+        <w:t>UKManagementContext</w:t>
+      </w:r>
+      <w:proofErr w:type="spellEnd"/>
+      <w:r>
+        <w:rPr>
+          <w:sz w:val="28"/>
+          <w:szCs w:val="28"/>
+        </w:rPr>
+        <w:t xml:space="preserve"> автоматически генерируется на основе физической схемы MS SQL Server с помощью команды </w:t>
+      </w:r>
+      <w:proofErr w:type="spellStart"/>
+      <w:r>
+        <w:rPr>
+          <w:sz w:val="28"/>
+          <w:szCs w:val="28"/>
+        </w:rPr>
+        <w:t>Scaffold-DbContext</w:t>
+      </w:r>
+      <w:proofErr w:type="spellEnd"/>
+      <w:r>
+        <w:rPr>
+          <w:sz w:val="28"/>
+          <w:szCs w:val="28"/>
+        </w:rPr>
+        <w:t xml:space="preserve">, что исключает </w:t>
+      </w:r>
+      <w:r>
+        <w:rPr>
+          <w:sz w:val="28"/>
+          <w:szCs w:val="28"/>
+        </w:rPr>
         <w:lastRenderedPageBreak/>
-        <w:t>UKManagementContext</w:t>
-      </w:r>
-      <w:proofErr w:type="spellEnd"/>
-      <w:r>
-        <w:rPr>
-          <w:sz w:val="28"/>
-          <w:szCs w:val="28"/>
-        </w:rPr>
-        <w:t xml:space="preserve"> автоматически генерируется на основе физической схемы MS SQL Server с помощью команды </w:t>
-      </w:r>
-      <w:proofErr w:type="spellStart"/>
-      <w:r>
-        <w:rPr>
-          <w:sz w:val="28"/>
-          <w:szCs w:val="28"/>
-        </w:rPr>
-        <w:t>Scaffold-DbContext</w:t>
-      </w:r>
-      <w:proofErr w:type="spellEnd"/>
-      <w:r>
-        <w:rPr>
-          <w:sz w:val="28"/>
-          <w:szCs w:val="28"/>
-        </w:rPr>
-        <w:t xml:space="preserve">, что исключает ручное описание моделей, гарантирует их синхронизацию со структурой БД и ускоряет разработку при изменении схемы. Для валидации входящих DTO применяется библиотека </w:t>
+        <w:t xml:space="preserve">ручное описание моделей, гарантирует их синхронизацию со структурой БД и ускоряет разработку при изменении схемы. Для валидации входящих DTO применяется библиотека </w:t>
       </w:r>
       <w:proofErr w:type="spellStart"/>
       <w:r>
@@ -19078,48 +18686,55 @@
           <w:sz w:val="28"/>
           <w:szCs w:val="28"/>
         </w:rPr>
+        <w:t>версионированием</w:t>
+      </w:r>
+      <w:proofErr w:type="spellEnd"/>
+      <w:r>
+        <w:rPr>
+          <w:sz w:val="28"/>
+          <w:szCs w:val="28"/>
+        </w:rPr>
+        <w:t xml:space="preserve"> </w:t>
+      </w:r>
+      <w:proofErr w:type="spellStart"/>
+      <w:r>
+        <w:rPr>
+          <w:sz w:val="28"/>
+          <w:szCs w:val="28"/>
+        </w:rPr>
+        <w:t>эндпоинтов</w:t>
+      </w:r>
+      <w:proofErr w:type="spellEnd"/>
+      <w:r>
+        <w:rPr>
+          <w:sz w:val="28"/>
+          <w:szCs w:val="28"/>
+        </w:rPr>
+        <w:t xml:space="preserve"> (/</w:t>
+      </w:r>
+      <w:proofErr w:type="spellStart"/>
+      <w:r>
+        <w:rPr>
+          <w:sz w:val="28"/>
+          <w:szCs w:val="28"/>
+        </w:rPr>
+        <w:t>api</w:t>
+      </w:r>
+      <w:proofErr w:type="spellEnd"/>
+      <w:r>
+        <w:rPr>
+          <w:sz w:val="28"/>
+          <w:szCs w:val="28"/>
+        </w:rPr>
+        <w:t xml:space="preserve">/v1/), стандартизированными HTTP-методами (GET, POST, PUT, DELETE) и кодами состояния. Все запросы </w:t>
+      </w:r>
+      <w:r>
+        <w:rPr>
+          <w:sz w:val="28"/>
+          <w:szCs w:val="28"/>
+        </w:rPr>
         <w:lastRenderedPageBreak/>
-        <w:t>версионированием</w:t>
-      </w:r>
-      <w:proofErr w:type="spellEnd"/>
-      <w:r>
-        <w:rPr>
-          <w:sz w:val="28"/>
-          <w:szCs w:val="28"/>
-        </w:rPr>
-        <w:t xml:space="preserve"> </w:t>
-      </w:r>
-      <w:proofErr w:type="spellStart"/>
-      <w:r>
-        <w:rPr>
-          <w:sz w:val="28"/>
-          <w:szCs w:val="28"/>
-        </w:rPr>
-        <w:t>эндпоинтов</w:t>
-      </w:r>
-      <w:proofErr w:type="spellEnd"/>
-      <w:r>
-        <w:rPr>
-          <w:sz w:val="28"/>
-          <w:szCs w:val="28"/>
-        </w:rPr>
-        <w:t xml:space="preserve"> (/</w:t>
-      </w:r>
-      <w:proofErr w:type="spellStart"/>
-      <w:r>
-        <w:rPr>
-          <w:sz w:val="28"/>
-          <w:szCs w:val="28"/>
-        </w:rPr>
-        <w:t>api</w:t>
-      </w:r>
-      <w:proofErr w:type="spellEnd"/>
-      <w:r>
-        <w:rPr>
-          <w:sz w:val="28"/>
-          <w:szCs w:val="28"/>
-        </w:rPr>
-        <w:t>/v1/), стандартизированными HTTP-методами (GET, POST, PUT, DELETE) и кодами состояния. Все запросы передаются по защищённому каналу HTTPS/TLS 1.2+, а серверные заголовки (Content-Security-Policy, X-Frame-</w:t>
+        <w:t>передаются по защищённому каналу HTTPS/TLS 1.2+, а серверные заголовки (Content-Security-Policy, X-Frame-</w:t>
       </w:r>
       <w:proofErr w:type="spellStart"/>
       <w:r>
@@ -19287,7 +18902,7 @@
         <w:pStyle w:val="ds-markdown-paragraph"/>
         <w:spacing w:line="360" w:lineRule="auto"/>
         <w:ind w:firstLine="709"/>
-        <w:jc w:val="both"/>
+        <w:jc w:val="center"/>
         <w:rPr>
           <w:sz w:val="28"/>
           <w:szCs w:val="28"/>
@@ -19300,9 +18915,9 @@
           <w:szCs w:val="28"/>
         </w:rPr>
         <w:drawing>
-          <wp:inline distT="0" distB="0" distL="0" distR="0" wp14:anchorId="60D7A268" wp14:editId="058B7B60">
-            <wp:extent cx="1533525" cy="3858908"/>
-            <wp:effectExtent l="0" t="0" r="0" b="8255"/>
+          <wp:inline distT="0" distB="0" distL="0" distR="0" wp14:anchorId="60D7A268" wp14:editId="4003DBF7">
+            <wp:extent cx="1919108" cy="4829175"/>
+            <wp:effectExtent l="0" t="0" r="5080" b="0"/>
             <wp:docPr id="13" name="Рисунок 13"/>
             <wp:cNvGraphicFramePr>
               <a:graphicFrameLocks xmlns:a="http://schemas.openxmlformats.org/drawingml/2006/main" noChangeAspect="1"/>
@@ -19323,7 +18938,7 @@
                   <pic:spPr>
                     <a:xfrm>
                       <a:off x="0" y="0"/>
-                      <a:ext cx="1544197" cy="3885763"/>
+                      <a:ext cx="1937782" cy="4876166"/>
                     </a:xfrm>
                     <a:prstGeom prst="rect">
                       <a:avLst/>
@@ -20329,7 +19944,7 @@
         <w:pStyle w:val="ds-markdown-paragraph"/>
         <w:spacing w:line="360" w:lineRule="auto"/>
         <w:ind w:firstLine="709"/>
-        <w:jc w:val="both"/>
+        <w:jc w:val="center"/>
         <w:rPr>
           <w:sz w:val="28"/>
           <w:szCs w:val="28"/>
@@ -20342,9 +19957,9 @@
           <w:szCs w:val="28"/>
         </w:rPr>
         <w:drawing>
-          <wp:inline distT="0" distB="0" distL="0" distR="0" wp14:anchorId="3E807FF2" wp14:editId="5F277536">
-            <wp:extent cx="3305175" cy="2672703"/>
-            <wp:effectExtent l="0" t="0" r="0" b="0"/>
+          <wp:inline distT="0" distB="0" distL="0" distR="0" wp14:anchorId="3E807FF2" wp14:editId="5FEC3362">
+            <wp:extent cx="2571115" cy="2079114"/>
+            <wp:effectExtent l="0" t="0" r="635" b="0"/>
             <wp:docPr id="19" name="Рисунок 19"/>
             <wp:cNvGraphicFramePr>
               <a:graphicFrameLocks xmlns:a="http://schemas.openxmlformats.org/drawingml/2006/main" noChangeAspect="1"/>
@@ -20365,7 +19980,7 @@
                   <pic:spPr>
                     <a:xfrm>
                       <a:off x="0" y="0"/>
-                      <a:ext cx="3313999" cy="2679839"/>
+                      <a:ext cx="2614399" cy="2114115"/>
                     </a:xfrm>
                     <a:prstGeom prst="rect">
                       <a:avLst/>
@@ -20383,7 +19998,7 @@
         <w:pStyle w:val="ds-markdown-paragraph"/>
         <w:spacing w:line="360" w:lineRule="auto"/>
         <w:ind w:firstLine="709"/>
-        <w:jc w:val="both"/>
+        <w:jc w:val="center"/>
         <w:rPr>
           <w:b/>
           <w:bCs/>
@@ -20398,7 +20013,6 @@
           <w:sz w:val="28"/>
           <w:szCs w:val="28"/>
         </w:rPr>
-        <w:lastRenderedPageBreak/>
         <w:t>Рисунок 17 – окно создания заявки</w:t>
       </w:r>
       <w:r>
@@ -20429,6 +20043,7 @@
           <w:color w:val="auto"/>
           <w:szCs w:val="28"/>
         </w:rPr>
+        <w:lastRenderedPageBreak/>
         <w:t>2.3 Алгоритм работы приложения</w:t>
       </w:r>
     </w:p>
@@ -20479,6 +20094,8 @@
         <w:ind w:firstLine="709"/>
         <w:jc w:val="both"/>
         <w:rPr>
+          <w:b/>
+          <w:bCs/>
           <w:sz w:val="28"/>
           <w:szCs w:val="28"/>
         </w:rPr>
@@ -20503,7 +20120,7 @@
         <w:pStyle w:val="ds-markdown-paragraph"/>
         <w:spacing w:line="360" w:lineRule="auto"/>
         <w:ind w:firstLine="709"/>
-        <w:jc w:val="both"/>
+        <w:jc w:val="center"/>
         <w:rPr>
           <w:sz w:val="28"/>
           <w:szCs w:val="28"/>
@@ -20515,11 +20132,10 @@
           <w:sz w:val="28"/>
           <w:szCs w:val="28"/>
         </w:rPr>
-        <w:lastRenderedPageBreak/>
         <w:drawing>
-          <wp:inline distT="0" distB="0" distL="0" distR="0" wp14:anchorId="7E8C7342" wp14:editId="25F33980">
-            <wp:extent cx="3876675" cy="3911070"/>
-            <wp:effectExtent l="0" t="0" r="0" b="0"/>
+          <wp:inline distT="0" distB="0" distL="0" distR="0" wp14:anchorId="7E8C7342" wp14:editId="3CBD181D">
+            <wp:extent cx="2809875" cy="2834804"/>
+            <wp:effectExtent l="0" t="0" r="0" b="3810"/>
             <wp:docPr id="20" name="Рисунок 20"/>
             <wp:cNvGraphicFramePr>
               <a:graphicFrameLocks xmlns:a="http://schemas.openxmlformats.org/drawingml/2006/main" noChangeAspect="1"/>
@@ -20540,7 +20156,7 @@
                   <pic:spPr>
                     <a:xfrm>
                       <a:off x="0" y="0"/>
-                      <a:ext cx="3881327" cy="3915763"/>
+                      <a:ext cx="2829274" cy="2854375"/>
                     </a:xfrm>
                     <a:prstGeom prst="rect">
                       <a:avLst/>
@@ -20608,6 +20224,7 @@
           <w:sz w:val="28"/>
           <w:szCs w:val="28"/>
         </w:rPr>
+        <w:lastRenderedPageBreak/>
         <w:t>Этап 1: Выбор прибора учёта из списка.</w:t>
       </w:r>
       <w:r>
@@ -20787,15 +20404,7 @@
           <w:sz w:val="28"/>
           <w:szCs w:val="28"/>
         </w:rPr>
-        <w:t xml:space="preserve">="0.001" и клиентского форматера, </w:t>
-      </w:r>
-      <w:r>
-        <w:rPr>
-          <w:sz w:val="28"/>
-          <w:szCs w:val="28"/>
-        </w:rPr>
-        <w:lastRenderedPageBreak/>
-        <w:t>исключающего ввод нецифровых символов. Интерфейс отображает предыдущее значение жирным шрифтом для визуального сравнения, а рядом размещён чекбокс «Обнуление счётчика» (применяется при замене прибора или сбросе механического индикатора). При активации чекбокса система автоматически разрешает ввод значения, меньшего предыдущего, но требует подтверждения через модальное окно с пояснением о сбросе архива измерений.</w:t>
+        <w:t>="0.001" и клиентского форматера, исключающего ввод нецифровых символов. Интерфейс отображает предыдущее значение жирным шрифтом для визуального сравнения, а рядом размещён чекбокс «Обнуление счётчика» (применяется при замене прибора или сбросе механического индикатора). При активации чекбокса система автоматически разрешает ввод значения, меньшего предыдущего, но требует подтверждения через модальное окно с пояснением о сбросе архива измерений.</w:t>
       </w:r>
     </w:p>
     <w:p>
@@ -20940,6 +20549,7 @@
           <w:sz w:val="28"/>
           <w:szCs w:val="28"/>
         </w:rPr>
+        <w:lastRenderedPageBreak/>
         <w:t>Аномалии потребления: если разница превышает 300% от среднемесячного объёма за последние 12 месяцев, отображается предупреждающее сообщение с возможностью подтверждения или перепроверки данных.</w:t>
       </w:r>
     </w:p>
@@ -21031,7 +20641,6 @@
           <w:sz w:val="28"/>
           <w:szCs w:val="28"/>
         </w:rPr>
-        <w:lastRenderedPageBreak/>
         <w:t>MeterReadingCreateDto</w:t>
       </w:r>
       <w:proofErr w:type="spellEnd"/>
@@ -21315,6 +20924,7 @@
           <w:sz w:val="28"/>
           <w:szCs w:val="28"/>
         </w:rPr>
+        <w:lastRenderedPageBreak/>
         <w:t xml:space="preserve">Проверку существования и активности прибора учёта по переданному </w:t>
       </w:r>
       <w:proofErr w:type="spellStart"/>
@@ -21551,15 +21161,7 @@
           <w:sz w:val="28"/>
           <w:szCs w:val="28"/>
         </w:rPr>
-        <w:t xml:space="preserve">, после чего транзакция фиксируется (COMMIT). При любом исключении выполняется откат (ROLLBACK), </w:t>
-      </w:r>
-      <w:r>
-        <w:rPr>
-          <w:sz w:val="28"/>
-          <w:szCs w:val="28"/>
-        </w:rPr>
-        <w:lastRenderedPageBreak/>
-        <w:t xml:space="preserve">а ошибка </w:t>
+        <w:t xml:space="preserve">, после чего транзакция фиксируется (COMMIT). При любом исключении выполняется откат (ROLLBACK), а ошибка </w:t>
       </w:r>
       <w:proofErr w:type="spellStart"/>
       <w:r>
@@ -21846,6 +21448,7 @@
           <w:sz w:val="28"/>
           <w:szCs w:val="28"/>
         </w:rPr>
+        <w:lastRenderedPageBreak/>
         <w:t>Реализованный алгоритм обеспечивает высокую точность коммерческого учёта, исключает риски ошибочных начислений, гарантирует идемпотентность операций и полностью соответствует функциональным требованиям (п. 1.4.1), нефункциональным критериям производительности и безопасности (п. 1.4.2), а также нормативным стандартам учёта ресурсов в сфере ЖКХ.</w:t>
       </w:r>
     </w:p>
@@ -21856,10 +21459,19 @@
         <w:ind w:firstLine="709"/>
         <w:jc w:val="both"/>
         <w:rPr>
-          <w:sz w:val="28"/>
-          <w:szCs w:val="28"/>
-        </w:rPr>
-      </w:pPr>
+          <w:rStyle w:val="a4"/>
+          <w:sz w:val="28"/>
+          <w:szCs w:val="28"/>
+        </w:rPr>
+      </w:pPr>
+      <w:r>
+        <w:rPr>
+          <w:rStyle w:val="a4"/>
+          <w:sz w:val="28"/>
+          <w:szCs w:val="28"/>
+        </w:rPr>
+        <w:t>2.3.2 Расчёт квартплаты</w:t>
+      </w:r>
     </w:p>
     <w:p>
       <w:pPr>
@@ -21868,18 +21480,41 @@
         <w:ind w:firstLine="709"/>
         <w:jc w:val="both"/>
         <w:rPr>
-          <w:rStyle w:val="a4"/>
-          <w:sz w:val="28"/>
-          <w:szCs w:val="28"/>
-        </w:rPr>
-      </w:pPr>
-      <w:r>
-        <w:rPr>
-          <w:rStyle w:val="a4"/>
-          <w:sz w:val="28"/>
-          <w:szCs w:val="28"/>
-        </w:rPr>
-        <w:t>2.3.2 Расчёт квартплаты</w:t>
+          <w:b/>
+          <w:bCs/>
+          <w:sz w:val="28"/>
+          <w:szCs w:val="28"/>
+        </w:rPr>
+      </w:pPr>
+      <w:r>
+        <w:rPr>
+          <w:sz w:val="28"/>
+          <w:szCs w:val="28"/>
+        </w:rPr>
+        <w:br/>
+      </w:r>
+      <w:r>
+        <w:rPr>
+          <w:sz w:val="28"/>
+          <w:szCs w:val="28"/>
+        </w:rPr>
+        <w:t xml:space="preserve">Алгоритм автоматизированного расчёта начислений за жилищно-коммунальные услуги (квартплаты) является ядром финансовой логики информационной системы, поскольку от его корректности, детерминированности и транзакционной надёжности напрямую зависят юридическая значимость платёжных документов, соблюдение требований Жилищного кодекса РФ и Постановления Правительства № 354, а также финансовая стабильность управляющей компании. Процедура спроектирована с учётом принципов идемпотентности, пакетной обработки, строгого контроля </w:t>
+      </w:r>
+      <w:proofErr w:type="spellStart"/>
+      <w:r>
+        <w:rPr>
+          <w:sz w:val="28"/>
+          <w:szCs w:val="28"/>
+        </w:rPr>
+        <w:t>версионирования</w:t>
+      </w:r>
+      <w:proofErr w:type="spellEnd"/>
+      <w:r>
+        <w:rPr>
+          <w:sz w:val="28"/>
+          <w:szCs w:val="28"/>
+        </w:rPr>
+        <w:t xml:space="preserve"> тарифов и изоляции расчётных операций от пользовательского интерфейса, что исключает блокировки, гарантирует атомарность изменений и обеспечивает возможность ретроспективного аудита всех вычислений.</w:t>
       </w:r>
     </w:p>
     <w:p>
@@ -21887,57 +21522,7 @@
         <w:pStyle w:val="ds-markdown-paragraph"/>
         <w:spacing w:line="360" w:lineRule="auto"/>
         <w:ind w:firstLine="709"/>
-        <w:jc w:val="both"/>
-        <w:rPr>
-          <w:sz w:val="28"/>
-          <w:szCs w:val="28"/>
-        </w:rPr>
-      </w:pPr>
-      <w:r>
-        <w:rPr>
-          <w:sz w:val="28"/>
-          <w:szCs w:val="28"/>
-        </w:rPr>
-        <w:br/>
-      </w:r>
-      <w:r>
-        <w:rPr>
-          <w:sz w:val="28"/>
-          <w:szCs w:val="28"/>
-        </w:rPr>
-        <w:t xml:space="preserve">Алгоритм автоматизированного расчёта начислений за жилищно-коммунальные услуги (квартплаты) является ядром финансовой логики информационной системы, поскольку от его корректности, </w:t>
-      </w:r>
-      <w:r>
-        <w:rPr>
-          <w:sz w:val="28"/>
-          <w:szCs w:val="28"/>
-        </w:rPr>
-        <w:lastRenderedPageBreak/>
-        <w:t xml:space="preserve">детерминированности и транзакционной надёжности напрямую зависят юридическая значимость платёжных документов, соблюдение требований Жилищного кодекса РФ и Постановления Правительства № 354, а также финансовая стабильность управляющей компании. Процедура спроектирована с учётом принципов идемпотентности, пакетной обработки, строгого контроля </w:t>
-      </w:r>
-      <w:proofErr w:type="spellStart"/>
-      <w:r>
-        <w:rPr>
-          <w:sz w:val="28"/>
-          <w:szCs w:val="28"/>
-        </w:rPr>
-        <w:t>версионирования</w:t>
-      </w:r>
-      <w:proofErr w:type="spellEnd"/>
-      <w:r>
-        <w:rPr>
-          <w:sz w:val="28"/>
-          <w:szCs w:val="28"/>
-        </w:rPr>
-        <w:t xml:space="preserve"> тарифов и изоляции расчётных операций от пользовательского интерфейса, что исключает блокировки, гарантирует атомарность изменений и обеспечивает возможность ретроспективного аудита всех вычислений.</w:t>
-      </w:r>
-    </w:p>
-    <w:p>
-      <w:pPr>
-        <w:pStyle w:val="ds-markdown-paragraph"/>
-        <w:spacing w:line="360" w:lineRule="auto"/>
-        <w:ind w:firstLine="709"/>
-        <w:jc w:val="both"/>
+        <w:jc w:val="center"/>
         <w:rPr>
           <w:rStyle w:val="a4"/>
           <w:sz w:val="28"/>
@@ -21951,6 +21536,7 @@
           <w:sz w:val="28"/>
           <w:szCs w:val="28"/>
         </w:rPr>
+        <w:lastRenderedPageBreak/>
         <w:drawing>
           <wp:inline distT="0" distB="0" distL="0" distR="0" wp14:anchorId="298C43F2" wp14:editId="29AA664E">
             <wp:extent cx="2924175" cy="3187993"/>
@@ -22082,15 +21668,7 @@
           <w:sz w:val="28"/>
           <w:szCs w:val="28"/>
         </w:rPr>
-        <w:t xml:space="preserve">, что предотвращает параллельный запуск нескольких сессий расчёта и исключает дублирование </w:t>
-      </w:r>
-      <w:r>
-        <w:rPr>
-          <w:sz w:val="28"/>
-          <w:szCs w:val="28"/>
-        </w:rPr>
-        <w:lastRenderedPageBreak/>
-        <w:t>начислений. Все справочные данные (тарифы, нормативы, льготы, коэффициенты индексации) загружаются в кэш памяти сервера с привязкой к датам валидности (</w:t>
+        <w:t>, что предотвращает параллельный запуск нескольких сессий расчёта и исключает дублирование начислений. Все справочные данные (тарифы, нормативы, льготы, коэффициенты индексации) загружаются в кэш памяти сервера с привязкой к датам валидности (</w:t>
       </w:r>
       <w:proofErr w:type="spellStart"/>
       <w:r>
@@ -22175,6 +21753,7 @@
           <w:sz w:val="28"/>
           <w:szCs w:val="28"/>
         </w:rPr>
+        <w:lastRenderedPageBreak/>
         <w:t>Определение состава услуг.</w:t>
       </w:r>
       <w:r>
@@ -22294,15 +21873,7 @@
           <w:sz w:val="28"/>
           <w:szCs w:val="28"/>
         </w:rPr>
-        <w:t xml:space="preserve"> Рассчитанный объём умножается на действующий тариф из справочника, соответствующий выбранному периоду. Если к лицевому счёту привязаны льготные категории (ветераны, многодетные семьи, инвалиды), система </w:t>
-      </w:r>
-      <w:r>
-        <w:rPr>
-          <w:sz w:val="28"/>
-          <w:szCs w:val="28"/>
-        </w:rPr>
-        <w:lastRenderedPageBreak/>
-        <w:t xml:space="preserve">автоматически применяет установленные коэффициенты уменьшения или фиксированные скидки до финального суммирования. Все применённые льготы фиксируются в отдельном поле </w:t>
+        <w:t xml:space="preserve"> Рассчитанный объём умножается на действующий тариф из справочника, соответствующий выбранному периоду. Если к лицевому счёту привязаны льготные категории (ветераны, многодетные семьи, инвалиды), система автоматически применяет установленные коэффициенты уменьшения или фиксированные скидки до финального суммирования. Все применённые льготы фиксируются в отдельном поле </w:t>
       </w:r>
       <w:proofErr w:type="spellStart"/>
       <w:r>
@@ -22350,7 +21921,15 @@
           <w:sz w:val="28"/>
           <w:szCs w:val="28"/>
         </w:rPr>
-        <w:t xml:space="preserve"> При наличии непогашенной задолженности, превышающей установленный порог, алгоритм автоматически рассчитывает пени в соответствии со ст. 155 ЖК РФ, применяя дифференцированные ставки (1/300, 1/170, 1/130 ставки рефинансирования ЦБ РФ) в зависимости от длительности просрочки. Сумма пеней добавляется к общему начислению, но выносится в отдельную строку квитанции для прозрачности.</w:t>
+        <w:t xml:space="preserve"> При наличии непогашенной задолженности, превышающей установленный порог, алгоритм автоматически рассчитывает пени в соответствии со ст. 155 ЖК РФ, применяя дифференцированные ставки (1/300, 1/170, 1/130 ставки рефинансирования ЦБ РФ) в зависимости от длительности </w:t>
+      </w:r>
+      <w:r>
+        <w:rPr>
+          <w:sz w:val="28"/>
+          <w:szCs w:val="28"/>
+        </w:rPr>
+        <w:lastRenderedPageBreak/>
+        <w:t>просрочки. Сумма пеней добавляется к общему начислению, но выносится в отдельную строку квитанции для прозрачности.</w:t>
       </w:r>
     </w:p>
     <w:p>
@@ -22479,55 +22058,68 @@
         <w:ind w:firstLine="709"/>
         <w:jc w:val="both"/>
         <w:rPr>
-          <w:sz w:val="28"/>
-          <w:szCs w:val="28"/>
-        </w:rPr>
-      </w:pPr>
-      <w:r>
-        <w:rPr>
           <w:rStyle w:val="a4"/>
           <w:sz w:val="28"/>
           <w:szCs w:val="28"/>
         </w:rPr>
+      </w:pPr>
+      <w:r>
+        <w:rPr>
+          <w:rStyle w:val="a4"/>
+          <w:sz w:val="28"/>
+          <w:szCs w:val="28"/>
+        </w:rPr>
+        <w:t>2.3.3 Жизненный цикл заявки</w:t>
+      </w:r>
+    </w:p>
+    <w:p>
+      <w:pPr>
+        <w:pStyle w:val="ds-markdown-paragraph"/>
+        <w:spacing w:line="360" w:lineRule="auto"/>
+        <w:ind w:firstLine="709"/>
+        <w:jc w:val="both"/>
+        <w:rPr>
+          <w:sz w:val="28"/>
+          <w:szCs w:val="28"/>
+        </w:rPr>
+      </w:pPr>
+      <w:r>
+        <w:rPr>
+          <w:sz w:val="28"/>
+          <w:szCs w:val="28"/>
+        </w:rPr>
+        <w:br/>
+      </w:r>
+      <w:r>
+        <w:rPr>
+          <w:sz w:val="28"/>
+          <w:szCs w:val="28"/>
+        </w:rPr>
+        <w:t xml:space="preserve">Управление состоянием обращения (заявки) реализовано на основе паттерна «Конечный автомат» (State Machine), который обеспечивает детерминированность бизнес-процесса, предотвращает несанкционированные или логически некорректные переходы статусов и гарантирует полную </w:t>
+      </w:r>
+      <w:proofErr w:type="spellStart"/>
+      <w:r>
+        <w:rPr>
+          <w:sz w:val="28"/>
+          <w:szCs w:val="28"/>
+        </w:rPr>
+        <w:t>трассируемость</w:t>
+      </w:r>
+      <w:proofErr w:type="spellEnd"/>
+      <w:r>
+        <w:rPr>
+          <w:sz w:val="28"/>
+          <w:szCs w:val="28"/>
+        </w:rPr>
+        <w:t xml:space="preserve"> всех изменений в рамках единого операционного объекта. Диаграмма состояний (Рисунок 20) формализует строгий порядок обработки обращения от момента первичной регистрации до финального закрытия, </w:t>
+      </w:r>
+      <w:r>
+        <w:rPr>
+          <w:sz w:val="28"/>
+          <w:szCs w:val="28"/>
+        </w:rPr>
         <w:lastRenderedPageBreak/>
-        <w:t>2.3.3 Жизненный цикл заявки</w:t>
-      </w:r>
-      <w:r>
-        <w:rPr>
-          <w:sz w:val="28"/>
-          <w:szCs w:val="28"/>
-        </w:rPr>
-        <w:br/>
-      </w:r>
-      <w:r>
-        <w:rPr>
-          <w:sz w:val="28"/>
-          <w:szCs w:val="28"/>
-        </w:rPr>
-        <w:t xml:space="preserve">Управление состоянием обращения (заявки) реализовано на основе паттерна «Конечный автомат» (State Machine), который обеспечивает детерминированность бизнес-процесса, предотвращает несанкционированные или логически некорректные переходы статусов и гарантирует полную </w:t>
-      </w:r>
-      <w:proofErr w:type="spellStart"/>
-      <w:r>
-        <w:rPr>
-          <w:sz w:val="28"/>
-          <w:szCs w:val="28"/>
-        </w:rPr>
-        <w:t>трассируемость</w:t>
-      </w:r>
-      <w:proofErr w:type="spellEnd"/>
-      <w:r>
-        <w:rPr>
-          <w:sz w:val="28"/>
-          <w:szCs w:val="28"/>
-        </w:rPr>
-        <w:t xml:space="preserve"> всех изменений в рамках единого операционного объекта. Диаграмма состояний (Рисунок 20) формализует строгий порядок обработки обращения от момента первичной регистрации до финального закрытия, исключая циклические зависимости, «зависшие» статусы и возможность обхода регламентных этапов контроля качества.</w:t>
-      </w:r>
-      <w:r>
-        <w:rPr>
-          <w:sz w:val="28"/>
-          <w:szCs w:val="28"/>
-        </w:rPr>
-        <w:t xml:space="preserve"> </w:t>
+        <w:t>исключая циклические зависимости, «зависшие» статусы и возможность обхода регламентных этапов контроля качества.</w:t>
       </w:r>
     </w:p>
     <w:p>
@@ -22589,7 +22181,7 @@
         <w:pStyle w:val="ds-markdown-paragraph"/>
         <w:spacing w:line="360" w:lineRule="auto"/>
         <w:ind w:firstLine="709"/>
-        <w:jc w:val="both"/>
+        <w:jc w:val="center"/>
         <w:rPr>
           <w:sz w:val="28"/>
           <w:szCs w:val="28"/>
@@ -22677,15 +22269,7 @@
           <w:sz w:val="28"/>
           <w:szCs w:val="28"/>
         </w:rPr>
-        <w:t xml:space="preserve">: Начальное состояние, присваивается автоматически в момент регистрации обращения жителем через личный кабинет или диспетчером при телефонном/личном обращении. В этом статусе заявка видна в общем пуле диспетчерской службы и доступна для первичной классификации. Доступные переходы: → Назначена (диспетчер выбирает исполнителя из пула штатных сотрудников или внешних подрядчиков с учётом специализации и текущей загрузки), → Отклонена (при выявлении дублирования, отсутствии технической </w:t>
-      </w:r>
-      <w:r>
-        <w:rPr>
-          <w:sz w:val="28"/>
-          <w:szCs w:val="28"/>
-        </w:rPr>
-        <w:lastRenderedPageBreak/>
-        <w:t>возможности устранения или выходе проблемы за зону ответственности УК).</w:t>
+        <w:t>: Начальное состояние, присваивается автоматически в момент регистрации обращения жителем через личный кабинет или диспетчером при телефонном/личном обращении. В этом статусе заявка видна в общем пуле диспетчерской службы и доступна для первичной классификации. Доступные переходы: → Назначена (диспетчер выбирает исполнителя из пула штатных сотрудников или внешних подрядчиков с учётом специализации и текущей загрузки), → Отклонена (при выявлении дублирования, отсутствии технической возможности устранения или выходе проблемы за зону ответственности УК).</w:t>
       </w:r>
     </w:p>
     <w:p>
@@ -22794,7 +22378,15 @@
           <w:sz w:val="28"/>
           <w:szCs w:val="28"/>
         </w:rPr>
-        <w:t>. Доступные переходы: → В работе (мастер подтверждает принятие заявки и фиксирует время выезда на объект), → Отклонена (при невозможности выполнения по объективным причинам с обязательным указанием причины в текстовом поле), → Новая (возврат диспетчеру для корректировки данных или переназначения).</w:t>
+        <w:t xml:space="preserve">. Доступные переходы: → В работе (мастер подтверждает принятие заявки и фиксирует время выезда на объект), → Отклонена </w:t>
+      </w:r>
+      <w:r>
+        <w:rPr>
+          <w:sz w:val="28"/>
+          <w:szCs w:val="28"/>
+        </w:rPr>
+        <w:lastRenderedPageBreak/>
+        <w:t>(при невозможности выполнения по объективным причинам с обязательным указанием причины в текстовом поле), → Новая (возврат диспетчеру для корректировки данных или переназначения).</w:t>
       </w:r>
     </w:p>
     <w:p>
@@ -22932,7 +22524,6 @@
           <w:sz w:val="28"/>
           <w:szCs w:val="28"/>
         </w:rPr>
-        <w:lastRenderedPageBreak/>
         <w:t>Закрыта (</w:t>
       </w:r>
       <w:proofErr w:type="spellStart"/>
@@ -23028,7 +22619,15 @@
           <w:sz w:val="28"/>
           <w:szCs w:val="28"/>
         </w:rPr>
-        <w:t xml:space="preserve">: Альтернативное терминальное состояние. Применяется при невозможности удовлетворения обращения по регламентированным причинам. Требует обязательного заполнения поля </w:t>
+        <w:t xml:space="preserve">: Альтернативное терминальное состояние. Применяется при невозможности удовлетворения обращения </w:t>
+      </w:r>
+      <w:r>
+        <w:rPr>
+          <w:sz w:val="28"/>
+          <w:szCs w:val="28"/>
+        </w:rPr>
+        <w:lastRenderedPageBreak/>
+        <w:t xml:space="preserve">по регламентированным причинам. Требует обязательного заполнения поля </w:t>
       </w:r>
       <w:proofErr w:type="spellStart"/>
       <w:r>
@@ -23292,15 +22891,7 @@
           <w:sz w:val="28"/>
           <w:szCs w:val="28"/>
         </w:rPr>
-        <w:t xml:space="preserve">) </w:t>
-      </w:r>
-      <w:r>
-        <w:rPr>
-          <w:sz w:val="28"/>
-          <w:szCs w:val="28"/>
-        </w:rPr>
-        <w:lastRenderedPageBreak/>
-        <w:t>и выполняет комплексную проверку перед применением изменений. Валидация включает:</w:t>
+        <w:t>) и выполняет комплексную проверку перед применением изменений. Валидация включает:</w:t>
       </w:r>
     </w:p>
     <w:p>
@@ -23346,6 +22937,7 @@
           <w:sz w:val="28"/>
           <w:szCs w:val="28"/>
         </w:rPr>
+        <w:lastRenderedPageBreak/>
         <w:t xml:space="preserve">Соответствие перехода строгой матрице допустимых состояний (например, попытка перехода Новая → Закрыта заблокируется с возвратом HTTP-кода 400 </w:t>
       </w:r>
       <w:proofErr w:type="spellStart"/>
@@ -23437,11 +23029,10 @@
           <w:sz w:val="28"/>
           <w:szCs w:val="28"/>
         </w:rPr>
-        <w:lastRenderedPageBreak/>
         <w:drawing>
-          <wp:inline distT="0" distB="0" distL="0" distR="0" wp14:anchorId="4AA7CAB0" wp14:editId="15FB655A">
-            <wp:extent cx="4600575" cy="4703381"/>
-            <wp:effectExtent l="0" t="0" r="0" b="2540"/>
+          <wp:inline distT="0" distB="0" distL="0" distR="0" wp14:anchorId="4AA7CAB0" wp14:editId="4B52D87A">
+            <wp:extent cx="4388215" cy="4486275"/>
+            <wp:effectExtent l="0" t="0" r="0" b="0"/>
             <wp:docPr id="23" name="Рисунок 23"/>
             <wp:cNvGraphicFramePr>
               <a:graphicFrameLocks xmlns:a="http://schemas.openxmlformats.org/drawingml/2006/main" noChangeAspect="1"/>
@@ -23462,7 +23053,7 @@
                   <pic:spPr>
                     <a:xfrm>
                       <a:off x="0" y="0"/>
-                      <a:ext cx="4606933" cy="4709881"/>
+                      <a:ext cx="4397215" cy="4495476"/>
                     </a:xfrm>
                     <a:prstGeom prst="rect">
                       <a:avLst/>
@@ -23480,7 +23071,7 @@
         <w:pStyle w:val="ds-markdown-paragraph"/>
         <w:spacing w:line="360" w:lineRule="auto"/>
         <w:ind w:firstLine="709"/>
-        <w:jc w:val="both"/>
+        <w:jc w:val="center"/>
         <w:rPr>
           <w:rStyle w:val="a4"/>
           <w:sz w:val="28"/>
@@ -23530,6 +23121,7 @@
           <w:sz w:val="28"/>
           <w:szCs w:val="28"/>
         </w:rPr>
+        <w:lastRenderedPageBreak/>
         <w:t>Клиентская реализация и пользовательский опыт (UX).</w:t>
       </w:r>
       <w:r>
@@ -23585,7 +23177,105 @@
           <w:sz w:val="28"/>
           <w:szCs w:val="28"/>
         </w:rPr>
-        <w:t xml:space="preserve">-соединение без перезагрузки страницы, а пользователь </w:t>
+        <w:t xml:space="preserve">-соединение без перезагрузки страницы, а пользователь получает </w:t>
+      </w:r>
+      <w:proofErr w:type="spellStart"/>
+      <w:r>
+        <w:rPr>
+          <w:sz w:val="28"/>
+          <w:szCs w:val="28"/>
+        </w:rPr>
+        <w:t>toast</w:t>
+      </w:r>
+      <w:proofErr w:type="spellEnd"/>
+      <w:r>
+        <w:rPr>
+          <w:sz w:val="28"/>
+          <w:szCs w:val="28"/>
+        </w:rPr>
+        <w:t xml:space="preserve">-уведомление об изменении статуса. Полная история всех переходов отображается в карточке заявки в виде вертикальной </w:t>
+      </w:r>
+      <w:proofErr w:type="spellStart"/>
+      <w:r>
+        <w:rPr>
+          <w:sz w:val="28"/>
+          <w:szCs w:val="28"/>
+        </w:rPr>
+        <w:t>timeline</w:t>
+      </w:r>
+      <w:proofErr w:type="spellEnd"/>
+      <w:r>
+        <w:rPr>
+          <w:sz w:val="28"/>
+          <w:szCs w:val="28"/>
+        </w:rPr>
+        <w:t xml:space="preserve"> (хронологической ленты), что обеспечивает максимальную прозрачность процесса для диспетчеров, руководителей и жителей.</w:t>
+      </w:r>
+    </w:p>
+    <w:p>
+      <w:pPr>
+        <w:pStyle w:val="ds-markdown-paragraph"/>
+        <w:spacing w:line="360" w:lineRule="auto"/>
+        <w:ind w:firstLine="709"/>
+        <w:jc w:val="both"/>
+        <w:rPr>
+          <w:sz w:val="28"/>
+          <w:szCs w:val="28"/>
+        </w:rPr>
+      </w:pPr>
+      <w:r>
+        <w:rPr>
+          <w:sz w:val="28"/>
+          <w:szCs w:val="28"/>
+        </w:rPr>
+        <w:t>Реализованный алгоритм управления жизненным циклом заявки полностью соответствует функциональным требованиям (п. 1.4.1), обеспечивает строгий контроль операционных процессов, минимизирует риски потери или «зависания» обращений, автоматизирует контроль нормативных сроков реагирования и создаёт надёжный технологический фундамент для аналитики эффективности работы диспетчерской службы, инженерно-технического персонала и подрядных организаций управляющей компании.</w:t>
+      </w:r>
+      <w:r>
+        <w:rPr>
+          <w:sz w:val="28"/>
+          <w:szCs w:val="28"/>
+        </w:rPr>
+        <w:br/>
+      </w:r>
+    </w:p>
+    <w:p>
+      <w:pPr>
+        <w:pStyle w:val="3"/>
+        <w:spacing w:line="360" w:lineRule="auto"/>
+        <w:ind w:firstLine="709"/>
+        <w:jc w:val="both"/>
+        <w:rPr>
+          <w:rFonts w:ascii="Times New Roman" w:hAnsi="Times New Roman" w:cs="Times New Roman"/>
+          <w:color w:val="auto"/>
+          <w:szCs w:val="28"/>
+        </w:rPr>
+      </w:pPr>
+      <w:r>
+        <w:rPr>
+          <w:rFonts w:ascii="Times New Roman" w:hAnsi="Times New Roman" w:cs="Times New Roman"/>
+          <w:color w:val="auto"/>
+          <w:szCs w:val="28"/>
+        </w:rPr>
+        <w:t>2.4 Защита и сохранность данных</w:t>
+      </w:r>
+    </w:p>
+    <w:p>
+      <w:pPr>
+        <w:pStyle w:val="ds-markdown-paragraph"/>
+        <w:spacing w:line="360" w:lineRule="auto"/>
+        <w:ind w:firstLine="709"/>
+        <w:jc w:val="both"/>
+        <w:rPr>
+          <w:sz w:val="28"/>
+          <w:szCs w:val="28"/>
+        </w:rPr>
+      </w:pPr>
+      <w:r>
+        <w:rPr>
+          <w:sz w:val="28"/>
+          <w:szCs w:val="28"/>
+        </w:rPr>
+        <w:t xml:space="preserve">Обеспечение защиты и сохранности данных является одним из критически важных направлений при проектировании, разработке и последующей эксплуатации информационной системы «Управление </w:t>
       </w:r>
       <w:r>
         <w:rPr>
@@ -23593,39 +23283,7 @@
           <w:szCs w:val="28"/>
         </w:rPr>
         <w:lastRenderedPageBreak/>
-        <w:t xml:space="preserve">получает </w:t>
-      </w:r>
-      <w:proofErr w:type="spellStart"/>
-      <w:r>
-        <w:rPr>
-          <w:sz w:val="28"/>
-          <w:szCs w:val="28"/>
-        </w:rPr>
-        <w:t>toast</w:t>
-      </w:r>
-      <w:proofErr w:type="spellEnd"/>
-      <w:r>
-        <w:rPr>
-          <w:sz w:val="28"/>
-          <w:szCs w:val="28"/>
-        </w:rPr>
-        <w:t xml:space="preserve">-уведомление об изменении статуса. Полная история всех переходов отображается в карточке заявки в виде вертикальной </w:t>
-      </w:r>
-      <w:proofErr w:type="spellStart"/>
-      <w:r>
-        <w:rPr>
-          <w:sz w:val="28"/>
-          <w:szCs w:val="28"/>
-        </w:rPr>
-        <w:t>timeline</w:t>
-      </w:r>
-      <w:proofErr w:type="spellEnd"/>
-      <w:r>
-        <w:rPr>
-          <w:sz w:val="28"/>
-          <w:szCs w:val="28"/>
-        </w:rPr>
-        <w:t xml:space="preserve"> (хронологической ленты), что обеспечивает максимальную прозрачность процесса для диспетчеров, руководителей и жителей.</w:t>
+        <w:t>многоквартирным домом». В условиях регулярной обработки конфиденциальной информации, включающей персональные данные собственников и нанимателей жилых помещений, финансовые транзакции, историю диспетчерских обращений и коммерческие показания приборов учёта, система должна строго соответствовать требованиям нормативно-правовой базы Российской Федерации, в частности Федеральному закону № 152-ФЗ «О персональных данных», ГОСТ Р ИСО/МЭК 27001, а также отраслевым стандартам информационной безопасности в сфере жилищно-коммунального хозяйства. Угрозы целостности, доступности и конфиденциальности данных могут возникать на различных уровнях: при сетевом взаимодействии между клиентом и сервером, на уровне бизнес-логики приложения, при прямом обращении к базе данных или вследствие аппаратных и программных сбоев инфраструктуры. Для минимизации рисков реализован комплексный, многоуровневый подход к защите информации, охватывающий все архитектурные компоненты системы и встроенный в жизненный цикл разработки на этапах проектирования, программирования и тестирования.</w:t>
       </w:r>
     </w:p>
     <w:p>
@@ -23644,8 +23302,116 @@
           <w:sz w:val="28"/>
           <w:szCs w:val="28"/>
         </w:rPr>
-        <w:t>Реализованный алгоритм управления жизненным циклом заявки полностью соответствует функциональным требованиям (п. 1.4.1), обеспечивает строгий контроль операционных процессов, минимизирует риски потери или «зависания» обращений, автоматизирует контроль нормативных сроков реагирования и создаёт надёжный технологический фундамент для аналитики эффективности работы диспетчерской службы, инженерно-технического персонала и подрядных организаций управляющей компании.</w:t>
-      </w:r>
+        <w:t xml:space="preserve">На сетевом уровне обеспечено обязательное шифрование всего передаваемого трафика по протоколу HTTPS/TLS 1.2+, что исключает возможность перехвата, прослушивания или модификации данных злоумышленниками при использовании незащищённых сетей. На уровне приложения внедрены механизмы строгой аутентификации на основе JWT-токенов, ролевой и ресурсной авторизации, а также валидация и </w:t>
+      </w:r>
+      <w:proofErr w:type="spellStart"/>
+      <w:r>
+        <w:rPr>
+          <w:sz w:val="28"/>
+          <w:szCs w:val="28"/>
+        </w:rPr>
+        <w:t>санитизация</w:t>
+      </w:r>
+      <w:proofErr w:type="spellEnd"/>
+      <w:r>
+        <w:rPr>
+          <w:sz w:val="28"/>
+          <w:szCs w:val="28"/>
+        </w:rPr>
+        <w:t xml:space="preserve"> всех входящих запросов для предотвращения распространённых веб-уязвимостей (SQL-инъекции, межсайтовый </w:t>
+      </w:r>
+      <w:proofErr w:type="spellStart"/>
+      <w:r>
+        <w:rPr>
+          <w:sz w:val="28"/>
+          <w:szCs w:val="28"/>
+        </w:rPr>
+        <w:t>скриптинг</w:t>
+      </w:r>
+      <w:proofErr w:type="spellEnd"/>
+      <w:r>
+        <w:rPr>
+          <w:sz w:val="28"/>
+          <w:szCs w:val="28"/>
+        </w:rPr>
+        <w:t xml:space="preserve"> XSS, подмена межсайтовых запросов CSRF, несанкционированное обращение к объектам IDOR). Учётные данные пользователей никогда не хранятся в открытом виде: на этапе регистрации и смены пароля они обрабатываются криптографическими алгоритмами хеширования (</w:t>
+      </w:r>
+      <w:proofErr w:type="spellStart"/>
+      <w:r>
+        <w:rPr>
+          <w:sz w:val="28"/>
+          <w:szCs w:val="28"/>
+        </w:rPr>
+        <w:t>bcrypt</w:t>
+      </w:r>
+      <w:proofErr w:type="spellEnd"/>
+      <w:r>
+        <w:rPr>
+          <w:sz w:val="28"/>
+          <w:szCs w:val="28"/>
+        </w:rPr>
+        <w:t xml:space="preserve">) с автоматической </w:t>
+      </w:r>
+      <w:r>
+        <w:rPr>
+          <w:sz w:val="28"/>
+          <w:szCs w:val="28"/>
+        </w:rPr>
+        <w:lastRenderedPageBreak/>
+        <w:t>генерацией соли и параметром стоимости, исключающим возможность восстановления исходных значений даже при компрометации базы данных. На уровне СУБД обеспечена строгая транзакционная целостность, настроены проверочные ограничения (CHECK), внешние ключи, стратегии индексирования и регламентные процедуры резервного копирования, гарантирующие восстановление информации на любой момент времени в случае аппаратных отказов, человеческих ошибок или программных аварий. Дополнительно реализован централизованный, защищённый от модификации журнал аудита, фиксирующий все критичные действия пользователей, что обеспечивает прозрачность, подотчётность и полную готовность системы к проверкам контролирующих органов.</w:t>
+      </w:r>
+    </w:p>
+    <w:p>
+      <w:pPr>
+        <w:pStyle w:val="ds-markdown-paragraph"/>
+        <w:spacing w:line="360" w:lineRule="auto"/>
+        <w:ind w:firstLine="709"/>
+        <w:jc w:val="both"/>
+        <w:rPr>
+          <w:sz w:val="28"/>
+          <w:szCs w:val="28"/>
+        </w:rPr>
+      </w:pPr>
+      <w:r>
+        <w:rPr>
+          <w:sz w:val="28"/>
+          <w:szCs w:val="28"/>
+        </w:rPr>
+        <w:t>Представленные меры безопасности полностью соответствуют нефункциональным требованиям к надёжности, защищённости и отказоустойчивости, сформулированным в подразделе 1.4.2, и органично интегрированы в клиент-серверную архитектуру приложения без негативного влияния на производительность и удобство использования. Дальнейшее изложение в данном разделе детализирует реализованные механизмы защиты по трём ключевым направлениям: организация аутентификации и авторизации на уровне API, обеспечение ссылочной и транзакционной целостности данных с настройкой процедур резервного копирования и восстановления, а также ведение журнала аудита действий пользователей для контроля, расследования инцидентов и ретроспективного анализа операционных процессов.</w:t>
+      </w:r>
+    </w:p>
+    <w:p>
+      <w:pPr>
+        <w:pStyle w:val="ds-markdown-paragraph"/>
+        <w:spacing w:line="360" w:lineRule="auto"/>
+        <w:ind w:firstLine="709"/>
+        <w:jc w:val="both"/>
+        <w:rPr>
+          <w:rStyle w:val="a4"/>
+          <w:sz w:val="28"/>
+          <w:szCs w:val="28"/>
+        </w:rPr>
+      </w:pPr>
+      <w:r>
+        <w:rPr>
+          <w:rStyle w:val="a4"/>
+          <w:sz w:val="28"/>
+          <w:szCs w:val="28"/>
+        </w:rPr>
+        <w:t>2.4.1 Аутентификация и авторизация</w:t>
+      </w:r>
+    </w:p>
+    <w:p>
+      <w:pPr>
+        <w:pStyle w:val="ds-markdown-paragraph"/>
+        <w:spacing w:line="360" w:lineRule="auto"/>
+        <w:ind w:firstLine="709"/>
+        <w:jc w:val="both"/>
+        <w:rPr>
+          <w:sz w:val="28"/>
+          <w:szCs w:val="28"/>
+        </w:rPr>
+      </w:pPr>
       <w:r>
         <w:rPr>
           <w:sz w:val="28"/>
@@ -23653,45 +23419,12 @@
         </w:rPr>
         <w:br/>
       </w:r>
-    </w:p>
-    <w:p>
-      <w:pPr>
-        <w:pStyle w:val="3"/>
-        <w:spacing w:line="360" w:lineRule="auto"/>
-        <w:ind w:firstLine="709"/>
-        <w:jc w:val="both"/>
-        <w:rPr>
-          <w:rFonts w:ascii="Times New Roman" w:hAnsi="Times New Roman" w:cs="Times New Roman"/>
-          <w:color w:val="auto"/>
-          <w:szCs w:val="28"/>
-        </w:rPr>
-      </w:pPr>
-      <w:r>
-        <w:rPr>
-          <w:rFonts w:ascii="Times New Roman" w:hAnsi="Times New Roman" w:cs="Times New Roman"/>
-          <w:color w:val="auto"/>
-          <w:szCs w:val="28"/>
-        </w:rPr>
-        <w:t>2.4 Защита и сохранность данных</w:t>
-      </w:r>
-    </w:p>
-    <w:p>
-      <w:pPr>
-        <w:pStyle w:val="ds-markdown-paragraph"/>
-        <w:spacing w:line="360" w:lineRule="auto"/>
-        <w:ind w:firstLine="709"/>
-        <w:jc w:val="both"/>
-        <w:rPr>
-          <w:sz w:val="28"/>
-          <w:szCs w:val="28"/>
-        </w:rPr>
-      </w:pPr>
-      <w:r>
-        <w:rPr>
-          <w:sz w:val="28"/>
-          <w:szCs w:val="28"/>
-        </w:rPr>
-        <w:t>Обеспечение защиты и сохранности данных является одним из критически важных направлений при проектировании, разработке и последующей эксплуатации информационной системы «Управление многоквартирным домом». В условиях регулярной обработки конфиденциальной информации, включающей персональные данные собственников и нанимателей жилых помещений, финансовые транзакции, историю диспетчерских обращений и коммерческие показания приборов учёта, система должна строго соответствовать требованиям нормативно-правовой базы Российской Федерации, в частности Федеральному закону № 152-ФЗ «О персональных данных», ГОСТ Р ИСО/МЭК 27001, а также отраслевым стандартам информационной безопасности в сфере жилищно-коммунального хозяйства. Угрозы целостности, доступности и конфиденциальности данных могут возникать на различных уровнях: при сетевом взаимодействии между клиентом и сервером, на уровне бизнес-</w:t>
+      <w:r>
+        <w:rPr>
+          <w:sz w:val="28"/>
+          <w:szCs w:val="28"/>
+        </w:rPr>
+        <w:t xml:space="preserve">Обеспечение контролируемого доступа к функциональным модулям и данным информационной системы реализовано на основе многоуровневой архитектуры безопасности, соответствующей требованиям Федерального закона № 152-ФЗ «О персональных данных», рекомендациям OWASP </w:t>
       </w:r>
       <w:r>
         <w:rPr>
@@ -23699,141 +23432,7 @@
           <w:szCs w:val="28"/>
         </w:rPr>
         <w:lastRenderedPageBreak/>
-        <w:t>логики приложения, при прямом обращении к базе данных или вследствие аппаратных и программных сбоев инфраструктуры. Для минимизации рисков реализован комплексный, многоуровневый подход к защите информации, охватывающий все архитектурные компоненты системы и встроенный в жизненный цикл разработки на этапах проектирования, программирования и тестирования.</w:t>
-      </w:r>
-    </w:p>
-    <w:p>
-      <w:pPr>
-        <w:pStyle w:val="ds-markdown-paragraph"/>
-        <w:spacing w:line="360" w:lineRule="auto"/>
-        <w:ind w:firstLine="709"/>
-        <w:jc w:val="both"/>
-        <w:rPr>
-          <w:sz w:val="28"/>
-          <w:szCs w:val="28"/>
-        </w:rPr>
-      </w:pPr>
-      <w:r>
-        <w:rPr>
-          <w:sz w:val="28"/>
-          <w:szCs w:val="28"/>
-        </w:rPr>
-        <w:t xml:space="preserve">На сетевом уровне обеспечено обязательное шифрование всего передаваемого трафика по протоколу HTTPS/TLS 1.2+, что исключает возможность перехвата, прослушивания или модификации данных злоумышленниками при использовании незащищённых сетей. На уровне приложения внедрены механизмы строгой аутентификации на основе JWT-токенов, ролевой и ресурсной авторизации, а также валидация и </w:t>
-      </w:r>
-      <w:proofErr w:type="spellStart"/>
-      <w:r>
-        <w:rPr>
-          <w:sz w:val="28"/>
-          <w:szCs w:val="28"/>
-        </w:rPr>
-        <w:t>санитизация</w:t>
-      </w:r>
-      <w:proofErr w:type="spellEnd"/>
-      <w:r>
-        <w:rPr>
-          <w:sz w:val="28"/>
-          <w:szCs w:val="28"/>
-        </w:rPr>
-        <w:t xml:space="preserve"> всех входящих запросов для предотвращения распространённых веб-уязвимостей (SQL-инъекции, межсайтовый </w:t>
-      </w:r>
-      <w:proofErr w:type="spellStart"/>
-      <w:r>
-        <w:rPr>
-          <w:sz w:val="28"/>
-          <w:szCs w:val="28"/>
-        </w:rPr>
-        <w:t>скриптинг</w:t>
-      </w:r>
-      <w:proofErr w:type="spellEnd"/>
-      <w:r>
-        <w:rPr>
-          <w:sz w:val="28"/>
-          <w:szCs w:val="28"/>
-        </w:rPr>
-        <w:t xml:space="preserve"> XSS, подмена межсайтовых запросов CSRF, несанкционированное обращение к объектам IDOR). Учётные данные пользователей никогда не хранятся в открытом виде: на этапе регистрации и смены пароля они обрабатываются криптографическими алгоритмами хеширования (</w:t>
-      </w:r>
-      <w:proofErr w:type="spellStart"/>
-      <w:r>
-        <w:rPr>
-          <w:sz w:val="28"/>
-          <w:szCs w:val="28"/>
-        </w:rPr>
-        <w:t>bcrypt</w:t>
-      </w:r>
-      <w:proofErr w:type="spellEnd"/>
-      <w:r>
-        <w:rPr>
-          <w:sz w:val="28"/>
-          <w:szCs w:val="28"/>
-        </w:rPr>
-        <w:t>) с автоматической генерацией соли и параметром стоимости, исключающим возможность восстановления исходных значений даже при компрометации базы данных. На уровне СУБД обеспечена строгая транзакционная целостность, настроены проверочные ограничения (CHECK), внешние ключи, стратегии индексирования и регламентные процедуры резервного копирования, гарантирующие восстановление информации на любой момент времени в случае аппаратных отказов, человеческих ошибок или программных аварий. Дополнительно реализован централизованный, защищённый от модификации журнал аудита, фиксирующий все критичные действия пользователей, что обеспечивает прозрачность, подотчётность и полную готовность системы к проверкам контролирующих органов.</w:t>
-      </w:r>
-    </w:p>
-    <w:p>
-      <w:pPr>
-        <w:pStyle w:val="ds-markdown-paragraph"/>
-        <w:spacing w:line="360" w:lineRule="auto"/>
-        <w:ind w:firstLine="709"/>
-        <w:jc w:val="both"/>
-        <w:rPr>
-          <w:sz w:val="28"/>
-          <w:szCs w:val="28"/>
-        </w:rPr>
-      </w:pPr>
-      <w:r>
-        <w:rPr>
-          <w:sz w:val="28"/>
-          <w:szCs w:val="28"/>
-        </w:rPr>
-        <w:lastRenderedPageBreak/>
-        <w:t>Представленные меры безопасности полностью соответствуют нефункциональным требованиям к надёжности, защищённости и отказоустойчивости, сформулированным в подразделе 1.4.2, и органично интегрированы в клиент-серверную архитектуру приложения без негативного влияния на производительность и удобство использования. Дальнейшее изложение в данном разделе детализирует реализованные механизмы защиты по трём ключевым направлениям: организация аутентификации и авторизации на уровне API, обеспечение ссылочной и транзакционной целостности данных с настройкой процедур резервного копирования и восстановления, а также ведение журнала аудита действий пользователей для контроля, расследования инцидентов и ретроспективного анализа операционных процессов.</w:t>
-      </w:r>
-    </w:p>
-    <w:p>
-      <w:pPr>
-        <w:pStyle w:val="ds-markdown-paragraph"/>
-        <w:spacing w:line="360" w:lineRule="auto"/>
-        <w:ind w:firstLine="709"/>
-        <w:jc w:val="both"/>
-        <w:rPr>
-          <w:rStyle w:val="a4"/>
-          <w:sz w:val="28"/>
-          <w:szCs w:val="28"/>
-        </w:rPr>
-      </w:pPr>
-      <w:r>
-        <w:rPr>
-          <w:rStyle w:val="a4"/>
-          <w:sz w:val="28"/>
-          <w:szCs w:val="28"/>
-        </w:rPr>
-        <w:t>2.4.1 Аутентификация и авторизация</w:t>
-      </w:r>
-    </w:p>
-    <w:p>
-      <w:pPr>
-        <w:pStyle w:val="ds-markdown-paragraph"/>
-        <w:spacing w:line="360" w:lineRule="auto"/>
-        <w:ind w:firstLine="709"/>
-        <w:jc w:val="both"/>
-        <w:rPr>
-          <w:sz w:val="28"/>
-          <w:szCs w:val="28"/>
-        </w:rPr>
-      </w:pPr>
-      <w:r>
-        <w:rPr>
-          <w:sz w:val="28"/>
-          <w:szCs w:val="28"/>
-        </w:rPr>
-        <w:br/>
-      </w:r>
-      <w:r>
-        <w:rPr>
-          <w:sz w:val="28"/>
-          <w:szCs w:val="28"/>
-        </w:rPr>
-        <w:t xml:space="preserve">Обеспечение контролируемого доступа к функциональным модулям и данным информационной системы реализовано на основе многоуровневой архитектуры безопасности, соответствующей требованиям Федерального закона № 152-ФЗ «О персональных данных», рекомендациям OWASP Application Security </w:t>
+        <w:t xml:space="preserve">Application Security </w:t>
       </w:r>
       <w:proofErr w:type="spellStart"/>
       <w:r>
@@ -23973,7 +23572,279 @@
           <w:sz w:val="28"/>
           <w:szCs w:val="28"/>
         </w:rPr>
-        <w:t xml:space="preserve"> с передачей логина (номера лицевого счёта или корпоративного </w:t>
+        <w:t xml:space="preserve"> с передачей логина (номера лицевого счёта или корпоративного идентификатора сотрудника) и пароля. Серверный обработчик </w:t>
+      </w:r>
+      <w:proofErr w:type="spellStart"/>
+      <w:r>
+        <w:rPr>
+          <w:sz w:val="28"/>
+          <w:szCs w:val="28"/>
+        </w:rPr>
+        <w:t>AuthController</w:t>
+      </w:r>
+      <w:proofErr w:type="spellEnd"/>
+      <w:r>
+        <w:rPr>
+          <w:sz w:val="28"/>
+          <w:szCs w:val="28"/>
+        </w:rPr>
+        <w:t xml:space="preserve"> выполняет верификацию учётных данных: извлекает </w:t>
+      </w:r>
+      <w:proofErr w:type="spellStart"/>
+      <w:r>
+        <w:rPr>
+          <w:sz w:val="28"/>
+          <w:szCs w:val="28"/>
+        </w:rPr>
+        <w:t>хеш</w:t>
+      </w:r>
+      <w:proofErr w:type="spellEnd"/>
+      <w:r>
+        <w:rPr>
+          <w:sz w:val="28"/>
+          <w:szCs w:val="28"/>
+        </w:rPr>
+        <w:t xml:space="preserve"> пароля из таблицы User, сравнивает его с переданным значением через алгоритм </w:t>
+      </w:r>
+      <w:proofErr w:type="spellStart"/>
+      <w:r>
+        <w:rPr>
+          <w:sz w:val="28"/>
+          <w:szCs w:val="28"/>
+        </w:rPr>
+        <w:t>BCrypt.Verify</w:t>
+      </w:r>
+      <w:proofErr w:type="spellEnd"/>
+      <w:r>
+        <w:rPr>
+          <w:sz w:val="28"/>
+          <w:szCs w:val="28"/>
+        </w:rPr>
+        <w:t>(), проверяет флаг активности аккаунта и отсутствие блокировки вследствие превышения лимита неудачных попыток входа. При успешной проверке генерируется JWT, содержащий набор утверждений (</w:t>
+      </w:r>
+      <w:proofErr w:type="spellStart"/>
+      <w:r>
+        <w:rPr>
+          <w:sz w:val="28"/>
+          <w:szCs w:val="28"/>
+        </w:rPr>
+        <w:t>claims</w:t>
+      </w:r>
+      <w:proofErr w:type="spellEnd"/>
+      <w:r>
+        <w:rPr>
+          <w:sz w:val="28"/>
+          <w:szCs w:val="28"/>
+        </w:rPr>
+        <w:t xml:space="preserve">): </w:t>
+      </w:r>
+      <w:proofErr w:type="spellStart"/>
+      <w:r>
+        <w:rPr>
+          <w:sz w:val="28"/>
+          <w:szCs w:val="28"/>
+        </w:rPr>
+        <w:t>sub</w:t>
+      </w:r>
+      <w:proofErr w:type="spellEnd"/>
+      <w:r>
+        <w:rPr>
+          <w:sz w:val="28"/>
+          <w:szCs w:val="28"/>
+        </w:rPr>
+        <w:t xml:space="preserve"> (уникальный идентификатор пользователя), </w:t>
+      </w:r>
+      <w:proofErr w:type="spellStart"/>
+      <w:r>
+        <w:rPr>
+          <w:sz w:val="28"/>
+          <w:szCs w:val="28"/>
+        </w:rPr>
+        <w:t>role</w:t>
+      </w:r>
+      <w:proofErr w:type="spellEnd"/>
+      <w:r>
+        <w:rPr>
+          <w:sz w:val="28"/>
+          <w:szCs w:val="28"/>
+        </w:rPr>
+        <w:t xml:space="preserve"> (название роли), </w:t>
+      </w:r>
+      <w:proofErr w:type="spellStart"/>
+      <w:r>
+        <w:rPr>
+          <w:sz w:val="28"/>
+          <w:szCs w:val="28"/>
+        </w:rPr>
+        <w:t>account_id</w:t>
+      </w:r>
+      <w:proofErr w:type="spellEnd"/>
+      <w:r>
+        <w:rPr>
+          <w:sz w:val="28"/>
+          <w:szCs w:val="28"/>
+        </w:rPr>
+        <w:t xml:space="preserve"> (привязка к лицевому счёту для жителей), </w:t>
+      </w:r>
+      <w:proofErr w:type="spellStart"/>
+      <w:r>
+        <w:rPr>
+          <w:sz w:val="28"/>
+          <w:szCs w:val="28"/>
+        </w:rPr>
+        <w:t>exp</w:t>
+      </w:r>
+      <w:proofErr w:type="spellEnd"/>
+      <w:r>
+        <w:rPr>
+          <w:sz w:val="28"/>
+          <w:szCs w:val="28"/>
+        </w:rPr>
+        <w:t xml:space="preserve"> (время истечения срока действия, 15 минут), </w:t>
+      </w:r>
+      <w:proofErr w:type="spellStart"/>
+      <w:r>
+        <w:rPr>
+          <w:sz w:val="28"/>
+          <w:szCs w:val="28"/>
+        </w:rPr>
+        <w:t>iat</w:t>
+      </w:r>
+      <w:proofErr w:type="spellEnd"/>
+      <w:r>
+        <w:rPr>
+          <w:sz w:val="28"/>
+          <w:szCs w:val="28"/>
+        </w:rPr>
+        <w:t xml:space="preserve"> (время выдачи) и </w:t>
+      </w:r>
+      <w:proofErr w:type="spellStart"/>
+      <w:r>
+        <w:rPr>
+          <w:sz w:val="28"/>
+          <w:szCs w:val="28"/>
+        </w:rPr>
+        <w:t>jti</w:t>
+      </w:r>
+      <w:proofErr w:type="spellEnd"/>
+      <w:r>
+        <w:rPr>
+          <w:sz w:val="28"/>
+          <w:szCs w:val="28"/>
+        </w:rPr>
+        <w:t xml:space="preserve"> (уникальный идентификатор токена для отслеживания и отзыва). Токен подписывается асимметричным ключом (RSA-256) или симметричным секретом (HMAC-SHA256) в зависимости от конфигурации среды, что исключает возможность его модификации на стороне клиента. Для поддержания долгосрочной сессии без принудительного повторного ввода пароля реализован механизм </w:t>
+      </w:r>
+      <w:proofErr w:type="spellStart"/>
+      <w:r>
+        <w:rPr>
+          <w:sz w:val="28"/>
+          <w:szCs w:val="28"/>
+        </w:rPr>
+        <w:t>refresh</w:t>
+      </w:r>
+      <w:proofErr w:type="spellEnd"/>
+      <w:r>
+        <w:rPr>
+          <w:sz w:val="28"/>
+          <w:szCs w:val="28"/>
+        </w:rPr>
+        <w:t xml:space="preserve">-токенов: при истечении </w:t>
+      </w:r>
+      <w:proofErr w:type="spellStart"/>
+      <w:r>
+        <w:rPr>
+          <w:sz w:val="28"/>
+          <w:szCs w:val="28"/>
+        </w:rPr>
+        <w:t>access</w:t>
+      </w:r>
+      <w:proofErr w:type="spellEnd"/>
+      <w:r>
+        <w:rPr>
+          <w:sz w:val="28"/>
+          <w:szCs w:val="28"/>
+        </w:rPr>
+        <w:t>-токена клиент автоматически отправляет запрос на /</w:t>
+      </w:r>
+      <w:proofErr w:type="spellStart"/>
+      <w:r>
+        <w:rPr>
+          <w:sz w:val="28"/>
+          <w:szCs w:val="28"/>
+        </w:rPr>
+        <w:t>api</w:t>
+      </w:r>
+      <w:proofErr w:type="spellEnd"/>
+      <w:r>
+        <w:rPr>
+          <w:sz w:val="28"/>
+          <w:szCs w:val="28"/>
+        </w:rPr>
+        <w:t>/</w:t>
+      </w:r>
+      <w:proofErr w:type="spellStart"/>
+      <w:r>
+        <w:rPr>
+          <w:sz w:val="28"/>
+          <w:szCs w:val="28"/>
+        </w:rPr>
+        <w:t>auth</w:t>
+      </w:r>
+      <w:proofErr w:type="spellEnd"/>
+      <w:r>
+        <w:rPr>
+          <w:sz w:val="28"/>
+          <w:szCs w:val="28"/>
+        </w:rPr>
+        <w:t>/</w:t>
+      </w:r>
+      <w:proofErr w:type="spellStart"/>
+      <w:r>
+        <w:rPr>
+          <w:sz w:val="28"/>
+          <w:szCs w:val="28"/>
+        </w:rPr>
+        <w:t>refresh</w:t>
+      </w:r>
+      <w:proofErr w:type="spellEnd"/>
+      <w:r>
+        <w:rPr>
+          <w:sz w:val="28"/>
+          <w:szCs w:val="28"/>
+        </w:rPr>
+        <w:t xml:space="preserve"> с передачей долгосрочного токена (срок действия 7 дней), хранящегося в </w:t>
+      </w:r>
+      <w:proofErr w:type="spellStart"/>
+      <w:r>
+        <w:rPr>
+          <w:sz w:val="28"/>
+          <w:szCs w:val="28"/>
+        </w:rPr>
+        <w:t>httpOnly</w:t>
+      </w:r>
+      <w:proofErr w:type="spellEnd"/>
+      <w:r>
+        <w:rPr>
+          <w:sz w:val="28"/>
+          <w:szCs w:val="28"/>
+        </w:rPr>
+        <w:t xml:space="preserve"> + Secure </w:t>
+      </w:r>
+      <w:proofErr w:type="spellStart"/>
+      <w:r>
+        <w:rPr>
+          <w:sz w:val="28"/>
+          <w:szCs w:val="28"/>
+        </w:rPr>
+        <w:t>cookie</w:t>
+      </w:r>
+      <w:proofErr w:type="spellEnd"/>
+      <w:r>
+        <w:rPr>
+          <w:sz w:val="28"/>
+          <w:szCs w:val="28"/>
+        </w:rPr>
+        <w:t xml:space="preserve">. Это гарантирует защиту от XSS-атак, так как JavaScript-код не имеет доступа к значению куки, а передача происходит только по защищённому </w:t>
       </w:r>
       <w:r>
         <w:rPr>
@@ -23981,167 +23852,7 @@
           <w:szCs w:val="28"/>
         </w:rPr>
         <w:lastRenderedPageBreak/>
-        <w:t xml:space="preserve">идентификатора сотрудника) и пароля. Серверный обработчик </w:t>
-      </w:r>
-      <w:proofErr w:type="spellStart"/>
-      <w:r>
-        <w:rPr>
-          <w:sz w:val="28"/>
-          <w:szCs w:val="28"/>
-        </w:rPr>
-        <w:t>AuthController</w:t>
-      </w:r>
-      <w:proofErr w:type="spellEnd"/>
-      <w:r>
-        <w:rPr>
-          <w:sz w:val="28"/>
-          <w:szCs w:val="28"/>
-        </w:rPr>
-        <w:t xml:space="preserve"> выполняет верификацию учётных данных: извлекает </w:t>
-      </w:r>
-      <w:proofErr w:type="spellStart"/>
-      <w:r>
-        <w:rPr>
-          <w:sz w:val="28"/>
-          <w:szCs w:val="28"/>
-        </w:rPr>
-        <w:t>хеш</w:t>
-      </w:r>
-      <w:proofErr w:type="spellEnd"/>
-      <w:r>
-        <w:rPr>
-          <w:sz w:val="28"/>
-          <w:szCs w:val="28"/>
-        </w:rPr>
-        <w:t xml:space="preserve"> пароля из таблицы User, сравнивает его с переданным значением через алгоритм </w:t>
-      </w:r>
-      <w:proofErr w:type="spellStart"/>
-      <w:r>
-        <w:rPr>
-          <w:sz w:val="28"/>
-          <w:szCs w:val="28"/>
-        </w:rPr>
-        <w:t>BCrypt.Verify</w:t>
-      </w:r>
-      <w:proofErr w:type="spellEnd"/>
-      <w:r>
-        <w:rPr>
-          <w:sz w:val="28"/>
-          <w:szCs w:val="28"/>
-        </w:rPr>
-        <w:t>(), проверяет флаг активности аккаунта и отсутствие блокировки вследствие превышения лимита неудачных попыток входа. При успешной проверке генерируется JWT, содержащий набор утверждений (</w:t>
-      </w:r>
-      <w:proofErr w:type="spellStart"/>
-      <w:r>
-        <w:rPr>
-          <w:sz w:val="28"/>
-          <w:szCs w:val="28"/>
-        </w:rPr>
-        <w:t>claims</w:t>
-      </w:r>
-      <w:proofErr w:type="spellEnd"/>
-      <w:r>
-        <w:rPr>
-          <w:sz w:val="28"/>
-          <w:szCs w:val="28"/>
-        </w:rPr>
-        <w:t xml:space="preserve">): </w:t>
-      </w:r>
-      <w:proofErr w:type="spellStart"/>
-      <w:r>
-        <w:rPr>
-          <w:sz w:val="28"/>
-          <w:szCs w:val="28"/>
-        </w:rPr>
-        <w:t>sub</w:t>
-      </w:r>
-      <w:proofErr w:type="spellEnd"/>
-      <w:r>
-        <w:rPr>
-          <w:sz w:val="28"/>
-          <w:szCs w:val="28"/>
-        </w:rPr>
-        <w:t xml:space="preserve"> (уникальный идентификатор пользователя), </w:t>
-      </w:r>
-      <w:proofErr w:type="spellStart"/>
-      <w:r>
-        <w:rPr>
-          <w:sz w:val="28"/>
-          <w:szCs w:val="28"/>
-        </w:rPr>
-        <w:t>role</w:t>
-      </w:r>
-      <w:proofErr w:type="spellEnd"/>
-      <w:r>
-        <w:rPr>
-          <w:sz w:val="28"/>
-          <w:szCs w:val="28"/>
-        </w:rPr>
-        <w:t xml:space="preserve"> (название роли), </w:t>
-      </w:r>
-      <w:proofErr w:type="spellStart"/>
-      <w:r>
-        <w:rPr>
-          <w:sz w:val="28"/>
-          <w:szCs w:val="28"/>
-        </w:rPr>
-        <w:t>account_id</w:t>
-      </w:r>
-      <w:proofErr w:type="spellEnd"/>
-      <w:r>
-        <w:rPr>
-          <w:sz w:val="28"/>
-          <w:szCs w:val="28"/>
-        </w:rPr>
-        <w:t xml:space="preserve"> (привязка к лицевому счёту для жителей), </w:t>
-      </w:r>
-      <w:proofErr w:type="spellStart"/>
-      <w:r>
-        <w:rPr>
-          <w:sz w:val="28"/>
-          <w:szCs w:val="28"/>
-        </w:rPr>
-        <w:t>exp</w:t>
-      </w:r>
-      <w:proofErr w:type="spellEnd"/>
-      <w:r>
-        <w:rPr>
-          <w:sz w:val="28"/>
-          <w:szCs w:val="28"/>
-        </w:rPr>
-        <w:t xml:space="preserve"> (время истечения срока действия, 15 минут), </w:t>
-      </w:r>
-      <w:proofErr w:type="spellStart"/>
-      <w:r>
-        <w:rPr>
-          <w:sz w:val="28"/>
-          <w:szCs w:val="28"/>
-        </w:rPr>
-        <w:t>iat</w:t>
-      </w:r>
-      <w:proofErr w:type="spellEnd"/>
-      <w:r>
-        <w:rPr>
-          <w:sz w:val="28"/>
-          <w:szCs w:val="28"/>
-        </w:rPr>
-        <w:t xml:space="preserve"> (время выдачи) и </w:t>
-      </w:r>
-      <w:proofErr w:type="spellStart"/>
-      <w:r>
-        <w:rPr>
-          <w:sz w:val="28"/>
-          <w:szCs w:val="28"/>
-        </w:rPr>
-        <w:t>jti</w:t>
-      </w:r>
-      <w:proofErr w:type="spellEnd"/>
-      <w:r>
-        <w:rPr>
-          <w:sz w:val="28"/>
-          <w:szCs w:val="28"/>
-        </w:rPr>
-        <w:t xml:space="preserve"> (уникальный идентификатор токена для отслеживания и отзыва). Токен подписывается асимметричным ключом (RSA-256) или симметричным секретом (HMAC-SHA256) в зависимости от конфигурации среды, что исключает возможность его модификации на стороне клиента. Для поддержания долгосрочной сессии без принудительного повторного ввода пароля реализован механизм </w:t>
+        <w:t xml:space="preserve">HTTPS-каналу. При выходе из системы </w:t>
       </w:r>
       <w:proofErr w:type="spellStart"/>
       <w:r>
@@ -24157,118 +23868,6 @@
           <w:sz w:val="28"/>
           <w:szCs w:val="28"/>
         </w:rPr>
-        <w:t xml:space="preserve">-токенов: при истечении </w:t>
-      </w:r>
-      <w:proofErr w:type="spellStart"/>
-      <w:r>
-        <w:rPr>
-          <w:sz w:val="28"/>
-          <w:szCs w:val="28"/>
-        </w:rPr>
-        <w:t>access</w:t>
-      </w:r>
-      <w:proofErr w:type="spellEnd"/>
-      <w:r>
-        <w:rPr>
-          <w:sz w:val="28"/>
-          <w:szCs w:val="28"/>
-        </w:rPr>
-        <w:t>-токена клиент автоматически отправляет запрос на /</w:t>
-      </w:r>
-      <w:proofErr w:type="spellStart"/>
-      <w:r>
-        <w:rPr>
-          <w:sz w:val="28"/>
-          <w:szCs w:val="28"/>
-        </w:rPr>
-        <w:t>api</w:t>
-      </w:r>
-      <w:proofErr w:type="spellEnd"/>
-      <w:r>
-        <w:rPr>
-          <w:sz w:val="28"/>
-          <w:szCs w:val="28"/>
-        </w:rPr>
-        <w:t>/</w:t>
-      </w:r>
-      <w:proofErr w:type="spellStart"/>
-      <w:r>
-        <w:rPr>
-          <w:sz w:val="28"/>
-          <w:szCs w:val="28"/>
-        </w:rPr>
-        <w:t>auth</w:t>
-      </w:r>
-      <w:proofErr w:type="spellEnd"/>
-      <w:r>
-        <w:rPr>
-          <w:sz w:val="28"/>
-          <w:szCs w:val="28"/>
-        </w:rPr>
-        <w:t>/</w:t>
-      </w:r>
-      <w:proofErr w:type="spellStart"/>
-      <w:r>
-        <w:rPr>
-          <w:sz w:val="28"/>
-          <w:szCs w:val="28"/>
-        </w:rPr>
-        <w:t>refresh</w:t>
-      </w:r>
-      <w:proofErr w:type="spellEnd"/>
-      <w:r>
-        <w:rPr>
-          <w:sz w:val="28"/>
-          <w:szCs w:val="28"/>
-        </w:rPr>
-        <w:t xml:space="preserve"> с передачей долгосрочного токена (срок действия 7 дней), хранящегося в </w:t>
-      </w:r>
-      <w:proofErr w:type="spellStart"/>
-      <w:r>
-        <w:rPr>
-          <w:sz w:val="28"/>
-          <w:szCs w:val="28"/>
-        </w:rPr>
-        <w:t>httpOnly</w:t>
-      </w:r>
-      <w:proofErr w:type="spellEnd"/>
-      <w:r>
-        <w:rPr>
-          <w:sz w:val="28"/>
-          <w:szCs w:val="28"/>
-        </w:rPr>
-        <w:t xml:space="preserve"> + Secure </w:t>
-      </w:r>
-      <w:proofErr w:type="spellStart"/>
-      <w:r>
-        <w:rPr>
-          <w:sz w:val="28"/>
-          <w:szCs w:val="28"/>
-        </w:rPr>
-        <w:t>cookie</w:t>
-      </w:r>
-      <w:proofErr w:type="spellEnd"/>
-      <w:r>
-        <w:rPr>
-          <w:sz w:val="28"/>
-          <w:szCs w:val="28"/>
-        </w:rPr>
-        <w:t xml:space="preserve">. Это гарантирует защиту от XSS-атак, так как JavaScript-код не имеет доступа к значению куки, а передача происходит только по защищённому HTTPS-каналу. При выходе из системы </w:t>
-      </w:r>
-      <w:proofErr w:type="spellStart"/>
-      <w:r>
-        <w:rPr>
-          <w:sz w:val="28"/>
-          <w:szCs w:val="28"/>
-        </w:rPr>
-        <w:t>refresh</w:t>
-      </w:r>
-      <w:proofErr w:type="spellEnd"/>
-      <w:r>
-        <w:rPr>
-          <w:sz w:val="28"/>
-          <w:szCs w:val="28"/>
-        </w:rPr>
         <w:t xml:space="preserve">-токен добавляется в чёрный список (блокнот отозванных идентификаторов в кэше </w:t>
       </w:r>
       <w:proofErr w:type="spellStart"/>
@@ -24321,7 +23920,6 @@
           <w:sz w:val="28"/>
           <w:szCs w:val="28"/>
         </w:rPr>
-        <w:lastRenderedPageBreak/>
         <w:drawing>
           <wp:inline distT="0" distB="0" distL="0" distR="0" wp14:anchorId="0161CE50" wp14:editId="33702E68">
             <wp:extent cx="3792063" cy="4125433"/>
@@ -24569,7 +24167,15 @@
           <w:sz w:val="28"/>
           <w:szCs w:val="28"/>
         </w:rPr>
-        <w:t xml:space="preserve">) в обозримом будущем. Дополнительно внедрена строгая политика сложности паролей: минимальная длина 8 символов, обязательное наличие хотя бы одной цифры, символа верхнего и нижнего регистра, а также специального символа; запрет на использование трёх последних сохранённых </w:t>
+        <w:t xml:space="preserve">) в обозримом будущем. Дополнительно внедрена строгая политика сложности паролей: минимальная </w:t>
+      </w:r>
+      <w:r>
+        <w:rPr>
+          <w:sz w:val="28"/>
+          <w:szCs w:val="28"/>
+        </w:rPr>
+        <w:lastRenderedPageBreak/>
+        <w:t xml:space="preserve">длина 8 символов, обязательное наличие хотя бы одной цифры, символа верхнего и нижнего регистра, а также специального символа; запрет на использование трёх последних сохранённых </w:t>
       </w:r>
       <w:proofErr w:type="spellStart"/>
       <w:r>
@@ -24633,15 +24239,7 @@
           <w:sz w:val="28"/>
           <w:szCs w:val="28"/>
         </w:rPr>
-        <w:t xml:space="preserve"> API) в изолированном режиме. При пяти последовательных неудачных </w:t>
-      </w:r>
-      <w:r>
-        <w:rPr>
-          <w:sz w:val="28"/>
-          <w:szCs w:val="28"/>
-        </w:rPr>
-        <w:lastRenderedPageBreak/>
-        <w:t>попытках ввода аккаунт временно блокируется на 15 минут, фиксируется IP-адрес источника, генерируется событие безопасности и отправляется уведомление администратору. На этапе входа реализована интеграция с CAPTCHA (</w:t>
+        <w:t xml:space="preserve"> API) в изолированном режиме. При пяти последовательных неудачных попытках ввода аккаунт временно блокируется на 15 минут, фиксируется IP-адрес источника, генерируется событие безопасности и отправляется уведомление администратору. На этапе входа реализована интеграция с CAPTCHA (</w:t>
       </w:r>
       <w:proofErr w:type="spellStart"/>
       <w:r>
@@ -24945,7 +24543,15 @@
           <w:sz w:val="28"/>
           <w:szCs w:val="28"/>
         </w:rPr>
-        <w:t xml:space="preserve"> попыткой несанкционированного доступа. Все критичные операции (изменение статуса заявки, редактирование тарифа, подтверждение показаний, экспорт финансовых отчётов) требуют явного подтверждения и сопровождаются записью в журнал аудита с фиксацией роли, IP-адреса, пользовательского агента и временной метки.</w:t>
+        <w:t xml:space="preserve"> </w:t>
+      </w:r>
+      <w:r>
+        <w:rPr>
+          <w:sz w:val="28"/>
+          <w:szCs w:val="28"/>
+        </w:rPr>
+        <w:lastRenderedPageBreak/>
+        <w:t>попыткой несанкционированного доступа. Все критичные операции (изменение статуса заявки, редактирование тарифа, подтверждение показаний, экспорт финансовых отчётов) требуют явного подтверждения и сопровождаются записью в журнал аудита с фиксацией роли, IP-адреса, пользовательского агента и временной метки.</w:t>
       </w:r>
     </w:p>
     <w:p>
@@ -24966,7 +24572,6 @@
           <w:sz w:val="28"/>
           <w:szCs w:val="28"/>
         </w:rPr>
-        <w:lastRenderedPageBreak/>
         <w:t>Дополнительные механизмы защиты веб-приложения.</w:t>
       </w:r>
       <w:r>
@@ -25432,6 +25037,7 @@
           <w:szCs w:val="28"/>
           <w:lang w:val="en-US"/>
         </w:rPr>
+        <w:lastRenderedPageBreak/>
         <w:t>Security Headers:</w:t>
       </w:r>
       <w:r>
@@ -25612,59 +25218,8 @@
           <w:sz w:val="28"/>
           <w:szCs w:val="28"/>
         </w:rPr>
-        <w:t xml:space="preserve">Реализованная система аутентификации и авторизации полностью соответствует функциональным требованиям (п. 1.4.1, п. 6), </w:t>
-      </w:r>
-      <w:r>
-        <w:rPr>
-          <w:sz w:val="28"/>
-          <w:szCs w:val="28"/>
-        </w:rPr>
-        <w:lastRenderedPageBreak/>
-        <w:t>нефункциональным критериям безопасности и надёжности (п. 1.4.2, п. 3), а также нормативным ограничениям по обработке персональных данных. Архитектура обеспечивает баланс между строгостью контроля доступа и удобством пользовательского опыта, поддерживает масштабируемость при росте числа сотрудников и жителей, а также готова к прохождению аудитов информационной безопасности и интеграции с корпоративными системами управления идентификаторами (LDAP/Active Directory) на последующих этапах развития продукта.</w:t>
-      </w:r>
-    </w:p>
-    <w:p>
-      <w:pPr>
-        <w:pStyle w:val="ds-markdown-paragraph"/>
-        <w:spacing w:line="360" w:lineRule="auto"/>
-        <w:ind w:firstLine="709"/>
-        <w:jc w:val="both"/>
-        <w:rPr>
-          <w:sz w:val="28"/>
-          <w:szCs w:val="28"/>
-        </w:rPr>
-      </w:pPr>
-      <w:r>
-        <w:rPr>
-          <w:sz w:val="28"/>
-          <w:szCs w:val="28"/>
-        </w:rPr>
-        <w:br/>
-      </w:r>
-    </w:p>
-    <w:p>
-      <w:pPr>
-        <w:pStyle w:val="ds-markdown-paragraph"/>
-        <w:spacing w:line="360" w:lineRule="auto"/>
-        <w:ind w:firstLine="709"/>
-        <w:jc w:val="both"/>
-        <w:rPr>
-          <w:sz w:val="28"/>
-          <w:szCs w:val="28"/>
-        </w:rPr>
-      </w:pPr>
-    </w:p>
-    <w:p>
-      <w:pPr>
-        <w:pStyle w:val="ds-markdown-paragraph"/>
-        <w:spacing w:line="360" w:lineRule="auto"/>
-        <w:ind w:firstLine="709"/>
-        <w:jc w:val="both"/>
-        <w:rPr>
-          <w:sz w:val="28"/>
-          <w:szCs w:val="28"/>
-        </w:rPr>
-      </w:pPr>
+        <w:t>Реализованная система аутентификации и авторизации полностью соответствует функциональным требованиям (п. 1.4.1, п. 6), нефункциональным критериям безопасности и надёжности (п. 1.4.2, п. 3), а также нормативным ограничениям по обработке персональных данных. Архитектура обеспечивает баланс между строгостью контроля доступа и удобством пользовательского опыта, поддерживает масштабируемость при росте числа сотрудников и жителей, а также готова к прохождению аудитов информационной безопасности и интеграции с корпоративными системами управления идентификаторами (LDAP/Active Directory) на последующих этапах развития продукта.</w:t>
+      </w:r>
     </w:p>
     <w:p>
       <w:pPr>
@@ -26038,7 +25593,7 @@
         <w:pStyle w:val="ds-markdown-paragraph"/>
         <w:spacing w:line="360" w:lineRule="auto"/>
         <w:ind w:firstLine="709"/>
-        <w:jc w:val="both"/>
+        <w:jc w:val="center"/>
         <w:rPr>
           <w:sz w:val="28"/>
           <w:szCs w:val="28"/>
@@ -26052,8 +25607,8 @@
         </w:rPr>
         <w:lastRenderedPageBreak/>
         <w:drawing>
-          <wp:inline distT="0" distB="0" distL="0" distR="0" wp14:anchorId="221BC66C" wp14:editId="554CA648">
-            <wp:extent cx="4200525" cy="1735439"/>
+          <wp:inline distT="0" distB="0" distL="0" distR="0" wp14:anchorId="221BC66C" wp14:editId="7CB5E9FC">
+            <wp:extent cx="4524375" cy="1869237"/>
             <wp:effectExtent l="0" t="0" r="0" b="0"/>
             <wp:docPr id="25" name="Рисунок 25"/>
             <wp:cNvGraphicFramePr>
@@ -26075,7 +25630,7 @@
                   <pic:spPr>
                     <a:xfrm>
                       <a:off x="0" y="0"/>
-                      <a:ext cx="4212685" cy="1740463"/>
+                      <a:ext cx="4568263" cy="1887369"/>
                     </a:xfrm>
                     <a:prstGeom prst="rect">
                       <a:avLst/>
@@ -26093,7 +25648,7 @@
         <w:pStyle w:val="ds-markdown-paragraph"/>
         <w:spacing w:line="360" w:lineRule="auto"/>
         <w:ind w:firstLine="709"/>
-        <w:jc w:val="both"/>
+        <w:jc w:val="center"/>
         <w:rPr>
           <w:sz w:val="28"/>
           <w:szCs w:val="28"/>
@@ -26300,7 +25855,15 @@
           <w:sz w:val="28"/>
           <w:szCs w:val="28"/>
         </w:rPr>
-        <w:t>) при возникновении временных сетевых ошибок или тайм-аутов, что повышает устойчивость клиент-серверного взаимодействия в условиях нестабильной инфраструктуры.</w:t>
+        <w:t xml:space="preserve">) при возникновении временных сетевых </w:t>
+      </w:r>
+      <w:r>
+        <w:rPr>
+          <w:sz w:val="28"/>
+          <w:szCs w:val="28"/>
+        </w:rPr>
+        <w:lastRenderedPageBreak/>
+        <w:t>ошибок или тайм-аутов, что повышает устойчивость клиент-серверного взаимодействия в условиях нестабильной инфраструктуры.</w:t>
       </w:r>
     </w:p>
     <w:p>
@@ -26321,7 +25884,6 @@
           <w:sz w:val="28"/>
           <w:szCs w:val="28"/>
         </w:rPr>
-        <w:lastRenderedPageBreak/>
         <w:t>Стратегия резервного копирования и восстановления.</w:t>
       </w:r>
       <w:r>
@@ -26580,7 +26142,7 @@
           <w:sz w:val="28"/>
           <w:szCs w:val="28"/>
         </w:rPr>
-        <w:t xml:space="preserve">Все резервные копии шифруются алгоритмом AES-256, верифицируются на предмет целостности и переносятся на внешнее хранилище или облачный архив в соответствии с политикой хранения данных (правило 3-2-1: 3 копии, 2 разных носителя, 1 вне площадки). Регулярно (еженедельно) выполняется служебная проверка физической и логической целостности базы данных командой DBCC CHECKDB, а логи операций копирования и верификации направляются в систему мониторинга для </w:t>
+        <w:t xml:space="preserve">Все резервные копии шифруются алгоритмом AES-256, верифицируются на предмет целостности и переносятся на внешнее хранилище или облачный архив в соответствии с политикой хранения данных (правило 3-2-1: 3 копии, 2 разных носителя, 1 вне площадки). Регулярно </w:t>
       </w:r>
       <w:r>
         <w:rPr>
@@ -26588,7 +26150,7 @@
           <w:szCs w:val="28"/>
         </w:rPr>
         <w:lastRenderedPageBreak/>
-        <w:t>своевременного оповещения администратора о возможных сбоях или деградации производительности подсистемы ввода-вывода.</w:t>
+        <w:t>(еженедельно) выполняется служебная проверка физической и логической целостности базы данных командой DBCC CHECKDB, а логи операций копирования и верификации направляются в систему мониторинга для своевременного оповещения администратора о возможных сбоях или деградации производительности подсистемы ввода-вывода.</w:t>
       </w:r>
     </w:p>
     <w:p>
@@ -26596,19 +26158,7 @@
         <w:pStyle w:val="ds-markdown-paragraph"/>
         <w:spacing w:line="360" w:lineRule="auto"/>
         <w:ind w:firstLine="709"/>
-        <w:jc w:val="both"/>
-        <w:rPr>
-          <w:sz w:val="28"/>
-          <w:szCs w:val="28"/>
-        </w:rPr>
-      </w:pPr>
-    </w:p>
-    <w:p>
-      <w:pPr>
-        <w:pStyle w:val="ds-markdown-paragraph"/>
-        <w:spacing w:line="360" w:lineRule="auto"/>
-        <w:ind w:firstLine="709"/>
-        <w:jc w:val="both"/>
+        <w:jc w:val="center"/>
         <w:rPr>
           <w:sz w:val="28"/>
           <w:szCs w:val="28"/>
@@ -26767,7 +26317,7 @@
           <w:sz w:val="28"/>
           <w:szCs w:val="28"/>
         </w:rPr>
-        <w:t xml:space="preserve">) при обнаружении недоступности первичного сервера, сохраняя сессионные данные и минимизируя время простоя (целевой показатель RTO ≤ 30 минут, RPO ≤ 15 минут). В текущей конфигурации отказоустойчивость дополнительно поддерживается за счёт разделения файловых групп (PRIMARY для </w:t>
+        <w:t xml:space="preserve">) при обнаружении недоступности первичного сервера, сохраняя сессионные данные и минимизируя время простоя (целевой показатель RTO ≤ 30 минут, RPO ≤ 15 </w:t>
       </w:r>
       <w:r>
         <w:rPr>
@@ -26775,7 +26325,7 @@
           <w:szCs w:val="28"/>
         </w:rPr>
         <w:lastRenderedPageBreak/>
-        <w:t xml:space="preserve">системных объектов, DATA для пользовательских таблиц, INDEXES для </w:t>
+        <w:t xml:space="preserve">минут). В текущей конфигурации отказоустойчивость дополнительно поддерживается за счёт разделения файловых групп (PRIMARY для системных объектов, DATA для пользовательских таблиц, INDEXES для </w:t>
       </w:r>
       <w:proofErr w:type="spellStart"/>
       <w:r>
@@ -26882,12 +26432,21 @@
         <w:pStyle w:val="ds-markdown-paragraph"/>
         <w:spacing w:line="360" w:lineRule="auto"/>
         <w:ind w:firstLine="709"/>
-        <w:jc w:val="both"/>
-        <w:rPr>
-          <w:sz w:val="28"/>
-          <w:szCs w:val="28"/>
-        </w:rPr>
-      </w:pPr>
+        <w:rPr>
+          <w:b/>
+          <w:bCs/>
+          <w:sz w:val="28"/>
+          <w:szCs w:val="28"/>
+        </w:rPr>
+      </w:pPr>
+      <w:r>
+        <w:rPr>
+          <w:rStyle w:val="a4"/>
+          <w:sz w:val="28"/>
+          <w:szCs w:val="28"/>
+        </w:rPr>
+        <w:t>2.4.3 Аудит действий пользователей</w:t>
+      </w:r>
       <w:r>
         <w:rPr>
           <w:sz w:val="28"/>
@@ -26895,52 +26454,12 @@
         </w:rPr>
         <w:br/>
       </w:r>
-    </w:p>
-    <w:p>
-      <w:pPr>
-        <w:pStyle w:val="ds-markdown-paragraph"/>
-        <w:spacing w:line="360" w:lineRule="auto"/>
-        <w:ind w:firstLine="709"/>
-        <w:jc w:val="both"/>
-        <w:rPr>
-          <w:rStyle w:val="a4"/>
-          <w:sz w:val="28"/>
-          <w:szCs w:val="28"/>
-        </w:rPr>
-      </w:pPr>
-      <w:r>
-        <w:rPr>
-          <w:rStyle w:val="a4"/>
-          <w:sz w:val="28"/>
-          <w:szCs w:val="28"/>
-        </w:rPr>
-        <w:t>2.4.3 Аудит действий пользователей</w:t>
-      </w:r>
-    </w:p>
-    <w:p>
-      <w:pPr>
-        <w:pStyle w:val="ds-markdown-paragraph"/>
-        <w:spacing w:line="360" w:lineRule="auto"/>
-        <w:ind w:firstLine="709"/>
-        <w:jc w:val="both"/>
-        <w:rPr>
-          <w:sz w:val="28"/>
-          <w:szCs w:val="28"/>
-        </w:rPr>
-      </w:pPr>
-      <w:r>
-        <w:rPr>
-          <w:sz w:val="28"/>
-          <w:szCs w:val="28"/>
-        </w:rPr>
-        <w:br/>
-      </w:r>
-      <w:r>
-        <w:rPr>
-          <w:sz w:val="28"/>
-          <w:szCs w:val="28"/>
-        </w:rPr>
-        <w:t xml:space="preserve">Обеспечение подотчётности, прозрачности и возможности ретроспективного анализа всех значимых операций в информационной системе достигается за счёт реализации централизованного, защищённого от модификации журнала аудита действий пользователей. Данный механизм является обязательным требованием Федерального закона № 152-ФЗ «О персональных данных», </w:t>
+      <w:r>
+        <w:rPr>
+          <w:sz w:val="28"/>
+          <w:szCs w:val="28"/>
+        </w:rPr>
+        <w:t xml:space="preserve">Обеспечение подотчётности, прозрачности и возможности ретроспективного анализа всех значимых операций в информационной системе достигается за счёт реализации централизованного, защищённого от модификации журнала аудита действий пользователей. Данный механизм является обязательным требованием Федерального закона № 152-ФЗ «О персональных данных», ГОСТ Р ИСО/МЭК 27001 и отраслевых стандартов информационной безопасности в сфере ЖКХ, поскольку позволяет фиксировать факт, время, </w:t>
       </w:r>
       <w:r>
         <w:rPr>
@@ -26948,7 +26467,7 @@
           <w:szCs w:val="28"/>
         </w:rPr>
         <w:lastRenderedPageBreak/>
-        <w:t xml:space="preserve">ГОСТ Р ИСО/МЭК 27001 и отраслевых стандартов информационной безопасности в сфере ЖКХ, поскольку позволяет фиксировать факт, время, исполнителя и содержание каждой критичной операции, обеспечивая полную </w:t>
+        <w:t xml:space="preserve">исполнителя и содержание каждой критичной операции, обеспечивая полную </w:t>
       </w:r>
       <w:proofErr w:type="spellStart"/>
       <w:r>
@@ -27602,7 +27121,7 @@
         <w:pStyle w:val="ds-markdown-paragraph"/>
         <w:spacing w:line="360" w:lineRule="auto"/>
         <w:ind w:firstLine="709"/>
-        <w:jc w:val="both"/>
+        <w:jc w:val="center"/>
         <w:rPr>
           <w:sz w:val="28"/>
           <w:szCs w:val="28"/>
@@ -27656,7 +27175,7 @@
         <w:pStyle w:val="ds-markdown-paragraph"/>
         <w:spacing w:line="360" w:lineRule="auto"/>
         <w:ind w:firstLine="709"/>
-        <w:jc w:val="both"/>
+        <w:jc w:val="center"/>
         <w:rPr>
           <w:rStyle w:val="a4"/>
           <w:sz w:val="28"/>
@@ -28610,532 +28129,6 @@
           <w:tab w:val="left" w:pos="284"/>
         </w:tabs>
         <w:spacing w:after="0" w:line="360" w:lineRule="auto"/>
-        <w:ind w:firstLine="709"/>
-        <w:jc w:val="both"/>
-        <w:rPr>
-          <w:rFonts w:ascii="Times New Roman" w:hAnsi="Times New Roman" w:cs="Times New Roman"/>
-          <w:sz w:val="28"/>
-          <w:szCs w:val="28"/>
-        </w:rPr>
-      </w:pPr>
-    </w:p>
-    <w:p>
-      <w:pPr>
-        <w:tabs>
-          <w:tab w:val="left" w:pos="284"/>
-        </w:tabs>
-        <w:spacing w:after="0" w:line="360" w:lineRule="auto"/>
-        <w:ind w:firstLine="709"/>
-        <w:jc w:val="both"/>
-        <w:rPr>
-          <w:rFonts w:ascii="Times New Roman" w:hAnsi="Times New Roman" w:cs="Times New Roman"/>
-          <w:sz w:val="28"/>
-          <w:szCs w:val="28"/>
-        </w:rPr>
-      </w:pPr>
-    </w:p>
-    <w:p>
-      <w:pPr>
-        <w:tabs>
-          <w:tab w:val="left" w:pos="284"/>
-        </w:tabs>
-        <w:spacing w:after="0" w:line="360" w:lineRule="auto"/>
-        <w:ind w:firstLine="709"/>
-        <w:jc w:val="both"/>
-        <w:rPr>
-          <w:rFonts w:ascii="Times New Roman" w:hAnsi="Times New Roman" w:cs="Times New Roman"/>
-          <w:sz w:val="28"/>
-          <w:szCs w:val="28"/>
-        </w:rPr>
-      </w:pPr>
-    </w:p>
-    <w:p>
-      <w:pPr>
-        <w:tabs>
-          <w:tab w:val="left" w:pos="284"/>
-        </w:tabs>
-        <w:spacing w:after="0" w:line="360" w:lineRule="auto"/>
-        <w:ind w:firstLine="709"/>
-        <w:jc w:val="both"/>
-        <w:rPr>
-          <w:rFonts w:ascii="Times New Roman" w:hAnsi="Times New Roman" w:cs="Times New Roman"/>
-          <w:sz w:val="28"/>
-          <w:szCs w:val="28"/>
-        </w:rPr>
-      </w:pPr>
-    </w:p>
-    <w:p>
-      <w:pPr>
-        <w:tabs>
-          <w:tab w:val="left" w:pos="284"/>
-        </w:tabs>
-        <w:spacing w:after="0" w:line="360" w:lineRule="auto"/>
-        <w:ind w:firstLine="709"/>
-        <w:jc w:val="both"/>
-        <w:rPr>
-          <w:rFonts w:ascii="Times New Roman" w:hAnsi="Times New Roman" w:cs="Times New Roman"/>
-          <w:sz w:val="28"/>
-          <w:szCs w:val="28"/>
-        </w:rPr>
-      </w:pPr>
-    </w:p>
-    <w:p>
-      <w:pPr>
-        <w:tabs>
-          <w:tab w:val="left" w:pos="284"/>
-        </w:tabs>
-        <w:spacing w:after="0" w:line="360" w:lineRule="auto"/>
-        <w:ind w:firstLine="709"/>
-        <w:jc w:val="both"/>
-        <w:rPr>
-          <w:rFonts w:ascii="Times New Roman" w:hAnsi="Times New Roman" w:cs="Times New Roman"/>
-          <w:sz w:val="28"/>
-          <w:szCs w:val="28"/>
-        </w:rPr>
-      </w:pPr>
-    </w:p>
-    <w:p>
-      <w:pPr>
-        <w:tabs>
-          <w:tab w:val="left" w:pos="284"/>
-        </w:tabs>
-        <w:spacing w:after="0" w:line="360" w:lineRule="auto"/>
-        <w:ind w:firstLine="709"/>
-        <w:jc w:val="both"/>
-        <w:rPr>
-          <w:rFonts w:ascii="Times New Roman" w:hAnsi="Times New Roman" w:cs="Times New Roman"/>
-          <w:sz w:val="28"/>
-          <w:szCs w:val="28"/>
-        </w:rPr>
-      </w:pPr>
-    </w:p>
-    <w:p>
-      <w:pPr>
-        <w:tabs>
-          <w:tab w:val="left" w:pos="284"/>
-        </w:tabs>
-        <w:spacing w:after="0" w:line="360" w:lineRule="auto"/>
-        <w:ind w:firstLine="709"/>
-        <w:jc w:val="both"/>
-        <w:rPr>
-          <w:rFonts w:ascii="Times New Roman" w:hAnsi="Times New Roman" w:cs="Times New Roman"/>
-          <w:sz w:val="28"/>
-          <w:szCs w:val="28"/>
-        </w:rPr>
-      </w:pPr>
-    </w:p>
-    <w:p>
-      <w:pPr>
-        <w:tabs>
-          <w:tab w:val="left" w:pos="284"/>
-        </w:tabs>
-        <w:spacing w:after="0" w:line="360" w:lineRule="auto"/>
-        <w:ind w:firstLine="709"/>
-        <w:jc w:val="both"/>
-        <w:rPr>
-          <w:rFonts w:ascii="Times New Roman" w:hAnsi="Times New Roman" w:cs="Times New Roman"/>
-          <w:sz w:val="28"/>
-          <w:szCs w:val="28"/>
-        </w:rPr>
-      </w:pPr>
-    </w:p>
-    <w:p>
-      <w:pPr>
-        <w:tabs>
-          <w:tab w:val="left" w:pos="284"/>
-        </w:tabs>
-        <w:spacing w:after="0" w:line="360" w:lineRule="auto"/>
-        <w:ind w:firstLine="709"/>
-        <w:jc w:val="both"/>
-        <w:rPr>
-          <w:rFonts w:ascii="Times New Roman" w:hAnsi="Times New Roman" w:cs="Times New Roman"/>
-          <w:sz w:val="28"/>
-          <w:szCs w:val="28"/>
-        </w:rPr>
-      </w:pPr>
-    </w:p>
-    <w:p>
-      <w:pPr>
-        <w:tabs>
-          <w:tab w:val="left" w:pos="284"/>
-        </w:tabs>
-        <w:spacing w:after="0" w:line="360" w:lineRule="auto"/>
-        <w:ind w:firstLine="709"/>
-        <w:jc w:val="both"/>
-        <w:rPr>
-          <w:rFonts w:ascii="Times New Roman" w:hAnsi="Times New Roman" w:cs="Times New Roman"/>
-          <w:sz w:val="28"/>
-          <w:szCs w:val="28"/>
-        </w:rPr>
-      </w:pPr>
-    </w:p>
-    <w:p>
-      <w:pPr>
-        <w:tabs>
-          <w:tab w:val="left" w:pos="284"/>
-        </w:tabs>
-        <w:spacing w:after="0" w:line="360" w:lineRule="auto"/>
-        <w:ind w:firstLine="709"/>
-        <w:jc w:val="both"/>
-        <w:rPr>
-          <w:rFonts w:ascii="Times New Roman" w:hAnsi="Times New Roman" w:cs="Times New Roman"/>
-          <w:sz w:val="28"/>
-          <w:szCs w:val="28"/>
-        </w:rPr>
-      </w:pPr>
-    </w:p>
-    <w:p>
-      <w:pPr>
-        <w:tabs>
-          <w:tab w:val="left" w:pos="284"/>
-        </w:tabs>
-        <w:spacing w:after="0" w:line="360" w:lineRule="auto"/>
-        <w:ind w:firstLine="709"/>
-        <w:jc w:val="both"/>
-        <w:rPr>
-          <w:rFonts w:ascii="Times New Roman" w:hAnsi="Times New Roman" w:cs="Times New Roman"/>
-          <w:sz w:val="28"/>
-          <w:szCs w:val="28"/>
-        </w:rPr>
-      </w:pPr>
-    </w:p>
-    <w:p>
-      <w:pPr>
-        <w:tabs>
-          <w:tab w:val="left" w:pos="284"/>
-        </w:tabs>
-        <w:spacing w:after="0" w:line="360" w:lineRule="auto"/>
-        <w:ind w:firstLine="709"/>
-        <w:jc w:val="both"/>
-        <w:rPr>
-          <w:rFonts w:ascii="Times New Roman" w:hAnsi="Times New Roman" w:cs="Times New Roman"/>
-          <w:sz w:val="28"/>
-          <w:szCs w:val="28"/>
-        </w:rPr>
-      </w:pPr>
-    </w:p>
-    <w:p>
-      <w:pPr>
-        <w:tabs>
-          <w:tab w:val="left" w:pos="284"/>
-        </w:tabs>
-        <w:spacing w:after="0" w:line="360" w:lineRule="auto"/>
-        <w:ind w:firstLine="709"/>
-        <w:jc w:val="both"/>
-        <w:rPr>
-          <w:rFonts w:ascii="Times New Roman" w:hAnsi="Times New Roman" w:cs="Times New Roman"/>
-          <w:sz w:val="28"/>
-          <w:szCs w:val="28"/>
-        </w:rPr>
-      </w:pPr>
-    </w:p>
-    <w:p>
-      <w:pPr>
-        <w:tabs>
-          <w:tab w:val="left" w:pos="284"/>
-        </w:tabs>
-        <w:spacing w:after="0" w:line="360" w:lineRule="auto"/>
-        <w:ind w:firstLine="709"/>
-        <w:jc w:val="both"/>
-        <w:rPr>
-          <w:rFonts w:ascii="Times New Roman" w:hAnsi="Times New Roman" w:cs="Times New Roman"/>
-          <w:sz w:val="28"/>
-          <w:szCs w:val="28"/>
-        </w:rPr>
-      </w:pPr>
-    </w:p>
-    <w:p>
-      <w:pPr>
-        <w:tabs>
-          <w:tab w:val="left" w:pos="284"/>
-        </w:tabs>
-        <w:spacing w:after="0" w:line="360" w:lineRule="auto"/>
-        <w:ind w:firstLine="709"/>
-        <w:jc w:val="both"/>
-        <w:rPr>
-          <w:rFonts w:ascii="Times New Roman" w:hAnsi="Times New Roman" w:cs="Times New Roman"/>
-          <w:sz w:val="28"/>
-          <w:szCs w:val="28"/>
-        </w:rPr>
-      </w:pPr>
-    </w:p>
-    <w:p>
-      <w:pPr>
-        <w:tabs>
-          <w:tab w:val="left" w:pos="284"/>
-        </w:tabs>
-        <w:spacing w:after="0" w:line="360" w:lineRule="auto"/>
-        <w:ind w:firstLine="709"/>
-        <w:jc w:val="both"/>
-        <w:rPr>
-          <w:rFonts w:ascii="Times New Roman" w:hAnsi="Times New Roman" w:cs="Times New Roman"/>
-          <w:sz w:val="28"/>
-          <w:szCs w:val="28"/>
-        </w:rPr>
-      </w:pPr>
-    </w:p>
-    <w:p>
-      <w:pPr>
-        <w:tabs>
-          <w:tab w:val="left" w:pos="284"/>
-        </w:tabs>
-        <w:spacing w:after="0" w:line="360" w:lineRule="auto"/>
-        <w:ind w:firstLine="709"/>
-        <w:jc w:val="both"/>
-        <w:rPr>
-          <w:rFonts w:ascii="Times New Roman" w:hAnsi="Times New Roman" w:cs="Times New Roman"/>
-          <w:sz w:val="28"/>
-          <w:szCs w:val="28"/>
-        </w:rPr>
-      </w:pPr>
-    </w:p>
-    <w:p>
-      <w:pPr>
-        <w:tabs>
-          <w:tab w:val="left" w:pos="284"/>
-        </w:tabs>
-        <w:spacing w:after="0" w:line="360" w:lineRule="auto"/>
-        <w:ind w:firstLine="709"/>
-        <w:jc w:val="both"/>
-        <w:rPr>
-          <w:rFonts w:ascii="Times New Roman" w:hAnsi="Times New Roman" w:cs="Times New Roman"/>
-          <w:sz w:val="28"/>
-          <w:szCs w:val="28"/>
-        </w:rPr>
-      </w:pPr>
-    </w:p>
-    <w:p>
-      <w:pPr>
-        <w:tabs>
-          <w:tab w:val="left" w:pos="284"/>
-        </w:tabs>
-        <w:spacing w:after="0" w:line="360" w:lineRule="auto"/>
-        <w:ind w:firstLine="709"/>
-        <w:jc w:val="both"/>
-        <w:rPr>
-          <w:rFonts w:ascii="Times New Roman" w:hAnsi="Times New Roman" w:cs="Times New Roman"/>
-          <w:sz w:val="28"/>
-          <w:szCs w:val="28"/>
-        </w:rPr>
-      </w:pPr>
-    </w:p>
-    <w:p>
-      <w:pPr>
-        <w:tabs>
-          <w:tab w:val="left" w:pos="284"/>
-        </w:tabs>
-        <w:spacing w:after="0" w:line="360" w:lineRule="auto"/>
-        <w:ind w:firstLine="709"/>
-        <w:jc w:val="both"/>
-        <w:rPr>
-          <w:rFonts w:ascii="Times New Roman" w:hAnsi="Times New Roman" w:cs="Times New Roman"/>
-          <w:sz w:val="28"/>
-          <w:szCs w:val="28"/>
-        </w:rPr>
-      </w:pPr>
-    </w:p>
-    <w:p>
-      <w:pPr>
-        <w:tabs>
-          <w:tab w:val="left" w:pos="284"/>
-        </w:tabs>
-        <w:spacing w:after="0" w:line="360" w:lineRule="auto"/>
-        <w:ind w:firstLine="709"/>
-        <w:jc w:val="both"/>
-        <w:rPr>
-          <w:rFonts w:ascii="Times New Roman" w:hAnsi="Times New Roman" w:cs="Times New Roman"/>
-          <w:sz w:val="28"/>
-          <w:szCs w:val="28"/>
-        </w:rPr>
-      </w:pPr>
-    </w:p>
-    <w:p>
-      <w:pPr>
-        <w:tabs>
-          <w:tab w:val="left" w:pos="284"/>
-        </w:tabs>
-        <w:spacing w:after="0" w:line="360" w:lineRule="auto"/>
-        <w:ind w:firstLine="709"/>
-        <w:jc w:val="both"/>
-        <w:rPr>
-          <w:rFonts w:ascii="Times New Roman" w:hAnsi="Times New Roman" w:cs="Times New Roman"/>
-          <w:sz w:val="28"/>
-          <w:szCs w:val="28"/>
-        </w:rPr>
-      </w:pPr>
-    </w:p>
-    <w:p>
-      <w:pPr>
-        <w:tabs>
-          <w:tab w:val="left" w:pos="284"/>
-        </w:tabs>
-        <w:spacing w:after="0" w:line="360" w:lineRule="auto"/>
-        <w:ind w:firstLine="709"/>
-        <w:jc w:val="both"/>
-        <w:rPr>
-          <w:rFonts w:ascii="Times New Roman" w:hAnsi="Times New Roman" w:cs="Times New Roman"/>
-          <w:sz w:val="28"/>
-          <w:szCs w:val="28"/>
-        </w:rPr>
-      </w:pPr>
-    </w:p>
-    <w:p>
-      <w:pPr>
-        <w:tabs>
-          <w:tab w:val="left" w:pos="284"/>
-        </w:tabs>
-        <w:spacing w:after="0" w:line="360" w:lineRule="auto"/>
-        <w:ind w:firstLine="709"/>
-        <w:jc w:val="both"/>
-        <w:rPr>
-          <w:rFonts w:ascii="Times New Roman" w:hAnsi="Times New Roman" w:cs="Times New Roman"/>
-          <w:sz w:val="28"/>
-          <w:szCs w:val="28"/>
-        </w:rPr>
-      </w:pPr>
-    </w:p>
-    <w:p>
-      <w:pPr>
-        <w:tabs>
-          <w:tab w:val="left" w:pos="284"/>
-        </w:tabs>
-        <w:spacing w:after="0" w:line="360" w:lineRule="auto"/>
-        <w:ind w:firstLine="709"/>
-        <w:jc w:val="both"/>
-        <w:rPr>
-          <w:rFonts w:ascii="Times New Roman" w:hAnsi="Times New Roman" w:cs="Times New Roman"/>
-          <w:sz w:val="28"/>
-          <w:szCs w:val="28"/>
-        </w:rPr>
-      </w:pPr>
-    </w:p>
-    <w:p>
-      <w:pPr>
-        <w:tabs>
-          <w:tab w:val="left" w:pos="284"/>
-        </w:tabs>
-        <w:spacing w:after="0" w:line="360" w:lineRule="auto"/>
-        <w:ind w:firstLine="709"/>
-        <w:jc w:val="both"/>
-        <w:rPr>
-          <w:rFonts w:ascii="Times New Roman" w:hAnsi="Times New Roman" w:cs="Times New Roman"/>
-          <w:sz w:val="28"/>
-          <w:szCs w:val="28"/>
-        </w:rPr>
-      </w:pPr>
-    </w:p>
-    <w:p>
-      <w:pPr>
-        <w:tabs>
-          <w:tab w:val="left" w:pos="284"/>
-        </w:tabs>
-        <w:spacing w:after="0" w:line="360" w:lineRule="auto"/>
-        <w:ind w:firstLine="709"/>
-        <w:jc w:val="both"/>
-        <w:rPr>
-          <w:rFonts w:ascii="Times New Roman" w:hAnsi="Times New Roman" w:cs="Times New Roman"/>
-          <w:sz w:val="28"/>
-          <w:szCs w:val="28"/>
-        </w:rPr>
-      </w:pPr>
-    </w:p>
-    <w:p>
-      <w:pPr>
-        <w:tabs>
-          <w:tab w:val="left" w:pos="284"/>
-        </w:tabs>
-        <w:spacing w:after="0" w:line="360" w:lineRule="auto"/>
-        <w:ind w:firstLine="709"/>
-        <w:jc w:val="both"/>
-        <w:rPr>
-          <w:rFonts w:ascii="Times New Roman" w:hAnsi="Times New Roman" w:cs="Times New Roman"/>
-          <w:sz w:val="28"/>
-          <w:szCs w:val="28"/>
-        </w:rPr>
-      </w:pPr>
-    </w:p>
-    <w:p>
-      <w:pPr>
-        <w:tabs>
-          <w:tab w:val="left" w:pos="284"/>
-        </w:tabs>
-        <w:spacing w:after="0" w:line="360" w:lineRule="auto"/>
-        <w:ind w:firstLine="709"/>
-        <w:jc w:val="both"/>
-        <w:rPr>
-          <w:rFonts w:ascii="Times New Roman" w:hAnsi="Times New Roman" w:cs="Times New Roman"/>
-          <w:sz w:val="28"/>
-          <w:szCs w:val="28"/>
-        </w:rPr>
-      </w:pPr>
-    </w:p>
-    <w:p>
-      <w:pPr>
-        <w:tabs>
-          <w:tab w:val="left" w:pos="284"/>
-        </w:tabs>
-        <w:spacing w:after="0" w:line="360" w:lineRule="auto"/>
-        <w:ind w:firstLine="709"/>
-        <w:jc w:val="both"/>
-        <w:rPr>
-          <w:rFonts w:ascii="Times New Roman" w:hAnsi="Times New Roman" w:cs="Times New Roman"/>
-          <w:sz w:val="28"/>
-          <w:szCs w:val="28"/>
-        </w:rPr>
-      </w:pPr>
-    </w:p>
-    <w:p>
-      <w:pPr>
-        <w:tabs>
-          <w:tab w:val="left" w:pos="284"/>
-        </w:tabs>
-        <w:spacing w:after="0" w:line="360" w:lineRule="auto"/>
-        <w:ind w:firstLine="709"/>
-        <w:jc w:val="both"/>
-        <w:rPr>
-          <w:rFonts w:ascii="Times New Roman" w:hAnsi="Times New Roman" w:cs="Times New Roman"/>
-          <w:sz w:val="28"/>
-          <w:szCs w:val="28"/>
-        </w:rPr>
-      </w:pPr>
-    </w:p>
-    <w:p>
-      <w:pPr>
-        <w:tabs>
-          <w:tab w:val="left" w:pos="284"/>
-        </w:tabs>
-        <w:spacing w:after="0" w:line="360" w:lineRule="auto"/>
-        <w:ind w:firstLine="709"/>
-        <w:jc w:val="both"/>
-        <w:rPr>
-          <w:rFonts w:ascii="Times New Roman" w:hAnsi="Times New Roman" w:cs="Times New Roman"/>
-          <w:sz w:val="28"/>
-          <w:szCs w:val="28"/>
-        </w:rPr>
-      </w:pPr>
-    </w:p>
-    <w:p>
-      <w:pPr>
-        <w:tabs>
-          <w:tab w:val="left" w:pos="284"/>
-        </w:tabs>
-        <w:spacing w:after="0" w:line="360" w:lineRule="auto"/>
-        <w:ind w:firstLine="709"/>
-        <w:jc w:val="both"/>
-        <w:rPr>
-          <w:rFonts w:ascii="Times New Roman" w:hAnsi="Times New Roman" w:cs="Times New Roman"/>
-          <w:sz w:val="28"/>
-          <w:szCs w:val="28"/>
-        </w:rPr>
-      </w:pPr>
-    </w:p>
-    <w:p>
-      <w:pPr>
-        <w:tabs>
-          <w:tab w:val="left" w:pos="284"/>
-        </w:tabs>
-        <w:spacing w:after="0" w:line="360" w:lineRule="auto"/>
-        <w:ind w:firstLine="709"/>
         <w:jc w:val="both"/>
         <w:rPr>
           <w:rFonts w:ascii="Times New Roman" w:hAnsi="Times New Roman" w:cs="Times New Roman"/>
@@ -29164,6 +28157,7 @@
           <w:sz w:val="28"/>
           <w:szCs w:val="28"/>
         </w:rPr>
+        <w:lastRenderedPageBreak/>
         <w:t>ЗАКЛЮЧЕНИЕ</w:t>
       </w:r>
     </w:p>
@@ -29269,7 +28263,7 @@
           <w:sz w:val="28"/>
           <w:szCs w:val="28"/>
         </w:rPr>
-        <w:t xml:space="preserve"> выполнено в среде Microsoft SQL Server 2019 на основе ER-модели, приведённой к третьей нормальной форме. Реализована строгая ссылочная целостность через </w:t>
+        <w:t xml:space="preserve"> выполнено в среде Microsoft SQL Server 2019 на основе ER-модели, приведённой к третьей нормальной форме. Реализована строгая ссылочная целостность через внешние ключи с каскадными правилами удаления, внедрены проверочные ограничения (CHECK) для валидации статусов, типов услуг и диапазонов </w:t>
       </w:r>
       <w:r>
         <w:rPr>
@@ -29277,7 +28271,7 @@
           <w:szCs w:val="28"/>
         </w:rPr>
         <w:lastRenderedPageBreak/>
-        <w:t xml:space="preserve">внешние ключи с каскадными правилами удаления, внедрены проверочные ограничения (CHECK) для валидации статусов, типов услуг и диапазонов значений непосредственно на уровне СУБД, а также настроена стратегия индексирования, оптимизированная под наиболее частотные сценарии выборки. Физическая схема дополнена механизмами мягкого удаления, </w:t>
+        <w:t xml:space="preserve">значений непосредственно на уровне СУБД, а также настроена стратегия индексирования, оптимизированная под наиболее частотные сценарии выборки. Физическая схема дополнена механизмами мягкого удаления, </w:t>
       </w:r>
       <w:proofErr w:type="spellStart"/>
       <w:r>
@@ -29491,7 +28485,23 @@
           <w:sz w:val="28"/>
           <w:szCs w:val="28"/>
         </w:rPr>
-        <w:t xml:space="preserve">-логикой при нестабильном соединении. </w:t>
+        <w:t xml:space="preserve">-логикой при нестабильном соединении. Автоматизированный расчёт квартплаты вынесен в асинхронный фоновый сервис, поддерживает </w:t>
+      </w:r>
+      <w:proofErr w:type="spellStart"/>
+      <w:r>
+        <w:rPr>
+          <w:sz w:val="28"/>
+          <w:szCs w:val="28"/>
+        </w:rPr>
+        <w:t>версионирование</w:t>
+      </w:r>
+      <w:proofErr w:type="spellEnd"/>
+      <w:r>
+        <w:rPr>
+          <w:sz w:val="28"/>
+          <w:szCs w:val="28"/>
+        </w:rPr>
+        <w:t xml:space="preserve"> тарифов, учёт льгот и нормативов, а </w:t>
       </w:r>
       <w:r>
         <w:rPr>
@@ -29499,23 +28509,7 @@
           <w:szCs w:val="28"/>
         </w:rPr>
         <w:lastRenderedPageBreak/>
-        <w:t xml:space="preserve">Автоматизированный расчёт квартплаты вынесен в асинхронный фоновый сервис, поддерживает </w:t>
-      </w:r>
-      <w:proofErr w:type="spellStart"/>
-      <w:r>
-        <w:rPr>
-          <w:sz w:val="28"/>
-          <w:szCs w:val="28"/>
-        </w:rPr>
-        <w:t>версионирование</w:t>
-      </w:r>
-      <w:proofErr w:type="spellEnd"/>
-      <w:r>
-        <w:rPr>
-          <w:sz w:val="28"/>
-          <w:szCs w:val="28"/>
-        </w:rPr>
-        <w:t xml:space="preserve"> тарифов, учёт льгот и нормативов, а также генерирует PDF-квитанции с QR-кодом для быстрой оплаты. Жизненный цикл заявок управляется конечным автоматом состояний с контролем SLA, автоматической эскалацией при нарушении регламентных сроков и неизменяемым журналированием всех переходов.</w:t>
+        <w:t>также генерирует PDF-квитанции с QR-кодом для быстрой оплаты. Жизненный цикл заявок управляется конечным автоматом состояний с контролем SLA, автоматической эскалацией при нарушении регламентных сроков и неизменяемым журналированием всех переходов.</w:t>
       </w:r>
     </w:p>
     <w:p>
@@ -29764,7 +28758,7 @@
           <w:sz w:val="28"/>
           <w:szCs w:val="28"/>
         </w:rPr>
-        <w:t xml:space="preserve">, системы АСКУЭ, мобильные </w:t>
+        <w:t xml:space="preserve">, системы АСКУЭ, мобильные приложения). Теоретическая значимость работы состоит в адаптации общеинженерных подходов к проектированию ИС под специфику ЖКХ, </w:t>
       </w:r>
       <w:r>
         <w:rPr>
@@ -29772,7 +28766,7 @@
           <w:szCs w:val="28"/>
         </w:rPr>
         <w:lastRenderedPageBreak/>
-        <w:t>приложения). Теоретическая значимость работы состоит в адаптации общеинженерных подходов к проектированию ИС под специфику ЖКХ, формализации алгоритмов коммерческого учёта и диспетчеризации, а также создании методической базы для учебного процесса по специальности 09.02.07 «Информационные системы и программирование».</w:t>
+        <w:t>формализации алгоритмов коммерческого учёта и диспетчеризации, а также создании методической базы для учебного процесса по специальности 09.02.07 «Информационные системы и программирование».</w:t>
       </w:r>
     </w:p>
     <w:p>
@@ -29832,6 +28826,54 @@
     </w:p>
     <w:p>
       <w:pPr>
+        <w:spacing w:line="360" w:lineRule="auto"/>
+        <w:ind w:firstLine="709"/>
+        <w:jc w:val="both"/>
+        <w:rPr>
+          <w:rFonts w:ascii="Times New Roman" w:hAnsi="Times New Roman" w:cs="Times New Roman"/>
+          <w:sz w:val="28"/>
+          <w:szCs w:val="28"/>
+        </w:rPr>
+      </w:pPr>
+    </w:p>
+    <w:p>
+      <w:pPr>
+        <w:spacing w:line="360" w:lineRule="auto"/>
+        <w:ind w:firstLine="709"/>
+        <w:jc w:val="both"/>
+        <w:rPr>
+          <w:rFonts w:ascii="Times New Roman" w:hAnsi="Times New Roman" w:cs="Times New Roman"/>
+          <w:sz w:val="28"/>
+          <w:szCs w:val="28"/>
+        </w:rPr>
+      </w:pPr>
+    </w:p>
+    <w:p>
+      <w:pPr>
+        <w:spacing w:line="360" w:lineRule="auto"/>
+        <w:ind w:firstLine="709"/>
+        <w:jc w:val="both"/>
+        <w:rPr>
+          <w:rFonts w:ascii="Times New Roman" w:hAnsi="Times New Roman" w:cs="Times New Roman"/>
+          <w:sz w:val="28"/>
+          <w:szCs w:val="28"/>
+        </w:rPr>
+      </w:pPr>
+    </w:p>
+    <w:p>
+      <w:pPr>
+        <w:spacing w:line="360" w:lineRule="auto"/>
+        <w:ind w:firstLine="709"/>
+        <w:jc w:val="both"/>
+        <w:rPr>
+          <w:rFonts w:ascii="Times New Roman" w:hAnsi="Times New Roman" w:cs="Times New Roman"/>
+          <w:sz w:val="28"/>
+          <w:szCs w:val="28"/>
+        </w:rPr>
+      </w:pPr>
+    </w:p>
+    <w:p>
+      <w:pPr>
         <w:pStyle w:val="2"/>
         <w:spacing w:line="360" w:lineRule="auto"/>
         <w:ind w:firstLine="709"/>
@@ -29850,6 +28892,7 @@
           <w:sz w:val="28"/>
           <w:szCs w:val="28"/>
         </w:rPr>
+        <w:lastRenderedPageBreak/>
         <w:t>СПИСОК ИСПОЛЬЗОВАННЫХ ИСТОЧНИКОВ</w:t>
       </w:r>
     </w:p>
@@ -29929,7 +28972,6 @@
           <w:sz w:val="28"/>
           <w:szCs w:val="28"/>
         </w:rPr>
-        <w:lastRenderedPageBreak/>
         <w:t xml:space="preserve">ГОСТ 34.602-89. Информационная технология. Комплекс стандартов на автоматизированные системы. Техническое задание на создание автоматизированной системы. – </w:t>
       </w:r>
       <w:proofErr w:type="spellStart"/>
@@ -30468,6 +29510,7 @@
           <w:sz w:val="28"/>
           <w:szCs w:val="28"/>
         </w:rPr>
+        <w:lastRenderedPageBreak/>
         <w:t xml:space="preserve">Фримен, А. </w:t>
       </w:r>
       <w:hyperlink r:id="rId32" w:tgtFrame="_blank" w:history="1">
@@ -30668,7 +29711,6 @@
           <w:sz w:val="28"/>
           <w:szCs w:val="28"/>
         </w:rPr>
-        <w:lastRenderedPageBreak/>
         <w:t>Флэнаган</w:t>
       </w:r>
       <w:proofErr w:type="spellEnd"/>
@@ -31198,6 +30240,7 @@
           <w:sz w:val="28"/>
           <w:szCs w:val="28"/>
         </w:rPr>
+        <w:lastRenderedPageBreak/>
         <w:t xml:space="preserve">Документация по </w:t>
       </w:r>
       <w:proofErr w:type="spellStart"/>
@@ -31374,7 +30417,6 @@
           <w:sz w:val="28"/>
           <w:szCs w:val="28"/>
         </w:rPr>
-        <w:lastRenderedPageBreak/>
         <w:t>Методические указания по выполнению и защите выпускной квалификационной работы для студентов специальности 09.02.07 «Информационные системы и программирование» / Югорский государственный университет, Многопрофильный колледж. – Ханты-Мансийск, 2025. – 42 с.</w:t>
       </w:r>
     </w:p>
@@ -31959,6 +31001,201 @@
         <w:rPr>
           <w:rFonts w:ascii="Times New Roman" w:hAnsi="Times New Roman" w:cs="Times New Roman"/>
           <w:sz w:val="28"/>
+          <w:szCs w:val="28"/>
+        </w:rPr>
+      </w:pPr>
+    </w:p>
+    <w:p>
+      <w:pPr>
+        <w:tabs>
+          <w:tab w:val="left" w:pos="284"/>
+        </w:tabs>
+        <w:spacing w:after="0" w:line="240" w:lineRule="auto"/>
+        <w:rPr>
+          <w:rFonts w:ascii="Times New Roman" w:hAnsi="Times New Roman" w:cs="Times New Roman"/>
+          <w:sz w:val="24"/>
+          <w:szCs w:val="28"/>
+        </w:rPr>
+      </w:pPr>
+    </w:p>
+    <w:p>
+      <w:pPr>
+        <w:tabs>
+          <w:tab w:val="left" w:pos="284"/>
+        </w:tabs>
+        <w:spacing w:after="0" w:line="240" w:lineRule="auto"/>
+        <w:rPr>
+          <w:rFonts w:ascii="Times New Roman" w:hAnsi="Times New Roman" w:cs="Times New Roman"/>
+          <w:sz w:val="24"/>
+          <w:szCs w:val="28"/>
+        </w:rPr>
+      </w:pPr>
+    </w:p>
+    <w:p>
+      <w:pPr>
+        <w:tabs>
+          <w:tab w:val="left" w:pos="284"/>
+        </w:tabs>
+        <w:spacing w:after="0" w:line="240" w:lineRule="auto"/>
+        <w:rPr>
+          <w:rFonts w:ascii="Times New Roman" w:hAnsi="Times New Roman" w:cs="Times New Roman"/>
+          <w:sz w:val="24"/>
+          <w:szCs w:val="28"/>
+        </w:rPr>
+      </w:pPr>
+    </w:p>
+    <w:p>
+      <w:pPr>
+        <w:tabs>
+          <w:tab w:val="left" w:pos="284"/>
+        </w:tabs>
+        <w:spacing w:after="0" w:line="240" w:lineRule="auto"/>
+        <w:rPr>
+          <w:rFonts w:ascii="Times New Roman" w:hAnsi="Times New Roman" w:cs="Times New Roman"/>
+          <w:sz w:val="24"/>
+          <w:szCs w:val="28"/>
+        </w:rPr>
+      </w:pPr>
+    </w:p>
+    <w:p>
+      <w:pPr>
+        <w:tabs>
+          <w:tab w:val="left" w:pos="284"/>
+        </w:tabs>
+        <w:spacing w:after="0" w:line="240" w:lineRule="auto"/>
+        <w:rPr>
+          <w:rFonts w:ascii="Times New Roman" w:hAnsi="Times New Roman" w:cs="Times New Roman"/>
+          <w:sz w:val="24"/>
+          <w:szCs w:val="28"/>
+        </w:rPr>
+      </w:pPr>
+    </w:p>
+    <w:p>
+      <w:pPr>
+        <w:tabs>
+          <w:tab w:val="left" w:pos="284"/>
+        </w:tabs>
+        <w:spacing w:after="0" w:line="240" w:lineRule="auto"/>
+        <w:rPr>
+          <w:rFonts w:ascii="Times New Roman" w:hAnsi="Times New Roman" w:cs="Times New Roman"/>
+          <w:sz w:val="24"/>
+          <w:szCs w:val="28"/>
+        </w:rPr>
+      </w:pPr>
+    </w:p>
+    <w:p>
+      <w:pPr>
+        <w:tabs>
+          <w:tab w:val="left" w:pos="284"/>
+        </w:tabs>
+        <w:spacing w:after="0" w:line="240" w:lineRule="auto"/>
+        <w:rPr>
+          <w:rFonts w:ascii="Times New Roman" w:hAnsi="Times New Roman" w:cs="Times New Roman"/>
+          <w:sz w:val="24"/>
+          <w:szCs w:val="28"/>
+        </w:rPr>
+      </w:pPr>
+    </w:p>
+    <w:p>
+      <w:pPr>
+        <w:tabs>
+          <w:tab w:val="left" w:pos="284"/>
+        </w:tabs>
+        <w:spacing w:after="0" w:line="240" w:lineRule="auto"/>
+        <w:rPr>
+          <w:rFonts w:ascii="Times New Roman" w:hAnsi="Times New Roman" w:cs="Times New Roman"/>
+          <w:sz w:val="24"/>
+          <w:szCs w:val="28"/>
+        </w:rPr>
+      </w:pPr>
+    </w:p>
+    <w:p>
+      <w:pPr>
+        <w:tabs>
+          <w:tab w:val="left" w:pos="284"/>
+        </w:tabs>
+        <w:spacing w:after="0" w:line="240" w:lineRule="auto"/>
+        <w:rPr>
+          <w:rFonts w:ascii="Times New Roman" w:hAnsi="Times New Roman" w:cs="Times New Roman"/>
+          <w:sz w:val="24"/>
+          <w:szCs w:val="28"/>
+        </w:rPr>
+      </w:pPr>
+    </w:p>
+    <w:p>
+      <w:pPr>
+        <w:tabs>
+          <w:tab w:val="left" w:pos="284"/>
+        </w:tabs>
+        <w:spacing w:after="0" w:line="240" w:lineRule="auto"/>
+        <w:rPr>
+          <w:rFonts w:ascii="Times New Roman" w:hAnsi="Times New Roman" w:cs="Times New Roman"/>
+          <w:sz w:val="24"/>
+          <w:szCs w:val="28"/>
+        </w:rPr>
+      </w:pPr>
+    </w:p>
+    <w:p>
+      <w:pPr>
+        <w:tabs>
+          <w:tab w:val="left" w:pos="284"/>
+        </w:tabs>
+        <w:spacing w:after="0" w:line="240" w:lineRule="auto"/>
+        <w:rPr>
+          <w:rFonts w:ascii="Times New Roman" w:hAnsi="Times New Roman" w:cs="Times New Roman"/>
+          <w:sz w:val="24"/>
+          <w:szCs w:val="28"/>
+        </w:rPr>
+      </w:pPr>
+    </w:p>
+    <w:p>
+      <w:pPr>
+        <w:tabs>
+          <w:tab w:val="left" w:pos="284"/>
+        </w:tabs>
+        <w:spacing w:after="0" w:line="240" w:lineRule="auto"/>
+        <w:rPr>
+          <w:rFonts w:ascii="Times New Roman" w:hAnsi="Times New Roman" w:cs="Times New Roman"/>
+          <w:sz w:val="24"/>
+          <w:szCs w:val="28"/>
+        </w:rPr>
+      </w:pPr>
+    </w:p>
+    <w:p>
+      <w:pPr>
+        <w:tabs>
+          <w:tab w:val="left" w:pos="284"/>
+        </w:tabs>
+        <w:spacing w:after="0" w:line="240" w:lineRule="auto"/>
+        <w:rPr>
+          <w:rFonts w:ascii="Times New Roman" w:hAnsi="Times New Roman" w:cs="Times New Roman"/>
+          <w:sz w:val="24"/>
+          <w:szCs w:val="28"/>
+        </w:rPr>
+      </w:pPr>
+    </w:p>
+    <w:p>
+      <w:pPr>
+        <w:tabs>
+          <w:tab w:val="left" w:pos="284"/>
+        </w:tabs>
+        <w:spacing w:after="0" w:line="240" w:lineRule="auto"/>
+        <w:rPr>
+          <w:rFonts w:ascii="Times New Roman" w:hAnsi="Times New Roman" w:cs="Times New Roman"/>
+          <w:sz w:val="24"/>
+          <w:szCs w:val="28"/>
+        </w:rPr>
+      </w:pPr>
+    </w:p>
+    <w:p>
+      <w:pPr>
+        <w:tabs>
+          <w:tab w:val="left" w:pos="284"/>
+        </w:tabs>
+        <w:spacing w:after="0" w:line="240" w:lineRule="auto"/>
+        <w:rPr>
+          <w:rFonts w:ascii="Times New Roman" w:hAnsi="Times New Roman" w:cs="Times New Roman"/>
+          <w:sz w:val="24"/>
           <w:szCs w:val="28"/>
         </w:rPr>
       </w:pPr>
@@ -39602,7 +38839,6 @@
     <w:next w:val="a"/>
     <w:link w:val="30"/>
     <w:uiPriority w:val="9"/>
-    <w:semiHidden/>
     <w:unhideWhenUsed/>
     <w:qFormat/>
     <w:rsid w:val="00726393"/>
@@ -39690,7 +38926,6 @@
     <w:basedOn w:val="a0"/>
     <w:link w:val="3"/>
     <w:uiPriority w:val="9"/>
-    <w:semiHidden/>
     <w:rsid w:val="00726393"/>
     <w:rPr>
       <w:rFonts w:asciiTheme="majorHAnsi" w:eastAsiaTheme="majorEastAsia" w:hAnsiTheme="majorHAnsi" w:cstheme="majorBidi"/>

--- a/Задание ДИПЛОМ.docx
+++ b/Задание ДИПЛОМ.docx
@@ -18,6 +18,1054 @@
           <w:sz w:val="28"/>
           <w:szCs w:val="28"/>
         </w:rPr>
+        <w:t xml:space="preserve">МИНИСТЕРСТВО НАУКИ И ВЫСШЕГО ОБРАЗОВАНИЯ </w:t>
+      </w:r>
+    </w:p>
+    <w:p>
+      <w:pPr>
+        <w:spacing w:after="0" w:line="240" w:lineRule="auto"/>
+        <w:jc w:val="center"/>
+        <w:rPr>
+          <w:rFonts w:ascii="Times New Roman" w:eastAsia="Calibri" w:hAnsi="Times New Roman" w:cs="Times New Roman"/>
+          <w:sz w:val="28"/>
+          <w:szCs w:val="28"/>
+        </w:rPr>
+      </w:pPr>
+      <w:r>
+        <w:rPr>
+          <w:rFonts w:ascii="Times New Roman" w:eastAsia="Calibri" w:hAnsi="Times New Roman" w:cs="Times New Roman"/>
+          <w:sz w:val="28"/>
+          <w:szCs w:val="28"/>
+        </w:rPr>
+        <w:t>РОССИЙСКОЙ ФЕДЕРАЦИИ</w:t>
+      </w:r>
+    </w:p>
+    <w:p>
+      <w:pPr>
+        <w:spacing w:after="0" w:line="240" w:lineRule="auto"/>
+        <w:jc w:val="center"/>
+        <w:rPr>
+          <w:rFonts w:ascii="Times New Roman" w:eastAsia="Calibri" w:hAnsi="Times New Roman" w:cs="Times New Roman"/>
+          <w:sz w:val="28"/>
+          <w:szCs w:val="28"/>
+        </w:rPr>
+      </w:pPr>
+      <w:r>
+        <w:rPr>
+          <w:rFonts w:ascii="Times New Roman" w:eastAsia="Calibri" w:hAnsi="Times New Roman" w:cs="Times New Roman"/>
+          <w:sz w:val="28"/>
+          <w:szCs w:val="28"/>
+        </w:rPr>
+        <w:t>ФЕДЕРАЛЬНОЕ ГОСУДАРСТВЕННОЕ БЮДЖЕТНОЕ ОБРАЗОВАТЕЛЬНОЕ УЧРЕЖДЕНИЕ ВЫСШЕГО ОБРАЗОВАНИЯ «ЮГОРСКИЙ ГОСУДАРСТВЕННЫЙ УНИВЕРСИТЕТ»</w:t>
+      </w:r>
+    </w:p>
+    <w:p>
+      <w:pPr>
+        <w:spacing w:after="0" w:line="240" w:lineRule="auto"/>
+        <w:jc w:val="center"/>
+        <w:rPr>
+          <w:rFonts w:ascii="Times New Roman" w:eastAsia="Calibri" w:hAnsi="Times New Roman" w:cs="Times New Roman"/>
+          <w:sz w:val="28"/>
+          <w:szCs w:val="28"/>
+        </w:rPr>
+      </w:pPr>
+      <w:r>
+        <w:rPr>
+          <w:rFonts w:ascii="Times New Roman" w:eastAsia="Calibri" w:hAnsi="Times New Roman" w:cs="Times New Roman"/>
+          <w:sz w:val="28"/>
+          <w:szCs w:val="28"/>
+        </w:rPr>
+        <w:t>МНОГОПРОФИЛЬНЫЙ КОЛЛЕДЖ</w:t>
+      </w:r>
+    </w:p>
+    <w:p>
+      <w:pPr>
+        <w:spacing w:after="0" w:line="240" w:lineRule="auto"/>
+        <w:jc w:val="center"/>
+        <w:rPr>
+          <w:rFonts w:ascii="Times New Roman" w:eastAsia="Calibri" w:hAnsi="Times New Roman" w:cs="Times New Roman"/>
+          <w:sz w:val="28"/>
+          <w:szCs w:val="28"/>
+        </w:rPr>
+      </w:pPr>
+      <w:r>
+        <w:rPr>
+          <w:rFonts w:ascii="Times New Roman" w:eastAsia="Calibri" w:hAnsi="Times New Roman" w:cs="Times New Roman"/>
+          <w:sz w:val="28"/>
+          <w:szCs w:val="28"/>
+        </w:rPr>
+        <w:t>09.02.07 «Информационные системы»</w:t>
+      </w:r>
+    </w:p>
+    <w:p>
+      <w:pPr>
+        <w:spacing w:after="0" w:line="240" w:lineRule="auto"/>
+        <w:jc w:val="center"/>
+        <w:rPr>
+          <w:rFonts w:ascii="Times New Roman" w:hAnsi="Times New Roman" w:cs="Times New Roman"/>
+          <w:sz w:val="28"/>
+          <w:szCs w:val="28"/>
+        </w:rPr>
+      </w:pPr>
+    </w:p>
+    <w:p>
+      <w:pPr>
+        <w:spacing w:after="0" w:line="240" w:lineRule="auto"/>
+        <w:ind w:firstLine="709"/>
+        <w:jc w:val="center"/>
+        <w:rPr>
+          <w:rFonts w:ascii="Times New Roman" w:hAnsi="Times New Roman" w:cs="Times New Roman"/>
+          <w:sz w:val="28"/>
+          <w:szCs w:val="28"/>
+        </w:rPr>
+      </w:pPr>
+    </w:p>
+    <w:p>
+      <w:pPr>
+        <w:spacing w:after="0" w:line="240" w:lineRule="auto"/>
+        <w:ind w:firstLine="709"/>
+        <w:jc w:val="center"/>
+        <w:rPr>
+          <w:rFonts w:ascii="Times New Roman" w:hAnsi="Times New Roman" w:cs="Times New Roman"/>
+          <w:sz w:val="28"/>
+          <w:szCs w:val="28"/>
+        </w:rPr>
+      </w:pPr>
+    </w:p>
+    <w:p>
+      <w:pPr>
+        <w:spacing w:after="0" w:line="240" w:lineRule="auto"/>
+        <w:ind w:firstLine="709"/>
+        <w:jc w:val="center"/>
+        <w:rPr>
+          <w:rFonts w:ascii="Times New Roman" w:hAnsi="Times New Roman" w:cs="Times New Roman"/>
+          <w:sz w:val="28"/>
+          <w:szCs w:val="28"/>
+        </w:rPr>
+      </w:pPr>
+    </w:p>
+    <w:p>
+      <w:pPr>
+        <w:spacing w:after="0" w:line="240" w:lineRule="auto"/>
+        <w:ind w:firstLine="709"/>
+        <w:jc w:val="center"/>
+        <w:rPr>
+          <w:rFonts w:ascii="Times New Roman" w:hAnsi="Times New Roman" w:cs="Times New Roman"/>
+          <w:sz w:val="28"/>
+          <w:szCs w:val="28"/>
+        </w:rPr>
+      </w:pPr>
+    </w:p>
+    <w:p>
+      <w:pPr>
+        <w:spacing w:after="0" w:line="240" w:lineRule="auto"/>
+        <w:ind w:firstLine="709"/>
+        <w:jc w:val="center"/>
+        <w:rPr>
+          <w:rFonts w:ascii="Times New Roman" w:hAnsi="Times New Roman" w:cs="Times New Roman"/>
+          <w:sz w:val="28"/>
+          <w:szCs w:val="28"/>
+        </w:rPr>
+      </w:pPr>
+    </w:p>
+    <w:p>
+      <w:pPr>
+        <w:spacing w:after="0" w:line="240" w:lineRule="auto"/>
+        <w:ind w:firstLine="709"/>
+        <w:jc w:val="center"/>
+        <w:rPr>
+          <w:rFonts w:ascii="Times New Roman" w:hAnsi="Times New Roman" w:cs="Times New Roman"/>
+          <w:sz w:val="28"/>
+          <w:szCs w:val="28"/>
+        </w:rPr>
+      </w:pPr>
+    </w:p>
+    <w:p>
+      <w:pPr>
+        <w:spacing w:after="0" w:line="240" w:lineRule="auto"/>
+        <w:ind w:firstLine="709"/>
+        <w:jc w:val="center"/>
+        <w:rPr>
+          <w:rFonts w:ascii="Times New Roman" w:hAnsi="Times New Roman" w:cs="Times New Roman"/>
+          <w:sz w:val="28"/>
+          <w:szCs w:val="28"/>
+        </w:rPr>
+      </w:pPr>
+    </w:p>
+    <w:p>
+      <w:pPr>
+        <w:spacing w:after="0" w:line="240" w:lineRule="auto"/>
+        <w:ind w:firstLine="709"/>
+        <w:jc w:val="center"/>
+        <w:rPr>
+          <w:rFonts w:ascii="Times New Roman" w:hAnsi="Times New Roman" w:cs="Times New Roman"/>
+          <w:sz w:val="28"/>
+          <w:szCs w:val="28"/>
+        </w:rPr>
+      </w:pPr>
+    </w:p>
+    <w:p>
+      <w:pPr>
+        <w:spacing w:after="0" w:line="240" w:lineRule="auto"/>
+        <w:jc w:val="center"/>
+        <w:rPr>
+          <w:rFonts w:ascii="Times New Roman" w:hAnsi="Times New Roman" w:cs="Times New Roman"/>
+          <w:b/>
+          <w:sz w:val="28"/>
+          <w:szCs w:val="27"/>
+        </w:rPr>
+      </w:pPr>
+      <w:r>
+        <w:rPr>
+          <w:rFonts w:ascii="Times New Roman" w:hAnsi="Times New Roman" w:cs="Times New Roman"/>
+          <w:b/>
+          <w:sz w:val="28"/>
+          <w:szCs w:val="27"/>
+        </w:rPr>
+        <w:t>ДИПЛОМНЫЙ ПРОЕКТ (РАБОТА)</w:t>
+      </w:r>
+    </w:p>
+    <w:p>
+      <w:pPr>
+        <w:spacing w:after="0" w:line="240" w:lineRule="auto"/>
+        <w:jc w:val="center"/>
+        <w:rPr>
+          <w:rFonts w:ascii="Times New Roman" w:hAnsi="Times New Roman" w:cs="Times New Roman"/>
+          <w:sz w:val="28"/>
+          <w:szCs w:val="27"/>
+        </w:rPr>
+      </w:pPr>
+    </w:p>
+    <w:p>
+      <w:pPr>
+        <w:spacing w:after="0" w:line="240" w:lineRule="auto"/>
+        <w:jc w:val="center"/>
+        <w:rPr>
+          <w:rFonts w:ascii="Times New Roman" w:hAnsi="Times New Roman" w:cs="Times New Roman"/>
+          <w:b/>
+          <w:sz w:val="32"/>
+          <w:szCs w:val="32"/>
+        </w:rPr>
+      </w:pPr>
+    </w:p>
+    <w:p>
+      <w:pPr>
+        <w:spacing w:after="0" w:line="240" w:lineRule="auto"/>
+        <w:jc w:val="both"/>
+        <w:rPr>
+          <w:rFonts w:ascii="Times New Roman" w:eastAsia="Calibri" w:hAnsi="Times New Roman" w:cs="Times New Roman"/>
+          <w:b/>
+          <w:sz w:val="28"/>
+          <w:szCs w:val="32"/>
+        </w:rPr>
+      </w:pPr>
+      <w:r>
+        <w:rPr>
+          <w:rFonts w:ascii="Times New Roman" w:hAnsi="Times New Roman" w:cs="Times New Roman"/>
+          <w:b/>
+          <w:sz w:val="28"/>
+          <w:szCs w:val="32"/>
+        </w:rPr>
+        <w:t xml:space="preserve">На тему: </w:t>
+      </w:r>
+      <w:r>
+        <w:rPr>
+          <w:rFonts w:ascii="Times New Roman" w:eastAsia="Calibri" w:hAnsi="Times New Roman" w:cs="Times New Roman"/>
+          <w:sz w:val="28"/>
+          <w:szCs w:val="32"/>
+          <w:u w:val="single"/>
+        </w:rPr>
+        <w:t>Разработка информационной системы управляющей компании</w:t>
+      </w:r>
+    </w:p>
+    <w:p>
+      <w:pPr>
+        <w:spacing w:after="0" w:line="240" w:lineRule="auto"/>
+        <w:jc w:val="both"/>
+        <w:rPr>
+          <w:rFonts w:ascii="Times New Roman" w:eastAsia="Calibri" w:hAnsi="Times New Roman" w:cs="Times New Roman"/>
+          <w:b/>
+          <w:sz w:val="28"/>
+          <w:szCs w:val="32"/>
+        </w:rPr>
+      </w:pPr>
+    </w:p>
+    <w:p>
+      <w:pPr>
+        <w:spacing w:after="0" w:line="240" w:lineRule="auto"/>
+        <w:rPr>
+          <w:rFonts w:ascii="Times New Roman" w:eastAsia="Calibri" w:hAnsi="Times New Roman" w:cs="Times New Roman"/>
+          <w:b/>
+          <w:sz w:val="28"/>
+          <w:szCs w:val="32"/>
+        </w:rPr>
+      </w:pPr>
+      <w:r>
+        <w:rPr>
+          <w:rFonts w:ascii="Times New Roman" w:eastAsia="Calibri" w:hAnsi="Times New Roman" w:cs="Times New Roman"/>
+          <w:b/>
+          <w:sz w:val="28"/>
+          <w:szCs w:val="32"/>
+        </w:rPr>
+        <w:t>Студент</w:t>
+      </w:r>
+      <w:r>
+        <w:rPr>
+          <w:rFonts w:ascii="Times New Roman" w:eastAsia="Calibri" w:hAnsi="Times New Roman" w:cs="Times New Roman"/>
+          <w:b/>
+          <w:sz w:val="28"/>
+          <w:szCs w:val="32"/>
+        </w:rPr>
+        <w:t xml:space="preserve">(ка) </w:t>
+      </w:r>
+      <w:r>
+        <w:rPr>
+          <w:rFonts w:ascii="Times New Roman" w:eastAsia="Calibri" w:hAnsi="Times New Roman" w:cs="Times New Roman"/>
+          <w:bCs/>
+          <w:sz w:val="28"/>
+          <w:szCs w:val="32"/>
+          <w:u w:val="single"/>
+        </w:rPr>
+        <w:t>Дворников Даниил Витальевич</w:t>
+      </w:r>
+      <w:r>
+        <w:rPr>
+          <w:rFonts w:ascii="Times New Roman" w:eastAsia="Calibri" w:hAnsi="Times New Roman" w:cs="Times New Roman"/>
+          <w:bCs/>
+          <w:sz w:val="28"/>
+          <w:szCs w:val="32"/>
+          <w:u w:val="single"/>
+        </w:rPr>
+        <w:tab/>
+      </w:r>
+      <w:r>
+        <w:rPr>
+          <w:rFonts w:ascii="Times New Roman" w:eastAsia="Calibri" w:hAnsi="Times New Roman" w:cs="Times New Roman"/>
+          <w:bCs/>
+          <w:sz w:val="28"/>
+          <w:szCs w:val="32"/>
+        </w:rPr>
+        <w:tab/>
+      </w:r>
+      <w:r>
+        <w:rPr>
+          <w:rFonts w:ascii="Times New Roman" w:eastAsia="Calibri" w:hAnsi="Times New Roman" w:cs="Times New Roman"/>
+          <w:bCs/>
+          <w:sz w:val="28"/>
+          <w:szCs w:val="32"/>
+        </w:rPr>
+        <w:t xml:space="preserve">       </w:t>
+      </w:r>
+      <w:r>
+        <w:rPr>
+          <w:rFonts w:ascii="Times New Roman" w:eastAsia="Calibri" w:hAnsi="Times New Roman" w:cs="Times New Roman"/>
+          <w:b/>
+          <w:sz w:val="28"/>
+          <w:szCs w:val="32"/>
+        </w:rPr>
+        <w:t xml:space="preserve">_____________                            </w:t>
+      </w:r>
+    </w:p>
+    <w:p>
+      <w:pPr>
+        <w:spacing w:after="0" w:line="240" w:lineRule="auto"/>
+        <w:jc w:val="both"/>
+        <w:rPr>
+          <w:rFonts w:ascii="Times New Roman" w:hAnsi="Times New Roman" w:cs="Times New Roman"/>
+          <w:sz w:val="20"/>
+          <w:szCs w:val="32"/>
+        </w:rPr>
+      </w:pPr>
+      <w:r>
+        <w:rPr>
+          <w:rFonts w:ascii="Times New Roman" w:eastAsia="Calibri" w:hAnsi="Times New Roman" w:cs="Times New Roman"/>
+          <w:sz w:val="20"/>
+          <w:szCs w:val="32"/>
+        </w:rPr>
+        <w:tab/>
+      </w:r>
+      <w:r>
+        <w:rPr>
+          <w:rFonts w:ascii="Times New Roman" w:eastAsia="Calibri" w:hAnsi="Times New Roman" w:cs="Times New Roman"/>
+          <w:sz w:val="20"/>
+          <w:szCs w:val="32"/>
+        </w:rPr>
+        <w:tab/>
+      </w:r>
+      <w:r>
+        <w:rPr>
+          <w:rFonts w:ascii="Times New Roman" w:eastAsia="Calibri" w:hAnsi="Times New Roman" w:cs="Times New Roman"/>
+          <w:sz w:val="20"/>
+          <w:szCs w:val="32"/>
+        </w:rPr>
+        <w:tab/>
+        <w:t>(Фамилия, имя, отчество)</w:t>
+      </w:r>
+      <w:r>
+        <w:rPr>
+          <w:rFonts w:ascii="Times New Roman" w:eastAsia="Calibri" w:hAnsi="Times New Roman" w:cs="Times New Roman"/>
+          <w:sz w:val="20"/>
+          <w:szCs w:val="32"/>
+        </w:rPr>
+        <w:tab/>
+      </w:r>
+      <w:r>
+        <w:rPr>
+          <w:rFonts w:ascii="Times New Roman" w:eastAsia="Calibri" w:hAnsi="Times New Roman" w:cs="Times New Roman"/>
+          <w:sz w:val="20"/>
+          <w:szCs w:val="32"/>
+        </w:rPr>
+        <w:tab/>
+      </w:r>
+      <w:r>
+        <w:rPr>
+          <w:rFonts w:ascii="Times New Roman" w:eastAsia="Calibri" w:hAnsi="Times New Roman" w:cs="Times New Roman"/>
+          <w:sz w:val="20"/>
+          <w:szCs w:val="32"/>
+        </w:rPr>
+        <w:tab/>
+      </w:r>
+      <w:r>
+        <w:rPr>
+          <w:rFonts w:ascii="Times New Roman" w:eastAsia="Calibri" w:hAnsi="Times New Roman" w:cs="Times New Roman"/>
+          <w:sz w:val="20"/>
+          <w:szCs w:val="32"/>
+        </w:rPr>
+        <w:tab/>
+        <w:t xml:space="preserve">(личная подпись) </w:t>
+      </w:r>
+    </w:p>
+    <w:p>
+      <w:pPr>
+        <w:spacing w:after="0" w:line="240" w:lineRule="auto"/>
+        <w:jc w:val="both"/>
+        <w:rPr>
+          <w:rFonts w:ascii="Times New Roman" w:eastAsia="Calibri" w:hAnsi="Times New Roman" w:cs="Times New Roman"/>
+          <w:b/>
+          <w:sz w:val="28"/>
+          <w:szCs w:val="32"/>
+        </w:rPr>
+      </w:pPr>
+    </w:p>
+    <w:p>
+      <w:pPr>
+        <w:tabs>
+          <w:tab w:val="left" w:pos="708"/>
+          <w:tab w:val="left" w:pos="1416"/>
+          <w:tab w:val="left" w:pos="2124"/>
+          <w:tab w:val="left" w:pos="2832"/>
+          <w:tab w:val="left" w:pos="3540"/>
+          <w:tab w:val="left" w:pos="4248"/>
+          <w:tab w:val="left" w:pos="4956"/>
+          <w:tab w:val="left" w:pos="5664"/>
+          <w:tab w:val="left" w:pos="7800"/>
+        </w:tabs>
+        <w:spacing w:after="0" w:line="240" w:lineRule="auto"/>
+        <w:jc w:val="both"/>
+        <w:rPr>
+          <w:rFonts w:ascii="Times New Roman" w:eastAsia="Calibri" w:hAnsi="Times New Roman" w:cs="Times New Roman"/>
+          <w:bCs/>
+          <w:i/>
+          <w:iCs/>
+          <w:sz w:val="28"/>
+          <w:szCs w:val="32"/>
+          <w:u w:val="single"/>
+        </w:rPr>
+      </w:pPr>
+      <w:r>
+        <w:rPr>
+          <w:rFonts w:ascii="Times New Roman" w:eastAsia="Calibri" w:hAnsi="Times New Roman" w:cs="Times New Roman"/>
+          <w:b/>
+          <w:sz w:val="28"/>
+          <w:szCs w:val="32"/>
+        </w:rPr>
+        <w:t xml:space="preserve">Руководитель </w:t>
+      </w:r>
+      <w:r>
+        <w:rPr>
+          <w:rFonts w:ascii="Times New Roman" w:eastAsia="Calibri" w:hAnsi="Times New Roman" w:cs="Times New Roman"/>
+          <w:bCs/>
+          <w:sz w:val="28"/>
+          <w:szCs w:val="32"/>
+          <w:u w:val="single"/>
+        </w:rPr>
+        <w:t>Зима Анастасия Евгеньевна</w:t>
+      </w:r>
+      <w:r>
+        <w:rPr>
+          <w:rFonts w:ascii="Times New Roman" w:eastAsia="Calibri" w:hAnsi="Times New Roman" w:cs="Times New Roman"/>
+          <w:bCs/>
+          <w:sz w:val="28"/>
+          <w:szCs w:val="32"/>
+        </w:rPr>
+        <w:t xml:space="preserve"> </w:t>
+      </w:r>
+      <w:r>
+        <w:rPr>
+          <w:rFonts w:ascii="Times New Roman" w:eastAsia="Calibri" w:hAnsi="Times New Roman" w:cs="Times New Roman"/>
+          <w:b/>
+          <w:sz w:val="28"/>
+          <w:szCs w:val="32"/>
+        </w:rPr>
+        <w:tab/>
+        <w:t xml:space="preserve">                  _____________                            </w:t>
+      </w:r>
+    </w:p>
+    <w:p>
+      <w:pPr>
+        <w:spacing w:after="0" w:line="240" w:lineRule="auto"/>
+        <w:jc w:val="both"/>
+        <w:rPr>
+          <w:rFonts w:ascii="Times New Roman" w:hAnsi="Times New Roman" w:cs="Times New Roman"/>
+          <w:sz w:val="20"/>
+          <w:szCs w:val="32"/>
+        </w:rPr>
+      </w:pPr>
+      <w:r>
+        <w:rPr>
+          <w:rFonts w:ascii="Times New Roman" w:eastAsia="Calibri" w:hAnsi="Times New Roman" w:cs="Times New Roman"/>
+          <w:sz w:val="20"/>
+          <w:szCs w:val="32"/>
+        </w:rPr>
+        <w:tab/>
+      </w:r>
+      <w:r>
+        <w:rPr>
+          <w:rFonts w:ascii="Times New Roman" w:eastAsia="Calibri" w:hAnsi="Times New Roman" w:cs="Times New Roman"/>
+          <w:sz w:val="20"/>
+          <w:szCs w:val="32"/>
+        </w:rPr>
+        <w:tab/>
+      </w:r>
+      <w:r>
+        <w:rPr>
+          <w:rFonts w:ascii="Times New Roman" w:eastAsia="Calibri" w:hAnsi="Times New Roman" w:cs="Times New Roman"/>
+          <w:sz w:val="20"/>
+          <w:szCs w:val="32"/>
+        </w:rPr>
+        <w:tab/>
+        <w:t>(Фамилия, имя, отчество)</w:t>
+      </w:r>
+      <w:r>
+        <w:rPr>
+          <w:rFonts w:ascii="Times New Roman" w:eastAsia="Calibri" w:hAnsi="Times New Roman" w:cs="Times New Roman"/>
+          <w:sz w:val="20"/>
+          <w:szCs w:val="32"/>
+        </w:rPr>
+        <w:tab/>
+      </w:r>
+      <w:r>
+        <w:rPr>
+          <w:rFonts w:ascii="Times New Roman" w:eastAsia="Calibri" w:hAnsi="Times New Roman" w:cs="Times New Roman"/>
+          <w:sz w:val="20"/>
+          <w:szCs w:val="32"/>
+        </w:rPr>
+        <w:tab/>
+      </w:r>
+      <w:r>
+        <w:rPr>
+          <w:rFonts w:ascii="Times New Roman" w:eastAsia="Calibri" w:hAnsi="Times New Roman" w:cs="Times New Roman"/>
+          <w:sz w:val="20"/>
+          <w:szCs w:val="32"/>
+        </w:rPr>
+        <w:tab/>
+      </w:r>
+      <w:r>
+        <w:rPr>
+          <w:rFonts w:ascii="Times New Roman" w:eastAsia="Calibri" w:hAnsi="Times New Roman" w:cs="Times New Roman"/>
+          <w:sz w:val="20"/>
+          <w:szCs w:val="32"/>
+        </w:rPr>
+        <w:tab/>
+        <w:t>(личная подпись)</w:t>
+      </w:r>
+    </w:p>
+    <w:p>
+      <w:pPr>
+        <w:spacing w:after="0" w:line="240" w:lineRule="auto"/>
+        <w:jc w:val="right"/>
+        <w:rPr>
+          <w:rFonts w:ascii="Times New Roman" w:hAnsi="Times New Roman" w:cs="Times New Roman"/>
+          <w:sz w:val="28"/>
+          <w:szCs w:val="28"/>
+        </w:rPr>
+      </w:pPr>
+    </w:p>
+    <w:p>
+      <w:pPr>
+        <w:tabs>
+          <w:tab w:val="left" w:pos="7770"/>
+        </w:tabs>
+        <w:spacing w:after="0" w:line="240" w:lineRule="auto"/>
+        <w:rPr>
+          <w:rFonts w:ascii="Times New Roman" w:hAnsi="Times New Roman" w:cs="Times New Roman"/>
+          <w:sz w:val="28"/>
+          <w:szCs w:val="28"/>
+          <w:u w:val="single"/>
+        </w:rPr>
+      </w:pPr>
+      <w:proofErr w:type="spellStart"/>
+      <w:r>
+        <w:rPr>
+          <w:rFonts w:ascii="Times New Roman" w:eastAsia="Calibri" w:hAnsi="Times New Roman" w:cs="Times New Roman"/>
+          <w:b/>
+          <w:sz w:val="28"/>
+          <w:szCs w:val="32"/>
+        </w:rPr>
+        <w:t>Нормоконтролер</w:t>
+      </w:r>
+      <w:proofErr w:type="spellEnd"/>
+      <w:r>
+        <w:rPr>
+          <w:rFonts w:ascii="Times New Roman" w:eastAsia="Calibri" w:hAnsi="Times New Roman" w:cs="Times New Roman"/>
+          <w:b/>
+          <w:sz w:val="28"/>
+          <w:szCs w:val="32"/>
+        </w:rPr>
+        <w:t xml:space="preserve"> </w:t>
+      </w:r>
+      <w:r>
+        <w:rPr>
+          <w:rFonts w:ascii="Times New Roman" w:hAnsi="Times New Roman" w:cs="Times New Roman"/>
+          <w:sz w:val="28"/>
+          <w:szCs w:val="28"/>
+          <w:u w:val="single"/>
+        </w:rPr>
+        <w:t>Бутаков Владимир Васильевич</w:t>
+      </w:r>
+      <w:r>
+        <w:rPr>
+          <w:rFonts w:ascii="Times New Roman" w:hAnsi="Times New Roman" w:cs="Times New Roman"/>
+          <w:sz w:val="28"/>
+          <w:szCs w:val="28"/>
+        </w:rPr>
+        <w:t xml:space="preserve">              </w:t>
+      </w:r>
+      <w:r>
+        <w:rPr>
+          <w:rFonts w:ascii="Times New Roman" w:eastAsia="Calibri" w:hAnsi="Times New Roman" w:cs="Times New Roman"/>
+          <w:b/>
+          <w:sz w:val="28"/>
+          <w:szCs w:val="32"/>
+        </w:rPr>
+        <w:t xml:space="preserve">_____________                            </w:t>
+      </w:r>
+    </w:p>
+    <w:p>
+      <w:pPr>
+        <w:spacing w:after="0" w:line="240" w:lineRule="auto"/>
+        <w:jc w:val="both"/>
+        <w:rPr>
+          <w:rFonts w:ascii="Times New Roman" w:hAnsi="Times New Roman" w:cs="Times New Roman"/>
+          <w:sz w:val="20"/>
+          <w:szCs w:val="32"/>
+        </w:rPr>
+      </w:pPr>
+      <w:r>
+        <w:rPr>
+          <w:rFonts w:ascii="Times New Roman" w:eastAsia="Calibri" w:hAnsi="Times New Roman" w:cs="Times New Roman"/>
+          <w:sz w:val="20"/>
+          <w:szCs w:val="32"/>
+        </w:rPr>
+        <w:tab/>
+      </w:r>
+      <w:r>
+        <w:rPr>
+          <w:rFonts w:ascii="Times New Roman" w:eastAsia="Calibri" w:hAnsi="Times New Roman" w:cs="Times New Roman"/>
+          <w:sz w:val="20"/>
+          <w:szCs w:val="32"/>
+        </w:rPr>
+        <w:tab/>
+      </w:r>
+      <w:r>
+        <w:rPr>
+          <w:rFonts w:ascii="Times New Roman" w:eastAsia="Calibri" w:hAnsi="Times New Roman" w:cs="Times New Roman"/>
+          <w:sz w:val="20"/>
+          <w:szCs w:val="32"/>
+        </w:rPr>
+        <w:tab/>
+      </w:r>
+      <w:r>
+        <w:rPr>
+          <w:rFonts w:ascii="Times New Roman" w:eastAsia="Calibri" w:hAnsi="Times New Roman" w:cs="Times New Roman"/>
+          <w:sz w:val="20"/>
+          <w:szCs w:val="32"/>
+        </w:rPr>
+        <w:t xml:space="preserve">      </w:t>
+      </w:r>
+      <w:r>
+        <w:rPr>
+          <w:rFonts w:ascii="Times New Roman" w:eastAsia="Calibri" w:hAnsi="Times New Roman" w:cs="Times New Roman"/>
+          <w:sz w:val="20"/>
+          <w:szCs w:val="32"/>
+        </w:rPr>
+        <w:t>(Фамилия, имя, отчество)</w:t>
+      </w:r>
+      <w:r>
+        <w:rPr>
+          <w:rFonts w:ascii="Times New Roman" w:eastAsia="Calibri" w:hAnsi="Times New Roman" w:cs="Times New Roman"/>
+          <w:sz w:val="20"/>
+          <w:szCs w:val="32"/>
+        </w:rPr>
+        <w:tab/>
+      </w:r>
+      <w:r>
+        <w:rPr>
+          <w:rFonts w:ascii="Times New Roman" w:eastAsia="Calibri" w:hAnsi="Times New Roman" w:cs="Times New Roman"/>
+          <w:sz w:val="20"/>
+          <w:szCs w:val="32"/>
+        </w:rPr>
+        <w:tab/>
+      </w:r>
+      <w:r>
+        <w:rPr>
+          <w:rFonts w:ascii="Times New Roman" w:eastAsia="Calibri" w:hAnsi="Times New Roman" w:cs="Times New Roman"/>
+          <w:sz w:val="20"/>
+          <w:szCs w:val="32"/>
+        </w:rPr>
+        <w:tab/>
+      </w:r>
+      <w:r>
+        <w:rPr>
+          <w:rFonts w:ascii="Times New Roman" w:eastAsia="Calibri" w:hAnsi="Times New Roman" w:cs="Times New Roman"/>
+          <w:sz w:val="20"/>
+          <w:szCs w:val="32"/>
+        </w:rPr>
+        <w:tab/>
+        <w:t>(личная подпись)</w:t>
+      </w:r>
+    </w:p>
+    <w:p>
+      <w:pPr>
+        <w:spacing w:after="0" w:line="240" w:lineRule="auto"/>
+        <w:rPr>
+          <w:rFonts w:ascii="Times New Roman" w:hAnsi="Times New Roman" w:cs="Times New Roman"/>
+          <w:sz w:val="28"/>
+          <w:szCs w:val="28"/>
+        </w:rPr>
+      </w:pPr>
+    </w:p>
+    <w:p>
+      <w:pPr>
+        <w:spacing w:after="0" w:line="240" w:lineRule="auto"/>
+        <w:jc w:val="both"/>
+        <w:rPr>
+          <w:rFonts w:ascii="Times New Roman" w:eastAsia="Calibri" w:hAnsi="Times New Roman" w:cs="Times New Roman"/>
+          <w:b/>
+          <w:sz w:val="28"/>
+          <w:szCs w:val="32"/>
+        </w:rPr>
+      </w:pPr>
+      <w:r>
+        <w:rPr>
+          <w:rFonts w:ascii="Times New Roman" w:eastAsia="Calibri" w:hAnsi="Times New Roman" w:cs="Times New Roman"/>
+          <w:b/>
+          <w:sz w:val="28"/>
+          <w:szCs w:val="32"/>
+        </w:rPr>
+        <w:t>Допустить к защите</w:t>
+      </w:r>
+      <w:r>
+        <w:rPr>
+          <w:rFonts w:ascii="Times New Roman" w:eastAsia="Calibri" w:hAnsi="Times New Roman" w:cs="Times New Roman"/>
+          <w:b/>
+          <w:sz w:val="28"/>
+          <w:szCs w:val="32"/>
+        </w:rPr>
+        <w:t xml:space="preserve"> </w:t>
+      </w:r>
+      <w:r>
+        <w:rPr>
+          <w:rFonts w:ascii="Times New Roman" w:eastAsia="Calibri" w:hAnsi="Times New Roman" w:cs="Times New Roman"/>
+          <w:bCs/>
+          <w:sz w:val="28"/>
+          <w:szCs w:val="32"/>
+          <w:u w:val="single"/>
+        </w:rPr>
+        <w:t>Пономарева Ирина Сергеевна</w:t>
+      </w:r>
+      <w:r>
+        <w:rPr>
+          <w:rFonts w:ascii="Times New Roman" w:eastAsia="Calibri" w:hAnsi="Times New Roman" w:cs="Times New Roman"/>
+          <w:b/>
+          <w:sz w:val="28"/>
+          <w:szCs w:val="32"/>
+        </w:rPr>
+        <w:tab/>
+        <w:t xml:space="preserve">        _____________                            </w:t>
+      </w:r>
+    </w:p>
+    <w:p>
+      <w:pPr>
+        <w:spacing w:after="0" w:line="240" w:lineRule="auto"/>
+        <w:jc w:val="both"/>
+        <w:rPr>
+          <w:rFonts w:ascii="Times New Roman" w:hAnsi="Times New Roman" w:cs="Times New Roman"/>
+          <w:sz w:val="20"/>
+          <w:szCs w:val="32"/>
+        </w:rPr>
+      </w:pPr>
+      <w:r>
+        <w:rPr>
+          <w:rFonts w:ascii="Times New Roman" w:eastAsia="Calibri" w:hAnsi="Times New Roman" w:cs="Times New Roman"/>
+          <w:sz w:val="20"/>
+          <w:szCs w:val="32"/>
+        </w:rPr>
+        <w:tab/>
+      </w:r>
+      <w:r>
+        <w:rPr>
+          <w:rFonts w:ascii="Times New Roman" w:eastAsia="Calibri" w:hAnsi="Times New Roman" w:cs="Times New Roman"/>
+          <w:sz w:val="20"/>
+          <w:szCs w:val="32"/>
+        </w:rPr>
+        <w:tab/>
+      </w:r>
+      <w:r>
+        <w:rPr>
+          <w:rFonts w:ascii="Times New Roman" w:eastAsia="Calibri" w:hAnsi="Times New Roman" w:cs="Times New Roman"/>
+          <w:sz w:val="20"/>
+          <w:szCs w:val="32"/>
+        </w:rPr>
+        <w:tab/>
+      </w:r>
+      <w:r>
+        <w:rPr>
+          <w:rFonts w:ascii="Times New Roman" w:eastAsia="Calibri" w:hAnsi="Times New Roman" w:cs="Times New Roman"/>
+          <w:sz w:val="20"/>
+          <w:szCs w:val="32"/>
+        </w:rPr>
+        <w:tab/>
+      </w:r>
+      <w:r>
+        <w:rPr>
+          <w:rFonts w:ascii="Times New Roman" w:eastAsia="Calibri" w:hAnsi="Times New Roman" w:cs="Times New Roman"/>
+          <w:sz w:val="20"/>
+          <w:szCs w:val="32"/>
+        </w:rPr>
+        <w:t>(Фамилия, имя, отчество)</w:t>
+      </w:r>
+      <w:r>
+        <w:rPr>
+          <w:rFonts w:ascii="Times New Roman" w:eastAsia="Calibri" w:hAnsi="Times New Roman" w:cs="Times New Roman"/>
+          <w:sz w:val="20"/>
+          <w:szCs w:val="32"/>
+        </w:rPr>
+        <w:tab/>
+      </w:r>
+      <w:r>
+        <w:rPr>
+          <w:rFonts w:ascii="Times New Roman" w:eastAsia="Calibri" w:hAnsi="Times New Roman" w:cs="Times New Roman"/>
+          <w:sz w:val="20"/>
+          <w:szCs w:val="32"/>
+        </w:rPr>
+        <w:tab/>
+      </w:r>
+      <w:r>
+        <w:rPr>
+          <w:rFonts w:ascii="Times New Roman" w:eastAsia="Calibri" w:hAnsi="Times New Roman" w:cs="Times New Roman"/>
+          <w:sz w:val="20"/>
+          <w:szCs w:val="32"/>
+        </w:rPr>
+        <w:tab/>
+        <w:t>(личная подпись)</w:t>
+      </w:r>
+    </w:p>
+    <w:p>
+      <w:pPr>
+        <w:spacing w:after="0" w:line="240" w:lineRule="auto"/>
+        <w:rPr>
+          <w:rFonts w:ascii="Times New Roman" w:hAnsi="Times New Roman" w:cs="Times New Roman"/>
+          <w:sz w:val="28"/>
+          <w:szCs w:val="28"/>
+        </w:rPr>
+      </w:pPr>
+    </w:p>
+    <w:p>
+      <w:pPr>
+        <w:spacing w:after="0" w:line="240" w:lineRule="auto"/>
+        <w:jc w:val="right"/>
+        <w:rPr>
+          <w:rFonts w:ascii="Times New Roman" w:hAnsi="Times New Roman" w:cs="Times New Roman"/>
+          <w:sz w:val="28"/>
+          <w:szCs w:val="28"/>
+        </w:rPr>
+      </w:pPr>
+    </w:p>
+    <w:p>
+      <w:pPr>
+        <w:spacing w:after="0" w:line="240" w:lineRule="auto"/>
+        <w:ind w:firstLine="709"/>
+        <w:jc w:val="right"/>
+        <w:rPr>
+          <w:rFonts w:ascii="Times New Roman" w:hAnsi="Times New Roman" w:cs="Times New Roman"/>
+          <w:sz w:val="28"/>
+          <w:szCs w:val="28"/>
+        </w:rPr>
+      </w:pPr>
+    </w:p>
+    <w:p>
+      <w:pPr>
+        <w:spacing w:after="0" w:line="240" w:lineRule="auto"/>
+        <w:ind w:firstLine="709"/>
+        <w:jc w:val="center"/>
+        <w:rPr>
+          <w:rFonts w:ascii="Times New Roman" w:hAnsi="Times New Roman" w:cs="Times New Roman"/>
+          <w:sz w:val="28"/>
+          <w:szCs w:val="28"/>
+        </w:rPr>
+      </w:pPr>
+    </w:p>
+    <w:p>
+      <w:pPr>
+        <w:spacing w:after="0" w:line="240" w:lineRule="auto"/>
+        <w:ind w:firstLine="709"/>
+        <w:jc w:val="center"/>
+        <w:rPr>
+          <w:rFonts w:ascii="Times New Roman" w:hAnsi="Times New Roman" w:cs="Times New Roman"/>
+          <w:sz w:val="28"/>
+          <w:szCs w:val="28"/>
+        </w:rPr>
+      </w:pPr>
+    </w:p>
+    <w:p>
+      <w:pPr>
+        <w:spacing w:after="0" w:line="240" w:lineRule="auto"/>
+        <w:ind w:firstLine="709"/>
+        <w:jc w:val="center"/>
+        <w:rPr>
+          <w:rFonts w:ascii="Times New Roman" w:hAnsi="Times New Roman" w:cs="Times New Roman"/>
+          <w:sz w:val="28"/>
+          <w:szCs w:val="28"/>
+        </w:rPr>
+      </w:pPr>
+    </w:p>
+    <w:p>
+      <w:pPr>
+        <w:spacing w:after="0" w:line="240" w:lineRule="auto"/>
+        <w:ind w:firstLine="709"/>
+        <w:jc w:val="center"/>
+        <w:rPr>
+          <w:rFonts w:ascii="Times New Roman" w:hAnsi="Times New Roman" w:cs="Times New Roman"/>
+          <w:sz w:val="28"/>
+          <w:szCs w:val="28"/>
+        </w:rPr>
+      </w:pPr>
+    </w:p>
+    <w:p>
+      <w:pPr>
+        <w:spacing w:after="0" w:line="240" w:lineRule="auto"/>
+        <w:ind w:firstLine="709"/>
+        <w:jc w:val="center"/>
+        <w:rPr>
+          <w:rFonts w:ascii="Times New Roman" w:hAnsi="Times New Roman" w:cs="Times New Roman"/>
+          <w:sz w:val="28"/>
+          <w:szCs w:val="28"/>
+        </w:rPr>
+      </w:pPr>
+    </w:p>
+    <w:p>
+      <w:pPr>
+        <w:spacing w:after="0" w:line="240" w:lineRule="auto"/>
+        <w:ind w:firstLine="709"/>
+        <w:jc w:val="center"/>
+        <w:rPr>
+          <w:rFonts w:ascii="Times New Roman" w:hAnsi="Times New Roman" w:cs="Times New Roman"/>
+          <w:sz w:val="28"/>
+          <w:szCs w:val="28"/>
+        </w:rPr>
+      </w:pPr>
+    </w:p>
+    <w:p>
+      <w:pPr>
+        <w:spacing w:after="0" w:line="240" w:lineRule="auto"/>
+        <w:ind w:firstLine="709"/>
+        <w:jc w:val="center"/>
+        <w:rPr>
+          <w:rFonts w:ascii="Times New Roman" w:hAnsi="Times New Roman" w:cs="Times New Roman"/>
+          <w:sz w:val="28"/>
+          <w:szCs w:val="28"/>
+        </w:rPr>
+      </w:pPr>
+    </w:p>
+    <w:p>
+      <w:pPr>
+        <w:spacing w:after="0" w:line="240" w:lineRule="auto"/>
+        <w:ind w:firstLine="709"/>
+        <w:jc w:val="center"/>
+        <w:rPr>
+          <w:rFonts w:ascii="Times New Roman" w:hAnsi="Times New Roman" w:cs="Times New Roman"/>
+          <w:sz w:val="28"/>
+          <w:szCs w:val="28"/>
+        </w:rPr>
+      </w:pPr>
+    </w:p>
+    <w:p>
+      <w:pPr>
+        <w:spacing w:after="0" w:line="240" w:lineRule="auto"/>
+        <w:jc w:val="center"/>
+        <w:rPr>
+          <w:rFonts w:ascii="Times New Roman" w:hAnsi="Times New Roman" w:cs="Times New Roman"/>
+          <w:sz w:val="28"/>
+          <w:szCs w:val="28"/>
+        </w:rPr>
+      </w:pPr>
+      <w:r>
+        <w:rPr>
+          <w:rFonts w:ascii="Times New Roman" w:hAnsi="Times New Roman" w:cs="Times New Roman"/>
+          <w:sz w:val="28"/>
+          <w:szCs w:val="28"/>
+        </w:rPr>
+        <w:t>г. Ханты-Мансийск</w:t>
+      </w:r>
+    </w:p>
+    <w:p>
+      <w:pPr>
+        <w:spacing w:after="0" w:line="240" w:lineRule="auto"/>
+        <w:jc w:val="center"/>
+        <w:rPr>
+          <w:rFonts w:ascii="Times New Roman" w:hAnsi="Times New Roman" w:cs="Times New Roman"/>
+          <w:sz w:val="28"/>
+          <w:szCs w:val="28"/>
+        </w:rPr>
+      </w:pPr>
+      <w:r>
+        <w:rPr>
+          <w:rFonts w:ascii="Times New Roman" w:hAnsi="Times New Roman" w:cs="Times New Roman"/>
+          <w:sz w:val="28"/>
+          <w:szCs w:val="28"/>
+        </w:rPr>
+        <w:t>2026 год</w:t>
+      </w:r>
+    </w:p>
+    <w:p>
+      <w:pPr>
+        <w:spacing w:after="0" w:line="240" w:lineRule="auto"/>
+        <w:jc w:val="center"/>
+        <w:rPr>
+          <w:rFonts w:ascii="Times New Roman" w:hAnsi="Times New Roman" w:cs="Times New Roman"/>
+          <w:sz w:val="28"/>
+          <w:szCs w:val="28"/>
+        </w:rPr>
+      </w:pPr>
+    </w:p>
+    <w:p>
+      <w:pPr>
+        <w:spacing w:after="0" w:line="240" w:lineRule="auto"/>
+        <w:jc w:val="center"/>
+        <w:rPr>
+          <w:rFonts w:ascii="Times New Roman" w:eastAsia="Calibri" w:hAnsi="Times New Roman" w:cs="Times New Roman"/>
+          <w:sz w:val="28"/>
+          <w:szCs w:val="28"/>
+        </w:rPr>
+      </w:pPr>
+      <w:r>
+        <w:rPr>
+          <w:rFonts w:ascii="Times New Roman" w:eastAsia="Calibri" w:hAnsi="Times New Roman" w:cs="Times New Roman"/>
+          <w:sz w:val="28"/>
+          <w:szCs w:val="28"/>
+        </w:rPr>
+        <w:lastRenderedPageBreak/>
         <w:t xml:space="preserve">МИНИСТЕРСТВО НАУКИ И ВЫСШЕГО ОБРАЗОВАНИЯ </w:t>
       </w:r>
     </w:p>
@@ -1351,6 +2399,101 @@
     </w:p>
     <w:p>
       <w:pPr>
+        <w:rPr>
+          <w:rFonts w:ascii="Times New Roman" w:hAnsi="Times New Roman" w:cs="Times New Roman"/>
+          <w:sz w:val="20"/>
+          <w:szCs w:val="28"/>
+        </w:rPr>
+      </w:pPr>
+      <w:r>
+        <w:rPr>
+          <w:rFonts w:ascii="Times New Roman" w:hAnsi="Times New Roman" w:cs="Times New Roman"/>
+          <w:sz w:val="24"/>
+          <w:szCs w:val="28"/>
+        </w:rPr>
+        <w:t>ПРИЛОЖЕНИЯ</w:t>
+      </w:r>
+      <w:r>
+        <w:rPr>
+          <w:rFonts w:ascii="Times New Roman" w:hAnsi="Times New Roman" w:cs="Times New Roman"/>
+          <w:noProof/>
+          <w:sz w:val="20"/>
+          <w:szCs w:val="28"/>
+        </w:rPr>
+        <mc:AlternateContent>
+          <mc:Choice Requires="wps">
+            <w:drawing>
+              <wp:anchor distT="0" distB="0" distL="114300" distR="114300" simplePos="0" relativeHeight="251659264" behindDoc="0" locked="0" layoutInCell="1" allowOverlap="1" wp14:anchorId="726F4609" wp14:editId="31DEAAAF">
+                <wp:simplePos x="0" y="0"/>
+                <wp:positionH relativeFrom="column">
+                  <wp:posOffset>2748915</wp:posOffset>
+                </wp:positionH>
+                <wp:positionV relativeFrom="paragraph">
+                  <wp:posOffset>259715</wp:posOffset>
+                </wp:positionV>
+                <wp:extent cx="419100" cy="266700"/>
+                <wp:effectExtent l="0" t="0" r="19050" b="19050"/>
+                <wp:wrapNone/>
+                <wp:docPr id="139528875" name="Надпись 1"/>
+                <wp:cNvGraphicFramePr/>
+                <a:graphic xmlns:a="http://schemas.openxmlformats.org/drawingml/2006/main">
+                  <a:graphicData uri="http://schemas.microsoft.com/office/word/2010/wordprocessingShape">
+                    <wps:wsp>
+                      <wps:cNvSpPr txBox="1"/>
+                      <wps:spPr>
+                        <a:xfrm>
+                          <a:off x="0" y="0"/>
+                          <a:ext cx="419100" cy="266700"/>
+                        </a:xfrm>
+                        <a:prstGeom prst="rect">
+                          <a:avLst/>
+                        </a:prstGeom>
+                        <a:solidFill>
+                          <a:schemeClr val="bg1"/>
+                        </a:solidFill>
+                        <a:ln w="6350">
+                          <a:solidFill>
+                            <a:schemeClr val="bg1"/>
+                          </a:solidFill>
+                        </a:ln>
+                      </wps:spPr>
+                      <wps:txbx>
+                        <w:txbxContent>
+                          <w:p/>
+                        </w:txbxContent>
+                      </wps:txbx>
+                      <wps:bodyPr rot="0" spcFirstLastPara="0" vertOverflow="overflow" horzOverflow="overflow" vert="horz" wrap="square" lIns="91440" tIns="45720" rIns="91440" bIns="45720" numCol="1" spcCol="0" rtlCol="0" fromWordArt="0" anchor="t" anchorCtr="0" forceAA="0" compatLnSpc="1">
+                        <a:prstTxWarp prst="textNoShape">
+                          <a:avLst/>
+                        </a:prstTxWarp>
+                        <a:noAutofit/>
+                      </wps:bodyPr>
+                    </wps:wsp>
+                  </a:graphicData>
+                </a:graphic>
+              </wp:anchor>
+            </w:drawing>
+          </mc:Choice>
+          <mc:Fallback>
+            <w:pict>
+              <v:shapetype w14:anchorId="726F4609" id="_x0000_t202" coordsize="21600,21600" o:spt="202" path="m,l,21600r21600,l21600,xe">
+                <v:stroke joinstyle="miter"/>
+                <v:path gradientshapeok="t" o:connecttype="rect"/>
+              </v:shapetype>
+              <v:shape id="Надпись 1" o:spid="_x0000_s1026" type="#_x0000_t202" style="position:absolute;margin-left:216.45pt;margin-top:20.45pt;width:33pt;height:21pt;z-index:251659264;visibility:visible;mso-wrap-style:square;mso-wrap-distance-left:9pt;mso-wrap-distance-top:0;mso-wrap-distance-right:9pt;mso-wrap-distance-bottom:0;mso-position-horizontal:absolute;mso-position-horizontal-relative:text;mso-position-vertical:absolute;mso-position-vertical-relative:text;v-text-anchor:top" o:gfxdata="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" fillcolor="white [3212]" strokecolor="white [3212]" strokeweight=".5pt">
+                <v:textbox>
+                  <w:txbxContent>
+                    <w:p/>
+                  </w:txbxContent>
+                </v:textbox>
+              </v:shape>
+            </w:pict>
+          </mc:Fallback>
+        </mc:AlternateContent>
+      </w:r>
+    </w:p>
+    <w:p>
+      <w:pPr>
         <w:tabs>
           <w:tab w:val="left" w:pos="284"/>
         </w:tabs>
@@ -1361,14 +2504,6 @@
           <w:szCs w:val="28"/>
         </w:rPr>
       </w:pPr>
-      <w:r>
-        <w:rPr>
-          <w:rFonts w:ascii="Times New Roman" w:hAnsi="Times New Roman" w:cs="Times New Roman"/>
-          <w:sz w:val="24"/>
-          <w:szCs w:val="28"/>
-        </w:rPr>
-        <w:t>ПРИЛОЖЕНИЯ</w:t>
-      </w:r>
     </w:p>
     <w:p>
       <w:pPr>
@@ -1394,7 +2529,6 @@
           <w:sz w:val="28"/>
           <w:szCs w:val="28"/>
         </w:rPr>
-        <w:lastRenderedPageBreak/>
         <w:t>ВВЕДЕНИЕ</w:t>
       </w:r>
     </w:p>
@@ -1925,7 +3059,7 @@
                     <pic:cNvPicPr/>
                   </pic:nvPicPr>
                   <pic:blipFill>
-                    <a:blip r:embed="rId5"/>
+                    <a:blip r:embed="rId8"/>
                     <a:stretch>
                       <a:fillRect/>
                     </a:stretch>
@@ -3350,7 +4484,7 @@
                     <pic:cNvPicPr/>
                   </pic:nvPicPr>
                   <pic:blipFill>
-                    <a:blip r:embed="rId6"/>
+                    <a:blip r:embed="rId9"/>
                     <a:stretch>
                       <a:fillRect/>
                     </a:stretch>
@@ -3701,7 +4835,7 @@
                     <pic:cNvPicPr/>
                   </pic:nvPicPr>
                   <pic:blipFill>
-                    <a:blip r:embed="rId7"/>
+                    <a:blip r:embed="rId10"/>
                     <a:stretch>
                       <a:fillRect/>
                     </a:stretch>
@@ -3811,7 +4945,7 @@
                     <pic:cNvPicPr/>
                   </pic:nvPicPr>
                   <pic:blipFill>
-                    <a:blip r:embed="rId8"/>
+                    <a:blip r:embed="rId11"/>
                     <a:stretch>
                       <a:fillRect/>
                     </a:stretch>
@@ -4198,7 +5332,7 @@
                     <pic:cNvPicPr/>
                   </pic:nvPicPr>
                   <pic:blipFill>
-                    <a:blip r:embed="rId9"/>
+                    <a:blip r:embed="rId12"/>
                     <a:stretch>
                       <a:fillRect/>
                     </a:stretch>
@@ -5751,7 +6885,7 @@
                     </pic:cNvPicPr>
                   </pic:nvPicPr>
                   <pic:blipFill>
-                    <a:blip r:embed="rId10">
+                    <a:blip r:embed="rId13">
                       <a:extLst>
                         <a:ext uri="{28A0092B-C50C-407E-A947-70E740481C1C}">
                           <a14:useLocalDpi xmlns:a14="http://schemas.microsoft.com/office/drawing/2010/main" val="0"/>
@@ -6072,7 +7206,7 @@
                     </pic:cNvPicPr>
                   </pic:nvPicPr>
                   <pic:blipFill>
-                    <a:blip r:embed="rId11">
+                    <a:blip r:embed="rId14">
                       <a:extLst>
                         <a:ext uri="{28A0092B-C50C-407E-A947-70E740481C1C}">
                           <a14:useLocalDpi xmlns:a14="http://schemas.microsoft.com/office/drawing/2010/main" val="0"/>
@@ -6397,7 +7531,7 @@
                     </pic:cNvPicPr>
                   </pic:nvPicPr>
                   <pic:blipFill>
-                    <a:blip r:embed="rId12">
+                    <a:blip r:embed="rId15">
                       <a:extLst>
                         <a:ext uri="{28A0092B-C50C-407E-A947-70E740481C1C}">
                           <a14:useLocalDpi xmlns:a14="http://schemas.microsoft.com/office/drawing/2010/main" val="0"/>
@@ -7484,7 +8618,7 @@
                     <pic:cNvPicPr/>
                   </pic:nvPicPr>
                   <pic:blipFill>
-                    <a:blip r:embed="rId13"/>
+                    <a:blip r:embed="rId16"/>
                     <a:stretch>
                       <a:fillRect/>
                     </a:stretch>
@@ -7590,7 +8724,7 @@
                     <pic:cNvPicPr/>
                   </pic:nvPicPr>
                   <pic:blipFill>
-                    <a:blip r:embed="rId14"/>
+                    <a:blip r:embed="rId17"/>
                     <a:stretch>
                       <a:fillRect/>
                     </a:stretch>
@@ -7686,7 +8820,7 @@
                     <pic:cNvPicPr/>
                   </pic:nvPicPr>
                   <pic:blipFill>
-                    <a:blip r:embed="rId14"/>
+                    <a:blip r:embed="rId17"/>
                     <a:stretch>
                       <a:fillRect/>
                     </a:stretch>
@@ -7792,7 +8926,7 @@
                     <pic:cNvPicPr/>
                   </pic:nvPicPr>
                   <pic:blipFill>
-                    <a:blip r:embed="rId15"/>
+                    <a:blip r:embed="rId18"/>
                     <a:stretch>
                       <a:fillRect/>
                     </a:stretch>
@@ -7888,7 +9022,7 @@
                     <pic:cNvPicPr/>
                   </pic:nvPicPr>
                   <pic:blipFill>
-                    <a:blip r:embed="rId16"/>
+                    <a:blip r:embed="rId19"/>
                     <a:stretch>
                       <a:fillRect/>
                     </a:stretch>
@@ -7985,7 +9119,7 @@
                     <pic:cNvPicPr/>
                   </pic:nvPicPr>
                   <pic:blipFill>
-                    <a:blip r:embed="rId16"/>
+                    <a:blip r:embed="rId19"/>
                     <a:stretch>
                       <a:fillRect/>
                     </a:stretch>
@@ -8473,7 +9607,7 @@
                     <pic:cNvPicPr/>
                   </pic:nvPicPr>
                   <pic:blipFill>
-                    <a:blip r:embed="rId17"/>
+                    <a:blip r:embed="rId20"/>
                     <a:stretch>
                       <a:fillRect/>
                     </a:stretch>
@@ -12866,7 +14000,7 @@
                     <pic:cNvPicPr/>
                   </pic:nvPicPr>
                   <pic:blipFill>
-                    <a:blip r:embed="rId18"/>
+                    <a:blip r:embed="rId21"/>
                     <a:stretch>
                       <a:fillRect/>
                     </a:stretch>
@@ -12939,7 +14073,7 @@
                     <pic:cNvPicPr/>
                   </pic:nvPicPr>
                   <pic:blipFill>
-                    <a:blip r:embed="rId19"/>
+                    <a:blip r:embed="rId22"/>
                     <a:stretch>
                       <a:fillRect/>
                     </a:stretch>
@@ -13013,7 +14147,7 @@
                     <pic:cNvPicPr/>
                   </pic:nvPicPr>
                   <pic:blipFill>
-                    <a:blip r:embed="rId20"/>
+                    <a:blip r:embed="rId23"/>
                     <a:stretch>
                       <a:fillRect/>
                     </a:stretch>
@@ -13107,7 +14241,7 @@
                     <pic:cNvPicPr/>
                   </pic:nvPicPr>
                   <pic:blipFill>
-                    <a:blip r:embed="rId21"/>
+                    <a:blip r:embed="rId24"/>
                     <a:stretch>
                       <a:fillRect/>
                     </a:stretch>
@@ -13180,7 +14314,7 @@
                     <pic:cNvPicPr/>
                   </pic:nvPicPr>
                   <pic:blipFill>
-                    <a:blip r:embed="rId22"/>
+                    <a:blip r:embed="rId25"/>
                     <a:stretch>
                       <a:fillRect/>
                     </a:stretch>
@@ -13278,7 +14412,7 @@
                     <pic:cNvPicPr/>
                   </pic:nvPicPr>
                   <pic:blipFill>
-                    <a:blip r:embed="rId18"/>
+                    <a:blip r:embed="rId21"/>
                     <a:stretch>
                       <a:fillRect/>
                     </a:stretch>
@@ -13371,7 +14505,7 @@
                     <pic:cNvPicPr/>
                   </pic:nvPicPr>
                   <pic:blipFill>
-                    <a:blip r:embed="rId20"/>
+                    <a:blip r:embed="rId23"/>
                     <a:stretch>
                       <a:fillRect/>
                     </a:stretch>
@@ -13934,7 +15068,7 @@
                     <pic:cNvPicPr/>
                   </pic:nvPicPr>
                   <pic:blipFill>
-                    <a:blip r:embed="rId23"/>
+                    <a:blip r:embed="rId26"/>
                     <a:stretch>
                       <a:fillRect/>
                     </a:stretch>
@@ -15224,7 +16358,7 @@
         </w:rPr>
         <w:t xml:space="preserve"> электронный // КонсультантПлюс. – URL: </w:t>
       </w:r>
-      <w:hyperlink r:id="rId24" w:tgtFrame="_blank" w:history="1">
+      <w:hyperlink r:id="rId27" w:tgtFrame="_blank" w:history="1">
         <w:r>
           <w:rPr>
             <w:rStyle w:val="a5"/>
@@ -15803,7 +16937,7 @@
         </w:rPr>
         <w:t xml:space="preserve">Фримен, А. </w:t>
       </w:r>
-      <w:hyperlink r:id="rId25" w:tgtFrame="_blank" w:history="1">
+      <w:hyperlink r:id="rId28" w:tgtFrame="_blank" w:history="1">
         <w:r>
           <w:rPr>
             <w:rStyle w:val="a5"/>
@@ -15875,7 +17009,7 @@
         </w:rPr>
         <w:t xml:space="preserve">Лок, Э. </w:t>
       </w:r>
-      <w:hyperlink r:id="rId26" w:tgtFrame="_blank" w:history="1">
+      <w:hyperlink r:id="rId29" w:tgtFrame="_blank" w:history="1">
         <w:r>
           <w:rPr>
             <w:rStyle w:val="a5"/>
@@ -16171,7 +17305,7 @@
         </w:rPr>
         <w:t xml:space="preserve">. </w:t>
       </w:r>
-      <w:hyperlink r:id="rId27" w:tgtFrame="_blank" w:history="1">
+      <w:hyperlink r:id="rId30" w:tgtFrame="_blank" w:history="1">
         <w:r>
           <w:rPr>
             <w:rStyle w:val="a5"/>
@@ -16388,7 +17522,7 @@
         <w:lastRenderedPageBreak/>
         <w:t xml:space="preserve">Официальная документация Microsoft по </w:t>
       </w:r>
-      <w:hyperlink r:id="rId28" w:tgtFrame="_blank" w:history="1">
+      <w:hyperlink r:id="rId31" w:tgtFrame="_blank" w:history="1">
         <w:r>
           <w:rPr>
             <w:rStyle w:val="a5"/>
@@ -16437,7 +17571,7 @@
         </w:rPr>
         <w:t xml:space="preserve">. – 2025. – URL: </w:t>
       </w:r>
-      <w:hyperlink r:id="rId29" w:tgtFrame="_blank" w:history="1">
+      <w:hyperlink r:id="rId32" w:tgtFrame="_blank" w:history="1">
         <w:r>
           <w:rPr>
             <w:rStyle w:val="a5"/>
@@ -16493,7 +17627,7 @@
         </w:rPr>
         <w:t xml:space="preserve"> электронный // Vue.js. – 2025. – URL: </w:t>
       </w:r>
-      <w:hyperlink r:id="rId30" w:tgtFrame="_blank" w:history="1">
+      <w:hyperlink r:id="rId33" w:tgtFrame="_blank" w:history="1">
         <w:r>
           <w:rPr>
             <w:rStyle w:val="a5"/>
@@ -16581,7 +17715,7 @@
         </w:rPr>
         <w:t xml:space="preserve">. – 2025. – URL: </w:t>
       </w:r>
-      <w:hyperlink r:id="rId31" w:tgtFrame="_blank" w:history="1">
+      <w:hyperlink r:id="rId34" w:tgtFrame="_blank" w:history="1">
         <w:r>
           <w:rPr>
             <w:rStyle w:val="a5"/>
@@ -16669,7 +17803,7 @@
         </w:rPr>
         <w:t xml:space="preserve">. – 2025. – URL: </w:t>
       </w:r>
-      <w:hyperlink r:id="rId32" w:tgtFrame="_blank" w:history="1">
+      <w:hyperlink r:id="rId35" w:tgtFrame="_blank" w:history="1">
         <w:r>
           <w:rPr>
             <w:rStyle w:val="a5"/>
@@ -17214,13 +18348,151 @@
       </w:pPr>
     </w:p>
     <w:sectPr>
+      <w:footerReference w:type="default" r:id="rId36"/>
+      <w:footerReference w:type="first" r:id="rId37"/>
       <w:pgSz w:w="11906" w:h="16838"/>
       <w:pgMar w:top="1134" w:right="850" w:bottom="1134" w:left="1701" w:header="708" w:footer="708" w:gutter="0"/>
       <w:cols w:space="708"/>
+      <w:titlePg/>
       <w:docGrid w:linePitch="360"/>
     </w:sectPr>
   </w:body>
 </w:document>
+</file>
+
+<file path=word/endnotes.xml><?xml version="1.0" encoding="utf-8"?>
+<w:endnotes xmlns:wpc="http://schemas.microsoft.com/office/word/2010/wordprocessingCanvas" xmlns:cx="http://schemas.microsoft.com/office/drawing/2014/chartex" xmlns:cx1="http://schemas.microsoft.com/office/drawing/2015/9/8/chartex" xmlns:cx2="http://schemas.microsoft.com/office/drawing/2015/10/21/chartex" xmlns:cx3="http://schemas.microsoft.com/office/drawing/2016/5/9/chartex" xmlns:cx4="http://schemas.microsoft.com/office/drawing/2016/5/10/chartex" xmlns:cx5="http://schemas.microsoft.com/office/drawing/2016/5/11/chartex" xmlns:cx6="http://schemas.microsoft.com/office/drawing/2016/5/12/chartex" xmlns:cx7="http://schemas.microsoft.com/office/drawing/2016/5/13/chartex" xmlns:cx8="http://schemas.microsoft.com/office/drawing/2016/5/14/chartex" xmlns:mc="http://schemas.openxmlformats.org/markup-compatibility/2006" xmlns:aink="http://schemas.microsoft.com/office/drawing/2016/ink" xmlns:am3d="http://schemas.microsoft.com/office/drawing/2017/model3d" xmlns:o="urn:schemas-microsoft-com:office:office" xmlns:oel="http://schemas.microsoft.com/office/2019/extlst" xmlns:r="http://schemas.openxmlformats.org/officeDocument/2006/relationships" xmlns:m="http://schemas.openxmlformats.org/officeDocument/2006/math" xmlns:v="urn:schemas-microsoft-com:vml" xmlns:wp14="http://schemas.microsoft.com/office/word/2010/wordprocessingDrawing" xmlns:wp="http://schemas.openxmlformats.org/drawingml/2006/wordprocessingDrawing" xmlns:w10="urn:schemas-microsoft-com:office:word" xmlns:w="http://schemas.openxmlformats.org/wordprocessingml/2006/main" xmlns:w14="http://schemas.microsoft.com/office/word/2010/wordml" xmlns:w15="http://schemas.microsoft.com/office/word/2012/wordml" xmlns:w16cex="http://schemas.microsoft.com/office/word/2018/wordml/cex" xmlns:w16cid="http://schemas.microsoft.com/office/word/2016/wordml/cid" xmlns:w16="http://schemas.microsoft.com/office/word/2018/wordml" xmlns:w16du="http://schemas.microsoft.com/office/word/2023/wordml/word16du" xmlns:w16sdtdh="http://schemas.microsoft.com/office/word/2020/wordml/sdtdatahash" xmlns:w16sdtfl="http://schemas.microsoft.com/office/word/2024/wordml/sdtformatlock" xmlns:w16se="http://schemas.microsoft.com/office/word/2015/wordml/symex" xmlns:wpg="http://schemas.microsoft.com/office/word/2010/wordprocessingGroup" xmlns:wpi="http://schemas.microsoft.com/office/word/2010/wordprocessingInk" xmlns:wne="http://schemas.microsoft.com/office/word/2006/wordml" xmlns:wps="http://schemas.microsoft.com/office/word/2010/wordprocessingShape" mc:Ignorable="w14 w15 w16se w16cid w16 w16cex w16sdtdh w16sdtfl w16du wp14">
+  <w:endnote w:type="separator" w:id="-1">
+    <w:p>
+      <w:pPr>
+        <w:spacing w:after="0" w:line="240" w:lineRule="auto"/>
+      </w:pPr>
+      <w:r>
+        <w:separator/>
+      </w:r>
+    </w:p>
+  </w:endnote>
+  <w:endnote w:type="continuationSeparator" w:id="0">
+    <w:p>
+      <w:pPr>
+        <w:spacing w:after="0" w:line="240" w:lineRule="auto"/>
+      </w:pPr>
+      <w:r>
+        <w:continuationSeparator/>
+      </w:r>
+    </w:p>
+  </w:endnote>
+</w:endnotes>
+</file>
+
+<file path=word/footer1.xml><?xml version="1.0" encoding="utf-8"?>
+<w:ftr xmlns:wpc="http://schemas.microsoft.com/office/word/2010/wordprocessingCanvas" xmlns:cx="http://schemas.microsoft.com/office/drawing/2014/chartex" xmlns:cx1="http://schemas.microsoft.com/office/drawing/2015/9/8/chartex" xmlns:cx2="http://schemas.microsoft.com/office/drawing/2015/10/21/chartex" xmlns:cx3="http://schemas.microsoft.com/office/drawing/2016/5/9/chartex" xmlns:cx4="http://schemas.microsoft.com/office/drawing/2016/5/10/chartex" xmlns:cx5="http://schemas.microsoft.com/office/drawing/2016/5/11/chartex" xmlns:cx6="http://schemas.microsoft.com/office/drawing/2016/5/12/chartex" xmlns:cx7="http://schemas.microsoft.com/office/drawing/2016/5/13/chartex" xmlns:cx8="http://schemas.microsoft.com/office/drawing/2016/5/14/chartex" xmlns:mc="http://schemas.openxmlformats.org/markup-compatibility/2006" xmlns:aink="http://schemas.microsoft.com/office/drawing/2016/ink" xmlns:am3d="http://schemas.microsoft.com/office/drawing/2017/model3d" xmlns:o="urn:schemas-microsoft-com:office:office" xmlns:oel="http://schemas.microsoft.com/office/2019/extlst" xmlns:r="http://schemas.openxmlformats.org/officeDocument/2006/relationships" xmlns:m="http://schemas.openxmlformats.org/officeDocument/2006/math" xmlns:v="urn:schemas-microsoft-com:vml" xmlns:wp14="http://schemas.microsoft.com/office/word/2010/wordprocessingDrawing" xmlns:wp="http://schemas.openxmlformats.org/drawingml/2006/wordprocessingDrawing" xmlns:w10="urn:schemas-microsoft-com:office:word" xmlns:w="http://schemas.openxmlformats.org/wordprocessingml/2006/main" xmlns:w14="http://schemas.microsoft.com/office/word/2010/wordml" xmlns:w15="http://schemas.microsoft.com/office/word/2012/wordml" xmlns:w16cex="http://schemas.microsoft.com/office/word/2018/wordml/cex" xmlns:w16cid="http://schemas.microsoft.com/office/word/2016/wordml/cid" xmlns:w16="http://schemas.microsoft.com/office/word/2018/wordml" xmlns:w16du="http://schemas.microsoft.com/office/word/2023/wordml/word16du" xmlns:w16sdtdh="http://schemas.microsoft.com/office/word/2020/wordml/sdtdatahash" xmlns:w16sdtfl="http://schemas.microsoft.com/office/word/2024/wordml/sdtformatlock" xmlns:w16se="http://schemas.microsoft.com/office/word/2015/wordml/symex" xmlns:wpg="http://schemas.microsoft.com/office/word/2010/wordprocessingGroup" xmlns:wpi="http://schemas.microsoft.com/office/word/2010/wordprocessingInk" xmlns:wne="http://schemas.microsoft.com/office/word/2006/wordml" xmlns:wps="http://schemas.microsoft.com/office/word/2010/wordprocessingShape" mc:Ignorable="w14 w15 w16se w16cid w16 w16cex w16sdtdh w16sdtfl w16du wp14">
+  <w:sdt>
+    <w:sdtPr>
+      <w:id w:val="790088955"/>
+      <w:docPartObj>
+        <w:docPartGallery w:val="Page Numbers (Bottom of Page)"/>
+        <w:docPartUnique/>
+      </w:docPartObj>
+    </w:sdtPr>
+    <w:sdtEndPr>
+      <w:rPr>
+        <w:rFonts w:ascii="Times New Roman" w:hAnsi="Times New Roman" w:cs="Times New Roman"/>
+        <w:sz w:val="28"/>
+        <w:szCs w:val="28"/>
+      </w:rPr>
+    </w:sdtEndPr>
+    <w:sdtContent>
+      <w:p>
+        <w:pPr>
+          <w:pStyle w:val="ae"/>
+          <w:jc w:val="center"/>
+          <w:rPr>
+            <w:rFonts w:ascii="Times New Roman" w:hAnsi="Times New Roman" w:cs="Times New Roman"/>
+            <w:sz w:val="28"/>
+            <w:szCs w:val="28"/>
+          </w:rPr>
+        </w:pPr>
+        <w:r>
+          <w:rPr>
+            <w:rFonts w:ascii="Times New Roman" w:hAnsi="Times New Roman" w:cs="Times New Roman"/>
+            <w:sz w:val="28"/>
+            <w:szCs w:val="28"/>
+          </w:rPr>
+          <w:fldChar w:fldCharType="begin"/>
+        </w:r>
+        <w:r>
+          <w:rPr>
+            <w:rFonts w:ascii="Times New Roman" w:hAnsi="Times New Roman" w:cs="Times New Roman"/>
+            <w:sz w:val="28"/>
+            <w:szCs w:val="28"/>
+          </w:rPr>
+          <w:instrText>PAGE   \* MERGEFORMAT</w:instrText>
+        </w:r>
+        <w:r>
+          <w:rPr>
+            <w:rFonts w:ascii="Times New Roman" w:hAnsi="Times New Roman" w:cs="Times New Roman"/>
+            <w:sz w:val="28"/>
+            <w:szCs w:val="28"/>
+          </w:rPr>
+          <w:fldChar w:fldCharType="separate"/>
+        </w:r>
+        <w:r>
+          <w:rPr>
+            <w:rFonts w:ascii="Times New Roman" w:hAnsi="Times New Roman" w:cs="Times New Roman"/>
+            <w:sz w:val="28"/>
+            <w:szCs w:val="28"/>
+          </w:rPr>
+          <w:t>2</w:t>
+        </w:r>
+        <w:r>
+          <w:rPr>
+            <w:rFonts w:ascii="Times New Roman" w:hAnsi="Times New Roman" w:cs="Times New Roman"/>
+            <w:sz w:val="28"/>
+            <w:szCs w:val="28"/>
+          </w:rPr>
+          <w:fldChar w:fldCharType="end"/>
+        </w:r>
+      </w:p>
+    </w:sdtContent>
+  </w:sdt>
+</w:ftr>
+</file>
+
+<file path=word/footer2.xml><?xml version="1.0" encoding="utf-8"?>
+<w:ftr xmlns:wpc="http://schemas.microsoft.com/office/word/2010/wordprocessingCanvas" xmlns:cx="http://schemas.microsoft.com/office/drawing/2014/chartex" xmlns:cx1="http://schemas.microsoft.com/office/drawing/2015/9/8/chartex" xmlns:cx2="http://schemas.microsoft.com/office/drawing/2015/10/21/chartex" xmlns:cx3="http://schemas.microsoft.com/office/drawing/2016/5/9/chartex" xmlns:cx4="http://schemas.microsoft.com/office/drawing/2016/5/10/chartex" xmlns:cx5="http://schemas.microsoft.com/office/drawing/2016/5/11/chartex" xmlns:cx6="http://schemas.microsoft.com/office/drawing/2016/5/12/chartex" xmlns:cx7="http://schemas.microsoft.com/office/drawing/2016/5/13/chartex" xmlns:cx8="http://schemas.microsoft.com/office/drawing/2016/5/14/chartex" xmlns:mc="http://schemas.openxmlformats.org/markup-compatibility/2006" xmlns:aink="http://schemas.microsoft.com/office/drawing/2016/ink" xmlns:am3d="http://schemas.microsoft.com/office/drawing/2017/model3d" xmlns:o="urn:schemas-microsoft-com:office:office" xmlns:oel="http://schemas.microsoft.com/office/2019/extlst" xmlns:r="http://schemas.openxmlformats.org/officeDocument/2006/relationships" xmlns:m="http://schemas.openxmlformats.org/officeDocument/2006/math" xmlns:v="urn:schemas-microsoft-com:vml" xmlns:wp14="http://schemas.microsoft.com/office/word/2010/wordprocessingDrawing" xmlns:wp="http://schemas.openxmlformats.org/drawingml/2006/wordprocessingDrawing" xmlns:w10="urn:schemas-microsoft-com:office:word" xmlns:w="http://schemas.openxmlformats.org/wordprocessingml/2006/main" xmlns:w14="http://schemas.microsoft.com/office/word/2010/wordml" xmlns:w15="http://schemas.microsoft.com/office/word/2012/wordml" xmlns:w16cex="http://schemas.microsoft.com/office/word/2018/wordml/cex" xmlns:w16cid="http://schemas.microsoft.com/office/word/2016/wordml/cid" xmlns:w16="http://schemas.microsoft.com/office/word/2018/wordml" xmlns:w16du="http://schemas.microsoft.com/office/word/2023/wordml/word16du" xmlns:w16sdtdh="http://schemas.microsoft.com/office/word/2020/wordml/sdtdatahash" xmlns:w16sdtfl="http://schemas.microsoft.com/office/word/2024/wordml/sdtformatlock" xmlns:w16se="http://schemas.microsoft.com/office/word/2015/wordml/symex" xmlns:wpg="http://schemas.microsoft.com/office/word/2010/wordprocessingGroup" xmlns:wpi="http://schemas.microsoft.com/office/word/2010/wordprocessingInk" xmlns:wne="http://schemas.microsoft.com/office/word/2006/wordml" xmlns:wps="http://schemas.microsoft.com/office/word/2010/wordprocessingShape" mc:Ignorable="w14 w15 w16se w16cid w16 w16cex w16sdtdh w16sdtfl w16du wp14">
+  <w:p>
+    <w:pPr>
+      <w:pStyle w:val="ae"/>
+      <w:jc w:val="center"/>
+    </w:pPr>
+  </w:p>
+</w:ftr>
+</file>
+
+<file path=word/footnotes.xml><?xml version="1.0" encoding="utf-8"?>
+<w:footnotes xmlns:wpc="http://schemas.microsoft.com/office/word/2010/wordprocessingCanvas" xmlns:cx="http://schemas.microsoft.com/office/drawing/2014/chartex" xmlns:cx1="http://schemas.microsoft.com/office/drawing/2015/9/8/chartex" xmlns:cx2="http://schemas.microsoft.com/office/drawing/2015/10/21/chartex" xmlns:cx3="http://schemas.microsoft.com/office/drawing/2016/5/9/chartex" xmlns:cx4="http://schemas.microsoft.com/office/drawing/2016/5/10/chartex" xmlns:cx5="http://schemas.microsoft.com/office/drawing/2016/5/11/chartex" xmlns:cx6="http://schemas.microsoft.com/office/drawing/2016/5/12/chartex" xmlns:cx7="http://schemas.microsoft.com/office/drawing/2016/5/13/chartex" xmlns:cx8="http://schemas.microsoft.com/office/drawing/2016/5/14/chartex" xmlns:mc="http://schemas.openxmlformats.org/markup-compatibility/2006" xmlns:aink="http://schemas.microsoft.com/office/drawing/2016/ink" xmlns:am3d="http://schemas.microsoft.com/office/drawing/2017/model3d" xmlns:o="urn:schemas-microsoft-com:office:office" xmlns:oel="http://schemas.microsoft.com/office/2019/extlst" xmlns:r="http://schemas.openxmlformats.org/officeDocument/2006/relationships" xmlns:m="http://schemas.openxmlformats.org/officeDocument/2006/math" xmlns:v="urn:schemas-microsoft-com:vml" xmlns:wp14="http://schemas.microsoft.com/office/word/2010/wordprocessingDrawing" xmlns:wp="http://schemas.openxmlformats.org/drawingml/2006/wordprocessingDrawing" xmlns:w10="urn:schemas-microsoft-com:office:word" xmlns:w="http://schemas.openxmlformats.org/wordprocessingml/2006/main" xmlns:w14="http://schemas.microsoft.com/office/word/2010/wordml" xmlns:w15="http://schemas.microsoft.com/office/word/2012/wordml" xmlns:w16cex="http://schemas.microsoft.com/office/word/2018/wordml/cex" xmlns:w16cid="http://schemas.microsoft.com/office/word/2016/wordml/cid" xmlns:w16="http://schemas.microsoft.com/office/word/2018/wordml" xmlns:w16du="http://schemas.microsoft.com/office/word/2023/wordml/word16du" xmlns:w16sdtdh="http://schemas.microsoft.com/office/word/2020/wordml/sdtdatahash" xmlns:w16sdtfl="http://schemas.microsoft.com/office/word/2024/wordml/sdtformatlock" xmlns:w16se="http://schemas.microsoft.com/office/word/2015/wordml/symex" xmlns:wpg="http://schemas.microsoft.com/office/word/2010/wordprocessingGroup" xmlns:wpi="http://schemas.microsoft.com/office/word/2010/wordprocessingInk" xmlns:wne="http://schemas.microsoft.com/office/word/2006/wordml" xmlns:wps="http://schemas.microsoft.com/office/word/2010/wordprocessingShape" mc:Ignorable="w14 w15 w16se w16cid w16 w16cex w16sdtdh w16sdtfl w16du wp14">
+  <w:footnote w:type="separator" w:id="-1">
+    <w:p>
+      <w:pPr>
+        <w:spacing w:after="0" w:line="240" w:lineRule="auto"/>
+      </w:pPr>
+      <w:r>
+        <w:separator/>
+      </w:r>
+    </w:p>
+  </w:footnote>
+  <w:footnote w:type="continuationSeparator" w:id="0">
+    <w:p>
+      <w:pPr>
+        <w:spacing w:after="0" w:line="240" w:lineRule="auto"/>
+      </w:pPr>
+      <w:r>
+        <w:continuationSeparator/>
+      </w:r>
+    </w:p>
+  </w:footnote>
+</w:footnotes>
 </file>
 
 <file path=word/numbering.xml><?xml version="1.0" encoding="utf-8"?>
@@ -22055,6 +23327,50 @@
       </w:tblBorders>
     </w:tblPr>
   </w:style>
+  <w:style w:type="paragraph" w:styleId="ac">
+    <w:name w:val="header"/>
+    <w:basedOn w:val="a"/>
+    <w:link w:val="ad"/>
+    <w:uiPriority w:val="99"/>
+    <w:unhideWhenUsed/>
+    <w:rsid w:val="00FE4D05"/>
+    <w:pPr>
+      <w:tabs>
+        <w:tab w:val="center" w:pos="4677"/>
+        <w:tab w:val="right" w:pos="9355"/>
+      </w:tabs>
+      <w:spacing w:after="0" w:line="240" w:lineRule="auto"/>
+    </w:pPr>
+  </w:style>
+  <w:style w:type="character" w:customStyle="1" w:styleId="ad">
+    <w:name w:val="Верхний колонтитул Знак"/>
+    <w:basedOn w:val="a0"/>
+    <w:link w:val="ac"/>
+    <w:uiPriority w:val="99"/>
+    <w:rsid w:val="00FE4D05"/>
+  </w:style>
+  <w:style w:type="paragraph" w:styleId="ae">
+    <w:name w:val="footer"/>
+    <w:basedOn w:val="a"/>
+    <w:link w:val="af"/>
+    <w:uiPriority w:val="99"/>
+    <w:unhideWhenUsed/>
+    <w:rsid w:val="00FE4D05"/>
+    <w:pPr>
+      <w:tabs>
+        <w:tab w:val="center" w:pos="4677"/>
+        <w:tab w:val="right" w:pos="9355"/>
+      </w:tabs>
+      <w:spacing w:after="0" w:line="240" w:lineRule="auto"/>
+    </w:pPr>
+  </w:style>
+  <w:style w:type="character" w:customStyle="1" w:styleId="af">
+    <w:name w:val="Нижний колонтитул Знак"/>
+    <w:basedOn w:val="a0"/>
+    <w:link w:val="ae"/>
+    <w:uiPriority w:val="99"/>
+    <w:rsid w:val="00FE4D05"/>
+  </w:style>
 </w:styles>
 </file>
 
@@ -22341,4 +23657,16 @@
   <a:objectDefaults/>
   <a:extraClrSchemeLst/>
 </a:theme>
+</file>
+
+<file path=customXml/item1.xml><?xml version="1.0" encoding="utf-8"?>
+<b:Sources xmlns:b="http://schemas.openxmlformats.org/officeDocument/2006/bibliography" xmlns="http://schemas.openxmlformats.org/officeDocument/2006/bibliography" SelectedStyle="\APASixthEditionOfficeOnline.xsl" StyleName="APA" Version="6"/>
+</file>
+
+<file path=customXml/itemProps1.xml><?xml version="1.0" encoding="utf-8"?>
+<ds:datastoreItem xmlns:ds="http://schemas.openxmlformats.org/officeDocument/2006/customXml" ds:itemID="{B3B561BA-080A-4C0D-8321-48CACB313944}">
+  <ds:schemaRefs>
+    <ds:schemaRef ds:uri="http://schemas.openxmlformats.org/officeDocument/2006/bibliography"/>
+  </ds:schemaRefs>
+</ds:datastoreItem>
 </file>